--- a/proj-arch.docx
+++ b/proj-arch.docx
@@ -110,608 +110,652 @@
         <w:lastRenderedPageBreak/>
         <w:t>*) Terraform repo structure:</w:t>
       </w:r>
+    </w:p>
+    <w:p>
+      <w:r>
+        <w:t>modules/</w:t>
+      </w:r>
+    </w:p>
+    <w:p>
+      <w:r>
+        <w:rPr>
+          <w:rFonts w:ascii="Arial" w:hAnsi="Arial" w:cs="Arial"/>
+        </w:rPr>
+        <w:t>├</w:t>
+      </w:r>
+      <w:r>
+        <w:rPr>
+          <w:rFonts w:ascii="Calibri" w:hAnsi="Calibri" w:cs="Calibri"/>
+        </w:rPr>
+        <w:t>──</w:t>
+      </w:r>
+      <w:r>
+        <w:t xml:space="preserve"> network/</w:t>
+      </w:r>
+    </w:p>
+    <w:p>
+      <w:r>
+        <w:t xml:space="preserve">│   </w:t>
+      </w:r>
+      <w:r>
+        <w:rPr>
+          <w:rFonts w:ascii="Arial" w:hAnsi="Arial" w:cs="Arial"/>
+        </w:rPr>
+        <w:t>├</w:t>
+      </w:r>
+      <w:r>
+        <w:rPr>
+          <w:rFonts w:ascii="Calibri" w:hAnsi="Calibri" w:cs="Calibri"/>
+        </w:rPr>
+        <w:t>──</w:t>
+      </w:r>
+      <w:r>
+        <w:t xml:space="preserve"> </w:t>
+      </w:r>
+      <w:proofErr w:type="spellStart"/>
+      <w:r>
+        <w:t>vpc</w:t>
+      </w:r>
+      <w:proofErr w:type="spellEnd"/>
+      <w:r>
+        <w:t>/</w:t>
+      </w:r>
+    </w:p>
+    <w:p>
+      <w:r>
+        <w:t xml:space="preserve">│   </w:t>
+      </w:r>
+      <w:r>
+        <w:rPr>
+          <w:rFonts w:ascii="Arial" w:hAnsi="Arial" w:cs="Arial"/>
+        </w:rPr>
+        <w:t>├</w:t>
+      </w:r>
+      <w:r>
+        <w:rPr>
+          <w:rFonts w:ascii="Calibri" w:hAnsi="Calibri" w:cs="Calibri"/>
+        </w:rPr>
+        <w:t>──</w:t>
+      </w:r>
+      <w:r>
+        <w:t xml:space="preserve"> subnets/</w:t>
+      </w:r>
+    </w:p>
+    <w:p>
+      <w:r>
+        <w:t xml:space="preserve">│   </w:t>
+      </w:r>
+      <w:r>
+        <w:rPr>
+          <w:rFonts w:ascii="Arial" w:hAnsi="Arial" w:cs="Arial"/>
+        </w:rPr>
+        <w:t>├</w:t>
+      </w:r>
+      <w:r>
+        <w:rPr>
+          <w:rFonts w:ascii="Calibri" w:hAnsi="Calibri" w:cs="Calibri"/>
+        </w:rPr>
+        <w:t>──</w:t>
+      </w:r>
+      <w:r>
+        <w:t xml:space="preserve"> </w:t>
+      </w:r>
+      <w:proofErr w:type="spellStart"/>
+      <w:r>
+        <w:t>igw</w:t>
+      </w:r>
+      <w:proofErr w:type="spellEnd"/>
+      <w:r>
+        <w:t>/</w:t>
+      </w:r>
+    </w:p>
+    <w:p>
+      <w:r>
+        <w:t xml:space="preserve">│   </w:t>
+      </w:r>
+      <w:r>
+        <w:rPr>
+          <w:rFonts w:ascii="Arial" w:hAnsi="Arial" w:cs="Arial"/>
+        </w:rPr>
+        <w:t>├</w:t>
+      </w:r>
+      <w:r>
+        <w:rPr>
+          <w:rFonts w:ascii="Calibri" w:hAnsi="Calibri" w:cs="Calibri"/>
+        </w:rPr>
+        <w:t>──</w:t>
+      </w:r>
+      <w:r>
+        <w:t xml:space="preserve"> </w:t>
+      </w:r>
+      <w:proofErr w:type="spellStart"/>
+      <w:r>
+        <w:t>nat</w:t>
+      </w:r>
+      <w:proofErr w:type="spellEnd"/>
+      <w:r>
+        <w:t>/</w:t>
+      </w:r>
+    </w:p>
+    <w:p>
+      <w:r>
+        <w:t xml:space="preserve">│   </w:t>
+      </w:r>
+      <w:r>
+        <w:rPr>
+          <w:rFonts w:ascii="Arial" w:hAnsi="Arial" w:cs="Arial"/>
+        </w:rPr>
+        <w:t>├</w:t>
+      </w:r>
+      <w:r>
+        <w:rPr>
+          <w:rFonts w:ascii="Calibri" w:hAnsi="Calibri" w:cs="Calibri"/>
+        </w:rPr>
+        <w:t>──</w:t>
+      </w:r>
+      <w:r>
+        <w:t xml:space="preserve"> </w:t>
+      </w:r>
+      <w:proofErr w:type="spellStart"/>
+      <w:r>
+        <w:t>route_tables</w:t>
+      </w:r>
+      <w:proofErr w:type="spellEnd"/>
+      <w:r>
+        <w:t>/</w:t>
+      </w:r>
+    </w:p>
+    <w:p>
+      <w:r>
+        <w:t xml:space="preserve">│   </w:t>
+      </w:r>
+      <w:r>
+        <w:rPr>
+          <w:rFonts w:ascii="Arial" w:hAnsi="Arial" w:cs="Arial"/>
+        </w:rPr>
+        <w:t>├</w:t>
+      </w:r>
+      <w:r>
+        <w:rPr>
+          <w:rFonts w:ascii="Calibri" w:hAnsi="Calibri" w:cs="Calibri"/>
+        </w:rPr>
+        <w:t>──</w:t>
+      </w:r>
+      <w:r>
+        <w:t xml:space="preserve"> </w:t>
+      </w:r>
+      <w:proofErr w:type="spellStart"/>
+      <w:r>
+        <w:t>security_groups</w:t>
+      </w:r>
+      <w:proofErr w:type="spellEnd"/>
+      <w:r>
+        <w:t>/</w:t>
+      </w:r>
+    </w:p>
+    <w:p>
+      <w:r>
+        <w:t xml:space="preserve">│   └── </w:t>
+      </w:r>
+      <w:proofErr w:type="spellStart"/>
+      <w:r>
+        <w:t>flow_logs</w:t>
+      </w:r>
+      <w:proofErr w:type="spellEnd"/>
+      <w:r>
+        <w:t>/</w:t>
+      </w:r>
+    </w:p>
+    <w:p>
+      <w:r>
+        <w:t>│</w:t>
+      </w:r>
+    </w:p>
+    <w:p>
+      <w:r>
+        <w:rPr>
+          <w:rFonts w:ascii="Arial" w:hAnsi="Arial" w:cs="Arial"/>
+        </w:rPr>
+        <w:t>├</w:t>
+      </w:r>
+      <w:r>
+        <w:rPr>
+          <w:rFonts w:ascii="Calibri" w:hAnsi="Calibri" w:cs="Calibri"/>
+        </w:rPr>
+        <w:t>──</w:t>
+      </w:r>
+      <w:r>
+        <w:t xml:space="preserve"> </w:t>
+      </w:r>
+      <w:proofErr w:type="spellStart"/>
+      <w:r>
+        <w:t>eks</w:t>
+      </w:r>
+      <w:proofErr w:type="spellEnd"/>
+      <w:r>
+        <w:t>/</w:t>
+      </w:r>
+    </w:p>
+    <w:p>
+      <w:r>
+        <w:t xml:space="preserve">│   </w:t>
+      </w:r>
+      <w:r>
+        <w:rPr>
+          <w:rFonts w:ascii="Arial" w:hAnsi="Arial" w:cs="Arial"/>
+        </w:rPr>
+        <w:t>├</w:t>
+      </w:r>
+      <w:r>
+        <w:rPr>
+          <w:rFonts w:ascii="Calibri" w:hAnsi="Calibri" w:cs="Calibri"/>
+        </w:rPr>
+        <w:t>──</w:t>
+      </w:r>
+      <w:r>
+        <w:t xml:space="preserve"> cluster/</w:t>
+      </w:r>
+    </w:p>
+    <w:p>
+      <w:r>
+        <w:t xml:space="preserve">│   </w:t>
+      </w:r>
+      <w:r>
+        <w:rPr>
+          <w:rFonts w:ascii="Arial" w:hAnsi="Arial" w:cs="Arial"/>
+        </w:rPr>
+        <w:t>├</w:t>
+      </w:r>
+      <w:r>
+        <w:rPr>
+          <w:rFonts w:ascii="Calibri" w:hAnsi="Calibri" w:cs="Calibri"/>
+        </w:rPr>
+        <w:t>──</w:t>
+      </w:r>
+      <w:r>
+        <w:t xml:space="preserve"> </w:t>
+      </w:r>
+      <w:proofErr w:type="spellStart"/>
+      <w:r>
+        <w:t>node_groups</w:t>
+      </w:r>
+      <w:proofErr w:type="spellEnd"/>
+      <w:r>
+        <w:t>/</w:t>
+      </w:r>
+    </w:p>
+    <w:p>
+      <w:r>
+        <w:t xml:space="preserve">│   </w:t>
+      </w:r>
+      <w:r>
+        <w:rPr>
+          <w:rFonts w:ascii="Arial" w:hAnsi="Arial" w:cs="Arial"/>
+        </w:rPr>
+        <w:t>├</w:t>
+      </w:r>
+      <w:r>
+        <w:rPr>
+          <w:rFonts w:ascii="Calibri" w:hAnsi="Calibri" w:cs="Calibri"/>
+        </w:rPr>
+        <w:t>──</w:t>
+      </w:r>
+      <w:r>
+        <w:t xml:space="preserve"> </w:t>
+      </w:r>
+      <w:proofErr w:type="spellStart"/>
+      <w:r>
+        <w:t>iam</w:t>
+      </w:r>
+      <w:proofErr w:type="spellEnd"/>
+      <w:r>
+        <w:t>/</w:t>
+      </w:r>
+    </w:p>
+    <w:p>
+      <w:r>
+        <w:t xml:space="preserve">|    </w:t>
+      </w:r>
+      <w:r>
+        <w:t xml:space="preserve">      </w:t>
+      </w:r>
+      <w:r>
+        <w:t xml:space="preserve"> </w:t>
+      </w:r>
+      <w:proofErr w:type="spellStart"/>
+      <w:r>
+        <w:t>cluster_role</w:t>
+      </w:r>
+      <w:proofErr w:type="spellEnd"/>
+      <w:r>
+        <w:t>/</w:t>
+      </w:r>
+      <w:r>
+        <w:br/>
+      </w:r>
+      <w:r>
+        <w:t>|</w:t>
+      </w:r>
+      <w:r>
+        <w:t xml:space="preserve">           </w:t>
+      </w:r>
+      <w:proofErr w:type="spellStart"/>
+      <w:r>
+        <w:t>node_role</w:t>
+      </w:r>
+      <w:proofErr w:type="spellEnd"/>
+      <w:r>
+        <w:t>/</w:t>
+      </w:r>
+      <w:r>
+        <w:br/>
+      </w:r>
+      <w:r>
+        <w:t>|</w:t>
+      </w:r>
+      <w:r>
+        <w:t xml:space="preserve">           </w:t>
+      </w:r>
+      <w:proofErr w:type="spellStart"/>
+      <w:r>
+        <w:t>irsa</w:t>
+      </w:r>
+      <w:proofErr w:type="spellEnd"/>
+      <w:r>
+        <w:t>/</w:t>
+      </w:r>
+    </w:p>
+    <w:p>
+      <w:r>
+        <w:t xml:space="preserve">│   └── </w:t>
+      </w:r>
+      <w:proofErr w:type="spellStart"/>
+      <w:r>
+        <w:t>oidc</w:t>
+      </w:r>
+      <w:proofErr w:type="spellEnd"/>
+      <w:r>
+        <w:t>/</w:t>
+      </w:r>
+    </w:p>
+    <w:p>
+      <w:r>
+        <w:t>│</w:t>
+      </w:r>
+    </w:p>
+    <w:p>
+      <w:r>
+        <w:rPr>
+          <w:rFonts w:ascii="Arial" w:hAnsi="Arial" w:cs="Arial"/>
+        </w:rPr>
+        <w:t>├</w:t>
+      </w:r>
+      <w:r>
+        <w:rPr>
+          <w:rFonts w:ascii="Calibri" w:hAnsi="Calibri" w:cs="Calibri"/>
+        </w:rPr>
+        <w:t>──</w:t>
+      </w:r>
+      <w:r>
+        <w:t xml:space="preserve"> container/</w:t>
+      </w:r>
+    </w:p>
+    <w:p>
+      <w:r>
+        <w:t xml:space="preserve">│   └── </w:t>
+      </w:r>
+      <w:proofErr w:type="spellStart"/>
+      <w:r>
+        <w:t>ecr</w:t>
+      </w:r>
+      <w:proofErr w:type="spellEnd"/>
+      <w:r>
+        <w:t>/</w:t>
+      </w:r>
+    </w:p>
+    <w:p>
+      <w:r>
+        <w:t>│</w:t>
+      </w:r>
+    </w:p>
+    <w:p>
+      <w:r>
+        <w:rPr>
+          <w:rFonts w:ascii="Arial" w:hAnsi="Arial" w:cs="Arial"/>
+        </w:rPr>
+        <w:t>├</w:t>
+      </w:r>
+      <w:r>
+        <w:rPr>
+          <w:rFonts w:ascii="Calibri" w:hAnsi="Calibri" w:cs="Calibri"/>
+        </w:rPr>
+        <w:t>──</w:t>
+      </w:r>
+      <w:r>
+        <w:t xml:space="preserve"> storage/</w:t>
+      </w:r>
+    </w:p>
+    <w:p>
+      <w:r>
+        <w:t xml:space="preserve">│   </w:t>
+      </w:r>
+      <w:r>
+        <w:rPr>
+          <w:rFonts w:ascii="Arial" w:hAnsi="Arial" w:cs="Arial"/>
+        </w:rPr>
+        <w:t>├</w:t>
+      </w:r>
+      <w:r>
+        <w:rPr>
+          <w:rFonts w:ascii="Calibri" w:hAnsi="Calibri" w:cs="Calibri"/>
+        </w:rPr>
+        <w:t>──</w:t>
+      </w:r>
+      <w:r>
+        <w:t xml:space="preserve"> s3/</w:t>
+      </w:r>
+    </w:p>
+    <w:p>
+      <w:r>
+        <w:t xml:space="preserve">│   </w:t>
+      </w:r>
+      <w:r>
+        <w:rPr>
+          <w:rFonts w:ascii="Arial" w:hAnsi="Arial" w:cs="Arial"/>
+        </w:rPr>
+        <w:t>├</w:t>
+      </w:r>
+      <w:r>
+        <w:rPr>
+          <w:rFonts w:ascii="Calibri" w:hAnsi="Calibri" w:cs="Calibri"/>
+        </w:rPr>
+        <w:t>──</w:t>
+      </w:r>
+      <w:r>
+        <w:t xml:space="preserve"> </w:t>
+      </w:r>
+      <w:proofErr w:type="spellStart"/>
+      <w:r>
+        <w:t>ebs</w:t>
+      </w:r>
+      <w:proofErr w:type="spellEnd"/>
+      <w:r>
+        <w:t>/</w:t>
+      </w:r>
+    </w:p>
+    <w:p>
+      <w:r>
+        <w:t xml:space="preserve">│   └── </w:t>
+      </w:r>
+      <w:proofErr w:type="spellStart"/>
+      <w:r>
+        <w:t>efs</w:t>
+      </w:r>
+      <w:proofErr w:type="spellEnd"/>
+      <w:r>
+        <w:t>/</w:t>
+      </w:r>
+    </w:p>
+    <w:p>
+      <w:r>
+        <w:t>│</w:t>
+      </w:r>
+    </w:p>
+    <w:p>
+      <w:r>
+        <w:rPr>
+          <w:rFonts w:ascii="Arial" w:hAnsi="Arial" w:cs="Arial"/>
+        </w:rPr>
+        <w:t>├</w:t>
+      </w:r>
+      <w:r>
+        <w:rPr>
+          <w:rFonts w:ascii="Calibri" w:hAnsi="Calibri" w:cs="Calibri"/>
+        </w:rPr>
+        <w:t>──</w:t>
+      </w:r>
+      <w:r>
+        <w:t xml:space="preserve"> observability/</w:t>
+      </w:r>
+    </w:p>
+    <w:p>
+      <w:r>
+        <w:t xml:space="preserve">│   </w:t>
+      </w:r>
+      <w:r>
+        <w:rPr>
+          <w:rFonts w:ascii="Arial" w:hAnsi="Arial" w:cs="Arial"/>
+        </w:rPr>
+        <w:t>├</w:t>
+      </w:r>
+      <w:r>
+        <w:rPr>
+          <w:rFonts w:ascii="Calibri" w:hAnsi="Calibri" w:cs="Calibri"/>
+        </w:rPr>
+        <w:t>──</w:t>
+      </w:r>
+      <w:r>
+        <w:t xml:space="preserve"> </w:t>
+      </w:r>
+      <w:proofErr w:type="spellStart"/>
+      <w:r>
+        <w:t>cloudwatch</w:t>
+      </w:r>
+      <w:proofErr w:type="spellEnd"/>
+      <w:r>
+        <w:t>/</w:t>
+      </w:r>
+    </w:p>
+    <w:p>
+      <w:r>
+        <w:t>│   └── alarms/</w:t>
+      </w:r>
+    </w:p>
+    <w:p>
+      <w:r>
+        <w:t>│</w:t>
+      </w:r>
+    </w:p>
+    <w:p>
+      <w:pPr>
+        <w:rPr>
+          <w:rFonts w:ascii="Arial" w:hAnsi="Arial" w:cs="Arial"/>
+        </w:rPr>
+      </w:pPr>
+    </w:p>
+    <w:p>
+      <w:pPr>
+        <w:rPr>
+          <w:rFonts w:ascii="Arial" w:hAnsi="Arial" w:cs="Arial"/>
+        </w:rPr>
+      </w:pPr>
+    </w:p>
+    <w:p>
+      <w:pPr>
+        <w:rPr>
+          <w:rFonts w:ascii="Arial" w:hAnsi="Arial" w:cs="Arial"/>
+        </w:rPr>
+      </w:pPr>
+    </w:p>
+    <w:p>
+      <w:r>
+        <w:rPr>
+          <w:rFonts w:ascii="Arial" w:hAnsi="Arial" w:cs="Arial"/>
+        </w:rPr>
+        <w:t>├</w:t>
+      </w:r>
+      <w:r>
+        <w:rPr>
+          <w:rFonts w:ascii="Calibri" w:hAnsi="Calibri" w:cs="Calibri"/>
+        </w:rPr>
+        <w:t>──</w:t>
+      </w:r>
+      <w:r>
+        <w:t xml:space="preserve"> security/</w:t>
+      </w:r>
+    </w:p>
+    <w:p>
+      <w:r>
+        <w:t xml:space="preserve">│   </w:t>
+      </w:r>
+      <w:r>
+        <w:rPr>
+          <w:rFonts w:ascii="Arial" w:hAnsi="Arial" w:cs="Arial"/>
+        </w:rPr>
+        <w:t>├</w:t>
+      </w:r>
+      <w:r>
+        <w:rPr>
+          <w:rFonts w:ascii="Calibri" w:hAnsi="Calibri" w:cs="Calibri"/>
+        </w:rPr>
+        <w:t>──</w:t>
+      </w:r>
+      <w:r>
+        <w:t xml:space="preserve"> </w:t>
+      </w:r>
+      <w:proofErr w:type="spellStart"/>
+      <w:r>
+        <w:t>kms</w:t>
+      </w:r>
+      <w:proofErr w:type="spellEnd"/>
+      <w:r>
+        <w:t>/</w:t>
+      </w:r>
+    </w:p>
+    <w:p>
+      <w:r>
+        <w:t xml:space="preserve">│   </w:t>
+      </w:r>
+      <w:r>
+        <w:rPr>
+          <w:rFonts w:ascii="Arial" w:hAnsi="Arial" w:cs="Arial"/>
+        </w:rPr>
+        <w:t>├</w:t>
+      </w:r>
+      <w:r>
+        <w:rPr>
+          <w:rFonts w:ascii="Calibri" w:hAnsi="Calibri" w:cs="Calibri"/>
+        </w:rPr>
+        <w:t>──</w:t>
+      </w:r>
+      <w:r>
+        <w:t xml:space="preserve"> </w:t>
+      </w:r>
+      <w:proofErr w:type="spellStart"/>
+      <w:r>
+        <w:t>secrets_manager</w:t>
+      </w:r>
+      <w:proofErr w:type="spellEnd"/>
+      <w:r>
+        <w:t>/</w:t>
+      </w:r>
+    </w:p>
+    <w:p>
+      <w:r>
+        <w:t xml:space="preserve">│  </w:t>
+      </w:r>
       <w:bookmarkStart w:id="0" w:name="_GoBack"/>
       <w:bookmarkEnd w:id="0"/>
-    </w:p>
-    <w:p/>
-    <w:p>
-      <w:r>
-        <w:t>modules/</w:t>
-      </w:r>
-    </w:p>
-    <w:p>
-      <w:r>
-        <w:rPr>
-          <w:rFonts w:ascii="Arial" w:hAnsi="Arial" w:cs="Arial"/>
-        </w:rPr>
-        <w:t>├</w:t>
-      </w:r>
-      <w:r>
-        <w:rPr>
-          <w:rFonts w:ascii="Calibri" w:hAnsi="Calibri" w:cs="Calibri"/>
-        </w:rPr>
-        <w:t>──</w:t>
-      </w:r>
-      <w:r>
-        <w:t xml:space="preserve"> network/</w:t>
-      </w:r>
-    </w:p>
-    <w:p>
-      <w:r>
-        <w:t xml:space="preserve">│   </w:t>
-      </w:r>
-      <w:r>
-        <w:rPr>
-          <w:rFonts w:ascii="Arial" w:hAnsi="Arial" w:cs="Arial"/>
-        </w:rPr>
-        <w:t>├</w:t>
-      </w:r>
-      <w:r>
-        <w:rPr>
-          <w:rFonts w:ascii="Calibri" w:hAnsi="Calibri" w:cs="Calibri"/>
-        </w:rPr>
-        <w:t>──</w:t>
-      </w:r>
-      <w:r>
-        <w:t xml:space="preserve"> </w:t>
-      </w:r>
-      <w:proofErr w:type="spellStart"/>
-      <w:r>
-        <w:t>vpc</w:t>
-      </w:r>
-      <w:proofErr w:type="spellEnd"/>
-      <w:r>
-        <w:t>/</w:t>
-      </w:r>
-    </w:p>
-    <w:p>
-      <w:r>
-        <w:t xml:space="preserve">│   </w:t>
-      </w:r>
-      <w:r>
-        <w:rPr>
-          <w:rFonts w:ascii="Arial" w:hAnsi="Arial" w:cs="Arial"/>
-        </w:rPr>
-        <w:t>├</w:t>
-      </w:r>
-      <w:r>
-        <w:rPr>
-          <w:rFonts w:ascii="Calibri" w:hAnsi="Calibri" w:cs="Calibri"/>
-        </w:rPr>
-        <w:t>──</w:t>
-      </w:r>
-      <w:r>
-        <w:t xml:space="preserve"> subnets/</w:t>
-      </w:r>
-    </w:p>
-    <w:p>
-      <w:r>
-        <w:t xml:space="preserve">│   </w:t>
-      </w:r>
-      <w:r>
-        <w:rPr>
-          <w:rFonts w:ascii="Arial" w:hAnsi="Arial" w:cs="Arial"/>
-        </w:rPr>
-        <w:t>├</w:t>
-      </w:r>
-      <w:r>
-        <w:rPr>
-          <w:rFonts w:ascii="Calibri" w:hAnsi="Calibri" w:cs="Calibri"/>
-        </w:rPr>
-        <w:t>──</w:t>
-      </w:r>
-      <w:r>
-        <w:t xml:space="preserve"> </w:t>
-      </w:r>
-      <w:proofErr w:type="spellStart"/>
-      <w:r>
-        <w:t>igw</w:t>
-      </w:r>
-      <w:proofErr w:type="spellEnd"/>
-      <w:r>
-        <w:t>/</w:t>
-      </w:r>
-    </w:p>
-    <w:p>
-      <w:r>
-        <w:t xml:space="preserve">│   </w:t>
-      </w:r>
-      <w:r>
-        <w:rPr>
-          <w:rFonts w:ascii="Arial" w:hAnsi="Arial" w:cs="Arial"/>
-        </w:rPr>
-        <w:t>├</w:t>
-      </w:r>
-      <w:r>
-        <w:rPr>
-          <w:rFonts w:ascii="Calibri" w:hAnsi="Calibri" w:cs="Calibri"/>
-        </w:rPr>
-        <w:t>──</w:t>
-      </w:r>
-      <w:r>
-        <w:t xml:space="preserve"> </w:t>
-      </w:r>
-      <w:proofErr w:type="spellStart"/>
-      <w:r>
-        <w:t>nat</w:t>
-      </w:r>
-      <w:proofErr w:type="spellEnd"/>
-      <w:r>
-        <w:t>/</w:t>
-      </w:r>
-    </w:p>
-    <w:p>
-      <w:r>
-        <w:t xml:space="preserve">│   </w:t>
-      </w:r>
-      <w:r>
-        <w:rPr>
-          <w:rFonts w:ascii="Arial" w:hAnsi="Arial" w:cs="Arial"/>
-        </w:rPr>
-        <w:t>├</w:t>
-      </w:r>
-      <w:r>
-        <w:rPr>
-          <w:rFonts w:ascii="Calibri" w:hAnsi="Calibri" w:cs="Calibri"/>
-        </w:rPr>
-        <w:t>──</w:t>
-      </w:r>
-      <w:r>
-        <w:t xml:space="preserve"> </w:t>
-      </w:r>
-      <w:proofErr w:type="spellStart"/>
-      <w:r>
-        <w:t>route_tables</w:t>
-      </w:r>
-      <w:proofErr w:type="spellEnd"/>
-      <w:r>
-        <w:t>/</w:t>
-      </w:r>
-    </w:p>
-    <w:p>
-      <w:r>
-        <w:t xml:space="preserve">│   </w:t>
-      </w:r>
-      <w:r>
-        <w:rPr>
-          <w:rFonts w:ascii="Arial" w:hAnsi="Arial" w:cs="Arial"/>
-        </w:rPr>
-        <w:t>├</w:t>
-      </w:r>
-      <w:r>
-        <w:rPr>
-          <w:rFonts w:ascii="Calibri" w:hAnsi="Calibri" w:cs="Calibri"/>
-        </w:rPr>
-        <w:t>──</w:t>
-      </w:r>
-      <w:r>
-        <w:t xml:space="preserve"> </w:t>
-      </w:r>
-      <w:proofErr w:type="spellStart"/>
-      <w:r>
-        <w:t>security_groups</w:t>
-      </w:r>
-      <w:proofErr w:type="spellEnd"/>
-      <w:r>
-        <w:t>/</w:t>
-      </w:r>
-    </w:p>
-    <w:p>
-      <w:r>
-        <w:t xml:space="preserve">│   └── </w:t>
-      </w:r>
-      <w:proofErr w:type="spellStart"/>
-      <w:r>
-        <w:t>flow_logs</w:t>
-      </w:r>
-      <w:proofErr w:type="spellEnd"/>
-      <w:r>
-        <w:t>/</w:t>
-      </w:r>
-    </w:p>
-    <w:p>
-      <w:r>
-        <w:t>│</w:t>
-      </w:r>
-    </w:p>
-    <w:p>
-      <w:r>
-        <w:rPr>
-          <w:rFonts w:ascii="Arial" w:hAnsi="Arial" w:cs="Arial"/>
-        </w:rPr>
-        <w:t>├</w:t>
-      </w:r>
-      <w:r>
-        <w:rPr>
-          <w:rFonts w:ascii="Calibri" w:hAnsi="Calibri" w:cs="Calibri"/>
-        </w:rPr>
-        <w:t>──</w:t>
-      </w:r>
-      <w:r>
-        <w:t xml:space="preserve"> </w:t>
-      </w:r>
-      <w:proofErr w:type="spellStart"/>
-      <w:r>
-        <w:t>eks</w:t>
-      </w:r>
-      <w:proofErr w:type="spellEnd"/>
-      <w:r>
-        <w:t>/</w:t>
-      </w:r>
-    </w:p>
-    <w:p>
-      <w:r>
-        <w:t xml:space="preserve">│   </w:t>
-      </w:r>
-      <w:r>
-        <w:rPr>
-          <w:rFonts w:ascii="Arial" w:hAnsi="Arial" w:cs="Arial"/>
-        </w:rPr>
-        <w:t>├</w:t>
-      </w:r>
-      <w:r>
-        <w:rPr>
-          <w:rFonts w:ascii="Calibri" w:hAnsi="Calibri" w:cs="Calibri"/>
-        </w:rPr>
-        <w:t>──</w:t>
-      </w:r>
-      <w:r>
-        <w:t xml:space="preserve"> cluster/</w:t>
-      </w:r>
-    </w:p>
-    <w:p>
-      <w:r>
-        <w:t xml:space="preserve">│   </w:t>
-      </w:r>
-      <w:r>
-        <w:rPr>
-          <w:rFonts w:ascii="Arial" w:hAnsi="Arial" w:cs="Arial"/>
-        </w:rPr>
-        <w:t>├</w:t>
-      </w:r>
-      <w:r>
-        <w:rPr>
-          <w:rFonts w:ascii="Calibri" w:hAnsi="Calibri" w:cs="Calibri"/>
-        </w:rPr>
-        <w:t>──</w:t>
-      </w:r>
-      <w:r>
-        <w:t xml:space="preserve"> </w:t>
-      </w:r>
-      <w:proofErr w:type="spellStart"/>
-      <w:r>
-        <w:t>node_groups</w:t>
-      </w:r>
-      <w:proofErr w:type="spellEnd"/>
-      <w:r>
-        <w:t>/</w:t>
-      </w:r>
-    </w:p>
-    <w:p>
-      <w:r>
-        <w:t xml:space="preserve">│   </w:t>
-      </w:r>
-      <w:r>
-        <w:rPr>
-          <w:rFonts w:ascii="Arial" w:hAnsi="Arial" w:cs="Arial"/>
-        </w:rPr>
-        <w:t>├</w:t>
-      </w:r>
-      <w:r>
-        <w:rPr>
-          <w:rFonts w:ascii="Calibri" w:hAnsi="Calibri" w:cs="Calibri"/>
-        </w:rPr>
-        <w:t>──</w:t>
-      </w:r>
-      <w:r>
-        <w:t xml:space="preserve"> </w:t>
-      </w:r>
-      <w:proofErr w:type="spellStart"/>
-      <w:r>
-        <w:t>iam</w:t>
-      </w:r>
-      <w:proofErr w:type="spellEnd"/>
-      <w:r>
-        <w:t>/</w:t>
-      </w:r>
-    </w:p>
-    <w:p>
-      <w:r>
-        <w:t xml:space="preserve">│   └── </w:t>
-      </w:r>
-      <w:proofErr w:type="spellStart"/>
-      <w:r>
-        <w:t>oidc</w:t>
-      </w:r>
-      <w:proofErr w:type="spellEnd"/>
-      <w:r>
-        <w:t>/</w:t>
-      </w:r>
-    </w:p>
-    <w:p>
-      <w:r>
-        <w:t>│</w:t>
-      </w:r>
-    </w:p>
-    <w:p>
-      <w:r>
-        <w:rPr>
-          <w:rFonts w:ascii="Arial" w:hAnsi="Arial" w:cs="Arial"/>
-        </w:rPr>
-        <w:t>├</w:t>
-      </w:r>
-      <w:r>
-        <w:rPr>
-          <w:rFonts w:ascii="Calibri" w:hAnsi="Calibri" w:cs="Calibri"/>
-        </w:rPr>
-        <w:t>──</w:t>
-      </w:r>
-      <w:r>
-        <w:t xml:space="preserve"> container/</w:t>
-      </w:r>
-    </w:p>
-    <w:p>
-      <w:r>
-        <w:t xml:space="preserve">│   └── </w:t>
-      </w:r>
-      <w:proofErr w:type="spellStart"/>
-      <w:r>
-        <w:t>ecr</w:t>
-      </w:r>
-      <w:proofErr w:type="spellEnd"/>
-      <w:r>
-        <w:t>/</w:t>
-      </w:r>
-    </w:p>
-    <w:p>
-      <w:r>
-        <w:t>│</w:t>
-      </w:r>
-    </w:p>
-    <w:p>
-      <w:r>
-        <w:rPr>
-          <w:rFonts w:ascii="Arial" w:hAnsi="Arial" w:cs="Arial"/>
-        </w:rPr>
-        <w:t>├</w:t>
-      </w:r>
-      <w:r>
-        <w:rPr>
-          <w:rFonts w:ascii="Calibri" w:hAnsi="Calibri" w:cs="Calibri"/>
-        </w:rPr>
-        <w:t>──</w:t>
-      </w:r>
-      <w:r>
-        <w:t xml:space="preserve"> storage/</w:t>
-      </w:r>
-    </w:p>
-    <w:p>
-      <w:r>
-        <w:t xml:space="preserve">│   </w:t>
-      </w:r>
-      <w:r>
-        <w:rPr>
-          <w:rFonts w:ascii="Arial" w:hAnsi="Arial" w:cs="Arial"/>
-        </w:rPr>
-        <w:t>├</w:t>
-      </w:r>
-      <w:r>
-        <w:rPr>
-          <w:rFonts w:ascii="Calibri" w:hAnsi="Calibri" w:cs="Calibri"/>
-        </w:rPr>
-        <w:t>──</w:t>
-      </w:r>
-      <w:r>
-        <w:t xml:space="preserve"> s3/</w:t>
-      </w:r>
-    </w:p>
-    <w:p>
-      <w:r>
-        <w:t xml:space="preserve">│   </w:t>
-      </w:r>
-      <w:r>
-        <w:rPr>
-          <w:rFonts w:ascii="Arial" w:hAnsi="Arial" w:cs="Arial"/>
-        </w:rPr>
-        <w:t>├</w:t>
-      </w:r>
-      <w:r>
-        <w:rPr>
-          <w:rFonts w:ascii="Calibri" w:hAnsi="Calibri" w:cs="Calibri"/>
-        </w:rPr>
-        <w:t>──</w:t>
-      </w:r>
-      <w:r>
-        <w:t xml:space="preserve"> </w:t>
-      </w:r>
-      <w:proofErr w:type="spellStart"/>
-      <w:r>
-        <w:t>ebs</w:t>
-      </w:r>
-      <w:proofErr w:type="spellEnd"/>
-      <w:r>
-        <w:t>/</w:t>
-      </w:r>
-    </w:p>
-    <w:p>
-      <w:r>
-        <w:t xml:space="preserve">│   └── </w:t>
-      </w:r>
-      <w:proofErr w:type="spellStart"/>
-      <w:r>
-        <w:t>efs</w:t>
-      </w:r>
-      <w:proofErr w:type="spellEnd"/>
-      <w:r>
-        <w:t>/</w:t>
-      </w:r>
-    </w:p>
-    <w:p>
-      <w:r>
-        <w:t>│</w:t>
-      </w:r>
-    </w:p>
-    <w:p>
-      <w:r>
-        <w:rPr>
-          <w:rFonts w:ascii="Arial" w:hAnsi="Arial" w:cs="Arial"/>
-        </w:rPr>
-        <w:t>├</w:t>
-      </w:r>
-      <w:r>
-        <w:rPr>
-          <w:rFonts w:ascii="Calibri" w:hAnsi="Calibri" w:cs="Calibri"/>
-        </w:rPr>
-        <w:t>──</w:t>
-      </w:r>
-      <w:r>
-        <w:t xml:space="preserve"> observability/</w:t>
-      </w:r>
-    </w:p>
-    <w:p>
-      <w:r>
-        <w:t xml:space="preserve">│   </w:t>
-      </w:r>
-      <w:r>
-        <w:rPr>
-          <w:rFonts w:ascii="Arial" w:hAnsi="Arial" w:cs="Arial"/>
-        </w:rPr>
-        <w:t>├</w:t>
-      </w:r>
-      <w:r>
-        <w:rPr>
-          <w:rFonts w:ascii="Calibri" w:hAnsi="Calibri" w:cs="Calibri"/>
-        </w:rPr>
-        <w:t>──</w:t>
-      </w:r>
-      <w:r>
-        <w:t xml:space="preserve"> </w:t>
-      </w:r>
-      <w:proofErr w:type="spellStart"/>
-      <w:r>
-        <w:t>cloudwatch</w:t>
-      </w:r>
-      <w:proofErr w:type="spellEnd"/>
-      <w:r>
-        <w:t>/</w:t>
-      </w:r>
-    </w:p>
-    <w:p>
-      <w:r>
-        <w:t>│   └── alarms/</w:t>
-      </w:r>
-    </w:p>
-    <w:p>
-      <w:r>
-        <w:t>│</w:t>
-      </w:r>
-    </w:p>
-    <w:p>
-      <w:pPr>
-        <w:rPr>
-          <w:rFonts w:ascii="Arial" w:hAnsi="Arial" w:cs="Arial"/>
-        </w:rPr>
-      </w:pPr>
-    </w:p>
-    <w:p>
-      <w:pPr>
-        <w:rPr>
-          <w:rFonts w:ascii="Arial" w:hAnsi="Arial" w:cs="Arial"/>
-        </w:rPr>
-      </w:pPr>
-    </w:p>
-    <w:p>
-      <w:pPr>
-        <w:rPr>
-          <w:rFonts w:ascii="Arial" w:hAnsi="Arial" w:cs="Arial"/>
-        </w:rPr>
-      </w:pPr>
-    </w:p>
-    <w:p>
-      <w:r>
-        <w:rPr>
-          <w:rFonts w:ascii="Arial" w:hAnsi="Arial" w:cs="Arial"/>
-        </w:rPr>
-        <w:t>├</w:t>
-      </w:r>
-      <w:r>
-        <w:rPr>
-          <w:rFonts w:ascii="Calibri" w:hAnsi="Calibri" w:cs="Calibri"/>
-        </w:rPr>
-        <w:t>──</w:t>
-      </w:r>
-      <w:r>
-        <w:t xml:space="preserve"> security/</w:t>
-      </w:r>
-    </w:p>
-    <w:p>
-      <w:r>
-        <w:t xml:space="preserve">│   </w:t>
-      </w:r>
-      <w:r>
-        <w:rPr>
-          <w:rFonts w:ascii="Arial" w:hAnsi="Arial" w:cs="Arial"/>
-        </w:rPr>
-        <w:t>├</w:t>
-      </w:r>
-      <w:r>
-        <w:rPr>
-          <w:rFonts w:ascii="Calibri" w:hAnsi="Calibri" w:cs="Calibri"/>
-        </w:rPr>
-        <w:t>──</w:t>
-      </w:r>
-      <w:r>
-        <w:t xml:space="preserve"> </w:t>
-      </w:r>
-      <w:proofErr w:type="spellStart"/>
-      <w:r>
-        <w:t>kms</w:t>
-      </w:r>
-      <w:proofErr w:type="spellEnd"/>
-      <w:r>
-        <w:t>/</w:t>
-      </w:r>
-    </w:p>
-    <w:p>
-      <w:r>
-        <w:t xml:space="preserve">│   </w:t>
-      </w:r>
-      <w:r>
-        <w:rPr>
-          <w:rFonts w:ascii="Arial" w:hAnsi="Arial" w:cs="Arial"/>
-        </w:rPr>
-        <w:t>├</w:t>
-      </w:r>
-      <w:r>
-        <w:rPr>
-          <w:rFonts w:ascii="Calibri" w:hAnsi="Calibri" w:cs="Calibri"/>
-        </w:rPr>
-        <w:t>──</w:t>
-      </w:r>
-      <w:r>
-        <w:t xml:space="preserve"> </w:t>
-      </w:r>
-      <w:proofErr w:type="spellStart"/>
-      <w:r>
-        <w:t>secrets_manager</w:t>
-      </w:r>
-      <w:proofErr w:type="spellEnd"/>
-      <w:r>
-        <w:t>/</w:t>
-      </w:r>
-    </w:p>
-    <w:p>
-      <w:r>
-        <w:t xml:space="preserve">│   └── </w:t>
-      </w:r>
-      <w:proofErr w:type="spellStart"/>
-      <w:r>
-        <w:t>irsa</w:t>
-      </w:r>
-      <w:proofErr w:type="spellEnd"/>
-      <w:r>
-        <w:t>/</w:t>
-      </w:r>
     </w:p>
     <w:p>
       <w:r>
@@ -990,8 +1034,6 @@
       <w:r>
         <w:t xml:space="preserve"> structure:</w:t>
       </w:r>
-    </w:p>
-    <w:p>
       <w:r>
         <w:br/>
       </w:r>
@@ -1455,6 +1497,416 @@
       </w:r>
       <w:r>
         <w:t xml:space="preserve"> prod/</w:t>
+      </w:r>
+    </w:p>
+    <w:p/>
+    <w:p/>
+    <w:p/>
+    <w:p/>
+    <w:p/>
+    <w:p>
+      <w:r>
+        <w:t>*) DB migration flyway structure:</w:t>
+      </w:r>
+      <w:r>
+        <w:br/>
+      </w:r>
+      <w:proofErr w:type="spellStart"/>
+      <w:r>
+        <w:t>db</w:t>
+      </w:r>
+      <w:proofErr w:type="spellEnd"/>
+      <w:r>
+        <w:t>/</w:t>
+      </w:r>
+    </w:p>
+    <w:p>
+      <w:r>
+        <w:t xml:space="preserve"> </w:t>
+      </w:r>
+      <w:r>
+        <w:rPr>
+          <w:rFonts w:ascii="Arial" w:hAnsi="Arial" w:cs="Arial"/>
+        </w:rPr>
+        <w:t>├</w:t>
+      </w:r>
+      <w:r>
+        <w:rPr>
+          <w:rFonts w:ascii="Calibri" w:hAnsi="Calibri" w:cs="Calibri"/>
+        </w:rPr>
+        <w:t>──</w:t>
+      </w:r>
+      <w:r>
+        <w:t xml:space="preserve"> migrations/</w:t>
+      </w:r>
+    </w:p>
+    <w:p>
+      <w:r>
+        <w:t xml:space="preserve"> │    </w:t>
+      </w:r>
+      <w:r>
+        <w:rPr>
+          <w:rFonts w:ascii="Arial" w:hAnsi="Arial" w:cs="Arial"/>
+        </w:rPr>
+        <w:t>├</w:t>
+      </w:r>
+      <w:r>
+        <w:rPr>
+          <w:rFonts w:ascii="Calibri" w:hAnsi="Calibri" w:cs="Calibri"/>
+        </w:rPr>
+        <w:t>──</w:t>
+      </w:r>
+      <w:r>
+        <w:t xml:space="preserve"> V1__init_schema.sql</w:t>
+      </w:r>
+    </w:p>
+    <w:p>
+      <w:r>
+        <w:t xml:space="preserve"> │    </w:t>
+      </w:r>
+      <w:r>
+        <w:rPr>
+          <w:rFonts w:ascii="Arial" w:hAnsi="Arial" w:cs="Arial"/>
+        </w:rPr>
+        <w:t>├</w:t>
+      </w:r>
+      <w:r>
+        <w:rPr>
+          <w:rFonts w:ascii="Calibri" w:hAnsi="Calibri" w:cs="Calibri"/>
+        </w:rPr>
+        <w:t>──</w:t>
+      </w:r>
+      <w:r>
+        <w:t xml:space="preserve"> V2__create_users.sql</w:t>
+      </w:r>
+    </w:p>
+    <w:p>
+      <w:r>
+        <w:t xml:space="preserve"> │    </w:t>
+      </w:r>
+      <w:r>
+        <w:rPr>
+          <w:rFonts w:ascii="Arial" w:hAnsi="Arial" w:cs="Arial"/>
+        </w:rPr>
+        <w:t>├</w:t>
+      </w:r>
+      <w:r>
+        <w:rPr>
+          <w:rFonts w:ascii="Calibri" w:hAnsi="Calibri" w:cs="Calibri"/>
+        </w:rPr>
+        <w:t>──</w:t>
+      </w:r>
+      <w:r>
+        <w:t xml:space="preserve"> V3__add_indexes.sql</w:t>
+      </w:r>
+    </w:p>
+    <w:p>
+      <w:r>
+        <w:t xml:space="preserve"> │    </w:t>
+      </w:r>
+      <w:r>
+        <w:rPr>
+          <w:rFonts w:ascii="Arial" w:hAnsi="Arial" w:cs="Arial"/>
+        </w:rPr>
+        <w:t>├</w:t>
+      </w:r>
+      <w:r>
+        <w:rPr>
+          <w:rFonts w:ascii="Calibri" w:hAnsi="Calibri" w:cs="Calibri"/>
+        </w:rPr>
+        <w:t>──</w:t>
+      </w:r>
+      <w:r>
+        <w:t xml:space="preserve"> R__</w:t>
+      </w:r>
+      <w:proofErr w:type="spellStart"/>
+      <w:r>
+        <w:t>refresh_views.sql</w:t>
+      </w:r>
+      <w:proofErr w:type="spellEnd"/>
+    </w:p>
+    <w:p>
+      <w:r>
+        <w:t xml:space="preserve"> │</w:t>
+      </w:r>
+    </w:p>
+    <w:p>
+      <w:r>
+        <w:t xml:space="preserve"> </w:t>
+      </w:r>
+      <w:r>
+        <w:rPr>
+          <w:rFonts w:ascii="Arial" w:hAnsi="Arial" w:cs="Arial"/>
+        </w:rPr>
+        <w:t>├</w:t>
+      </w:r>
+      <w:r>
+        <w:rPr>
+          <w:rFonts w:ascii="Calibri" w:hAnsi="Calibri" w:cs="Calibri"/>
+        </w:rPr>
+        <w:t>──</w:t>
+      </w:r>
+      <w:r>
+        <w:t xml:space="preserve"> </w:t>
+      </w:r>
+      <w:proofErr w:type="spellStart"/>
+      <w:proofErr w:type="gramStart"/>
+      <w:r>
+        <w:t>flyway.conf</w:t>
+      </w:r>
+      <w:proofErr w:type="spellEnd"/>
+      <w:proofErr w:type="gramEnd"/>
+    </w:p>
+    <w:p>
+      <w:r>
+        <w:t xml:space="preserve"> └── </w:t>
+      </w:r>
+      <w:proofErr w:type="spellStart"/>
+      <w:r>
+        <w:t>Dockerfile</w:t>
+      </w:r>
+      <w:proofErr w:type="spellEnd"/>
+    </w:p>
+    <w:p/>
+    <w:p>
+      <w:r>
+        <w:t>*) Python automation repo structure:</w:t>
+      </w:r>
+      <w:r>
+        <w:br/>
+      </w:r>
+      <w:proofErr w:type="spellStart"/>
+      <w:r>
+        <w:t>microbank</w:t>
+      </w:r>
+      <w:proofErr w:type="spellEnd"/>
+      <w:r>
+        <w:t>-automation/</w:t>
+      </w:r>
+    </w:p>
+    <w:p>
+      <w:r>
+        <w:t>│</w:t>
+      </w:r>
+    </w:p>
+    <w:p>
+      <w:r>
+        <w:rPr>
+          <w:rFonts w:ascii="Arial" w:hAnsi="Arial" w:cs="Arial"/>
+        </w:rPr>
+        <w:t>├</w:t>
+      </w:r>
+      <w:r>
+        <w:rPr>
+          <w:rFonts w:ascii="Calibri" w:hAnsi="Calibri" w:cs="Calibri"/>
+        </w:rPr>
+        <w:t>──</w:t>
+      </w:r>
+      <w:r>
+        <w:t xml:space="preserve"> automation-core/</w:t>
+      </w:r>
+    </w:p>
+    <w:p>
+      <w:r>
+        <w:rPr>
+          <w:rFonts w:ascii="Arial" w:hAnsi="Arial" w:cs="Arial"/>
+        </w:rPr>
+        <w:t>├</w:t>
+      </w:r>
+      <w:r>
+        <w:rPr>
+          <w:rFonts w:ascii="Calibri" w:hAnsi="Calibri" w:cs="Calibri"/>
+        </w:rPr>
+        <w:t>──</w:t>
+      </w:r>
+      <w:r>
+        <w:t xml:space="preserve"> automation-jobs/</w:t>
+      </w:r>
+    </w:p>
+    <w:p>
+      <w:r>
+        <w:t xml:space="preserve">│   </w:t>
+      </w:r>
+      <w:r>
+        <w:rPr>
+          <w:rFonts w:ascii="Arial" w:hAnsi="Arial" w:cs="Arial"/>
+        </w:rPr>
+        <w:t>├</w:t>
+      </w:r>
+      <w:r>
+        <w:rPr>
+          <w:rFonts w:ascii="Calibri" w:hAnsi="Calibri" w:cs="Calibri"/>
+        </w:rPr>
+        <w:t>──</w:t>
+      </w:r>
+      <w:r>
+        <w:t xml:space="preserve"> </w:t>
+      </w:r>
+      <w:proofErr w:type="spellStart"/>
+      <w:r>
+        <w:t>cost_optimizer</w:t>
+      </w:r>
+      <w:proofErr w:type="spellEnd"/>
+      <w:r>
+        <w:t>/</w:t>
+      </w:r>
+    </w:p>
+    <w:p>
+      <w:r>
+        <w:t xml:space="preserve">│   </w:t>
+      </w:r>
+      <w:r>
+        <w:rPr>
+          <w:rFonts w:ascii="Arial" w:hAnsi="Arial" w:cs="Arial"/>
+        </w:rPr>
+        <w:t>├</w:t>
+      </w:r>
+      <w:r>
+        <w:rPr>
+          <w:rFonts w:ascii="Calibri" w:hAnsi="Calibri" w:cs="Calibri"/>
+        </w:rPr>
+        <w:t>──</w:t>
+      </w:r>
+      <w:r>
+        <w:t xml:space="preserve"> </w:t>
+      </w:r>
+      <w:proofErr w:type="spellStart"/>
+      <w:r>
+        <w:t>security_auditor</w:t>
+      </w:r>
+      <w:proofErr w:type="spellEnd"/>
+      <w:r>
+        <w:t>/</w:t>
+      </w:r>
+    </w:p>
+    <w:p>
+      <w:r>
+        <w:t xml:space="preserve">│   </w:t>
+      </w:r>
+      <w:r>
+        <w:rPr>
+          <w:rFonts w:ascii="Arial" w:hAnsi="Arial" w:cs="Arial"/>
+        </w:rPr>
+        <w:t>├</w:t>
+      </w:r>
+      <w:r>
+        <w:rPr>
+          <w:rFonts w:ascii="Calibri" w:hAnsi="Calibri" w:cs="Calibri"/>
+        </w:rPr>
+        <w:t>──</w:t>
+      </w:r>
+      <w:r>
+        <w:t xml:space="preserve"> </w:t>
+      </w:r>
+      <w:proofErr w:type="spellStart"/>
+      <w:r>
+        <w:t>observability_responder</w:t>
+      </w:r>
+      <w:proofErr w:type="spellEnd"/>
+      <w:r>
+        <w:t>/</w:t>
+      </w:r>
+    </w:p>
+    <w:p>
+      <w:r>
+        <w:t xml:space="preserve">│   └── </w:t>
+      </w:r>
+      <w:proofErr w:type="spellStart"/>
+      <w:r>
+        <w:t>drift_detector</w:t>
+      </w:r>
+      <w:proofErr w:type="spellEnd"/>
+      <w:r>
+        <w:t>/</w:t>
+      </w:r>
+    </w:p>
+    <w:p>
+      <w:r>
+        <w:t>│</w:t>
+      </w:r>
+    </w:p>
+    <w:p>
+      <w:r>
+        <w:rPr>
+          <w:rFonts w:ascii="Arial" w:hAnsi="Arial" w:cs="Arial"/>
+        </w:rPr>
+        <w:t>├</w:t>
+      </w:r>
+      <w:r>
+        <w:rPr>
+          <w:rFonts w:ascii="Calibri" w:hAnsi="Calibri" w:cs="Calibri"/>
+        </w:rPr>
+        <w:t>──</w:t>
+      </w:r>
+      <w:r>
+        <w:t xml:space="preserve"> automation-</w:t>
+      </w:r>
+      <w:proofErr w:type="spellStart"/>
+      <w:r>
+        <w:t>api</w:t>
+      </w:r>
+      <w:proofErr w:type="spellEnd"/>
+      <w:r>
+        <w:t>/</w:t>
+      </w:r>
+    </w:p>
+    <w:p>
+      <w:r>
+        <w:t>│</w:t>
+      </w:r>
+    </w:p>
+    <w:p>
+      <w:r>
+        <w:rPr>
+          <w:rFonts w:ascii="Arial" w:hAnsi="Arial" w:cs="Arial"/>
+        </w:rPr>
+        <w:t>├</w:t>
+      </w:r>
+      <w:r>
+        <w:rPr>
+          <w:rFonts w:ascii="Calibri" w:hAnsi="Calibri" w:cs="Calibri"/>
+        </w:rPr>
+        <w:t>──</w:t>
+      </w:r>
+      <w:r>
+        <w:t xml:space="preserve"> helm/</w:t>
+      </w:r>
+    </w:p>
+    <w:p>
+      <w:r>
+        <w:t>│   └── automation-chart/</w:t>
+      </w:r>
+    </w:p>
+    <w:p>
+      <w:r>
+        <w:t>│</w:t>
+      </w:r>
+    </w:p>
+    <w:p>
+      <w:r>
+        <w:rPr>
+          <w:rFonts w:ascii="Arial" w:hAnsi="Arial" w:cs="Arial"/>
+        </w:rPr>
+        <w:t>├</w:t>
+      </w:r>
+      <w:r>
+        <w:rPr>
+          <w:rFonts w:ascii="Calibri" w:hAnsi="Calibri" w:cs="Calibri"/>
+        </w:rPr>
+        <w:t>──</w:t>
+      </w:r>
+      <w:r>
+        <w:t xml:space="preserve"> </w:t>
+      </w:r>
+      <w:proofErr w:type="spellStart"/>
+      <w:r>
+        <w:t>Dockerfile</w:t>
+      </w:r>
+      <w:proofErr w:type="spellEnd"/>
+    </w:p>
+    <w:p>
+      <w:r>
+        <w:t>└── requirements.txt</w:t>
       </w:r>
     </w:p>
     <w:sectPr>

--- a/proj-arch.docx
+++ b/proj-arch.docx
@@ -754,8 +754,6 @@
       <w:r>
         <w:t xml:space="preserve">│  </w:t>
       </w:r>
-      <w:bookmarkStart w:id="0" w:name="_GoBack"/>
-      <w:bookmarkEnd w:id="0"/>
     </w:p>
     <w:p>
       <w:r>
@@ -1037,6 +1035,9 @@
       <w:r>
         <w:br/>
       </w:r>
+      <w:r>
+        <w:t>platform-</w:t>
+      </w:r>
       <w:proofErr w:type="spellStart"/>
       <w:r>
         <w:t>gitops</w:t>
@@ -1048,19 +1049,24 @@
     </w:p>
     <w:p>
       <w:r>
-        <w:rPr>
-          <w:rFonts w:ascii="Arial" w:hAnsi="Arial" w:cs="Arial"/>
-        </w:rPr>
-        <w:t>├</w:t>
-      </w:r>
-      <w:r>
-        <w:rPr>
-          <w:rFonts w:ascii="Calibri" w:hAnsi="Calibri" w:cs="Calibri"/>
-        </w:rPr>
-        <w:t>──</w:t>
-      </w:r>
-      <w:r>
-        <w:t xml:space="preserve"> platform/</w:t>
+        <w:t>│</w:t>
+      </w:r>
+    </w:p>
+    <w:p>
+      <w:r>
+        <w:rPr>
+          <w:rFonts w:ascii="Arial" w:hAnsi="Arial" w:cs="Arial"/>
+        </w:rPr>
+        <w:t>├</w:t>
+      </w:r>
+      <w:r>
+        <w:rPr>
+          <w:rFonts w:ascii="Calibri" w:hAnsi="Calibri" w:cs="Calibri"/>
+        </w:rPr>
+        <w:t>──</w:t>
+      </w:r>
+      <w:r>
+        <w:t xml:space="preserve"> bootstrap/                         # Cluster bootstrap layer</w:t>
       </w:r>
     </w:p>
     <w:p>
@@ -1080,7 +1086,136 @@
         <w:t>──</w:t>
       </w:r>
       <w:r>
-        <w:t xml:space="preserve"> core/</w:t>
+        <w:t xml:space="preserve"> </w:t>
+      </w:r>
+      <w:proofErr w:type="spellStart"/>
+      <w:r>
+        <w:t>argocd</w:t>
+      </w:r>
+      <w:proofErr w:type="spellEnd"/>
+      <w:r>
+        <w:t xml:space="preserve">/                        # </w:t>
+      </w:r>
+      <w:proofErr w:type="spellStart"/>
+      <w:r>
+        <w:t>ArgoCD</w:t>
+      </w:r>
+      <w:proofErr w:type="spellEnd"/>
+      <w:r>
+        <w:t xml:space="preserve"> installation</w:t>
+      </w:r>
+    </w:p>
+    <w:p>
+      <w:r>
+        <w:t>│   └── root-applications/             # Entry points per environment</w:t>
+      </w:r>
+    </w:p>
+    <w:p>
+      <w:r>
+        <w:t xml:space="preserve">│       </w:t>
+      </w:r>
+      <w:r>
+        <w:rPr>
+          <w:rFonts w:ascii="Arial" w:hAnsi="Arial" w:cs="Arial"/>
+        </w:rPr>
+        <w:t>├</w:t>
+      </w:r>
+      <w:r>
+        <w:rPr>
+          <w:rFonts w:ascii="Calibri" w:hAnsi="Calibri" w:cs="Calibri"/>
+        </w:rPr>
+        <w:t>──</w:t>
+      </w:r>
+      <w:r>
+        <w:t xml:space="preserve"> </w:t>
+      </w:r>
+      <w:proofErr w:type="spellStart"/>
+      <w:proofErr w:type="gramStart"/>
+      <w:r>
+        <w:t>dev.yaml</w:t>
+      </w:r>
+      <w:proofErr w:type="spellEnd"/>
+      <w:proofErr w:type="gramEnd"/>
+    </w:p>
+    <w:p>
+      <w:r>
+        <w:t xml:space="preserve">│       </w:t>
+      </w:r>
+      <w:r>
+        <w:rPr>
+          <w:rFonts w:ascii="Arial" w:hAnsi="Arial" w:cs="Arial"/>
+        </w:rPr>
+        <w:t>├</w:t>
+      </w:r>
+      <w:r>
+        <w:rPr>
+          <w:rFonts w:ascii="Calibri" w:hAnsi="Calibri" w:cs="Calibri"/>
+        </w:rPr>
+        <w:t>──</w:t>
+      </w:r>
+      <w:r>
+        <w:t xml:space="preserve"> </w:t>
+      </w:r>
+      <w:proofErr w:type="spellStart"/>
+      <w:proofErr w:type="gramStart"/>
+      <w:r>
+        <w:t>stage.yaml</w:t>
+      </w:r>
+      <w:proofErr w:type="spellEnd"/>
+      <w:proofErr w:type="gramEnd"/>
+    </w:p>
+    <w:p>
+      <w:r>
+        <w:t xml:space="preserve">│       └── </w:t>
+      </w:r>
+      <w:proofErr w:type="spellStart"/>
+      <w:proofErr w:type="gramStart"/>
+      <w:r>
+        <w:t>prod.yaml</w:t>
+      </w:r>
+      <w:proofErr w:type="spellEnd"/>
+      <w:proofErr w:type="gramEnd"/>
+    </w:p>
+    <w:p>
+      <w:r>
+        <w:t>│</w:t>
+      </w:r>
+    </w:p>
+    <w:p>
+      <w:r>
+        <w:rPr>
+          <w:rFonts w:ascii="Arial" w:hAnsi="Arial" w:cs="Arial"/>
+        </w:rPr>
+        <w:t>├</w:t>
+      </w:r>
+      <w:r>
+        <w:rPr>
+          <w:rFonts w:ascii="Calibri" w:hAnsi="Calibri" w:cs="Calibri"/>
+        </w:rPr>
+        <w:t>──</w:t>
+      </w:r>
+      <w:r>
+        <w:t xml:space="preserve"> platform/                          # Cluster-level capabilities</w:t>
+      </w:r>
+    </w:p>
+    <w:p>
+      <w:r>
+        <w:t xml:space="preserve">│   </w:t>
+      </w:r>
+      <w:r>
+        <w:rPr>
+          <w:rFonts w:ascii="Arial" w:hAnsi="Arial" w:cs="Arial"/>
+        </w:rPr>
+        <w:t>├</w:t>
+      </w:r>
+      <w:r>
+        <w:rPr>
+          <w:rFonts w:ascii="Calibri" w:hAnsi="Calibri" w:cs="Calibri"/>
+        </w:rPr>
+        <w:t>──</w:t>
+      </w:r>
+      <w:r>
+        <w:t xml:space="preserve"> operators/</w:t>
       </w:r>
     </w:p>
     <w:p>
@@ -1100,6 +1235,1066 @@
         <w:t>──</w:t>
       </w:r>
       <w:r>
+        <w:t xml:space="preserve"> external-secrets/</w:t>
+      </w:r>
+    </w:p>
+    <w:p>
+      <w:r>
+        <w:t xml:space="preserve">│   │   </w:t>
+      </w:r>
+      <w:r>
+        <w:rPr>
+          <w:rFonts w:ascii="Arial" w:hAnsi="Arial" w:cs="Arial"/>
+        </w:rPr>
+        <w:t>├</w:t>
+      </w:r>
+      <w:r>
+        <w:rPr>
+          <w:rFonts w:ascii="Calibri" w:hAnsi="Calibri" w:cs="Calibri"/>
+        </w:rPr>
+        <w:t>──</w:t>
+      </w:r>
+      <w:r>
+        <w:t xml:space="preserve"> cert-manager/</w:t>
+      </w:r>
+    </w:p>
+    <w:p>
+      <w:r>
+        <w:t xml:space="preserve">│   │   </w:t>
+      </w:r>
+      <w:r>
+        <w:rPr>
+          <w:rFonts w:ascii="Arial" w:hAnsi="Arial" w:cs="Arial"/>
+        </w:rPr>
+        <w:t>├</w:t>
+      </w:r>
+      <w:r>
+        <w:rPr>
+          <w:rFonts w:ascii="Calibri" w:hAnsi="Calibri" w:cs="Calibri"/>
+        </w:rPr>
+        <w:t>──</w:t>
+      </w:r>
+      <w:r>
+        <w:t xml:space="preserve"> </w:t>
+      </w:r>
+      <w:proofErr w:type="spellStart"/>
+      <w:r>
+        <w:t>kyverno</w:t>
+      </w:r>
+      <w:proofErr w:type="spellEnd"/>
+      <w:r>
+        <w:t>/</w:t>
+      </w:r>
+    </w:p>
+    <w:p>
+      <w:r>
+        <w:t xml:space="preserve">│   │   </w:t>
+      </w:r>
+      <w:r>
+        <w:rPr>
+          <w:rFonts w:ascii="Arial" w:hAnsi="Arial" w:cs="Arial"/>
+        </w:rPr>
+        <w:t>├</w:t>
+      </w:r>
+      <w:r>
+        <w:rPr>
+          <w:rFonts w:ascii="Calibri" w:hAnsi="Calibri" w:cs="Calibri"/>
+        </w:rPr>
+        <w:t>──</w:t>
+      </w:r>
+      <w:r>
+        <w:t xml:space="preserve"> </w:t>
+      </w:r>
+      <w:proofErr w:type="spellStart"/>
+      <w:r>
+        <w:t>istio</w:t>
+      </w:r>
+      <w:proofErr w:type="spellEnd"/>
+      <w:r>
+        <w:t>/</w:t>
+      </w:r>
+    </w:p>
+    <w:p>
+      <w:r>
+        <w:t xml:space="preserve">│   │   └── </w:t>
+      </w:r>
+      <w:proofErr w:type="spellStart"/>
+      <w:r>
+        <w:t>postgres</w:t>
+      </w:r>
+      <w:proofErr w:type="spellEnd"/>
+      <w:r>
+        <w:t>-operator/         # used only in dev</w:t>
+      </w:r>
+    </w:p>
+    <w:p>
+      <w:r>
+        <w:t>│   │</w:t>
+      </w:r>
+    </w:p>
+    <w:p>
+      <w:r>
+        <w:t xml:space="preserve">│   </w:t>
+      </w:r>
+      <w:r>
+        <w:rPr>
+          <w:rFonts w:ascii="Arial" w:hAnsi="Arial" w:cs="Arial"/>
+        </w:rPr>
+        <w:t>├</w:t>
+      </w:r>
+      <w:r>
+        <w:rPr>
+          <w:rFonts w:ascii="Calibri" w:hAnsi="Calibri" w:cs="Calibri"/>
+        </w:rPr>
+        <w:t>──</w:t>
+      </w:r>
+      <w:r>
+        <w:t xml:space="preserve"> security/</w:t>
+      </w:r>
+    </w:p>
+    <w:p>
+      <w:r>
+        <w:t xml:space="preserve">│   │   </w:t>
+      </w:r>
+      <w:r>
+        <w:rPr>
+          <w:rFonts w:ascii="Arial" w:hAnsi="Arial" w:cs="Arial"/>
+        </w:rPr>
+        <w:t>├</w:t>
+      </w:r>
+      <w:r>
+        <w:rPr>
+          <w:rFonts w:ascii="Calibri" w:hAnsi="Calibri" w:cs="Calibri"/>
+        </w:rPr>
+        <w:t>──</w:t>
+      </w:r>
+      <w:r>
+        <w:t xml:space="preserve"> network-policies/</w:t>
+      </w:r>
+    </w:p>
+    <w:p>
+      <w:r>
+        <w:t xml:space="preserve">│   │   </w:t>
+      </w:r>
+      <w:r>
+        <w:rPr>
+          <w:rFonts w:ascii="Arial" w:hAnsi="Arial" w:cs="Arial"/>
+        </w:rPr>
+        <w:t>├</w:t>
+      </w:r>
+      <w:r>
+        <w:rPr>
+          <w:rFonts w:ascii="Calibri" w:hAnsi="Calibri" w:cs="Calibri"/>
+        </w:rPr>
+        <w:t>──</w:t>
+      </w:r>
+      <w:r>
+        <w:t xml:space="preserve"> pod-security/</w:t>
+      </w:r>
+    </w:p>
+    <w:p>
+      <w:r>
+        <w:t xml:space="preserve">│   │   └── </w:t>
+      </w:r>
+      <w:proofErr w:type="spellStart"/>
+      <w:r>
+        <w:t>falco</w:t>
+      </w:r>
+      <w:proofErr w:type="spellEnd"/>
+      <w:r>
+        <w:t>/</w:t>
+      </w:r>
+    </w:p>
+    <w:p>
+      <w:r>
+        <w:t>│   │</w:t>
+      </w:r>
+    </w:p>
+    <w:p>
+      <w:r>
+        <w:t xml:space="preserve">│   </w:t>
+      </w:r>
+      <w:r>
+        <w:rPr>
+          <w:rFonts w:ascii="Arial" w:hAnsi="Arial" w:cs="Arial"/>
+        </w:rPr>
+        <w:t>├</w:t>
+      </w:r>
+      <w:r>
+        <w:rPr>
+          <w:rFonts w:ascii="Calibri" w:hAnsi="Calibri" w:cs="Calibri"/>
+        </w:rPr>
+        <w:t>──</w:t>
+      </w:r>
+      <w:r>
+        <w:t xml:space="preserve"> networking/</w:t>
+      </w:r>
+    </w:p>
+    <w:p>
+      <w:r>
+        <w:t xml:space="preserve">│   │   </w:t>
+      </w:r>
+      <w:r>
+        <w:rPr>
+          <w:rFonts w:ascii="Arial" w:hAnsi="Arial" w:cs="Arial"/>
+        </w:rPr>
+        <w:t>├</w:t>
+      </w:r>
+      <w:r>
+        <w:rPr>
+          <w:rFonts w:ascii="Calibri" w:hAnsi="Calibri" w:cs="Calibri"/>
+        </w:rPr>
+        <w:t>──</w:t>
+      </w:r>
+      <w:r>
+        <w:t xml:space="preserve"> ingress/</w:t>
+      </w:r>
+    </w:p>
+    <w:p>
+      <w:r>
+        <w:t xml:space="preserve">│   │   </w:t>
+      </w:r>
+      <w:r>
+        <w:rPr>
+          <w:rFonts w:ascii="Arial" w:hAnsi="Arial" w:cs="Arial"/>
+        </w:rPr>
+        <w:t>├</w:t>
+      </w:r>
+      <w:r>
+        <w:rPr>
+          <w:rFonts w:ascii="Calibri" w:hAnsi="Calibri" w:cs="Calibri"/>
+        </w:rPr>
+        <w:t>──</w:t>
+      </w:r>
+      <w:r>
+        <w:t xml:space="preserve"> gateways/</w:t>
+      </w:r>
+    </w:p>
+    <w:p>
+      <w:r>
+        <w:t>│   │   └── service-mesh/</w:t>
+      </w:r>
+    </w:p>
+    <w:p>
+      <w:r>
+        <w:t>│   │</w:t>
+      </w:r>
+    </w:p>
+    <w:p>
+      <w:r>
+        <w:t xml:space="preserve">│   </w:t>
+      </w:r>
+      <w:r>
+        <w:rPr>
+          <w:rFonts w:ascii="Arial" w:hAnsi="Arial" w:cs="Arial"/>
+        </w:rPr>
+        <w:t>├</w:t>
+      </w:r>
+      <w:r>
+        <w:rPr>
+          <w:rFonts w:ascii="Calibri" w:hAnsi="Calibri" w:cs="Calibri"/>
+        </w:rPr>
+        <w:t>──</w:t>
+      </w:r>
+      <w:r>
+        <w:t xml:space="preserve"> observability/</w:t>
+      </w:r>
+    </w:p>
+    <w:p>
+      <w:r>
+        <w:lastRenderedPageBreak/>
+        <w:t xml:space="preserve">│   │   </w:t>
+      </w:r>
+      <w:r>
+        <w:rPr>
+          <w:rFonts w:ascii="Arial" w:hAnsi="Arial" w:cs="Arial"/>
+        </w:rPr>
+        <w:t>├</w:t>
+      </w:r>
+      <w:r>
+        <w:rPr>
+          <w:rFonts w:ascii="Calibri" w:hAnsi="Calibri" w:cs="Calibri"/>
+        </w:rPr>
+        <w:t>──</w:t>
+      </w:r>
+      <w:r>
+        <w:t xml:space="preserve"> </w:t>
+      </w:r>
+      <w:proofErr w:type="spellStart"/>
+      <w:r>
+        <w:t>prometheus</w:t>
+      </w:r>
+      <w:proofErr w:type="spellEnd"/>
+      <w:r>
+        <w:t>/</w:t>
+      </w:r>
+    </w:p>
+    <w:p>
+      <w:r>
+        <w:t xml:space="preserve">│   │   </w:t>
+      </w:r>
+      <w:r>
+        <w:rPr>
+          <w:rFonts w:ascii="Arial" w:hAnsi="Arial" w:cs="Arial"/>
+        </w:rPr>
+        <w:t>├</w:t>
+      </w:r>
+      <w:r>
+        <w:rPr>
+          <w:rFonts w:ascii="Calibri" w:hAnsi="Calibri" w:cs="Calibri"/>
+        </w:rPr>
+        <w:t>──</w:t>
+      </w:r>
+      <w:r>
+        <w:t xml:space="preserve"> </w:t>
+      </w:r>
+      <w:proofErr w:type="spellStart"/>
+      <w:r>
+        <w:t>grafana</w:t>
+      </w:r>
+      <w:proofErr w:type="spellEnd"/>
+      <w:r>
+        <w:t>/</w:t>
+      </w:r>
+    </w:p>
+    <w:p>
+      <w:r>
+        <w:t xml:space="preserve">│   │   └── </w:t>
+      </w:r>
+      <w:proofErr w:type="spellStart"/>
+      <w:r>
+        <w:t>loki</w:t>
+      </w:r>
+      <w:proofErr w:type="spellEnd"/>
+      <w:r>
+        <w:t>/</w:t>
+      </w:r>
+    </w:p>
+    <w:p>
+      <w:r>
+        <w:t>│   │</w:t>
+      </w:r>
+    </w:p>
+    <w:p>
+      <w:r>
+        <w:t>│   └── shared-services/</w:t>
+      </w:r>
+    </w:p>
+    <w:p>
+      <w:r>
+        <w:t xml:space="preserve">│       </w:t>
+      </w:r>
+      <w:r>
+        <w:rPr>
+          <w:rFonts w:ascii="Arial" w:hAnsi="Arial" w:cs="Arial"/>
+        </w:rPr>
+        <w:t>├</w:t>
+      </w:r>
+      <w:r>
+        <w:rPr>
+          <w:rFonts w:ascii="Calibri" w:hAnsi="Calibri" w:cs="Calibri"/>
+        </w:rPr>
+        <w:t>──</w:t>
+      </w:r>
+      <w:r>
+        <w:t xml:space="preserve"> </w:t>
+      </w:r>
+      <w:proofErr w:type="spellStart"/>
+      <w:r>
+        <w:t>redis</w:t>
+      </w:r>
+      <w:proofErr w:type="spellEnd"/>
+      <w:r>
+        <w:t>/</w:t>
+      </w:r>
+    </w:p>
+    <w:p>
+      <w:r>
+        <w:t xml:space="preserve">│       └── </w:t>
+      </w:r>
+      <w:proofErr w:type="spellStart"/>
+      <w:r>
+        <w:t>kafka</w:t>
+      </w:r>
+      <w:proofErr w:type="spellEnd"/>
+      <w:r>
+        <w:t>/</w:t>
+      </w:r>
+    </w:p>
+    <w:p>
+      <w:r>
+        <w:t>│</w:t>
+      </w:r>
+    </w:p>
+    <w:p>
+      <w:r>
+        <w:rPr>
+          <w:rFonts w:ascii="Arial" w:hAnsi="Arial" w:cs="Arial"/>
+        </w:rPr>
+        <w:t>├</w:t>
+      </w:r>
+      <w:r>
+        <w:rPr>
+          <w:rFonts w:ascii="Calibri" w:hAnsi="Calibri" w:cs="Calibri"/>
+        </w:rPr>
+        <w:t>──</w:t>
+      </w:r>
+      <w:r>
+        <w:t xml:space="preserve"> infrastructure/                    # </w:t>
+      </w:r>
+      <w:proofErr w:type="spellStart"/>
+      <w:r>
+        <w:t>Crossplane</w:t>
+      </w:r>
+      <w:proofErr w:type="spellEnd"/>
+      <w:r>
+        <w:t xml:space="preserve"> layer (future replacement for TF)</w:t>
+      </w:r>
+    </w:p>
+    <w:p>
+      <w:r>
+        <w:t xml:space="preserve">│   └── </w:t>
+      </w:r>
+      <w:proofErr w:type="spellStart"/>
+      <w:r>
+        <w:t>crossplane</w:t>
+      </w:r>
+      <w:proofErr w:type="spellEnd"/>
+      <w:r>
+        <w:t>/</w:t>
+      </w:r>
+    </w:p>
+    <w:p>
+      <w:r>
+        <w:t xml:space="preserve">│       </w:t>
+      </w:r>
+      <w:r>
+        <w:rPr>
+          <w:rFonts w:ascii="Arial" w:hAnsi="Arial" w:cs="Arial"/>
+        </w:rPr>
+        <w:t>├</w:t>
+      </w:r>
+      <w:r>
+        <w:rPr>
+          <w:rFonts w:ascii="Calibri" w:hAnsi="Calibri" w:cs="Calibri"/>
+        </w:rPr>
+        <w:t>──</w:t>
+      </w:r>
+      <w:r>
+        <w:t xml:space="preserve"> providers/</w:t>
+      </w:r>
+    </w:p>
+    <w:p>
+      <w:r>
+        <w:t xml:space="preserve">│       │   └── </w:t>
+      </w:r>
+      <w:proofErr w:type="spellStart"/>
+      <w:r>
+        <w:t>aws</w:t>
+      </w:r>
+      <w:proofErr w:type="spellEnd"/>
+      <w:r>
+        <w:t>/</w:t>
+      </w:r>
+    </w:p>
+    <w:p>
+      <w:r>
+        <w:t>│       │</w:t>
+      </w:r>
+    </w:p>
+    <w:p>
+      <w:r>
+        <w:t xml:space="preserve">│       </w:t>
+      </w:r>
+      <w:r>
+        <w:rPr>
+          <w:rFonts w:ascii="Arial" w:hAnsi="Arial" w:cs="Arial"/>
+        </w:rPr>
+        <w:t>├</w:t>
+      </w:r>
+      <w:r>
+        <w:rPr>
+          <w:rFonts w:ascii="Calibri" w:hAnsi="Calibri" w:cs="Calibri"/>
+        </w:rPr>
+        <w:t>──</w:t>
+      </w:r>
+      <w:r>
+        <w:t xml:space="preserve"> compositions/              # Platform APIs</w:t>
+      </w:r>
+    </w:p>
+    <w:p>
+      <w:r>
+        <w:t xml:space="preserve">│       │   </w:t>
+      </w:r>
+      <w:r>
+        <w:rPr>
+          <w:rFonts w:ascii="Arial" w:hAnsi="Arial" w:cs="Arial"/>
+        </w:rPr>
+        <w:t>├</w:t>
+      </w:r>
+      <w:r>
+        <w:rPr>
+          <w:rFonts w:ascii="Calibri" w:hAnsi="Calibri" w:cs="Calibri"/>
+        </w:rPr>
+        <w:t>──</w:t>
+      </w:r>
+      <w:r>
+        <w:t xml:space="preserve"> database/</w:t>
+      </w:r>
+    </w:p>
+    <w:p>
+      <w:r>
+        <w:t xml:space="preserve">│       │   </w:t>
+      </w:r>
+      <w:r>
+        <w:rPr>
+          <w:rFonts w:ascii="Arial" w:hAnsi="Arial" w:cs="Arial"/>
+        </w:rPr>
+        <w:t>├</w:t>
+      </w:r>
+      <w:r>
+        <w:rPr>
+          <w:rFonts w:ascii="Calibri" w:hAnsi="Calibri" w:cs="Calibri"/>
+        </w:rPr>
+        <w:t>──</w:t>
+      </w:r>
+      <w:r>
+        <w:t xml:space="preserve"> network/</w:t>
+      </w:r>
+    </w:p>
+    <w:p>
+      <w:r>
+        <w:t xml:space="preserve">│       │   └── </w:t>
+      </w:r>
+      <w:proofErr w:type="spellStart"/>
+      <w:r>
+        <w:t>iam</w:t>
+      </w:r>
+      <w:proofErr w:type="spellEnd"/>
+      <w:r>
+        <w:t>/</w:t>
+      </w:r>
+    </w:p>
+    <w:p>
+      <w:r>
+        <w:t>│       │</w:t>
+      </w:r>
+    </w:p>
+    <w:p>
+      <w:r>
+        <w:t xml:space="preserve">│       └── claims/                    # </w:t>
+      </w:r>
+      <w:proofErr w:type="spellStart"/>
+      <w:r>
+        <w:t>Env</w:t>
+      </w:r>
+      <w:proofErr w:type="spellEnd"/>
+      <w:r>
+        <w:t>-specific usage</w:t>
+      </w:r>
+    </w:p>
+    <w:p>
+      <w:r>
+        <w:t xml:space="preserve">│           </w:t>
+      </w:r>
+      <w:r>
+        <w:rPr>
+          <w:rFonts w:ascii="Arial" w:hAnsi="Arial" w:cs="Arial"/>
+        </w:rPr>
+        <w:t>├</w:t>
+      </w:r>
+      <w:r>
+        <w:rPr>
+          <w:rFonts w:ascii="Calibri" w:hAnsi="Calibri" w:cs="Calibri"/>
+        </w:rPr>
+        <w:t>──</w:t>
+      </w:r>
+      <w:r>
+        <w:t xml:space="preserve"> dev/</w:t>
+      </w:r>
+    </w:p>
+    <w:p>
+      <w:r>
+        <w:t xml:space="preserve">│           </w:t>
+      </w:r>
+      <w:r>
+        <w:rPr>
+          <w:rFonts w:ascii="Arial" w:hAnsi="Arial" w:cs="Arial"/>
+        </w:rPr>
+        <w:t>├</w:t>
+      </w:r>
+      <w:r>
+        <w:rPr>
+          <w:rFonts w:ascii="Calibri" w:hAnsi="Calibri" w:cs="Calibri"/>
+        </w:rPr>
+        <w:t>──</w:t>
+      </w:r>
+      <w:r>
+        <w:t xml:space="preserve"> stage/</w:t>
+      </w:r>
+    </w:p>
+    <w:p>
+      <w:r>
+        <w:t>│           └── prod/</w:t>
+      </w:r>
+    </w:p>
+    <w:p>
+      <w:r>
+        <w:t>│</w:t>
+      </w:r>
+    </w:p>
+    <w:p>
+      <w:r>
+        <w:rPr>
+          <w:rFonts w:ascii="Arial" w:hAnsi="Arial" w:cs="Arial"/>
+        </w:rPr>
+        <w:t>├</w:t>
+      </w:r>
+      <w:r>
+        <w:rPr>
+          <w:rFonts w:ascii="Calibri" w:hAnsi="Calibri" w:cs="Calibri"/>
+        </w:rPr>
+        <w:t>──</w:t>
+      </w:r>
+      <w:r>
+        <w:t xml:space="preserve"> environments/                      # </w:t>
+      </w:r>
+      <w:r>
+        <w:rPr>
+          <w:rFonts w:ascii="Segoe UI Symbol" w:hAnsi="Segoe UI Symbol" w:cs="Segoe UI Symbol"/>
+        </w:rPr>
+        <w:t>🔥</w:t>
+      </w:r>
+      <w:r>
+        <w:t xml:space="preserve"> Composition layer (MOST IMPORTANT)</w:t>
+      </w:r>
+    </w:p>
+    <w:p>
+      <w:r>
+        <w:t xml:space="preserve">│   </w:t>
+      </w:r>
+      <w:r>
+        <w:rPr>
+          <w:rFonts w:ascii="Arial" w:hAnsi="Arial" w:cs="Arial"/>
+        </w:rPr>
+        <w:t>├</w:t>
+      </w:r>
+      <w:r>
+        <w:rPr>
+          <w:rFonts w:ascii="Calibri" w:hAnsi="Calibri" w:cs="Calibri"/>
+        </w:rPr>
+        <w:t>──</w:t>
+      </w:r>
+      <w:r>
+        <w:t xml:space="preserve"> dev/</w:t>
+      </w:r>
+    </w:p>
+    <w:p>
+      <w:r>
+        <w:t xml:space="preserve">│   │   </w:t>
+      </w:r>
+      <w:r>
+        <w:rPr>
+          <w:rFonts w:ascii="Arial" w:hAnsi="Arial" w:cs="Arial"/>
+        </w:rPr>
+        <w:t>├</w:t>
+      </w:r>
+      <w:r>
+        <w:rPr>
+          <w:rFonts w:ascii="Calibri" w:hAnsi="Calibri" w:cs="Calibri"/>
+        </w:rPr>
+        <w:t>──</w:t>
+      </w:r>
+      <w:r>
+        <w:t xml:space="preserve"> </w:t>
+      </w:r>
+      <w:proofErr w:type="spellStart"/>
+      <w:proofErr w:type="gramStart"/>
+      <w:r>
+        <w:t>platform.yaml</w:t>
+      </w:r>
+      <w:proofErr w:type="spellEnd"/>
+      <w:proofErr w:type="gramEnd"/>
+      <w:r>
+        <w:t xml:space="preserve">              # installs platform components</w:t>
+      </w:r>
+    </w:p>
+    <w:p>
+      <w:r>
+        <w:t xml:space="preserve">│   │   </w:t>
+      </w:r>
+      <w:r>
+        <w:rPr>
+          <w:rFonts w:ascii="Arial" w:hAnsi="Arial" w:cs="Arial"/>
+        </w:rPr>
+        <w:t>├</w:t>
+      </w:r>
+      <w:r>
+        <w:rPr>
+          <w:rFonts w:ascii="Calibri" w:hAnsi="Calibri" w:cs="Calibri"/>
+        </w:rPr>
+        <w:t>──</w:t>
+      </w:r>
+      <w:r>
+        <w:t xml:space="preserve"> </w:t>
+      </w:r>
+      <w:proofErr w:type="spellStart"/>
+      <w:proofErr w:type="gramStart"/>
+      <w:r>
+        <w:t>infrastructure.yaml</w:t>
+      </w:r>
+      <w:proofErr w:type="spellEnd"/>
+      <w:proofErr w:type="gramEnd"/>
+      <w:r>
+        <w:t xml:space="preserve">        # </w:t>
+      </w:r>
+      <w:proofErr w:type="spellStart"/>
+      <w:r>
+        <w:t>crossplane</w:t>
+      </w:r>
+      <w:proofErr w:type="spellEnd"/>
+      <w:r>
+        <w:t xml:space="preserve"> claims</w:t>
+      </w:r>
+    </w:p>
+    <w:p>
+      <w:r>
+        <w:t xml:space="preserve">│   │   └── </w:t>
+      </w:r>
+      <w:proofErr w:type="spellStart"/>
+      <w:proofErr w:type="gramStart"/>
+      <w:r>
+        <w:t>applications.yaml</w:t>
+      </w:r>
+      <w:proofErr w:type="spellEnd"/>
+      <w:proofErr w:type="gramEnd"/>
+      <w:r>
+        <w:t xml:space="preserve">          # references app repos</w:t>
+      </w:r>
+    </w:p>
+    <w:p>
+      <w:r>
+        <w:t>│   │</w:t>
+      </w:r>
+    </w:p>
+    <w:p>
+      <w:r>
+        <w:t xml:space="preserve">│   </w:t>
+      </w:r>
+      <w:r>
+        <w:rPr>
+          <w:rFonts w:ascii="Arial" w:hAnsi="Arial" w:cs="Arial"/>
+        </w:rPr>
+        <w:t>├</w:t>
+      </w:r>
+      <w:r>
+        <w:rPr>
+          <w:rFonts w:ascii="Calibri" w:hAnsi="Calibri" w:cs="Calibri"/>
+        </w:rPr>
+        <w:t>──</w:t>
+      </w:r>
+      <w:r>
+        <w:t xml:space="preserve"> stage/</w:t>
+      </w:r>
+    </w:p>
+    <w:p>
+      <w:r>
+        <w:t xml:space="preserve">│   │   </w:t>
+      </w:r>
+      <w:r>
+        <w:rPr>
+          <w:rFonts w:ascii="Arial" w:hAnsi="Arial" w:cs="Arial"/>
+        </w:rPr>
+        <w:t>├</w:t>
+      </w:r>
+      <w:r>
+        <w:rPr>
+          <w:rFonts w:ascii="Calibri" w:hAnsi="Calibri" w:cs="Calibri"/>
+        </w:rPr>
+        <w:t>──</w:t>
+      </w:r>
+      <w:r>
+        <w:t xml:space="preserve"> </w:t>
+      </w:r>
+      <w:proofErr w:type="spellStart"/>
+      <w:proofErr w:type="gramStart"/>
+      <w:r>
+        <w:t>platform.yaml</w:t>
+      </w:r>
+      <w:proofErr w:type="spellEnd"/>
+      <w:proofErr w:type="gramEnd"/>
+    </w:p>
+    <w:p>
+      <w:r>
+        <w:lastRenderedPageBreak/>
+        <w:t xml:space="preserve">│   │   </w:t>
+      </w:r>
+      <w:r>
+        <w:rPr>
+          <w:rFonts w:ascii="Arial" w:hAnsi="Arial" w:cs="Arial"/>
+        </w:rPr>
+        <w:t>├</w:t>
+      </w:r>
+      <w:r>
+        <w:rPr>
+          <w:rFonts w:ascii="Calibri" w:hAnsi="Calibri" w:cs="Calibri"/>
+        </w:rPr>
+        <w:t>──</w:t>
+      </w:r>
+      <w:r>
+        <w:t xml:space="preserve"> </w:t>
+      </w:r>
+      <w:proofErr w:type="spellStart"/>
+      <w:proofErr w:type="gramStart"/>
+      <w:r>
+        <w:t>infrastructure.yaml</w:t>
+      </w:r>
+      <w:proofErr w:type="spellEnd"/>
+      <w:proofErr w:type="gramEnd"/>
+    </w:p>
+    <w:p>
+      <w:r>
+        <w:t xml:space="preserve">│   │   └── </w:t>
+      </w:r>
+      <w:proofErr w:type="spellStart"/>
+      <w:proofErr w:type="gramStart"/>
+      <w:r>
+        <w:t>applications.yaml</w:t>
+      </w:r>
+      <w:proofErr w:type="spellEnd"/>
+      <w:proofErr w:type="gramEnd"/>
+    </w:p>
+    <w:p>
+      <w:r>
+        <w:t>│   │</w:t>
+      </w:r>
+    </w:p>
+    <w:p>
+      <w:r>
+        <w:t>│   └── prod/</w:t>
+      </w:r>
+    </w:p>
+    <w:p>
+      <w:r>
+        <w:t xml:space="preserve">│       </w:t>
+      </w:r>
+      <w:r>
+        <w:rPr>
+          <w:rFonts w:ascii="Arial" w:hAnsi="Arial" w:cs="Arial"/>
+        </w:rPr>
+        <w:t>├</w:t>
+      </w:r>
+      <w:r>
+        <w:rPr>
+          <w:rFonts w:ascii="Calibri" w:hAnsi="Calibri" w:cs="Calibri"/>
+        </w:rPr>
+        <w:t>──</w:t>
+      </w:r>
+      <w:r>
+        <w:t xml:space="preserve"> </w:t>
+      </w:r>
+      <w:proofErr w:type="spellStart"/>
+      <w:proofErr w:type="gramStart"/>
+      <w:r>
+        <w:t>platform.yaml</w:t>
+      </w:r>
+      <w:proofErr w:type="spellEnd"/>
+      <w:proofErr w:type="gramEnd"/>
+    </w:p>
+    <w:p>
+      <w:r>
+        <w:t xml:space="preserve">│       </w:t>
+      </w:r>
+      <w:r>
+        <w:rPr>
+          <w:rFonts w:ascii="Arial" w:hAnsi="Arial" w:cs="Arial"/>
+        </w:rPr>
+        <w:t>├</w:t>
+      </w:r>
+      <w:r>
+        <w:rPr>
+          <w:rFonts w:ascii="Calibri" w:hAnsi="Calibri" w:cs="Calibri"/>
+        </w:rPr>
+        <w:t>──</w:t>
+      </w:r>
+      <w:r>
+        <w:t xml:space="preserve"> </w:t>
+      </w:r>
+      <w:proofErr w:type="spellStart"/>
+      <w:proofErr w:type="gramStart"/>
+      <w:r>
+        <w:t>infrastructure.yaml</w:t>
+      </w:r>
+      <w:proofErr w:type="spellEnd"/>
+      <w:proofErr w:type="gramEnd"/>
+    </w:p>
+    <w:p>
+      <w:r>
+        <w:t xml:space="preserve">│       └── </w:t>
+      </w:r>
+      <w:proofErr w:type="spellStart"/>
+      <w:proofErr w:type="gramStart"/>
+      <w:r>
+        <w:t>applications.yaml</w:t>
+      </w:r>
+      <w:proofErr w:type="spellEnd"/>
+      <w:proofErr w:type="gramEnd"/>
+    </w:p>
+    <w:p>
+      <w:r>
+        <w:t>│</w:t>
+      </w:r>
+    </w:p>
+    <w:p>
+      <w:r>
+        <w:rPr>
+          <w:rFonts w:ascii="Arial" w:hAnsi="Arial" w:cs="Arial"/>
+        </w:rPr>
+        <w:t>├</w:t>
+      </w:r>
+      <w:r>
+        <w:rPr>
+          <w:rFonts w:ascii="Calibri" w:hAnsi="Calibri" w:cs="Calibri"/>
+        </w:rPr>
+        <w:t>──</w:t>
+      </w:r>
+      <w:r>
+        <w:t xml:space="preserve"> patterns/                          # </w:t>
+      </w:r>
+      <w:r>
+        <w:rPr>
+          <w:rFonts w:ascii="Segoe UI Symbol" w:hAnsi="Segoe UI Symbol" w:cs="Segoe UI Symbol"/>
+        </w:rPr>
+        <w:t>🔥</w:t>
+      </w:r>
+      <w:r>
+        <w:t xml:space="preserve"> Reusable deployment patterns (Backstage ready)</w:t>
+      </w:r>
+    </w:p>
+    <w:p>
+      <w:r>
+        <w:t xml:space="preserve">│   </w:t>
+      </w:r>
+      <w:r>
+        <w:rPr>
+          <w:rFonts w:ascii="Arial" w:hAnsi="Arial" w:cs="Arial"/>
+        </w:rPr>
+        <w:t>├</w:t>
+      </w:r>
+      <w:r>
+        <w:rPr>
+          <w:rFonts w:ascii="Calibri" w:hAnsi="Calibri" w:cs="Calibri"/>
+        </w:rPr>
+        <w:t>──</w:t>
+      </w:r>
+      <w:r>
+        <w:t xml:space="preserve"> </w:t>
+      </w:r>
+      <w:proofErr w:type="spellStart"/>
+      <w:r>
+        <w:t>microservice</w:t>
+      </w:r>
+      <w:proofErr w:type="spellEnd"/>
+      <w:r>
+        <w:t>/</w:t>
+      </w:r>
+    </w:p>
+    <w:p>
+      <w:r>
+        <w:t xml:space="preserve">│   │   </w:t>
+      </w:r>
+      <w:r>
+        <w:rPr>
+          <w:rFonts w:ascii="Arial" w:hAnsi="Arial" w:cs="Arial"/>
+        </w:rPr>
+        <w:t>├</w:t>
+      </w:r>
+      <w:r>
+        <w:rPr>
+          <w:rFonts w:ascii="Calibri" w:hAnsi="Calibri" w:cs="Calibri"/>
+        </w:rPr>
+        <w:t>──</w:t>
+      </w:r>
+      <w:r>
+        <w:t xml:space="preserve"> app-of-</w:t>
+      </w:r>
+      <w:proofErr w:type="spellStart"/>
+      <w:proofErr w:type="gramStart"/>
+      <w:r>
+        <w:t>apps.yaml</w:t>
+      </w:r>
+      <w:proofErr w:type="spellEnd"/>
+      <w:proofErr w:type="gramEnd"/>
+    </w:p>
+    <w:p>
+      <w:r>
+        <w:t>│   │   └── values-</w:t>
+      </w:r>
+      <w:proofErr w:type="spellStart"/>
+      <w:proofErr w:type="gramStart"/>
+      <w:r>
+        <w:t>template.yaml</w:t>
+      </w:r>
+      <w:proofErr w:type="spellEnd"/>
+      <w:proofErr w:type="gramEnd"/>
+    </w:p>
+    <w:p>
+      <w:r>
+        <w:t>│   │</w:t>
+      </w:r>
+    </w:p>
+    <w:p>
+      <w:r>
+        <w:t xml:space="preserve">│   </w:t>
+      </w:r>
+      <w:r>
+        <w:rPr>
+          <w:rFonts w:ascii="Arial" w:hAnsi="Arial" w:cs="Arial"/>
+        </w:rPr>
+        <w:t>├</w:t>
+      </w:r>
+      <w:r>
+        <w:rPr>
+          <w:rFonts w:ascii="Calibri" w:hAnsi="Calibri" w:cs="Calibri"/>
+        </w:rPr>
+        <w:t>──</w:t>
+      </w:r>
+      <w:r>
+        <w:t xml:space="preserve"> backend-with-</w:t>
+      </w:r>
+      <w:proofErr w:type="spellStart"/>
+      <w:r>
+        <w:t>db</w:t>
+      </w:r>
+      <w:proofErr w:type="spellEnd"/>
+      <w:r>
+        <w:t>/</w:t>
+      </w:r>
+    </w:p>
+    <w:p>
+      <w:r>
+        <w:t>│   └── event-driven/</w:t>
+      </w:r>
+    </w:p>
+    <w:p>
+      <w:r>
+        <w:t>│</w:t>
+      </w:r>
+    </w:p>
+    <w:p>
+      <w:r>
+        <w:rPr>
+          <w:rFonts w:ascii="Arial" w:hAnsi="Arial" w:cs="Arial"/>
+        </w:rPr>
+        <w:t>├</w:t>
+      </w:r>
+      <w:r>
+        <w:rPr>
+          <w:rFonts w:ascii="Calibri" w:hAnsi="Calibri" w:cs="Calibri"/>
+        </w:rPr>
+        <w:t>──</w:t>
+      </w:r>
+      <w:r>
         <w:t xml:space="preserve"> </w:t>
       </w:r>
       <w:proofErr w:type="spellStart"/>
@@ -1108,52 +2303,7 @@
       </w:r>
       <w:proofErr w:type="spellEnd"/>
       <w:r>
-        <w:t>/</w:t>
-      </w:r>
-    </w:p>
-    <w:p>
-      <w:r>
-        <w:t xml:space="preserve">│   │   </w:t>
-      </w:r>
-      <w:r>
-        <w:rPr>
-          <w:rFonts w:ascii="Arial" w:hAnsi="Arial" w:cs="Arial"/>
-        </w:rPr>
-        <w:t>├</w:t>
-      </w:r>
-      <w:r>
-        <w:rPr>
-          <w:rFonts w:ascii="Calibri" w:hAnsi="Calibri" w:cs="Calibri"/>
-        </w:rPr>
-        <w:t>──</w:t>
-      </w:r>
-      <w:r>
-        <w:t xml:space="preserve"> ingress/</w:t>
-      </w:r>
-    </w:p>
-    <w:p>
-      <w:r>
-        <w:t xml:space="preserve">│   │   </w:t>
-      </w:r>
-      <w:r>
-        <w:rPr>
-          <w:rFonts w:ascii="Arial" w:hAnsi="Arial" w:cs="Arial"/>
-        </w:rPr>
-        <w:t>├</w:t>
-      </w:r>
-      <w:r>
-        <w:rPr>
-          <w:rFonts w:ascii="Calibri" w:hAnsi="Calibri" w:cs="Calibri"/>
-        </w:rPr>
-        <w:t>──</w:t>
-      </w:r>
-      <w:r>
-        <w:t xml:space="preserve"> cert-manager/</w:t>
-      </w:r>
-    </w:p>
-    <w:p>
-      <w:r>
-        <w:t>│   │</w:t>
+        <w:t>-projects/                   # RBAC &amp; boundaries</w:t>
       </w:r>
     </w:p>
     <w:p>
@@ -1173,69 +2323,15 @@
         <w:t>──</w:t>
       </w:r>
       <w:r>
-        <w:t xml:space="preserve"> operators/</w:t>
-      </w:r>
-    </w:p>
-    <w:p>
-      <w:r>
-        <w:t xml:space="preserve">│   │   </w:t>
-      </w:r>
-      <w:r>
-        <w:rPr>
-          <w:rFonts w:ascii="Arial" w:hAnsi="Arial" w:cs="Arial"/>
-        </w:rPr>
-        <w:t>├</w:t>
-      </w:r>
-      <w:r>
-        <w:rPr>
-          <w:rFonts w:ascii="Calibri" w:hAnsi="Calibri" w:cs="Calibri"/>
-        </w:rPr>
-        <w:t>──</w:t>
-      </w:r>
-      <w:r>
-        <w:t xml:space="preserve"> </w:t>
-      </w:r>
-      <w:proofErr w:type="spellStart"/>
-      <w:r>
-        <w:t>redis</w:t>
-      </w:r>
-      <w:proofErr w:type="spellEnd"/>
-      <w:r>
-        <w:t>-operator/</w:t>
-      </w:r>
-    </w:p>
-    <w:p>
-      <w:r>
-        <w:t xml:space="preserve">│   │   </w:t>
-      </w:r>
-      <w:r>
-        <w:rPr>
-          <w:rFonts w:ascii="Arial" w:hAnsi="Arial" w:cs="Arial"/>
-        </w:rPr>
-        <w:t>├</w:t>
-      </w:r>
-      <w:r>
-        <w:rPr>
-          <w:rFonts w:ascii="Calibri" w:hAnsi="Calibri" w:cs="Calibri"/>
-        </w:rPr>
-        <w:t>──</w:t>
-      </w:r>
-      <w:r>
-        <w:t xml:space="preserve"> </w:t>
-      </w:r>
-      <w:proofErr w:type="spellStart"/>
-      <w:r>
-        <w:t>postgres</w:t>
-      </w:r>
-      <w:proofErr w:type="spellEnd"/>
-      <w:r>
-        <w:t>-operator/</w:t>
-      </w:r>
-    </w:p>
-    <w:p>
-      <w:r>
-        <w:t>│   │</w:t>
-      </w:r>
+        <w:t xml:space="preserve"> </w:t>
+      </w:r>
+      <w:proofErr w:type="spellStart"/>
+      <w:proofErr w:type="gramStart"/>
+      <w:r>
+        <w:t>platform.yaml</w:t>
+      </w:r>
+      <w:proofErr w:type="spellEnd"/>
+      <w:proofErr w:type="gramEnd"/>
     </w:p>
     <w:p>
       <w:r>
@@ -1254,64 +2350,27 @@
         <w:t>──</w:t>
       </w:r>
       <w:r>
-        <w:t xml:space="preserve"> services/</w:t>
-      </w:r>
-    </w:p>
-    <w:p>
-      <w:r>
-        <w:t xml:space="preserve">│       </w:t>
-      </w:r>
-      <w:r>
-        <w:rPr>
-          <w:rFonts w:ascii="Arial" w:hAnsi="Arial" w:cs="Arial"/>
-        </w:rPr>
-        <w:t>├</w:t>
-      </w:r>
-      <w:r>
-        <w:rPr>
-          <w:rFonts w:ascii="Calibri" w:hAnsi="Calibri" w:cs="Calibri"/>
-        </w:rPr>
-        <w:t>──</w:t>
-      </w:r>
-      <w:r>
-        <w:t xml:space="preserve"> </w:t>
-      </w:r>
-      <w:proofErr w:type="spellStart"/>
-      <w:r>
-        <w:t>redis</w:t>
-      </w:r>
-      <w:proofErr w:type="spellEnd"/>
-      <w:r>
-        <w:t>/</w:t>
-      </w:r>
-    </w:p>
-    <w:p>
-      <w:r>
-        <w:t xml:space="preserve">│       </w:t>
-      </w:r>
-      <w:r>
-        <w:rPr>
-          <w:rFonts w:ascii="Arial" w:hAnsi="Arial" w:cs="Arial"/>
-        </w:rPr>
-        <w:t>├</w:t>
-      </w:r>
-      <w:r>
-        <w:rPr>
-          <w:rFonts w:ascii="Calibri" w:hAnsi="Calibri" w:cs="Calibri"/>
-        </w:rPr>
-        <w:t>──</w:t>
-      </w:r>
-      <w:r>
-        <w:t xml:space="preserve"> </w:t>
-      </w:r>
-      <w:proofErr w:type="spellStart"/>
-      <w:r>
-        <w:t>postgres</w:t>
-      </w:r>
-      <w:proofErr w:type="spellEnd"/>
-      <w:r>
-        <w:t>/</w:t>
-      </w:r>
+        <w:t xml:space="preserve"> </w:t>
+      </w:r>
+      <w:proofErr w:type="spellStart"/>
+      <w:proofErr w:type="gramStart"/>
+      <w:r>
+        <w:t>infrastructure.yaml</w:t>
+      </w:r>
+      <w:proofErr w:type="spellEnd"/>
+      <w:proofErr w:type="gramEnd"/>
+    </w:p>
+    <w:p>
+      <w:r>
+        <w:t xml:space="preserve">│   └── </w:t>
+      </w:r>
+      <w:proofErr w:type="spellStart"/>
+      <w:proofErr w:type="gramStart"/>
+      <w:r>
+        <w:t>applications.yaml</w:t>
+      </w:r>
+      <w:proofErr w:type="spellEnd"/>
+      <w:proofErr w:type="gramEnd"/>
     </w:p>
     <w:p>
       <w:r>
@@ -1320,183 +2379,7 @@
     </w:p>
     <w:p>
       <w:r>
-        <w:rPr>
-          <w:rFonts w:ascii="Arial" w:hAnsi="Arial" w:cs="Arial"/>
-        </w:rPr>
-        <w:t>├</w:t>
-      </w:r>
-      <w:r>
-        <w:rPr>
-          <w:rFonts w:ascii="Calibri" w:hAnsi="Calibri" w:cs="Calibri"/>
-        </w:rPr>
-        <w:t>──</w:t>
-      </w:r>
-      <w:r>
-        <w:t xml:space="preserve"> environments/</w:t>
-      </w:r>
-    </w:p>
-    <w:p>
-      <w:r>
-        <w:t xml:space="preserve">│   </w:t>
-      </w:r>
-      <w:r>
-        <w:rPr>
-          <w:rFonts w:ascii="Arial" w:hAnsi="Arial" w:cs="Arial"/>
-        </w:rPr>
-        <w:t>├</w:t>
-      </w:r>
-      <w:r>
-        <w:rPr>
-          <w:rFonts w:ascii="Calibri" w:hAnsi="Calibri" w:cs="Calibri"/>
-        </w:rPr>
-        <w:t>──</w:t>
-      </w:r>
-      <w:r>
-        <w:t xml:space="preserve"> dev/</w:t>
-      </w:r>
-    </w:p>
-    <w:p>
-      <w:r>
-        <w:t xml:space="preserve">│   │   </w:t>
-      </w:r>
-      <w:r>
-        <w:rPr>
-          <w:rFonts w:ascii="Arial" w:hAnsi="Arial" w:cs="Arial"/>
-        </w:rPr>
-        <w:t>├</w:t>
-      </w:r>
-      <w:r>
-        <w:rPr>
-          <w:rFonts w:ascii="Calibri" w:hAnsi="Calibri" w:cs="Calibri"/>
-        </w:rPr>
-        <w:t>──</w:t>
-      </w:r>
-      <w:r>
-        <w:t xml:space="preserve"> team-a/</w:t>
-      </w:r>
-    </w:p>
-    <w:p>
-      <w:r>
-        <w:t xml:space="preserve">│   │   │   </w:t>
-      </w:r>
-      <w:r>
-        <w:rPr>
-          <w:rFonts w:ascii="Arial" w:hAnsi="Arial" w:cs="Arial"/>
-        </w:rPr>
-        <w:t>├</w:t>
-      </w:r>
-      <w:r>
-        <w:rPr>
-          <w:rFonts w:ascii="Calibri" w:hAnsi="Calibri" w:cs="Calibri"/>
-        </w:rPr>
-        <w:t>──</w:t>
-      </w:r>
-      <w:r>
-        <w:t xml:space="preserve"> </w:t>
-      </w:r>
-      <w:proofErr w:type="spellStart"/>
-      <w:proofErr w:type="gramStart"/>
-      <w:r>
-        <w:t>redis.yaml</w:t>
-      </w:r>
-      <w:proofErr w:type="spellEnd"/>
-      <w:proofErr w:type="gramEnd"/>
-    </w:p>
-    <w:p>
-      <w:r>
-        <w:t xml:space="preserve">│   │   │   </w:t>
-      </w:r>
-      <w:r>
-        <w:rPr>
-          <w:rFonts w:ascii="Arial" w:hAnsi="Arial" w:cs="Arial"/>
-        </w:rPr>
-        <w:t>├</w:t>
-      </w:r>
-      <w:r>
-        <w:rPr>
-          <w:rFonts w:ascii="Calibri" w:hAnsi="Calibri" w:cs="Calibri"/>
-        </w:rPr>
-        <w:t>──</w:t>
-      </w:r>
-      <w:r>
-        <w:t xml:space="preserve"> </w:t>
-      </w:r>
-      <w:proofErr w:type="spellStart"/>
-      <w:proofErr w:type="gramStart"/>
-      <w:r>
-        <w:t>postgres.yaml</w:t>
-      </w:r>
-      <w:proofErr w:type="spellEnd"/>
-      <w:proofErr w:type="gramEnd"/>
-    </w:p>
-    <w:p>
-      <w:r>
-        <w:t>│   │   │</w:t>
-      </w:r>
-    </w:p>
-    <w:p>
-      <w:r>
-        <w:t xml:space="preserve">│   │   </w:t>
-      </w:r>
-      <w:r>
-        <w:rPr>
-          <w:rFonts w:ascii="Arial" w:hAnsi="Arial" w:cs="Arial"/>
-        </w:rPr>
-        <w:t>├</w:t>
-      </w:r>
-      <w:r>
-        <w:rPr>
-          <w:rFonts w:ascii="Calibri" w:hAnsi="Calibri" w:cs="Calibri"/>
-        </w:rPr>
-        <w:t>──</w:t>
-      </w:r>
-      <w:r>
-        <w:t xml:space="preserve"> team-b/</w:t>
-      </w:r>
-    </w:p>
-    <w:p>
-      <w:r>
-        <w:t>│   │</w:t>
-      </w:r>
-    </w:p>
-    <w:p>
-      <w:r>
-        <w:t xml:space="preserve">│   </w:t>
-      </w:r>
-      <w:r>
-        <w:rPr>
-          <w:rFonts w:ascii="Arial" w:hAnsi="Arial" w:cs="Arial"/>
-        </w:rPr>
-        <w:t>├</w:t>
-      </w:r>
-      <w:r>
-        <w:rPr>
-          <w:rFonts w:ascii="Calibri" w:hAnsi="Calibri" w:cs="Calibri"/>
-        </w:rPr>
-        <w:t>──</w:t>
-      </w:r>
-      <w:r>
-        <w:t xml:space="preserve"> stage/</w:t>
-      </w:r>
-    </w:p>
-    <w:p>
-      <w:r>
-        <w:t xml:space="preserve">│   </w:t>
-      </w:r>
-      <w:r>
-        <w:rPr>
-          <w:rFonts w:ascii="Arial" w:hAnsi="Arial" w:cs="Arial"/>
-        </w:rPr>
-        <w:t>├</w:t>
-      </w:r>
-      <w:r>
-        <w:rPr>
-          <w:rFonts w:ascii="Calibri" w:hAnsi="Calibri" w:cs="Calibri"/>
-        </w:rPr>
-        <w:t>──</w:t>
-      </w:r>
-      <w:r>
-        <w:t xml:space="preserve"> prod/</w:t>
+        <w:t>└── README.md</w:t>
       </w:r>
     </w:p>
     <w:p/>
@@ -1504,9 +2387,21 @@
     <w:p/>
     <w:p/>
     <w:p/>
-    <w:p>
-      <w:r>
-        <w:t>*) DB migration flyway structure:</w:t>
+    <w:p/>
+    <w:p/>
+    <w:p/>
+    <w:p>
+      <w:r>
+        <w:lastRenderedPageBreak/>
+        <w:t>*) DB migration flyway structure</w:t>
+      </w:r>
+      <w:r>
+        <w:t xml:space="preserve"> in each service</w:t>
+      </w:r>
+      <w:bookmarkStart w:id="0" w:name="_GoBack"/>
+      <w:bookmarkEnd w:id="0"/>
+      <w:r>
+        <w:t>:</w:t>
       </w:r>
       <w:r>
         <w:br/>

--- a/proj-arch.docx
+++ b/proj-arch.docx
@@ -118,6 +118,65 @@
     </w:p>
     <w:p>
       <w:r>
+        <w:t>|</w:t>
+      </w:r>
+      <w:proofErr w:type="gramStart"/>
+      <w:r>
+        <w:t xml:space="preserve">--  </w:t>
+      </w:r>
+      <w:proofErr w:type="spellStart"/>
+      <w:r>
+        <w:t>iam</w:t>
+      </w:r>
+      <w:proofErr w:type="spellEnd"/>
+      <w:proofErr w:type="gramEnd"/>
+      <w:r>
+        <w:t>/</w:t>
+      </w:r>
+    </w:p>
+    <w:p>
+      <w:r>
+        <w:t>|   |- policies/</w:t>
+      </w:r>
+    </w:p>
+    <w:p>
+      <w:r>
+        <w:t>|   |- roles/</w:t>
+      </w:r>
+    </w:p>
+    <w:p>
+      <w:r>
+        <w:t xml:space="preserve">|   |- </w:t>
+      </w:r>
+      <w:proofErr w:type="spellStart"/>
+      <w:r>
+        <w:t>instance_profiles</w:t>
+      </w:r>
+      <w:proofErr w:type="spellEnd"/>
+      <w:r>
+        <w:t>/</w:t>
+      </w:r>
+    </w:p>
+    <w:p>
+      <w:r>
+        <w:t xml:space="preserve">|   |- </w:t>
+      </w:r>
+      <w:proofErr w:type="spellStart"/>
+      <w:r>
+        <w:t>cross_account</w:t>
+      </w:r>
+      <w:proofErr w:type="spellEnd"/>
+      <w:r>
+        <w:t>/</w:t>
+      </w:r>
+    </w:p>
+    <w:p>
+      <w:r>
+        <w:t>|</w:t>
+      </w:r>
+    </w:p>
+    <w:p>
+      <w:r>
         <w:rPr>
           <w:rFonts w:ascii="Arial" w:hAnsi="Arial" w:cs="Arial"/>
         </w:rPr>
@@ -585,6 +644,7 @@
     </w:p>
     <w:p>
       <w:r>
+        <w:lastRenderedPageBreak/>
         <w:t xml:space="preserve">│   └── </w:t>
       </w:r>
       <w:proofErr w:type="spellStart"/>
@@ -652,30 +712,14 @@
       </w:r>
     </w:p>
     <w:p>
-      <w:r>
-        <w:t>│</w:t>
-      </w:r>
-    </w:p>
-    <w:p>
       <w:pPr>
         <w:rPr>
           <w:rFonts w:ascii="Arial" w:hAnsi="Arial" w:cs="Arial"/>
         </w:rPr>
       </w:pPr>
-    </w:p>
-    <w:p>
-      <w:pPr>
-        <w:rPr>
-          <w:rFonts w:ascii="Arial" w:hAnsi="Arial" w:cs="Arial"/>
-        </w:rPr>
-      </w:pPr>
-    </w:p>
-    <w:p>
-      <w:pPr>
-        <w:rPr>
-          <w:rFonts w:ascii="Arial" w:hAnsi="Arial" w:cs="Arial"/>
-        </w:rPr>
-      </w:pPr>
+      <w:r>
+        <w:t>|</w:t>
+      </w:r>
     </w:p>
     <w:p>
       <w:r>
@@ -752,12 +796,51 @@
     </w:p>
     <w:p>
       <w:r>
+        <w:t xml:space="preserve">|    |--- </w:t>
+      </w:r>
+      <w:proofErr w:type="spellStart"/>
+      <w:r>
+        <w:t>cloud</w:t>
+      </w:r>
+      <w:r>
+        <w:t>trail</w:t>
+      </w:r>
+      <w:proofErr w:type="spellEnd"/>
+      <w:r>
+        <w:t>/</w:t>
+      </w:r>
+    </w:p>
+    <w:p>
+      <w:r>
+        <w:t xml:space="preserve">|    |--- </w:t>
+      </w:r>
+      <w:proofErr w:type="spellStart"/>
+      <w:r>
+        <w:t>guardduty</w:t>
+      </w:r>
+      <w:proofErr w:type="spellEnd"/>
+      <w:r>
+        <w:t>/</w:t>
+      </w:r>
+    </w:p>
+    <w:p>
+      <w:r>
+        <w:t xml:space="preserve">|    |--- </w:t>
+      </w:r>
+      <w:proofErr w:type="spellStart"/>
+      <w:r>
+        <w:t>security_hub</w:t>
+      </w:r>
+      <w:proofErr w:type="spellEnd"/>
+    </w:p>
+    <w:p>
+      <w:r>
+        <w:t xml:space="preserve">|    |--- </w:t>
+      </w:r>
+    </w:p>
+    <w:p>
+      <w:r>
         <w:t xml:space="preserve">│  </w:t>
-      </w:r>
-    </w:p>
-    <w:p>
-      <w:r>
-        <w:t>│</w:t>
       </w:r>
     </w:p>
     <w:p>
@@ -997,6 +1080,7 @@
         <w:rPr>
           <w:rFonts w:ascii="Arial" w:hAnsi="Arial" w:cs="Arial"/>
         </w:rPr>
+        <w:lastRenderedPageBreak/>
         <w:t>├</w:t>
       </w:r>
       <w:r>
@@ -1015,11 +1099,6 @@
       </w:r>
     </w:p>
     <w:p/>
-    <w:p/>
-    <w:p/>
-    <w:p/>
-    <w:p/>
-    <w:p/>
     <w:p>
       <w:r>
         <w:t xml:space="preserve">*) Platform </w:t>
@@ -1482,6 +1561,7 @@
     </w:p>
     <w:p>
       <w:r>
+        <w:lastRenderedPageBreak/>
         <w:t xml:space="preserve">│   </w:t>
       </w:r>
       <w:r>
@@ -1498,6 +1578,502 @@
       </w:r>
       <w:r>
         <w:t xml:space="preserve"> observability/</w:t>
+      </w:r>
+    </w:p>
+    <w:p>
+      <w:r>
+        <w:t xml:space="preserve">│   │   </w:t>
+      </w:r>
+      <w:r>
+        <w:rPr>
+          <w:rFonts w:ascii="Arial" w:hAnsi="Arial" w:cs="Arial"/>
+        </w:rPr>
+        <w:t>├</w:t>
+      </w:r>
+      <w:r>
+        <w:rPr>
+          <w:rFonts w:ascii="Calibri" w:hAnsi="Calibri" w:cs="Calibri"/>
+        </w:rPr>
+        <w:t>──</w:t>
+      </w:r>
+      <w:r>
+        <w:t xml:space="preserve"> </w:t>
+      </w:r>
+      <w:proofErr w:type="spellStart"/>
+      <w:r>
+        <w:t>prometheus</w:t>
+      </w:r>
+      <w:proofErr w:type="spellEnd"/>
+      <w:r>
+        <w:t>/</w:t>
+      </w:r>
+    </w:p>
+    <w:p>
+      <w:r>
+        <w:t xml:space="preserve">│   │   </w:t>
+      </w:r>
+      <w:r>
+        <w:rPr>
+          <w:rFonts w:ascii="Arial" w:hAnsi="Arial" w:cs="Arial"/>
+        </w:rPr>
+        <w:t>├</w:t>
+      </w:r>
+      <w:r>
+        <w:rPr>
+          <w:rFonts w:ascii="Calibri" w:hAnsi="Calibri" w:cs="Calibri"/>
+        </w:rPr>
+        <w:t>──</w:t>
+      </w:r>
+      <w:r>
+        <w:t xml:space="preserve"> </w:t>
+      </w:r>
+      <w:proofErr w:type="spellStart"/>
+      <w:r>
+        <w:t>grafana</w:t>
+      </w:r>
+      <w:proofErr w:type="spellEnd"/>
+      <w:r>
+        <w:t>/</w:t>
+      </w:r>
+    </w:p>
+    <w:p>
+      <w:r>
+        <w:t xml:space="preserve">│   │   └── </w:t>
+      </w:r>
+      <w:proofErr w:type="spellStart"/>
+      <w:r>
+        <w:t>loki</w:t>
+      </w:r>
+      <w:proofErr w:type="spellEnd"/>
+      <w:r>
+        <w:t>/</w:t>
+      </w:r>
+    </w:p>
+    <w:p>
+      <w:r>
+        <w:t>│   │</w:t>
+      </w:r>
+    </w:p>
+    <w:p>
+      <w:r>
+        <w:t>│   └── shared-services/</w:t>
+      </w:r>
+    </w:p>
+    <w:p>
+      <w:r>
+        <w:t xml:space="preserve">│       </w:t>
+      </w:r>
+      <w:r>
+        <w:rPr>
+          <w:rFonts w:ascii="Arial" w:hAnsi="Arial" w:cs="Arial"/>
+        </w:rPr>
+        <w:t>├</w:t>
+      </w:r>
+      <w:r>
+        <w:rPr>
+          <w:rFonts w:ascii="Calibri" w:hAnsi="Calibri" w:cs="Calibri"/>
+        </w:rPr>
+        <w:t>──</w:t>
+      </w:r>
+      <w:r>
+        <w:t xml:space="preserve"> </w:t>
+      </w:r>
+      <w:proofErr w:type="spellStart"/>
+      <w:r>
+        <w:t>redis</w:t>
+      </w:r>
+      <w:proofErr w:type="spellEnd"/>
+      <w:r>
+        <w:t>/</w:t>
+      </w:r>
+    </w:p>
+    <w:p>
+      <w:r>
+        <w:t xml:space="preserve">│       └── </w:t>
+      </w:r>
+      <w:proofErr w:type="spellStart"/>
+      <w:r>
+        <w:t>kafka</w:t>
+      </w:r>
+      <w:proofErr w:type="spellEnd"/>
+      <w:r>
+        <w:t>/</w:t>
+      </w:r>
+    </w:p>
+    <w:p>
+      <w:r>
+        <w:t>│</w:t>
+      </w:r>
+    </w:p>
+    <w:p>
+      <w:r>
+        <w:rPr>
+          <w:rFonts w:ascii="Arial" w:hAnsi="Arial" w:cs="Arial"/>
+        </w:rPr>
+        <w:t>├</w:t>
+      </w:r>
+      <w:r>
+        <w:rPr>
+          <w:rFonts w:ascii="Calibri" w:hAnsi="Calibri" w:cs="Calibri"/>
+        </w:rPr>
+        <w:t>──</w:t>
+      </w:r>
+      <w:r>
+        <w:t xml:space="preserve"> infrastructure/                    # </w:t>
+      </w:r>
+      <w:proofErr w:type="spellStart"/>
+      <w:r>
+        <w:t>Crossplane</w:t>
+      </w:r>
+      <w:proofErr w:type="spellEnd"/>
+      <w:r>
+        <w:t xml:space="preserve"> layer (future replacement for TF)</w:t>
+      </w:r>
+    </w:p>
+    <w:p>
+      <w:r>
+        <w:t xml:space="preserve">│   └── </w:t>
+      </w:r>
+      <w:proofErr w:type="spellStart"/>
+      <w:r>
+        <w:t>crossplane</w:t>
+      </w:r>
+      <w:proofErr w:type="spellEnd"/>
+      <w:r>
+        <w:t>/</w:t>
+      </w:r>
+    </w:p>
+    <w:p>
+      <w:r>
+        <w:t xml:space="preserve">│       </w:t>
+      </w:r>
+      <w:r>
+        <w:rPr>
+          <w:rFonts w:ascii="Arial" w:hAnsi="Arial" w:cs="Arial"/>
+        </w:rPr>
+        <w:t>├</w:t>
+      </w:r>
+      <w:r>
+        <w:rPr>
+          <w:rFonts w:ascii="Calibri" w:hAnsi="Calibri" w:cs="Calibri"/>
+        </w:rPr>
+        <w:t>──</w:t>
+      </w:r>
+      <w:r>
+        <w:t xml:space="preserve"> providers/</w:t>
+      </w:r>
+    </w:p>
+    <w:p>
+      <w:r>
+        <w:t xml:space="preserve">│       │   └── </w:t>
+      </w:r>
+      <w:proofErr w:type="spellStart"/>
+      <w:r>
+        <w:t>aws</w:t>
+      </w:r>
+      <w:proofErr w:type="spellEnd"/>
+      <w:r>
+        <w:t>/</w:t>
+      </w:r>
+    </w:p>
+    <w:p>
+      <w:r>
+        <w:t>│       │</w:t>
+      </w:r>
+    </w:p>
+    <w:p>
+      <w:r>
+        <w:t xml:space="preserve">│       </w:t>
+      </w:r>
+      <w:r>
+        <w:rPr>
+          <w:rFonts w:ascii="Arial" w:hAnsi="Arial" w:cs="Arial"/>
+        </w:rPr>
+        <w:t>├</w:t>
+      </w:r>
+      <w:r>
+        <w:rPr>
+          <w:rFonts w:ascii="Calibri" w:hAnsi="Calibri" w:cs="Calibri"/>
+        </w:rPr>
+        <w:t>──</w:t>
+      </w:r>
+      <w:r>
+        <w:t xml:space="preserve"> compositions/              # Platform APIs</w:t>
+      </w:r>
+    </w:p>
+    <w:p>
+      <w:r>
+        <w:t xml:space="preserve">│       │   </w:t>
+      </w:r>
+      <w:r>
+        <w:rPr>
+          <w:rFonts w:ascii="Arial" w:hAnsi="Arial" w:cs="Arial"/>
+        </w:rPr>
+        <w:t>├</w:t>
+      </w:r>
+      <w:r>
+        <w:rPr>
+          <w:rFonts w:ascii="Calibri" w:hAnsi="Calibri" w:cs="Calibri"/>
+        </w:rPr>
+        <w:t>──</w:t>
+      </w:r>
+      <w:r>
+        <w:t xml:space="preserve"> database/</w:t>
+      </w:r>
+    </w:p>
+    <w:p>
+      <w:r>
+        <w:t xml:space="preserve">│       │   </w:t>
+      </w:r>
+      <w:r>
+        <w:rPr>
+          <w:rFonts w:ascii="Arial" w:hAnsi="Arial" w:cs="Arial"/>
+        </w:rPr>
+        <w:t>├</w:t>
+      </w:r>
+      <w:r>
+        <w:rPr>
+          <w:rFonts w:ascii="Calibri" w:hAnsi="Calibri" w:cs="Calibri"/>
+        </w:rPr>
+        <w:t>──</w:t>
+      </w:r>
+      <w:r>
+        <w:t xml:space="preserve"> network/</w:t>
+      </w:r>
+    </w:p>
+    <w:p>
+      <w:r>
+        <w:t xml:space="preserve">│       │   └── </w:t>
+      </w:r>
+      <w:proofErr w:type="spellStart"/>
+      <w:r>
+        <w:t>iam</w:t>
+      </w:r>
+      <w:proofErr w:type="spellEnd"/>
+      <w:r>
+        <w:t>/</w:t>
+      </w:r>
+    </w:p>
+    <w:p>
+      <w:r>
+        <w:t>│       │</w:t>
+      </w:r>
+    </w:p>
+    <w:p>
+      <w:r>
+        <w:t xml:space="preserve">│       └── claims/                    # </w:t>
+      </w:r>
+      <w:proofErr w:type="spellStart"/>
+      <w:r>
+        <w:t>Env</w:t>
+      </w:r>
+      <w:proofErr w:type="spellEnd"/>
+      <w:r>
+        <w:t>-specific usage</w:t>
+      </w:r>
+    </w:p>
+    <w:p>
+      <w:r>
+        <w:t xml:space="preserve">│           </w:t>
+      </w:r>
+      <w:r>
+        <w:rPr>
+          <w:rFonts w:ascii="Arial" w:hAnsi="Arial" w:cs="Arial"/>
+        </w:rPr>
+        <w:t>├</w:t>
+      </w:r>
+      <w:r>
+        <w:rPr>
+          <w:rFonts w:ascii="Calibri" w:hAnsi="Calibri" w:cs="Calibri"/>
+        </w:rPr>
+        <w:t>──</w:t>
+      </w:r>
+      <w:r>
+        <w:t xml:space="preserve"> dev/</w:t>
+      </w:r>
+    </w:p>
+    <w:p>
+      <w:r>
+        <w:t xml:space="preserve">│           </w:t>
+      </w:r>
+      <w:r>
+        <w:rPr>
+          <w:rFonts w:ascii="Arial" w:hAnsi="Arial" w:cs="Arial"/>
+        </w:rPr>
+        <w:t>├</w:t>
+      </w:r>
+      <w:r>
+        <w:rPr>
+          <w:rFonts w:ascii="Calibri" w:hAnsi="Calibri" w:cs="Calibri"/>
+        </w:rPr>
+        <w:t>──</w:t>
+      </w:r>
+      <w:r>
+        <w:t xml:space="preserve"> stage/</w:t>
+      </w:r>
+    </w:p>
+    <w:p>
+      <w:r>
+        <w:t>│           └── prod/</w:t>
+      </w:r>
+    </w:p>
+    <w:p>
+      <w:r>
+        <w:t>│</w:t>
+      </w:r>
+    </w:p>
+    <w:p>
+      <w:r>
+        <w:rPr>
+          <w:rFonts w:ascii="Arial" w:hAnsi="Arial" w:cs="Arial"/>
+        </w:rPr>
+        <w:t>├</w:t>
+      </w:r>
+      <w:r>
+        <w:rPr>
+          <w:rFonts w:ascii="Calibri" w:hAnsi="Calibri" w:cs="Calibri"/>
+        </w:rPr>
+        <w:t>──</w:t>
+      </w:r>
+      <w:r>
+        <w:t xml:space="preserve"> environments/                      # </w:t>
+      </w:r>
+      <w:r>
+        <w:rPr>
+          <w:rFonts w:ascii="Segoe UI Symbol" w:hAnsi="Segoe UI Symbol" w:cs="Segoe UI Symbol"/>
+        </w:rPr>
+        <w:t>🔥</w:t>
+      </w:r>
+      <w:r>
+        <w:t xml:space="preserve"> Composition layer (MOST IMPORTANT)</w:t>
+      </w:r>
+    </w:p>
+    <w:p>
+      <w:r>
+        <w:t xml:space="preserve">│   </w:t>
+      </w:r>
+      <w:r>
+        <w:rPr>
+          <w:rFonts w:ascii="Arial" w:hAnsi="Arial" w:cs="Arial"/>
+        </w:rPr>
+        <w:t>├</w:t>
+      </w:r>
+      <w:r>
+        <w:rPr>
+          <w:rFonts w:ascii="Calibri" w:hAnsi="Calibri" w:cs="Calibri"/>
+        </w:rPr>
+        <w:t>──</w:t>
+      </w:r>
+      <w:r>
+        <w:t xml:space="preserve"> dev/</w:t>
+      </w:r>
+    </w:p>
+    <w:p>
+      <w:r>
+        <w:t xml:space="preserve">│   │   </w:t>
+      </w:r>
+      <w:r>
+        <w:rPr>
+          <w:rFonts w:ascii="Arial" w:hAnsi="Arial" w:cs="Arial"/>
+        </w:rPr>
+        <w:t>├</w:t>
+      </w:r>
+      <w:r>
+        <w:rPr>
+          <w:rFonts w:ascii="Calibri" w:hAnsi="Calibri" w:cs="Calibri"/>
+        </w:rPr>
+        <w:t>──</w:t>
+      </w:r>
+      <w:r>
+        <w:t xml:space="preserve"> </w:t>
+      </w:r>
+      <w:proofErr w:type="spellStart"/>
+      <w:proofErr w:type="gramStart"/>
+      <w:r>
+        <w:t>platform.yaml</w:t>
+      </w:r>
+      <w:proofErr w:type="spellEnd"/>
+      <w:proofErr w:type="gramEnd"/>
+      <w:r>
+        <w:t xml:space="preserve">              # installs platform components</w:t>
+      </w:r>
+    </w:p>
+    <w:p>
+      <w:r>
+        <w:t xml:space="preserve">│   │   </w:t>
+      </w:r>
+      <w:r>
+        <w:rPr>
+          <w:rFonts w:ascii="Arial" w:hAnsi="Arial" w:cs="Arial"/>
+        </w:rPr>
+        <w:t>├</w:t>
+      </w:r>
+      <w:r>
+        <w:rPr>
+          <w:rFonts w:ascii="Calibri" w:hAnsi="Calibri" w:cs="Calibri"/>
+        </w:rPr>
+        <w:t>──</w:t>
+      </w:r>
+      <w:r>
+        <w:t xml:space="preserve"> </w:t>
+      </w:r>
+      <w:proofErr w:type="spellStart"/>
+      <w:proofErr w:type="gramStart"/>
+      <w:r>
+        <w:t>infrastructure.yaml</w:t>
+      </w:r>
+      <w:proofErr w:type="spellEnd"/>
+      <w:proofErr w:type="gramEnd"/>
+      <w:r>
+        <w:t xml:space="preserve">        # </w:t>
+      </w:r>
+      <w:proofErr w:type="spellStart"/>
+      <w:r>
+        <w:t>crossplane</w:t>
+      </w:r>
+      <w:proofErr w:type="spellEnd"/>
+      <w:r>
+        <w:t xml:space="preserve"> claims</w:t>
+      </w:r>
+    </w:p>
+    <w:p>
+      <w:r>
+        <w:t xml:space="preserve">│   │   └── </w:t>
+      </w:r>
+      <w:proofErr w:type="spellStart"/>
+      <w:proofErr w:type="gramStart"/>
+      <w:r>
+        <w:t>applications.yaml</w:t>
+      </w:r>
+      <w:proofErr w:type="spellEnd"/>
+      <w:proofErr w:type="gramEnd"/>
+      <w:r>
+        <w:t xml:space="preserve">          # references app repos</w:t>
+      </w:r>
+    </w:p>
+    <w:p>
+      <w:r>
+        <w:t>│   │</w:t>
+      </w:r>
+    </w:p>
+    <w:p>
+      <w:r>
+        <w:t xml:space="preserve">│   </w:t>
+      </w:r>
+      <w:r>
+        <w:rPr>
+          <w:rFonts w:ascii="Arial" w:hAnsi="Arial" w:cs="Arial"/>
+        </w:rPr>
+        <w:t>├</w:t>
+      </w:r>
+      <w:r>
+        <w:rPr>
+          <w:rFonts w:ascii="Calibri" w:hAnsi="Calibri" w:cs="Calibri"/>
+        </w:rPr>
+        <w:t>──</w:t>
+      </w:r>
+      <w:r>
+        <w:t xml:space="preserve"> stage/</w:t>
       </w:r>
     </w:p>
     <w:p>
@@ -1521,512 +2097,15 @@
         <w:t xml:space="preserve"> </w:t>
       </w:r>
       <w:proofErr w:type="spellStart"/>
-      <w:r>
-        <w:t>prometheus</w:t>
-      </w:r>
-      <w:proofErr w:type="spellEnd"/>
-      <w:r>
-        <w:t>/</w:t>
-      </w:r>
-    </w:p>
-    <w:p>
-      <w:r>
-        <w:t xml:space="preserve">│   │   </w:t>
-      </w:r>
-      <w:r>
-        <w:rPr>
-          <w:rFonts w:ascii="Arial" w:hAnsi="Arial" w:cs="Arial"/>
-        </w:rPr>
-        <w:t>├</w:t>
-      </w:r>
-      <w:r>
-        <w:rPr>
-          <w:rFonts w:ascii="Calibri" w:hAnsi="Calibri" w:cs="Calibri"/>
-        </w:rPr>
-        <w:t>──</w:t>
-      </w:r>
-      <w:r>
-        <w:t xml:space="preserve"> </w:t>
-      </w:r>
-      <w:proofErr w:type="spellStart"/>
-      <w:r>
-        <w:t>grafana</w:t>
-      </w:r>
-      <w:proofErr w:type="spellEnd"/>
-      <w:r>
-        <w:t>/</w:t>
-      </w:r>
-    </w:p>
-    <w:p>
-      <w:r>
-        <w:t xml:space="preserve">│   │   └── </w:t>
-      </w:r>
-      <w:proofErr w:type="spellStart"/>
-      <w:r>
-        <w:t>loki</w:t>
-      </w:r>
-      <w:proofErr w:type="spellEnd"/>
-      <w:r>
-        <w:t>/</w:t>
-      </w:r>
-    </w:p>
-    <w:p>
-      <w:r>
-        <w:t>│   │</w:t>
-      </w:r>
-    </w:p>
-    <w:p>
-      <w:r>
-        <w:t>│   └── shared-services/</w:t>
-      </w:r>
-    </w:p>
-    <w:p>
-      <w:r>
-        <w:t xml:space="preserve">│       </w:t>
-      </w:r>
-      <w:r>
-        <w:rPr>
-          <w:rFonts w:ascii="Arial" w:hAnsi="Arial" w:cs="Arial"/>
-        </w:rPr>
-        <w:t>├</w:t>
-      </w:r>
-      <w:r>
-        <w:rPr>
-          <w:rFonts w:ascii="Calibri" w:hAnsi="Calibri" w:cs="Calibri"/>
-        </w:rPr>
-        <w:t>──</w:t>
-      </w:r>
-      <w:r>
-        <w:t xml:space="preserve"> </w:t>
-      </w:r>
-      <w:proofErr w:type="spellStart"/>
-      <w:r>
-        <w:t>redis</w:t>
-      </w:r>
-      <w:proofErr w:type="spellEnd"/>
-      <w:r>
-        <w:t>/</w:t>
-      </w:r>
-    </w:p>
-    <w:p>
-      <w:r>
-        <w:t xml:space="preserve">│       └── </w:t>
-      </w:r>
-      <w:proofErr w:type="spellStart"/>
-      <w:r>
-        <w:t>kafka</w:t>
-      </w:r>
-      <w:proofErr w:type="spellEnd"/>
-      <w:r>
-        <w:t>/</w:t>
-      </w:r>
-    </w:p>
-    <w:p>
-      <w:r>
-        <w:t>│</w:t>
-      </w:r>
-    </w:p>
-    <w:p>
-      <w:r>
-        <w:rPr>
-          <w:rFonts w:ascii="Arial" w:hAnsi="Arial" w:cs="Arial"/>
-        </w:rPr>
-        <w:t>├</w:t>
-      </w:r>
-      <w:r>
-        <w:rPr>
-          <w:rFonts w:ascii="Calibri" w:hAnsi="Calibri" w:cs="Calibri"/>
-        </w:rPr>
-        <w:t>──</w:t>
-      </w:r>
-      <w:r>
-        <w:t xml:space="preserve"> infrastructure/                    # </w:t>
-      </w:r>
-      <w:proofErr w:type="spellStart"/>
-      <w:r>
-        <w:t>Crossplane</w:t>
-      </w:r>
-      <w:proofErr w:type="spellEnd"/>
-      <w:r>
-        <w:t xml:space="preserve"> layer (future replacement for TF)</w:t>
-      </w:r>
-    </w:p>
-    <w:p>
-      <w:r>
-        <w:t xml:space="preserve">│   └── </w:t>
-      </w:r>
-      <w:proofErr w:type="spellStart"/>
-      <w:r>
-        <w:t>crossplane</w:t>
-      </w:r>
-      <w:proofErr w:type="spellEnd"/>
-      <w:r>
-        <w:t>/</w:t>
-      </w:r>
-    </w:p>
-    <w:p>
-      <w:r>
-        <w:t xml:space="preserve">│       </w:t>
-      </w:r>
-      <w:r>
-        <w:rPr>
-          <w:rFonts w:ascii="Arial" w:hAnsi="Arial" w:cs="Arial"/>
-        </w:rPr>
-        <w:t>├</w:t>
-      </w:r>
-      <w:r>
-        <w:rPr>
-          <w:rFonts w:ascii="Calibri" w:hAnsi="Calibri" w:cs="Calibri"/>
-        </w:rPr>
-        <w:t>──</w:t>
-      </w:r>
-      <w:r>
-        <w:t xml:space="preserve"> providers/</w:t>
-      </w:r>
-    </w:p>
-    <w:p>
-      <w:r>
-        <w:t xml:space="preserve">│       │   └── </w:t>
-      </w:r>
-      <w:proofErr w:type="spellStart"/>
-      <w:r>
-        <w:t>aws</w:t>
-      </w:r>
-      <w:proofErr w:type="spellEnd"/>
-      <w:r>
-        <w:t>/</w:t>
-      </w:r>
-    </w:p>
-    <w:p>
-      <w:r>
-        <w:t>│       │</w:t>
-      </w:r>
-    </w:p>
-    <w:p>
-      <w:r>
-        <w:t xml:space="preserve">│       </w:t>
-      </w:r>
-      <w:r>
-        <w:rPr>
-          <w:rFonts w:ascii="Arial" w:hAnsi="Arial" w:cs="Arial"/>
-        </w:rPr>
-        <w:t>├</w:t>
-      </w:r>
-      <w:r>
-        <w:rPr>
-          <w:rFonts w:ascii="Calibri" w:hAnsi="Calibri" w:cs="Calibri"/>
-        </w:rPr>
-        <w:t>──</w:t>
-      </w:r>
-      <w:r>
-        <w:t xml:space="preserve"> compositions/              # Platform APIs</w:t>
-      </w:r>
-    </w:p>
-    <w:p>
-      <w:r>
-        <w:t xml:space="preserve">│       │   </w:t>
-      </w:r>
-      <w:r>
-        <w:rPr>
-          <w:rFonts w:ascii="Arial" w:hAnsi="Arial" w:cs="Arial"/>
-        </w:rPr>
-        <w:t>├</w:t>
-      </w:r>
-      <w:r>
-        <w:rPr>
-          <w:rFonts w:ascii="Calibri" w:hAnsi="Calibri" w:cs="Calibri"/>
-        </w:rPr>
-        <w:t>──</w:t>
-      </w:r>
-      <w:r>
-        <w:t xml:space="preserve"> database/</w:t>
-      </w:r>
-    </w:p>
-    <w:p>
-      <w:r>
-        <w:t xml:space="preserve">│       │   </w:t>
-      </w:r>
-      <w:r>
-        <w:rPr>
-          <w:rFonts w:ascii="Arial" w:hAnsi="Arial" w:cs="Arial"/>
-        </w:rPr>
-        <w:t>├</w:t>
-      </w:r>
-      <w:r>
-        <w:rPr>
-          <w:rFonts w:ascii="Calibri" w:hAnsi="Calibri" w:cs="Calibri"/>
-        </w:rPr>
-        <w:t>──</w:t>
-      </w:r>
-      <w:r>
-        <w:t xml:space="preserve"> network/</w:t>
-      </w:r>
-    </w:p>
-    <w:p>
-      <w:r>
-        <w:t xml:space="preserve">│       │   └── </w:t>
-      </w:r>
-      <w:proofErr w:type="spellStart"/>
-      <w:r>
-        <w:t>iam</w:t>
-      </w:r>
-      <w:proofErr w:type="spellEnd"/>
-      <w:r>
-        <w:t>/</w:t>
-      </w:r>
-    </w:p>
-    <w:p>
-      <w:r>
-        <w:t>│       │</w:t>
-      </w:r>
-    </w:p>
-    <w:p>
-      <w:r>
-        <w:t xml:space="preserve">│       └── claims/                    # </w:t>
-      </w:r>
-      <w:proofErr w:type="spellStart"/>
-      <w:r>
-        <w:t>Env</w:t>
-      </w:r>
-      <w:proofErr w:type="spellEnd"/>
-      <w:r>
-        <w:t>-specific usage</w:t>
-      </w:r>
-    </w:p>
-    <w:p>
-      <w:r>
-        <w:t xml:space="preserve">│           </w:t>
-      </w:r>
-      <w:r>
-        <w:rPr>
-          <w:rFonts w:ascii="Arial" w:hAnsi="Arial" w:cs="Arial"/>
-        </w:rPr>
-        <w:t>├</w:t>
-      </w:r>
-      <w:r>
-        <w:rPr>
-          <w:rFonts w:ascii="Calibri" w:hAnsi="Calibri" w:cs="Calibri"/>
-        </w:rPr>
-        <w:t>──</w:t>
-      </w:r>
-      <w:r>
-        <w:t xml:space="preserve"> dev/</w:t>
-      </w:r>
-    </w:p>
-    <w:p>
-      <w:r>
-        <w:t xml:space="preserve">│           </w:t>
-      </w:r>
-      <w:r>
-        <w:rPr>
-          <w:rFonts w:ascii="Arial" w:hAnsi="Arial" w:cs="Arial"/>
-        </w:rPr>
-        <w:t>├</w:t>
-      </w:r>
-      <w:r>
-        <w:rPr>
-          <w:rFonts w:ascii="Calibri" w:hAnsi="Calibri" w:cs="Calibri"/>
-        </w:rPr>
-        <w:t>──</w:t>
-      </w:r>
-      <w:r>
-        <w:t xml:space="preserve"> stage/</w:t>
-      </w:r>
-    </w:p>
-    <w:p>
-      <w:r>
-        <w:t>│           └── prod/</w:t>
-      </w:r>
-    </w:p>
-    <w:p>
-      <w:r>
-        <w:t>│</w:t>
-      </w:r>
-    </w:p>
-    <w:p>
-      <w:r>
-        <w:rPr>
-          <w:rFonts w:ascii="Arial" w:hAnsi="Arial" w:cs="Arial"/>
-        </w:rPr>
-        <w:t>├</w:t>
-      </w:r>
-      <w:r>
-        <w:rPr>
-          <w:rFonts w:ascii="Calibri" w:hAnsi="Calibri" w:cs="Calibri"/>
-        </w:rPr>
-        <w:t>──</w:t>
-      </w:r>
-      <w:r>
-        <w:t xml:space="preserve"> environments/                      # </w:t>
-      </w:r>
-      <w:r>
-        <w:rPr>
-          <w:rFonts w:ascii="Segoe UI Symbol" w:hAnsi="Segoe UI Symbol" w:cs="Segoe UI Symbol"/>
-        </w:rPr>
-        <w:t>🔥</w:t>
-      </w:r>
-      <w:r>
-        <w:t xml:space="preserve"> Composition layer (MOST IMPORTANT)</w:t>
-      </w:r>
-    </w:p>
-    <w:p>
-      <w:r>
-        <w:t xml:space="preserve">│   </w:t>
-      </w:r>
-      <w:r>
-        <w:rPr>
-          <w:rFonts w:ascii="Arial" w:hAnsi="Arial" w:cs="Arial"/>
-        </w:rPr>
-        <w:t>├</w:t>
-      </w:r>
-      <w:r>
-        <w:rPr>
-          <w:rFonts w:ascii="Calibri" w:hAnsi="Calibri" w:cs="Calibri"/>
-        </w:rPr>
-        <w:t>──</w:t>
-      </w:r>
-      <w:r>
-        <w:t xml:space="preserve"> dev/</w:t>
-      </w:r>
-    </w:p>
-    <w:p>
-      <w:r>
-        <w:t xml:space="preserve">│   │   </w:t>
-      </w:r>
-      <w:r>
-        <w:rPr>
-          <w:rFonts w:ascii="Arial" w:hAnsi="Arial" w:cs="Arial"/>
-        </w:rPr>
-        <w:t>├</w:t>
-      </w:r>
-      <w:r>
-        <w:rPr>
-          <w:rFonts w:ascii="Calibri" w:hAnsi="Calibri" w:cs="Calibri"/>
-        </w:rPr>
-        <w:t>──</w:t>
-      </w:r>
-      <w:r>
-        <w:t xml:space="preserve"> </w:t>
-      </w:r>
-      <w:proofErr w:type="spellStart"/>
       <w:proofErr w:type="gramStart"/>
       <w:r>
         <w:t>platform.yaml</w:t>
       </w:r>
       <w:proofErr w:type="spellEnd"/>
       <w:proofErr w:type="gramEnd"/>
-      <w:r>
-        <w:t xml:space="preserve">              # installs platform components</w:t>
-      </w:r>
-    </w:p>
-    <w:p>
-      <w:r>
-        <w:t xml:space="preserve">│   │   </w:t>
-      </w:r>
-      <w:r>
-        <w:rPr>
-          <w:rFonts w:ascii="Arial" w:hAnsi="Arial" w:cs="Arial"/>
-        </w:rPr>
-        <w:t>├</w:t>
-      </w:r>
-      <w:r>
-        <w:rPr>
-          <w:rFonts w:ascii="Calibri" w:hAnsi="Calibri" w:cs="Calibri"/>
-        </w:rPr>
-        <w:t>──</w:t>
-      </w:r>
-      <w:r>
-        <w:t xml:space="preserve"> </w:t>
-      </w:r>
-      <w:proofErr w:type="spellStart"/>
-      <w:proofErr w:type="gramStart"/>
-      <w:r>
-        <w:t>infrastructure.yaml</w:t>
-      </w:r>
-      <w:proofErr w:type="spellEnd"/>
-      <w:proofErr w:type="gramEnd"/>
-      <w:r>
-        <w:t xml:space="preserve">        # </w:t>
-      </w:r>
-      <w:proofErr w:type="spellStart"/>
-      <w:r>
-        <w:t>crossplane</w:t>
-      </w:r>
-      <w:proofErr w:type="spellEnd"/>
-      <w:r>
-        <w:t xml:space="preserve"> claims</w:t>
-      </w:r>
-    </w:p>
-    <w:p>
-      <w:r>
-        <w:t xml:space="preserve">│   │   └── </w:t>
-      </w:r>
-      <w:proofErr w:type="spellStart"/>
-      <w:proofErr w:type="gramStart"/>
-      <w:r>
-        <w:t>applications.yaml</w:t>
-      </w:r>
-      <w:proofErr w:type="spellEnd"/>
-      <w:proofErr w:type="gramEnd"/>
-      <w:r>
-        <w:t xml:space="preserve">          # references app repos</w:t>
-      </w:r>
-    </w:p>
-    <w:p>
-      <w:r>
-        <w:t>│   │</w:t>
-      </w:r>
-    </w:p>
-    <w:p>
-      <w:r>
-        <w:t xml:space="preserve">│   </w:t>
-      </w:r>
-      <w:r>
-        <w:rPr>
-          <w:rFonts w:ascii="Arial" w:hAnsi="Arial" w:cs="Arial"/>
-        </w:rPr>
-        <w:t>├</w:t>
-      </w:r>
-      <w:r>
-        <w:rPr>
-          <w:rFonts w:ascii="Calibri" w:hAnsi="Calibri" w:cs="Calibri"/>
-        </w:rPr>
-        <w:t>──</w:t>
-      </w:r>
-      <w:r>
-        <w:t xml:space="preserve"> stage/</w:t>
-      </w:r>
-    </w:p>
-    <w:p>
-      <w:r>
-        <w:t xml:space="preserve">│   │   </w:t>
-      </w:r>
-      <w:r>
-        <w:rPr>
-          <w:rFonts w:ascii="Arial" w:hAnsi="Arial" w:cs="Arial"/>
-        </w:rPr>
-        <w:t>├</w:t>
-      </w:r>
-      <w:r>
-        <w:rPr>
-          <w:rFonts w:ascii="Calibri" w:hAnsi="Calibri" w:cs="Calibri"/>
-        </w:rPr>
-        <w:t>──</w:t>
-      </w:r>
-      <w:r>
-        <w:t xml:space="preserve"> </w:t>
-      </w:r>
-      <w:proofErr w:type="spellStart"/>
-      <w:proofErr w:type="gramStart"/>
-      <w:r>
-        <w:t>platform.yaml</w:t>
-      </w:r>
-      <w:proofErr w:type="spellEnd"/>
-      <w:proofErr w:type="gramEnd"/>
-    </w:p>
-    <w:p>
-      <w:r>
-        <w:lastRenderedPageBreak/>
+    </w:p>
+    <w:p>
+      <w:r>
         <w:t xml:space="preserve">│   │   </w:t>
       </w:r>
       <w:r>
@@ -2390,420 +2469,1814 @@
     <w:p/>
     <w:p/>
     <w:p/>
-    <w:p>
+    <w:p/>
+    <w:p/>
+    <w:p>
+      <w:r>
+        <w:t>*) DB migration flyway structure</w:t>
+      </w:r>
+      <w:r>
+        <w:t xml:space="preserve"> in each service</w:t>
+      </w:r>
+      <w:r>
+        <w:t>:</w:t>
+      </w:r>
+      <w:r>
+        <w:br/>
+      </w:r>
+      <w:proofErr w:type="spellStart"/>
+      <w:r>
+        <w:t>db</w:t>
+      </w:r>
+      <w:proofErr w:type="spellEnd"/>
+      <w:r>
+        <w:t>/</w:t>
+      </w:r>
+    </w:p>
+    <w:p>
+      <w:r>
+        <w:t xml:space="preserve"> </w:t>
+      </w:r>
+      <w:r>
+        <w:rPr>
+          <w:rFonts w:ascii="Arial" w:hAnsi="Arial" w:cs="Arial"/>
+        </w:rPr>
+        <w:t>├</w:t>
+      </w:r>
+      <w:r>
+        <w:rPr>
+          <w:rFonts w:ascii="Calibri" w:hAnsi="Calibri" w:cs="Calibri"/>
+        </w:rPr>
+        <w:t>──</w:t>
+      </w:r>
+      <w:r>
+        <w:t xml:space="preserve"> migrations/</w:t>
+      </w:r>
+    </w:p>
+    <w:p>
+      <w:r>
+        <w:t xml:space="preserve"> │    </w:t>
+      </w:r>
+      <w:r>
+        <w:rPr>
+          <w:rFonts w:ascii="Arial" w:hAnsi="Arial" w:cs="Arial"/>
+        </w:rPr>
+        <w:t>├</w:t>
+      </w:r>
+      <w:r>
+        <w:rPr>
+          <w:rFonts w:ascii="Calibri" w:hAnsi="Calibri" w:cs="Calibri"/>
+        </w:rPr>
+        <w:t>──</w:t>
+      </w:r>
+      <w:r>
+        <w:t xml:space="preserve"> V1__init_schema.sql</w:t>
+      </w:r>
+    </w:p>
+    <w:p>
+      <w:r>
+        <w:t xml:space="preserve"> │    </w:t>
+      </w:r>
+      <w:r>
+        <w:rPr>
+          <w:rFonts w:ascii="Arial" w:hAnsi="Arial" w:cs="Arial"/>
+        </w:rPr>
+        <w:t>├</w:t>
+      </w:r>
+      <w:r>
+        <w:rPr>
+          <w:rFonts w:ascii="Calibri" w:hAnsi="Calibri" w:cs="Calibri"/>
+        </w:rPr>
+        <w:t>──</w:t>
+      </w:r>
+      <w:r>
+        <w:t xml:space="preserve"> V2__create_users.sql</w:t>
+      </w:r>
+    </w:p>
+    <w:p>
+      <w:r>
+        <w:t xml:space="preserve"> │    </w:t>
+      </w:r>
+      <w:r>
+        <w:rPr>
+          <w:rFonts w:ascii="Arial" w:hAnsi="Arial" w:cs="Arial"/>
+        </w:rPr>
+        <w:t>├</w:t>
+      </w:r>
+      <w:r>
+        <w:rPr>
+          <w:rFonts w:ascii="Calibri" w:hAnsi="Calibri" w:cs="Calibri"/>
+        </w:rPr>
+        <w:t>──</w:t>
+      </w:r>
+      <w:r>
+        <w:t xml:space="preserve"> V3__add_indexes.sql</w:t>
+      </w:r>
+    </w:p>
+    <w:p>
+      <w:r>
+        <w:t xml:space="preserve"> │    </w:t>
+      </w:r>
+      <w:r>
+        <w:rPr>
+          <w:rFonts w:ascii="Arial" w:hAnsi="Arial" w:cs="Arial"/>
+        </w:rPr>
+        <w:t>├</w:t>
+      </w:r>
+      <w:r>
+        <w:rPr>
+          <w:rFonts w:ascii="Calibri" w:hAnsi="Calibri" w:cs="Calibri"/>
+        </w:rPr>
+        <w:t>──</w:t>
+      </w:r>
+      <w:r>
+        <w:t xml:space="preserve"> R__</w:t>
+      </w:r>
+      <w:proofErr w:type="spellStart"/>
+      <w:r>
+        <w:t>refresh_views.sql</w:t>
+      </w:r>
+      <w:proofErr w:type="spellEnd"/>
+    </w:p>
+    <w:p>
+      <w:r>
+        <w:t xml:space="preserve"> │</w:t>
+      </w:r>
+    </w:p>
+    <w:p>
+      <w:r>
+        <w:t xml:space="preserve"> </w:t>
+      </w:r>
+      <w:r>
+        <w:rPr>
+          <w:rFonts w:ascii="Arial" w:hAnsi="Arial" w:cs="Arial"/>
+        </w:rPr>
+        <w:t>├</w:t>
+      </w:r>
+      <w:r>
+        <w:rPr>
+          <w:rFonts w:ascii="Calibri" w:hAnsi="Calibri" w:cs="Calibri"/>
+        </w:rPr>
+        <w:t>──</w:t>
+      </w:r>
+      <w:r>
+        <w:t xml:space="preserve"> </w:t>
+      </w:r>
+      <w:proofErr w:type="spellStart"/>
+      <w:proofErr w:type="gramStart"/>
+      <w:r>
+        <w:t>flyway.conf</w:t>
+      </w:r>
+      <w:proofErr w:type="spellEnd"/>
+      <w:proofErr w:type="gramEnd"/>
+    </w:p>
+    <w:p>
+      <w:r>
+        <w:t xml:space="preserve"> └── </w:t>
+      </w:r>
+      <w:proofErr w:type="spellStart"/>
+      <w:r>
+        <w:t>Dockerfile</w:t>
+      </w:r>
+      <w:proofErr w:type="spellEnd"/>
+    </w:p>
+    <w:p/>
+    <w:p>
+      <w:r>
+        <w:t>*) Python automation repo structure:</w:t>
+      </w:r>
+      <w:r>
+        <w:br/>
+      </w:r>
+      <w:proofErr w:type="spellStart"/>
+      <w:r>
+        <w:t>microbank</w:t>
+      </w:r>
+      <w:proofErr w:type="spellEnd"/>
+      <w:r>
+        <w:t>-automation/</w:t>
+      </w:r>
+    </w:p>
+    <w:p>
+      <w:r>
+        <w:t>│</w:t>
+      </w:r>
+    </w:p>
+    <w:p>
+      <w:r>
+        <w:rPr>
+          <w:rFonts w:ascii="Arial" w:hAnsi="Arial" w:cs="Arial"/>
+        </w:rPr>
+        <w:t>├</w:t>
+      </w:r>
+      <w:r>
+        <w:rPr>
+          <w:rFonts w:ascii="Calibri" w:hAnsi="Calibri" w:cs="Calibri"/>
+        </w:rPr>
+        <w:t>──</w:t>
+      </w:r>
+      <w:r>
+        <w:t xml:space="preserve"> automation-core/</w:t>
+      </w:r>
+    </w:p>
+    <w:p>
+      <w:r>
+        <w:rPr>
+          <w:rFonts w:ascii="Arial" w:hAnsi="Arial" w:cs="Arial"/>
+        </w:rPr>
+        <w:t>├</w:t>
+      </w:r>
+      <w:r>
+        <w:rPr>
+          <w:rFonts w:ascii="Calibri" w:hAnsi="Calibri" w:cs="Calibri"/>
+        </w:rPr>
+        <w:t>──</w:t>
+      </w:r>
+      <w:r>
+        <w:t xml:space="preserve"> automation-jobs/</w:t>
+      </w:r>
+    </w:p>
+    <w:p>
+      <w:r>
+        <w:t xml:space="preserve">│   </w:t>
+      </w:r>
+      <w:r>
+        <w:rPr>
+          <w:rFonts w:ascii="Arial" w:hAnsi="Arial" w:cs="Arial"/>
+        </w:rPr>
+        <w:t>├</w:t>
+      </w:r>
+      <w:r>
+        <w:rPr>
+          <w:rFonts w:ascii="Calibri" w:hAnsi="Calibri" w:cs="Calibri"/>
+        </w:rPr>
+        <w:t>──</w:t>
+      </w:r>
+      <w:r>
+        <w:t xml:space="preserve"> </w:t>
+      </w:r>
+      <w:proofErr w:type="spellStart"/>
+      <w:r>
+        <w:t>cost_optimizer</w:t>
+      </w:r>
+      <w:proofErr w:type="spellEnd"/>
+      <w:r>
+        <w:t>/</w:t>
+      </w:r>
+    </w:p>
+    <w:p>
+      <w:r>
+        <w:t xml:space="preserve">│   </w:t>
+      </w:r>
+      <w:r>
+        <w:rPr>
+          <w:rFonts w:ascii="Arial" w:hAnsi="Arial" w:cs="Arial"/>
+        </w:rPr>
+        <w:t>├</w:t>
+      </w:r>
+      <w:r>
+        <w:rPr>
+          <w:rFonts w:ascii="Calibri" w:hAnsi="Calibri" w:cs="Calibri"/>
+        </w:rPr>
+        <w:t>──</w:t>
+      </w:r>
+      <w:r>
+        <w:t xml:space="preserve"> </w:t>
+      </w:r>
+      <w:proofErr w:type="spellStart"/>
+      <w:r>
+        <w:t>security_auditor</w:t>
+      </w:r>
+      <w:proofErr w:type="spellEnd"/>
+      <w:r>
+        <w:t>/</w:t>
+      </w:r>
+    </w:p>
+    <w:p>
+      <w:r>
+        <w:t xml:space="preserve">│   </w:t>
+      </w:r>
+      <w:r>
+        <w:rPr>
+          <w:rFonts w:ascii="Arial" w:hAnsi="Arial" w:cs="Arial"/>
+        </w:rPr>
+        <w:t>├</w:t>
+      </w:r>
+      <w:r>
+        <w:rPr>
+          <w:rFonts w:ascii="Calibri" w:hAnsi="Calibri" w:cs="Calibri"/>
+        </w:rPr>
+        <w:t>──</w:t>
+      </w:r>
+      <w:r>
+        <w:t xml:space="preserve"> </w:t>
+      </w:r>
+      <w:proofErr w:type="spellStart"/>
+      <w:r>
+        <w:t>observability_responder</w:t>
+      </w:r>
+      <w:proofErr w:type="spellEnd"/>
+      <w:r>
+        <w:t>/</w:t>
+      </w:r>
+    </w:p>
+    <w:p>
+      <w:r>
+        <w:t xml:space="preserve">│   └── </w:t>
+      </w:r>
+      <w:proofErr w:type="spellStart"/>
+      <w:r>
+        <w:t>drift_detector</w:t>
+      </w:r>
+      <w:proofErr w:type="spellEnd"/>
+      <w:r>
+        <w:t>/</w:t>
+      </w:r>
+    </w:p>
+    <w:p>
+      <w:r>
+        <w:t>│</w:t>
+      </w:r>
+    </w:p>
+    <w:p>
+      <w:r>
+        <w:rPr>
+          <w:rFonts w:ascii="Arial" w:hAnsi="Arial" w:cs="Arial"/>
+        </w:rPr>
+        <w:t>├</w:t>
+      </w:r>
+      <w:r>
+        <w:rPr>
+          <w:rFonts w:ascii="Calibri" w:hAnsi="Calibri" w:cs="Calibri"/>
+        </w:rPr>
+        <w:t>──</w:t>
+      </w:r>
+      <w:r>
+        <w:t xml:space="preserve"> automation-</w:t>
+      </w:r>
+      <w:proofErr w:type="spellStart"/>
+      <w:r>
+        <w:t>api</w:t>
+      </w:r>
+      <w:proofErr w:type="spellEnd"/>
+      <w:r>
+        <w:t>/</w:t>
+      </w:r>
+    </w:p>
+    <w:p>
+      <w:r>
+        <w:t>│</w:t>
+      </w:r>
+    </w:p>
+    <w:p>
+      <w:r>
+        <w:rPr>
+          <w:rFonts w:ascii="Arial" w:hAnsi="Arial" w:cs="Arial"/>
+        </w:rPr>
+        <w:t>├</w:t>
+      </w:r>
+      <w:r>
+        <w:rPr>
+          <w:rFonts w:ascii="Calibri" w:hAnsi="Calibri" w:cs="Calibri"/>
+        </w:rPr>
+        <w:t>──</w:t>
+      </w:r>
+      <w:r>
+        <w:t xml:space="preserve"> helm/</w:t>
+      </w:r>
+    </w:p>
+    <w:p>
+      <w:r>
+        <w:t>│   └── automation-chart/</w:t>
+      </w:r>
+    </w:p>
+    <w:p>
+      <w:r>
+        <w:t>│</w:t>
+      </w:r>
+    </w:p>
+    <w:p>
+      <w:r>
+        <w:rPr>
+          <w:rFonts w:ascii="Arial" w:hAnsi="Arial" w:cs="Arial"/>
+        </w:rPr>
+        <w:t>├</w:t>
+      </w:r>
+      <w:r>
+        <w:rPr>
+          <w:rFonts w:ascii="Calibri" w:hAnsi="Calibri" w:cs="Calibri"/>
+        </w:rPr>
+        <w:t>──</w:t>
+      </w:r>
+      <w:r>
+        <w:t xml:space="preserve"> </w:t>
+      </w:r>
+      <w:proofErr w:type="spellStart"/>
+      <w:r>
+        <w:t>Dockerfile</w:t>
+      </w:r>
+      <w:proofErr w:type="spellEnd"/>
+    </w:p>
+    <w:p>
+      <w:r>
+        <w:t>└── requirements.txt</w:t>
+      </w:r>
+    </w:p>
+    <w:p/>
+    <w:p/>
+    <w:p>
+      <w:pPr>
+        <w:rPr>
+          <w:rFonts w:ascii="Times New Roman" w:eastAsia="Times New Roman" w:hAnsi="Times New Roman" w:cs="Times New Roman"/>
+          <w:sz w:val="24"/>
+          <w:szCs w:val="24"/>
+          <w:lang w:eastAsia="en-IN"/>
+        </w:rPr>
+      </w:pPr>
       <w:r>
         <w:lastRenderedPageBreak/>
-        <w:t>*) DB migration flyway structure</w:t>
-      </w:r>
-      <w:r>
-        <w:t xml:space="preserve"> in each service</w:t>
-      </w:r>
+        <w:t xml:space="preserve">*) </w:t>
+      </w:r>
+      <w:proofErr w:type="spellStart"/>
+      <w:r>
+        <w:t>istio</w:t>
+      </w:r>
+      <w:proofErr w:type="spellEnd"/>
+      <w:r>
+        <w:t xml:space="preserve"> repo structure:</w:t>
+      </w:r>
+      <w:r>
+        <w:br/>
+      </w:r>
+      <w:proofErr w:type="spellStart"/>
+      <w:r>
+        <w:rPr>
+          <w:rFonts w:ascii="Times New Roman" w:eastAsia="Times New Roman" w:hAnsi="Times New Roman" w:cs="Times New Roman"/>
+          <w:sz w:val="24"/>
+          <w:szCs w:val="24"/>
+          <w:lang w:eastAsia="en-IN"/>
+        </w:rPr>
+        <w:t>istio</w:t>
+      </w:r>
+      <w:proofErr w:type="spellEnd"/>
+      <w:r>
+        <w:rPr>
+          <w:rFonts w:ascii="Times New Roman" w:eastAsia="Times New Roman" w:hAnsi="Times New Roman" w:cs="Times New Roman"/>
+          <w:sz w:val="24"/>
+          <w:szCs w:val="24"/>
+          <w:lang w:eastAsia="en-IN"/>
+        </w:rPr>
+        <w:t>/</w:t>
+      </w:r>
+    </w:p>
+    <w:p>
+      <w:pPr>
+        <w:spacing w:after="0" w:line="240" w:lineRule="auto"/>
+        <w:rPr>
+          <w:rFonts w:ascii="Times New Roman" w:eastAsia="Times New Roman" w:hAnsi="Times New Roman" w:cs="Times New Roman"/>
+          <w:sz w:val="24"/>
+          <w:szCs w:val="24"/>
+          <w:lang w:eastAsia="en-IN"/>
+        </w:rPr>
+      </w:pPr>
+      <w:r>
+        <w:rPr>
+          <w:rFonts w:ascii="Times New Roman" w:eastAsia="Times New Roman" w:hAnsi="Times New Roman" w:cs="Times New Roman"/>
+          <w:sz w:val="24"/>
+          <w:szCs w:val="24"/>
+          <w:lang w:eastAsia="en-IN"/>
+        </w:rPr>
+        <w:t>├── base/</w:t>
+      </w:r>
+    </w:p>
+    <w:p>
+      <w:pPr>
+        <w:spacing w:after="0" w:line="240" w:lineRule="auto"/>
+        <w:rPr>
+          <w:rFonts w:ascii="Times New Roman" w:eastAsia="Times New Roman" w:hAnsi="Times New Roman" w:cs="Times New Roman"/>
+          <w:sz w:val="24"/>
+          <w:szCs w:val="24"/>
+          <w:lang w:eastAsia="en-IN"/>
+        </w:rPr>
+      </w:pPr>
+      <w:r>
+        <w:rPr>
+          <w:rFonts w:ascii="Times New Roman" w:eastAsia="Times New Roman" w:hAnsi="Times New Roman" w:cs="Times New Roman"/>
+          <w:sz w:val="24"/>
+          <w:szCs w:val="24"/>
+          <w:lang w:eastAsia="en-IN"/>
+        </w:rPr>
+        <w:t xml:space="preserve">│ ├── </w:t>
+      </w:r>
+      <w:proofErr w:type="spellStart"/>
+      <w:proofErr w:type="gramStart"/>
+      <w:r>
+        <w:rPr>
+          <w:rFonts w:ascii="Times New Roman" w:eastAsia="Times New Roman" w:hAnsi="Times New Roman" w:cs="Times New Roman"/>
+          <w:sz w:val="24"/>
+          <w:szCs w:val="24"/>
+          <w:lang w:eastAsia="en-IN"/>
+        </w:rPr>
+        <w:t>namespace.yaml</w:t>
+      </w:r>
+      <w:proofErr w:type="spellEnd"/>
+      <w:proofErr w:type="gramEnd"/>
+    </w:p>
+    <w:p>
+      <w:pPr>
+        <w:spacing w:after="0" w:line="240" w:lineRule="auto"/>
+        <w:rPr>
+          <w:rFonts w:ascii="Times New Roman" w:eastAsia="Times New Roman" w:hAnsi="Times New Roman" w:cs="Times New Roman"/>
+          <w:sz w:val="24"/>
+          <w:szCs w:val="24"/>
+          <w:lang w:eastAsia="en-IN"/>
+        </w:rPr>
+      </w:pPr>
+      <w:r>
+        <w:rPr>
+          <w:rFonts w:ascii="Times New Roman" w:eastAsia="Times New Roman" w:hAnsi="Times New Roman" w:cs="Times New Roman"/>
+          <w:sz w:val="24"/>
+          <w:szCs w:val="24"/>
+          <w:lang w:eastAsia="en-IN"/>
+        </w:rPr>
+        <w:t xml:space="preserve">│ ├── </w:t>
+      </w:r>
+      <w:proofErr w:type="spellStart"/>
+      <w:proofErr w:type="gramStart"/>
+      <w:r>
+        <w:rPr>
+          <w:rFonts w:ascii="Times New Roman" w:eastAsia="Times New Roman" w:hAnsi="Times New Roman" w:cs="Times New Roman"/>
+          <w:sz w:val="24"/>
+          <w:szCs w:val="24"/>
+          <w:lang w:eastAsia="en-IN"/>
+        </w:rPr>
+        <w:t>labels.yaml</w:t>
+      </w:r>
+      <w:proofErr w:type="spellEnd"/>
+      <w:proofErr w:type="gramEnd"/>
+    </w:p>
+    <w:p>
+      <w:pPr>
+        <w:spacing w:after="0" w:line="240" w:lineRule="auto"/>
+        <w:rPr>
+          <w:rFonts w:ascii="Times New Roman" w:eastAsia="Times New Roman" w:hAnsi="Times New Roman" w:cs="Times New Roman"/>
+          <w:sz w:val="24"/>
+          <w:szCs w:val="24"/>
+          <w:lang w:eastAsia="en-IN"/>
+        </w:rPr>
+      </w:pPr>
+      <w:r>
+        <w:rPr>
+          <w:rFonts w:ascii="Times New Roman" w:eastAsia="Times New Roman" w:hAnsi="Times New Roman" w:cs="Times New Roman"/>
+          <w:sz w:val="24"/>
+          <w:szCs w:val="24"/>
+          <w:lang w:eastAsia="en-IN"/>
+        </w:rPr>
+        <w:t xml:space="preserve">│ └── </w:t>
+      </w:r>
+      <w:proofErr w:type="spellStart"/>
+      <w:proofErr w:type="gramStart"/>
+      <w:r>
+        <w:rPr>
+          <w:rFonts w:ascii="Times New Roman" w:eastAsia="Times New Roman" w:hAnsi="Times New Roman" w:cs="Times New Roman"/>
+          <w:sz w:val="24"/>
+          <w:szCs w:val="24"/>
+          <w:lang w:eastAsia="en-IN"/>
+        </w:rPr>
+        <w:t>kustomization.yaml</w:t>
+      </w:r>
+      <w:proofErr w:type="spellEnd"/>
+      <w:proofErr w:type="gramEnd"/>
+    </w:p>
+    <w:p>
+      <w:pPr>
+        <w:spacing w:after="0" w:line="240" w:lineRule="auto"/>
+        <w:rPr>
+          <w:rFonts w:ascii="Times New Roman" w:eastAsia="Times New Roman" w:hAnsi="Times New Roman" w:cs="Times New Roman"/>
+          <w:sz w:val="24"/>
+          <w:szCs w:val="24"/>
+          <w:lang w:eastAsia="en-IN"/>
+        </w:rPr>
+      </w:pPr>
+      <w:r>
+        <w:rPr>
+          <w:rFonts w:ascii="Times New Roman" w:eastAsia="Times New Roman" w:hAnsi="Times New Roman" w:cs="Times New Roman"/>
+          <w:sz w:val="24"/>
+          <w:szCs w:val="24"/>
+          <w:lang w:eastAsia="en-IN"/>
+        </w:rPr>
+        <w:t>│</w:t>
+      </w:r>
+    </w:p>
+    <w:p>
+      <w:pPr>
+        <w:spacing w:after="0" w:line="240" w:lineRule="auto"/>
+        <w:rPr>
+          <w:rFonts w:ascii="Times New Roman" w:eastAsia="Times New Roman" w:hAnsi="Times New Roman" w:cs="Times New Roman"/>
+          <w:sz w:val="24"/>
+          <w:szCs w:val="24"/>
+          <w:lang w:eastAsia="en-IN"/>
+        </w:rPr>
+      </w:pPr>
+      <w:r>
+        <w:rPr>
+          <w:rFonts w:ascii="Times New Roman" w:eastAsia="Times New Roman" w:hAnsi="Times New Roman" w:cs="Times New Roman"/>
+          <w:sz w:val="24"/>
+          <w:szCs w:val="24"/>
+          <w:lang w:eastAsia="en-IN"/>
+        </w:rPr>
+        <w:t>├── control-plane/</w:t>
+      </w:r>
+    </w:p>
+    <w:p>
+      <w:pPr>
+        <w:spacing w:after="0" w:line="240" w:lineRule="auto"/>
+        <w:rPr>
+          <w:rFonts w:ascii="Times New Roman" w:eastAsia="Times New Roman" w:hAnsi="Times New Roman" w:cs="Times New Roman"/>
+          <w:sz w:val="24"/>
+          <w:szCs w:val="24"/>
+          <w:lang w:eastAsia="en-IN"/>
+        </w:rPr>
+      </w:pPr>
+      <w:r>
+        <w:rPr>
+          <w:rFonts w:ascii="Times New Roman" w:eastAsia="Times New Roman" w:hAnsi="Times New Roman" w:cs="Times New Roman"/>
+          <w:sz w:val="24"/>
+          <w:szCs w:val="24"/>
+          <w:lang w:eastAsia="en-IN"/>
+        </w:rPr>
+        <w:t xml:space="preserve">│ ├── </w:t>
+      </w:r>
+      <w:proofErr w:type="spellStart"/>
+      <w:r>
+        <w:rPr>
+          <w:rFonts w:ascii="Times New Roman" w:eastAsia="Times New Roman" w:hAnsi="Times New Roman" w:cs="Times New Roman"/>
+          <w:sz w:val="24"/>
+          <w:szCs w:val="24"/>
+          <w:lang w:eastAsia="en-IN"/>
+        </w:rPr>
+        <w:t>istiod-</w:t>
+      </w:r>
+      <w:proofErr w:type="gramStart"/>
+      <w:r>
+        <w:rPr>
+          <w:rFonts w:ascii="Times New Roman" w:eastAsia="Times New Roman" w:hAnsi="Times New Roman" w:cs="Times New Roman"/>
+          <w:sz w:val="24"/>
+          <w:szCs w:val="24"/>
+          <w:lang w:eastAsia="en-IN"/>
+        </w:rPr>
+        <w:t>values.yaml</w:t>
+      </w:r>
+      <w:proofErr w:type="spellEnd"/>
+      <w:proofErr w:type="gramEnd"/>
+    </w:p>
+    <w:p>
+      <w:pPr>
+        <w:spacing w:after="0" w:line="240" w:lineRule="auto"/>
+        <w:rPr>
+          <w:rFonts w:ascii="Times New Roman" w:eastAsia="Times New Roman" w:hAnsi="Times New Roman" w:cs="Times New Roman"/>
+          <w:sz w:val="24"/>
+          <w:szCs w:val="24"/>
+          <w:lang w:eastAsia="en-IN"/>
+        </w:rPr>
+      </w:pPr>
+      <w:r>
+        <w:rPr>
+          <w:rFonts w:ascii="Times New Roman" w:eastAsia="Times New Roman" w:hAnsi="Times New Roman" w:cs="Times New Roman"/>
+          <w:sz w:val="24"/>
+          <w:szCs w:val="24"/>
+          <w:lang w:eastAsia="en-IN"/>
+        </w:rPr>
+        <w:t>│ ├── helm-</w:t>
+      </w:r>
+      <w:proofErr w:type="spellStart"/>
+      <w:proofErr w:type="gramStart"/>
+      <w:r>
+        <w:rPr>
+          <w:rFonts w:ascii="Times New Roman" w:eastAsia="Times New Roman" w:hAnsi="Times New Roman" w:cs="Times New Roman"/>
+          <w:sz w:val="24"/>
+          <w:szCs w:val="24"/>
+          <w:lang w:eastAsia="en-IN"/>
+        </w:rPr>
+        <w:t>release.yaml</w:t>
+      </w:r>
+      <w:proofErr w:type="spellEnd"/>
+      <w:proofErr w:type="gramEnd"/>
+    </w:p>
+    <w:p>
+      <w:pPr>
+        <w:spacing w:after="0" w:line="240" w:lineRule="auto"/>
+        <w:rPr>
+          <w:rFonts w:ascii="Times New Roman" w:eastAsia="Times New Roman" w:hAnsi="Times New Roman" w:cs="Times New Roman"/>
+          <w:sz w:val="24"/>
+          <w:szCs w:val="24"/>
+          <w:lang w:eastAsia="en-IN"/>
+        </w:rPr>
+      </w:pPr>
+      <w:r>
+        <w:rPr>
+          <w:rFonts w:ascii="Times New Roman" w:eastAsia="Times New Roman" w:hAnsi="Times New Roman" w:cs="Times New Roman"/>
+          <w:sz w:val="24"/>
+          <w:szCs w:val="24"/>
+          <w:lang w:eastAsia="en-IN"/>
+        </w:rPr>
+        <w:t xml:space="preserve">│ └── </w:t>
+      </w:r>
+      <w:proofErr w:type="spellStart"/>
+      <w:proofErr w:type="gramStart"/>
+      <w:r>
+        <w:rPr>
+          <w:rFonts w:ascii="Times New Roman" w:eastAsia="Times New Roman" w:hAnsi="Times New Roman" w:cs="Times New Roman"/>
+          <w:sz w:val="24"/>
+          <w:szCs w:val="24"/>
+          <w:lang w:eastAsia="en-IN"/>
+        </w:rPr>
+        <w:t>kustomization.yaml</w:t>
+      </w:r>
+      <w:proofErr w:type="spellEnd"/>
+      <w:proofErr w:type="gramEnd"/>
+    </w:p>
+    <w:p>
+      <w:pPr>
+        <w:spacing w:after="0" w:line="240" w:lineRule="auto"/>
+        <w:rPr>
+          <w:rFonts w:ascii="Times New Roman" w:eastAsia="Times New Roman" w:hAnsi="Times New Roman" w:cs="Times New Roman"/>
+          <w:sz w:val="24"/>
+          <w:szCs w:val="24"/>
+          <w:lang w:eastAsia="en-IN"/>
+        </w:rPr>
+      </w:pPr>
+      <w:r>
+        <w:rPr>
+          <w:rFonts w:ascii="Times New Roman" w:eastAsia="Times New Roman" w:hAnsi="Times New Roman" w:cs="Times New Roman"/>
+          <w:sz w:val="24"/>
+          <w:szCs w:val="24"/>
+          <w:lang w:eastAsia="en-IN"/>
+        </w:rPr>
+        <w:t>│</w:t>
+      </w:r>
+    </w:p>
+    <w:p>
+      <w:pPr>
+        <w:spacing w:after="0" w:line="240" w:lineRule="auto"/>
+        <w:rPr>
+          <w:rFonts w:ascii="Times New Roman" w:eastAsia="Times New Roman" w:hAnsi="Times New Roman" w:cs="Times New Roman"/>
+          <w:sz w:val="24"/>
+          <w:szCs w:val="24"/>
+          <w:lang w:eastAsia="en-IN"/>
+        </w:rPr>
+      </w:pPr>
+      <w:r>
+        <w:rPr>
+          <w:rFonts w:ascii="Times New Roman" w:eastAsia="Times New Roman" w:hAnsi="Times New Roman" w:cs="Times New Roman"/>
+          <w:sz w:val="24"/>
+          <w:szCs w:val="24"/>
+          <w:lang w:eastAsia="en-IN"/>
+        </w:rPr>
+        <w:t>├── ingress/</w:t>
+      </w:r>
+    </w:p>
+    <w:p>
+      <w:pPr>
+        <w:spacing w:after="0" w:line="240" w:lineRule="auto"/>
+        <w:rPr>
+          <w:rFonts w:ascii="Times New Roman" w:eastAsia="Times New Roman" w:hAnsi="Times New Roman" w:cs="Times New Roman"/>
+          <w:sz w:val="24"/>
+          <w:szCs w:val="24"/>
+          <w:lang w:eastAsia="en-IN"/>
+        </w:rPr>
+      </w:pPr>
+      <w:r>
+        <w:rPr>
+          <w:rFonts w:ascii="Times New Roman" w:eastAsia="Times New Roman" w:hAnsi="Times New Roman" w:cs="Times New Roman"/>
+          <w:sz w:val="24"/>
+          <w:szCs w:val="24"/>
+          <w:lang w:eastAsia="en-IN"/>
+        </w:rPr>
+        <w:t>│ ├── ingress-gateway-</w:t>
+      </w:r>
+      <w:proofErr w:type="spellStart"/>
+      <w:proofErr w:type="gramStart"/>
+      <w:r>
+        <w:rPr>
+          <w:rFonts w:ascii="Times New Roman" w:eastAsia="Times New Roman" w:hAnsi="Times New Roman" w:cs="Times New Roman"/>
+          <w:sz w:val="24"/>
+          <w:szCs w:val="24"/>
+          <w:lang w:eastAsia="en-IN"/>
+        </w:rPr>
+        <w:t>values.yaml</w:t>
+      </w:r>
+      <w:proofErr w:type="spellEnd"/>
+      <w:proofErr w:type="gramEnd"/>
+    </w:p>
+    <w:p>
+      <w:pPr>
+        <w:spacing w:after="0" w:line="240" w:lineRule="auto"/>
+        <w:rPr>
+          <w:rFonts w:ascii="Times New Roman" w:eastAsia="Times New Roman" w:hAnsi="Times New Roman" w:cs="Times New Roman"/>
+          <w:sz w:val="24"/>
+          <w:szCs w:val="24"/>
+          <w:lang w:eastAsia="en-IN"/>
+        </w:rPr>
+      </w:pPr>
+      <w:r>
+        <w:rPr>
+          <w:rFonts w:ascii="Times New Roman" w:eastAsia="Times New Roman" w:hAnsi="Times New Roman" w:cs="Times New Roman"/>
+          <w:sz w:val="24"/>
+          <w:szCs w:val="24"/>
+          <w:lang w:eastAsia="en-IN"/>
+        </w:rPr>
+        <w:t xml:space="preserve">│ ├── </w:t>
+      </w:r>
+      <w:proofErr w:type="spellStart"/>
+      <w:proofErr w:type="gramStart"/>
+      <w:r>
+        <w:rPr>
+          <w:rFonts w:ascii="Times New Roman" w:eastAsia="Times New Roman" w:hAnsi="Times New Roman" w:cs="Times New Roman"/>
+          <w:sz w:val="24"/>
+          <w:szCs w:val="24"/>
+          <w:lang w:eastAsia="en-IN"/>
+        </w:rPr>
+        <w:t>gateway.yaml</w:t>
+      </w:r>
+      <w:proofErr w:type="spellEnd"/>
+      <w:proofErr w:type="gramEnd"/>
+    </w:p>
+    <w:p>
+      <w:pPr>
+        <w:spacing w:after="0" w:line="240" w:lineRule="auto"/>
+        <w:rPr>
+          <w:rFonts w:ascii="Times New Roman" w:eastAsia="Times New Roman" w:hAnsi="Times New Roman" w:cs="Times New Roman"/>
+          <w:sz w:val="24"/>
+          <w:szCs w:val="24"/>
+          <w:lang w:eastAsia="en-IN"/>
+        </w:rPr>
+      </w:pPr>
+      <w:r>
+        <w:rPr>
+          <w:rFonts w:ascii="Times New Roman" w:eastAsia="Times New Roman" w:hAnsi="Times New Roman" w:cs="Times New Roman"/>
+          <w:sz w:val="24"/>
+          <w:szCs w:val="24"/>
+          <w:lang w:eastAsia="en-IN"/>
+        </w:rPr>
+        <w:t xml:space="preserve">│ ├── </w:t>
+      </w:r>
+      <w:proofErr w:type="spellStart"/>
+      <w:r>
+        <w:rPr>
+          <w:rFonts w:ascii="Times New Roman" w:eastAsia="Times New Roman" w:hAnsi="Times New Roman" w:cs="Times New Roman"/>
+          <w:sz w:val="24"/>
+          <w:szCs w:val="24"/>
+          <w:lang w:eastAsia="en-IN"/>
+        </w:rPr>
+        <w:t>virtualservices</w:t>
+      </w:r>
+      <w:proofErr w:type="spellEnd"/>
+      <w:r>
+        <w:rPr>
+          <w:rFonts w:ascii="Times New Roman" w:eastAsia="Times New Roman" w:hAnsi="Times New Roman" w:cs="Times New Roman"/>
+          <w:sz w:val="24"/>
+          <w:szCs w:val="24"/>
+          <w:lang w:eastAsia="en-IN"/>
+        </w:rPr>
+        <w:t>/</w:t>
+      </w:r>
+    </w:p>
+    <w:p>
+      <w:pPr>
+        <w:spacing w:after="0" w:line="240" w:lineRule="auto"/>
+        <w:rPr>
+          <w:rFonts w:ascii="Times New Roman" w:eastAsia="Times New Roman" w:hAnsi="Times New Roman" w:cs="Times New Roman"/>
+          <w:sz w:val="24"/>
+          <w:szCs w:val="24"/>
+          <w:lang w:eastAsia="en-IN"/>
+        </w:rPr>
+      </w:pPr>
+      <w:r>
+        <w:rPr>
+          <w:rFonts w:ascii="Times New Roman" w:eastAsia="Times New Roman" w:hAnsi="Times New Roman" w:cs="Times New Roman"/>
+          <w:sz w:val="24"/>
+          <w:szCs w:val="24"/>
+          <w:lang w:eastAsia="en-IN"/>
+        </w:rPr>
+        <w:t xml:space="preserve">│ ├── </w:t>
+      </w:r>
+      <w:proofErr w:type="spellStart"/>
+      <w:r>
+        <w:rPr>
+          <w:rFonts w:ascii="Times New Roman" w:eastAsia="Times New Roman" w:hAnsi="Times New Roman" w:cs="Times New Roman"/>
+          <w:sz w:val="24"/>
+          <w:szCs w:val="24"/>
+          <w:lang w:eastAsia="en-IN"/>
+        </w:rPr>
+        <w:t>destinationrules</w:t>
+      </w:r>
+      <w:proofErr w:type="spellEnd"/>
+      <w:r>
+        <w:rPr>
+          <w:rFonts w:ascii="Times New Roman" w:eastAsia="Times New Roman" w:hAnsi="Times New Roman" w:cs="Times New Roman"/>
+          <w:sz w:val="24"/>
+          <w:szCs w:val="24"/>
+          <w:lang w:eastAsia="en-IN"/>
+        </w:rPr>
+        <w:t>/</w:t>
+      </w:r>
+    </w:p>
+    <w:p>
+      <w:pPr>
+        <w:spacing w:after="0" w:line="240" w:lineRule="auto"/>
+        <w:rPr>
+          <w:rFonts w:ascii="Times New Roman" w:eastAsia="Times New Roman" w:hAnsi="Times New Roman" w:cs="Times New Roman"/>
+          <w:sz w:val="24"/>
+          <w:szCs w:val="24"/>
+          <w:lang w:eastAsia="en-IN"/>
+        </w:rPr>
+      </w:pPr>
+      <w:r>
+        <w:rPr>
+          <w:rFonts w:ascii="Times New Roman" w:eastAsia="Times New Roman" w:hAnsi="Times New Roman" w:cs="Times New Roman"/>
+          <w:sz w:val="24"/>
+          <w:szCs w:val="24"/>
+          <w:lang w:eastAsia="en-IN"/>
+        </w:rPr>
+        <w:t xml:space="preserve">│ └── </w:t>
+      </w:r>
+      <w:proofErr w:type="spellStart"/>
+      <w:proofErr w:type="gramStart"/>
+      <w:r>
+        <w:rPr>
+          <w:rFonts w:ascii="Times New Roman" w:eastAsia="Times New Roman" w:hAnsi="Times New Roman" w:cs="Times New Roman"/>
+          <w:sz w:val="24"/>
+          <w:szCs w:val="24"/>
+          <w:lang w:eastAsia="en-IN"/>
+        </w:rPr>
+        <w:t>kustomization.yaml</w:t>
+      </w:r>
+      <w:proofErr w:type="spellEnd"/>
+      <w:proofErr w:type="gramEnd"/>
+    </w:p>
+    <w:p>
+      <w:pPr>
+        <w:spacing w:after="0" w:line="240" w:lineRule="auto"/>
+        <w:rPr>
+          <w:rFonts w:ascii="Times New Roman" w:eastAsia="Times New Roman" w:hAnsi="Times New Roman" w:cs="Times New Roman"/>
+          <w:sz w:val="24"/>
+          <w:szCs w:val="24"/>
+          <w:lang w:eastAsia="en-IN"/>
+        </w:rPr>
+      </w:pPr>
+      <w:r>
+        <w:rPr>
+          <w:rFonts w:ascii="Times New Roman" w:eastAsia="Times New Roman" w:hAnsi="Times New Roman" w:cs="Times New Roman"/>
+          <w:sz w:val="24"/>
+          <w:szCs w:val="24"/>
+          <w:lang w:eastAsia="en-IN"/>
+        </w:rPr>
+        <w:t>│</w:t>
+      </w:r>
+    </w:p>
+    <w:p>
+      <w:pPr>
+        <w:spacing w:after="0" w:line="240" w:lineRule="auto"/>
+        <w:rPr>
+          <w:rFonts w:ascii="Times New Roman" w:eastAsia="Times New Roman" w:hAnsi="Times New Roman" w:cs="Times New Roman"/>
+          <w:sz w:val="24"/>
+          <w:szCs w:val="24"/>
+          <w:lang w:eastAsia="en-IN"/>
+        </w:rPr>
+      </w:pPr>
+      <w:r>
+        <w:rPr>
+          <w:rFonts w:ascii="Times New Roman" w:eastAsia="Times New Roman" w:hAnsi="Times New Roman" w:cs="Times New Roman"/>
+          <w:sz w:val="24"/>
+          <w:szCs w:val="24"/>
+          <w:lang w:eastAsia="en-IN"/>
+        </w:rPr>
+        <w:t xml:space="preserve">├── </w:t>
+      </w:r>
+      <w:proofErr w:type="spellStart"/>
+      <w:r>
+        <w:rPr>
+          <w:rFonts w:ascii="Times New Roman" w:eastAsia="Times New Roman" w:hAnsi="Times New Roman" w:cs="Times New Roman"/>
+          <w:sz w:val="24"/>
+          <w:szCs w:val="24"/>
+          <w:lang w:eastAsia="en-IN"/>
+        </w:rPr>
+        <w:t>mtls</w:t>
+      </w:r>
+      <w:proofErr w:type="spellEnd"/>
+      <w:r>
+        <w:rPr>
+          <w:rFonts w:ascii="Times New Roman" w:eastAsia="Times New Roman" w:hAnsi="Times New Roman" w:cs="Times New Roman"/>
+          <w:sz w:val="24"/>
+          <w:szCs w:val="24"/>
+          <w:lang w:eastAsia="en-IN"/>
+        </w:rPr>
+        <w:t>/</w:t>
+      </w:r>
+    </w:p>
+    <w:p>
+      <w:pPr>
+        <w:spacing w:after="0" w:line="240" w:lineRule="auto"/>
+        <w:rPr>
+          <w:rFonts w:ascii="Times New Roman" w:eastAsia="Times New Roman" w:hAnsi="Times New Roman" w:cs="Times New Roman"/>
+          <w:sz w:val="24"/>
+          <w:szCs w:val="24"/>
+          <w:lang w:eastAsia="en-IN"/>
+        </w:rPr>
+      </w:pPr>
+      <w:r>
+        <w:rPr>
+          <w:rFonts w:ascii="Times New Roman" w:eastAsia="Times New Roman" w:hAnsi="Times New Roman" w:cs="Times New Roman"/>
+          <w:sz w:val="24"/>
+          <w:szCs w:val="24"/>
+          <w:lang w:eastAsia="en-IN"/>
+        </w:rPr>
+        <w:t>│ ├── peer-</w:t>
+      </w:r>
+      <w:proofErr w:type="spellStart"/>
+      <w:proofErr w:type="gramStart"/>
+      <w:r>
+        <w:rPr>
+          <w:rFonts w:ascii="Times New Roman" w:eastAsia="Times New Roman" w:hAnsi="Times New Roman" w:cs="Times New Roman"/>
+          <w:sz w:val="24"/>
+          <w:szCs w:val="24"/>
+          <w:lang w:eastAsia="en-IN"/>
+        </w:rPr>
+        <w:t>authentication.yaml</w:t>
+      </w:r>
+      <w:proofErr w:type="spellEnd"/>
+      <w:proofErr w:type="gramEnd"/>
+    </w:p>
+    <w:p>
+      <w:pPr>
+        <w:spacing w:after="0" w:line="240" w:lineRule="auto"/>
+        <w:rPr>
+          <w:rFonts w:ascii="Times New Roman" w:eastAsia="Times New Roman" w:hAnsi="Times New Roman" w:cs="Times New Roman"/>
+          <w:sz w:val="24"/>
+          <w:szCs w:val="24"/>
+          <w:lang w:eastAsia="en-IN"/>
+        </w:rPr>
+      </w:pPr>
+      <w:r>
+        <w:rPr>
+          <w:rFonts w:ascii="Times New Roman" w:eastAsia="Times New Roman" w:hAnsi="Times New Roman" w:cs="Times New Roman"/>
+          <w:sz w:val="24"/>
+          <w:szCs w:val="24"/>
+          <w:lang w:eastAsia="en-IN"/>
+        </w:rPr>
+        <w:t>│ ├── destination-</w:t>
+      </w:r>
+      <w:proofErr w:type="spellStart"/>
+      <w:proofErr w:type="gramStart"/>
+      <w:r>
+        <w:rPr>
+          <w:rFonts w:ascii="Times New Roman" w:eastAsia="Times New Roman" w:hAnsi="Times New Roman" w:cs="Times New Roman"/>
+          <w:sz w:val="24"/>
+          <w:szCs w:val="24"/>
+          <w:lang w:eastAsia="en-IN"/>
+        </w:rPr>
+        <w:t>rule.yaml</w:t>
+      </w:r>
+      <w:proofErr w:type="spellEnd"/>
+      <w:proofErr w:type="gramEnd"/>
+    </w:p>
+    <w:p>
+      <w:pPr>
+        <w:spacing w:after="0" w:line="240" w:lineRule="auto"/>
+        <w:rPr>
+          <w:rFonts w:ascii="Times New Roman" w:eastAsia="Times New Roman" w:hAnsi="Times New Roman" w:cs="Times New Roman"/>
+          <w:sz w:val="24"/>
+          <w:szCs w:val="24"/>
+          <w:lang w:eastAsia="en-IN"/>
+        </w:rPr>
+      </w:pPr>
+      <w:r>
+        <w:rPr>
+          <w:rFonts w:ascii="Times New Roman" w:eastAsia="Times New Roman" w:hAnsi="Times New Roman" w:cs="Times New Roman"/>
+          <w:sz w:val="24"/>
+          <w:szCs w:val="24"/>
+          <w:lang w:eastAsia="en-IN"/>
+        </w:rPr>
+        <w:t xml:space="preserve">│ └── </w:t>
+      </w:r>
+      <w:proofErr w:type="spellStart"/>
+      <w:proofErr w:type="gramStart"/>
+      <w:r>
+        <w:rPr>
+          <w:rFonts w:ascii="Times New Roman" w:eastAsia="Times New Roman" w:hAnsi="Times New Roman" w:cs="Times New Roman"/>
+          <w:sz w:val="24"/>
+          <w:szCs w:val="24"/>
+          <w:lang w:eastAsia="en-IN"/>
+        </w:rPr>
+        <w:t>kustomization.yaml</w:t>
+      </w:r>
+      <w:proofErr w:type="spellEnd"/>
+      <w:proofErr w:type="gramEnd"/>
+    </w:p>
+    <w:p>
+      <w:pPr>
+        <w:spacing w:after="0" w:line="240" w:lineRule="auto"/>
+        <w:rPr>
+          <w:rFonts w:ascii="Times New Roman" w:eastAsia="Times New Roman" w:hAnsi="Times New Roman" w:cs="Times New Roman"/>
+          <w:sz w:val="24"/>
+          <w:szCs w:val="24"/>
+          <w:lang w:eastAsia="en-IN"/>
+        </w:rPr>
+      </w:pPr>
+      <w:r>
+        <w:rPr>
+          <w:rFonts w:ascii="Times New Roman" w:eastAsia="Times New Roman" w:hAnsi="Times New Roman" w:cs="Times New Roman"/>
+          <w:sz w:val="24"/>
+          <w:szCs w:val="24"/>
+          <w:lang w:eastAsia="en-IN"/>
+        </w:rPr>
+        <w:t>│</w:t>
+      </w:r>
+    </w:p>
+    <w:p>
+      <w:pPr>
+        <w:spacing w:after="0" w:line="240" w:lineRule="auto"/>
+        <w:rPr>
+          <w:rFonts w:ascii="Times New Roman" w:eastAsia="Times New Roman" w:hAnsi="Times New Roman" w:cs="Times New Roman"/>
+          <w:sz w:val="24"/>
+          <w:szCs w:val="24"/>
+          <w:lang w:eastAsia="en-IN"/>
+        </w:rPr>
+      </w:pPr>
+      <w:r>
+        <w:rPr>
+          <w:rFonts w:ascii="Times New Roman" w:eastAsia="Times New Roman" w:hAnsi="Times New Roman" w:cs="Times New Roman"/>
+          <w:sz w:val="24"/>
+          <w:szCs w:val="24"/>
+          <w:lang w:eastAsia="en-IN"/>
+        </w:rPr>
+        <w:t>├── authorization/</w:t>
+      </w:r>
+    </w:p>
+    <w:p>
+      <w:pPr>
+        <w:spacing w:after="0" w:line="240" w:lineRule="auto"/>
+        <w:rPr>
+          <w:rFonts w:ascii="Times New Roman" w:eastAsia="Times New Roman" w:hAnsi="Times New Roman" w:cs="Times New Roman"/>
+          <w:sz w:val="24"/>
+          <w:szCs w:val="24"/>
+          <w:lang w:eastAsia="en-IN"/>
+        </w:rPr>
+      </w:pPr>
+      <w:r>
+        <w:rPr>
+          <w:rFonts w:ascii="Times New Roman" w:eastAsia="Times New Roman" w:hAnsi="Times New Roman" w:cs="Times New Roman"/>
+          <w:sz w:val="24"/>
+          <w:szCs w:val="24"/>
+          <w:lang w:eastAsia="en-IN"/>
+        </w:rPr>
+        <w:t>│ ├── allow-</w:t>
+      </w:r>
+      <w:proofErr w:type="spellStart"/>
+      <w:proofErr w:type="gramStart"/>
+      <w:r>
+        <w:rPr>
+          <w:rFonts w:ascii="Times New Roman" w:eastAsia="Times New Roman" w:hAnsi="Times New Roman" w:cs="Times New Roman"/>
+          <w:sz w:val="24"/>
+          <w:szCs w:val="24"/>
+          <w:lang w:eastAsia="en-IN"/>
+        </w:rPr>
+        <w:t>internal.yaml</w:t>
+      </w:r>
+      <w:proofErr w:type="spellEnd"/>
+      <w:proofErr w:type="gramEnd"/>
+    </w:p>
+    <w:p>
+      <w:pPr>
+        <w:spacing w:after="0" w:line="240" w:lineRule="auto"/>
+        <w:rPr>
+          <w:rFonts w:ascii="Times New Roman" w:eastAsia="Times New Roman" w:hAnsi="Times New Roman" w:cs="Times New Roman"/>
+          <w:sz w:val="24"/>
+          <w:szCs w:val="24"/>
+          <w:lang w:eastAsia="en-IN"/>
+        </w:rPr>
+      </w:pPr>
+      <w:r>
+        <w:rPr>
+          <w:rFonts w:ascii="Times New Roman" w:eastAsia="Times New Roman" w:hAnsi="Times New Roman" w:cs="Times New Roman"/>
+          <w:sz w:val="24"/>
+          <w:szCs w:val="24"/>
+          <w:lang w:eastAsia="en-IN"/>
+        </w:rPr>
+        <w:t>│ ├── deny-</w:t>
+      </w:r>
+      <w:proofErr w:type="spellStart"/>
+      <w:proofErr w:type="gramStart"/>
+      <w:r>
+        <w:rPr>
+          <w:rFonts w:ascii="Times New Roman" w:eastAsia="Times New Roman" w:hAnsi="Times New Roman" w:cs="Times New Roman"/>
+          <w:sz w:val="24"/>
+          <w:szCs w:val="24"/>
+          <w:lang w:eastAsia="en-IN"/>
+        </w:rPr>
+        <w:t>all.yaml</w:t>
+      </w:r>
+      <w:proofErr w:type="spellEnd"/>
+      <w:proofErr w:type="gramEnd"/>
+    </w:p>
+    <w:p>
+      <w:pPr>
+        <w:spacing w:after="0" w:line="240" w:lineRule="auto"/>
+        <w:rPr>
+          <w:rFonts w:ascii="Times New Roman" w:eastAsia="Times New Roman" w:hAnsi="Times New Roman" w:cs="Times New Roman"/>
+          <w:sz w:val="24"/>
+          <w:szCs w:val="24"/>
+          <w:lang w:eastAsia="en-IN"/>
+        </w:rPr>
+      </w:pPr>
+      <w:r>
+        <w:rPr>
+          <w:rFonts w:ascii="Times New Roman" w:eastAsia="Times New Roman" w:hAnsi="Times New Roman" w:cs="Times New Roman"/>
+          <w:sz w:val="24"/>
+          <w:szCs w:val="24"/>
+          <w:lang w:eastAsia="en-IN"/>
+        </w:rPr>
+        <w:t>│ ├── service-policies/</w:t>
+      </w:r>
+    </w:p>
+    <w:p>
+      <w:pPr>
+        <w:spacing w:after="0" w:line="240" w:lineRule="auto"/>
+        <w:rPr>
+          <w:rFonts w:ascii="Times New Roman" w:eastAsia="Times New Roman" w:hAnsi="Times New Roman" w:cs="Times New Roman"/>
+          <w:sz w:val="24"/>
+          <w:szCs w:val="24"/>
+          <w:lang w:eastAsia="en-IN"/>
+        </w:rPr>
+      </w:pPr>
+      <w:r>
+        <w:rPr>
+          <w:rFonts w:ascii="Times New Roman" w:eastAsia="Times New Roman" w:hAnsi="Times New Roman" w:cs="Times New Roman"/>
+          <w:sz w:val="24"/>
+          <w:szCs w:val="24"/>
+          <w:lang w:eastAsia="en-IN"/>
+        </w:rPr>
+        <w:t xml:space="preserve">│ └── </w:t>
+      </w:r>
+      <w:proofErr w:type="spellStart"/>
+      <w:proofErr w:type="gramStart"/>
+      <w:r>
+        <w:rPr>
+          <w:rFonts w:ascii="Times New Roman" w:eastAsia="Times New Roman" w:hAnsi="Times New Roman" w:cs="Times New Roman"/>
+          <w:sz w:val="24"/>
+          <w:szCs w:val="24"/>
+          <w:lang w:eastAsia="en-IN"/>
+        </w:rPr>
+        <w:t>kustomization.yaml</w:t>
+      </w:r>
+      <w:proofErr w:type="spellEnd"/>
+      <w:proofErr w:type="gramEnd"/>
+    </w:p>
+    <w:p>
+      <w:pPr>
+        <w:spacing w:after="0" w:line="240" w:lineRule="auto"/>
+        <w:rPr>
+          <w:rFonts w:ascii="Times New Roman" w:eastAsia="Times New Roman" w:hAnsi="Times New Roman" w:cs="Times New Roman"/>
+          <w:sz w:val="24"/>
+          <w:szCs w:val="24"/>
+          <w:lang w:eastAsia="en-IN"/>
+        </w:rPr>
+      </w:pPr>
+      <w:r>
+        <w:rPr>
+          <w:rFonts w:ascii="Times New Roman" w:eastAsia="Times New Roman" w:hAnsi="Times New Roman" w:cs="Times New Roman"/>
+          <w:sz w:val="24"/>
+          <w:szCs w:val="24"/>
+          <w:lang w:eastAsia="en-IN"/>
+        </w:rPr>
+        <w:t>│</w:t>
+      </w:r>
+    </w:p>
+    <w:p>
+      <w:pPr>
+        <w:spacing w:after="0" w:line="240" w:lineRule="auto"/>
+        <w:rPr>
+          <w:rFonts w:ascii="Times New Roman" w:eastAsia="Times New Roman" w:hAnsi="Times New Roman" w:cs="Times New Roman"/>
+          <w:sz w:val="24"/>
+          <w:szCs w:val="24"/>
+          <w:lang w:eastAsia="en-IN"/>
+        </w:rPr>
+      </w:pPr>
+      <w:r>
+        <w:rPr>
+          <w:rFonts w:ascii="Times New Roman" w:eastAsia="Times New Roman" w:hAnsi="Times New Roman" w:cs="Times New Roman"/>
+          <w:sz w:val="24"/>
+          <w:szCs w:val="24"/>
+          <w:lang w:eastAsia="en-IN"/>
+        </w:rPr>
+        <w:t xml:space="preserve">├── </w:t>
+      </w:r>
+      <w:proofErr w:type="spellStart"/>
+      <w:r>
+        <w:rPr>
+          <w:rFonts w:ascii="Times New Roman" w:eastAsia="Times New Roman" w:hAnsi="Times New Roman" w:cs="Times New Roman"/>
+          <w:sz w:val="24"/>
+          <w:szCs w:val="24"/>
+          <w:lang w:eastAsia="en-IN"/>
+        </w:rPr>
+        <w:t>jwt</w:t>
+      </w:r>
+      <w:proofErr w:type="spellEnd"/>
+      <w:r>
+        <w:rPr>
+          <w:rFonts w:ascii="Times New Roman" w:eastAsia="Times New Roman" w:hAnsi="Times New Roman" w:cs="Times New Roman"/>
+          <w:sz w:val="24"/>
+          <w:szCs w:val="24"/>
+          <w:lang w:eastAsia="en-IN"/>
+        </w:rPr>
+        <w:t>/</w:t>
+      </w:r>
+    </w:p>
+    <w:p>
+      <w:pPr>
+        <w:spacing w:after="0" w:line="240" w:lineRule="auto"/>
+        <w:rPr>
+          <w:rFonts w:ascii="Times New Roman" w:eastAsia="Times New Roman" w:hAnsi="Times New Roman" w:cs="Times New Roman"/>
+          <w:sz w:val="24"/>
+          <w:szCs w:val="24"/>
+          <w:lang w:eastAsia="en-IN"/>
+        </w:rPr>
+      </w:pPr>
+      <w:r>
+        <w:rPr>
+          <w:rFonts w:ascii="Times New Roman" w:eastAsia="Times New Roman" w:hAnsi="Times New Roman" w:cs="Times New Roman"/>
+          <w:sz w:val="24"/>
+          <w:szCs w:val="24"/>
+          <w:lang w:eastAsia="en-IN"/>
+        </w:rPr>
+        <w:t>│ ├── request-</w:t>
+      </w:r>
+      <w:proofErr w:type="spellStart"/>
+      <w:proofErr w:type="gramStart"/>
+      <w:r>
+        <w:rPr>
+          <w:rFonts w:ascii="Times New Roman" w:eastAsia="Times New Roman" w:hAnsi="Times New Roman" w:cs="Times New Roman"/>
+          <w:sz w:val="24"/>
+          <w:szCs w:val="24"/>
+          <w:lang w:eastAsia="en-IN"/>
+        </w:rPr>
+        <w:t>authentication.yaml</w:t>
+      </w:r>
+      <w:proofErr w:type="spellEnd"/>
+      <w:proofErr w:type="gramEnd"/>
+    </w:p>
+    <w:p>
+      <w:pPr>
+        <w:spacing w:after="0" w:line="240" w:lineRule="auto"/>
+        <w:rPr>
+          <w:rFonts w:ascii="Times New Roman" w:eastAsia="Times New Roman" w:hAnsi="Times New Roman" w:cs="Times New Roman"/>
+          <w:sz w:val="24"/>
+          <w:szCs w:val="24"/>
+          <w:lang w:eastAsia="en-IN"/>
+        </w:rPr>
+      </w:pPr>
+      <w:r>
+        <w:rPr>
+          <w:rFonts w:ascii="Times New Roman" w:eastAsia="Times New Roman" w:hAnsi="Times New Roman" w:cs="Times New Roman"/>
+          <w:sz w:val="24"/>
+          <w:szCs w:val="24"/>
+          <w:lang w:eastAsia="en-IN"/>
+        </w:rPr>
+        <w:t xml:space="preserve">│ ├── </w:t>
+      </w:r>
+      <w:proofErr w:type="spellStart"/>
+      <w:r>
+        <w:rPr>
+          <w:rFonts w:ascii="Times New Roman" w:eastAsia="Times New Roman" w:hAnsi="Times New Roman" w:cs="Times New Roman"/>
+          <w:sz w:val="24"/>
+          <w:szCs w:val="24"/>
+          <w:lang w:eastAsia="en-IN"/>
+        </w:rPr>
+        <w:t>keycloak-</w:t>
+      </w:r>
+      <w:proofErr w:type="gramStart"/>
+      <w:r>
+        <w:rPr>
+          <w:rFonts w:ascii="Times New Roman" w:eastAsia="Times New Roman" w:hAnsi="Times New Roman" w:cs="Times New Roman"/>
+          <w:sz w:val="24"/>
+          <w:szCs w:val="24"/>
+          <w:lang w:eastAsia="en-IN"/>
+        </w:rPr>
+        <w:t>jwks.yaml</w:t>
+      </w:r>
+      <w:proofErr w:type="spellEnd"/>
+      <w:proofErr w:type="gramEnd"/>
+    </w:p>
+    <w:p>
+      <w:pPr>
+        <w:spacing w:after="0" w:line="240" w:lineRule="auto"/>
+        <w:rPr>
+          <w:rFonts w:ascii="Times New Roman" w:eastAsia="Times New Roman" w:hAnsi="Times New Roman" w:cs="Times New Roman"/>
+          <w:sz w:val="24"/>
+          <w:szCs w:val="24"/>
+          <w:lang w:eastAsia="en-IN"/>
+        </w:rPr>
+      </w:pPr>
+      <w:r>
+        <w:rPr>
+          <w:rFonts w:ascii="Times New Roman" w:eastAsia="Times New Roman" w:hAnsi="Times New Roman" w:cs="Times New Roman"/>
+          <w:sz w:val="24"/>
+          <w:szCs w:val="24"/>
+          <w:lang w:eastAsia="en-IN"/>
+        </w:rPr>
+        <w:t xml:space="preserve">│ └── </w:t>
+      </w:r>
+      <w:proofErr w:type="spellStart"/>
+      <w:proofErr w:type="gramStart"/>
+      <w:r>
+        <w:rPr>
+          <w:rFonts w:ascii="Times New Roman" w:eastAsia="Times New Roman" w:hAnsi="Times New Roman" w:cs="Times New Roman"/>
+          <w:sz w:val="24"/>
+          <w:szCs w:val="24"/>
+          <w:lang w:eastAsia="en-IN"/>
+        </w:rPr>
+        <w:t>kustomization.yaml</w:t>
+      </w:r>
+      <w:proofErr w:type="spellEnd"/>
+      <w:proofErr w:type="gramEnd"/>
+    </w:p>
+    <w:p>
+      <w:pPr>
+        <w:spacing w:after="0" w:line="240" w:lineRule="auto"/>
+        <w:rPr>
+          <w:rFonts w:ascii="Times New Roman" w:eastAsia="Times New Roman" w:hAnsi="Times New Roman" w:cs="Times New Roman"/>
+          <w:sz w:val="24"/>
+          <w:szCs w:val="24"/>
+          <w:lang w:eastAsia="en-IN"/>
+        </w:rPr>
+      </w:pPr>
+      <w:r>
+        <w:rPr>
+          <w:rFonts w:ascii="Times New Roman" w:eastAsia="Times New Roman" w:hAnsi="Times New Roman" w:cs="Times New Roman"/>
+          <w:sz w:val="24"/>
+          <w:szCs w:val="24"/>
+          <w:lang w:eastAsia="en-IN"/>
+        </w:rPr>
+        <w:t>│</w:t>
+      </w:r>
+    </w:p>
+    <w:p>
+      <w:pPr>
+        <w:spacing w:after="0" w:line="240" w:lineRule="auto"/>
+        <w:rPr>
+          <w:rFonts w:ascii="Times New Roman" w:eastAsia="Times New Roman" w:hAnsi="Times New Roman" w:cs="Times New Roman"/>
+          <w:sz w:val="24"/>
+          <w:szCs w:val="24"/>
+          <w:lang w:eastAsia="en-IN"/>
+        </w:rPr>
+      </w:pPr>
+      <w:r>
+        <w:rPr>
+          <w:rFonts w:ascii="Times New Roman" w:eastAsia="Times New Roman" w:hAnsi="Times New Roman" w:cs="Times New Roman"/>
+          <w:sz w:val="24"/>
+          <w:szCs w:val="24"/>
+          <w:lang w:eastAsia="en-IN"/>
+        </w:rPr>
+        <w:t>├── telemetry/</w:t>
+      </w:r>
+    </w:p>
+    <w:p>
+      <w:pPr>
+        <w:spacing w:after="0" w:line="240" w:lineRule="auto"/>
+        <w:rPr>
+          <w:rFonts w:ascii="Times New Roman" w:eastAsia="Times New Roman" w:hAnsi="Times New Roman" w:cs="Times New Roman"/>
+          <w:sz w:val="24"/>
+          <w:szCs w:val="24"/>
+          <w:lang w:eastAsia="en-IN"/>
+        </w:rPr>
+      </w:pPr>
+      <w:r>
+        <w:rPr>
+          <w:rFonts w:ascii="Times New Roman" w:eastAsia="Times New Roman" w:hAnsi="Times New Roman" w:cs="Times New Roman"/>
+          <w:sz w:val="24"/>
+          <w:szCs w:val="24"/>
+          <w:lang w:eastAsia="en-IN"/>
+        </w:rPr>
+        <w:t xml:space="preserve">│ ├── </w:t>
+      </w:r>
+      <w:proofErr w:type="spellStart"/>
+      <w:proofErr w:type="gramStart"/>
+      <w:r>
+        <w:rPr>
+          <w:rFonts w:ascii="Times New Roman" w:eastAsia="Times New Roman" w:hAnsi="Times New Roman" w:cs="Times New Roman"/>
+          <w:sz w:val="24"/>
+          <w:szCs w:val="24"/>
+          <w:lang w:eastAsia="en-IN"/>
+        </w:rPr>
+        <w:t>telemetry.yaml</w:t>
+      </w:r>
+      <w:proofErr w:type="spellEnd"/>
+      <w:proofErr w:type="gramEnd"/>
+    </w:p>
+    <w:p>
+      <w:pPr>
+        <w:spacing w:after="0" w:line="240" w:lineRule="auto"/>
+        <w:rPr>
+          <w:rFonts w:ascii="Times New Roman" w:eastAsia="Times New Roman" w:hAnsi="Times New Roman" w:cs="Times New Roman"/>
+          <w:sz w:val="24"/>
+          <w:szCs w:val="24"/>
+          <w:lang w:eastAsia="en-IN"/>
+        </w:rPr>
+      </w:pPr>
+      <w:r>
+        <w:rPr>
+          <w:rFonts w:ascii="Times New Roman" w:eastAsia="Times New Roman" w:hAnsi="Times New Roman" w:cs="Times New Roman"/>
+          <w:sz w:val="24"/>
+          <w:szCs w:val="24"/>
+          <w:lang w:eastAsia="en-IN"/>
+        </w:rPr>
+        <w:t>│ ├── access-</w:t>
+      </w:r>
+      <w:proofErr w:type="spellStart"/>
+      <w:proofErr w:type="gramStart"/>
+      <w:r>
+        <w:rPr>
+          <w:rFonts w:ascii="Times New Roman" w:eastAsia="Times New Roman" w:hAnsi="Times New Roman" w:cs="Times New Roman"/>
+          <w:sz w:val="24"/>
+          <w:szCs w:val="24"/>
+          <w:lang w:eastAsia="en-IN"/>
+        </w:rPr>
+        <w:t>logging.yaml</w:t>
+      </w:r>
+      <w:proofErr w:type="spellEnd"/>
+      <w:proofErr w:type="gramEnd"/>
+    </w:p>
+    <w:p>
+      <w:pPr>
+        <w:spacing w:after="0" w:line="240" w:lineRule="auto"/>
+        <w:rPr>
+          <w:rFonts w:ascii="Times New Roman" w:eastAsia="Times New Roman" w:hAnsi="Times New Roman" w:cs="Times New Roman"/>
+          <w:sz w:val="24"/>
+          <w:szCs w:val="24"/>
+          <w:lang w:eastAsia="en-IN"/>
+        </w:rPr>
+      </w:pPr>
+      <w:r>
+        <w:rPr>
+          <w:rFonts w:ascii="Times New Roman" w:eastAsia="Times New Roman" w:hAnsi="Times New Roman" w:cs="Times New Roman"/>
+          <w:sz w:val="24"/>
+          <w:szCs w:val="24"/>
+          <w:lang w:eastAsia="en-IN"/>
+        </w:rPr>
+        <w:t xml:space="preserve">│ ├── </w:t>
+      </w:r>
+      <w:proofErr w:type="spellStart"/>
+      <w:proofErr w:type="gramStart"/>
+      <w:r>
+        <w:rPr>
+          <w:rFonts w:ascii="Times New Roman" w:eastAsia="Times New Roman" w:hAnsi="Times New Roman" w:cs="Times New Roman"/>
+          <w:sz w:val="24"/>
+          <w:szCs w:val="24"/>
+          <w:lang w:eastAsia="en-IN"/>
+        </w:rPr>
+        <w:t>tracing.yaml</w:t>
+      </w:r>
+      <w:proofErr w:type="spellEnd"/>
+      <w:proofErr w:type="gramEnd"/>
+    </w:p>
+    <w:p>
+      <w:pPr>
+        <w:spacing w:after="0" w:line="240" w:lineRule="auto"/>
+        <w:rPr>
+          <w:rFonts w:ascii="Times New Roman" w:eastAsia="Times New Roman" w:hAnsi="Times New Roman" w:cs="Times New Roman"/>
+          <w:sz w:val="24"/>
+          <w:szCs w:val="24"/>
+          <w:lang w:eastAsia="en-IN"/>
+        </w:rPr>
+      </w:pPr>
+      <w:r>
+        <w:rPr>
+          <w:rFonts w:ascii="Times New Roman" w:eastAsia="Times New Roman" w:hAnsi="Times New Roman" w:cs="Times New Roman"/>
+          <w:sz w:val="24"/>
+          <w:szCs w:val="24"/>
+          <w:lang w:eastAsia="en-IN"/>
+        </w:rPr>
+        <w:t xml:space="preserve">│ └── </w:t>
+      </w:r>
+      <w:proofErr w:type="spellStart"/>
+      <w:proofErr w:type="gramStart"/>
+      <w:r>
+        <w:rPr>
+          <w:rFonts w:ascii="Times New Roman" w:eastAsia="Times New Roman" w:hAnsi="Times New Roman" w:cs="Times New Roman"/>
+          <w:sz w:val="24"/>
+          <w:szCs w:val="24"/>
+          <w:lang w:eastAsia="en-IN"/>
+        </w:rPr>
+        <w:t>kustomization.yaml</w:t>
+      </w:r>
+      <w:proofErr w:type="spellEnd"/>
+      <w:proofErr w:type="gramEnd"/>
+    </w:p>
+    <w:p>
+      <w:pPr>
+        <w:spacing w:after="0" w:line="240" w:lineRule="auto"/>
+        <w:rPr>
+          <w:rFonts w:ascii="Times New Roman" w:eastAsia="Times New Roman" w:hAnsi="Times New Roman" w:cs="Times New Roman"/>
+          <w:sz w:val="24"/>
+          <w:szCs w:val="24"/>
+          <w:lang w:eastAsia="en-IN"/>
+        </w:rPr>
+      </w:pPr>
+      <w:r>
+        <w:rPr>
+          <w:rFonts w:ascii="Times New Roman" w:eastAsia="Times New Roman" w:hAnsi="Times New Roman" w:cs="Times New Roman"/>
+          <w:sz w:val="24"/>
+          <w:szCs w:val="24"/>
+          <w:lang w:eastAsia="en-IN"/>
+        </w:rPr>
+        <w:t>│</w:t>
+      </w:r>
+    </w:p>
+    <w:p>
+      <w:pPr>
+        <w:spacing w:after="0" w:line="240" w:lineRule="auto"/>
+        <w:rPr>
+          <w:rFonts w:ascii="Times New Roman" w:eastAsia="Times New Roman" w:hAnsi="Times New Roman" w:cs="Times New Roman"/>
+          <w:sz w:val="24"/>
+          <w:szCs w:val="24"/>
+          <w:lang w:eastAsia="en-IN"/>
+        </w:rPr>
+      </w:pPr>
+      <w:r>
+        <w:rPr>
+          <w:rFonts w:ascii="Times New Roman" w:eastAsia="Times New Roman" w:hAnsi="Times New Roman" w:cs="Times New Roman"/>
+          <w:sz w:val="24"/>
+          <w:szCs w:val="24"/>
+          <w:lang w:eastAsia="en-IN"/>
+        </w:rPr>
+        <w:t>├── observability/</w:t>
+      </w:r>
+    </w:p>
+    <w:p>
+      <w:pPr>
+        <w:spacing w:after="0" w:line="240" w:lineRule="auto"/>
+        <w:rPr>
+          <w:rFonts w:ascii="Times New Roman" w:eastAsia="Times New Roman" w:hAnsi="Times New Roman" w:cs="Times New Roman"/>
+          <w:sz w:val="24"/>
+          <w:szCs w:val="24"/>
+          <w:lang w:eastAsia="en-IN"/>
+        </w:rPr>
+      </w:pPr>
+      <w:r>
+        <w:rPr>
+          <w:rFonts w:ascii="Times New Roman" w:eastAsia="Times New Roman" w:hAnsi="Times New Roman" w:cs="Times New Roman"/>
+          <w:sz w:val="24"/>
+          <w:szCs w:val="24"/>
+          <w:lang w:eastAsia="en-IN"/>
+        </w:rPr>
+        <w:t xml:space="preserve">│ ├── </w:t>
+      </w:r>
+      <w:proofErr w:type="spellStart"/>
+      <w:proofErr w:type="gramStart"/>
+      <w:r>
+        <w:rPr>
+          <w:rFonts w:ascii="Times New Roman" w:eastAsia="Times New Roman" w:hAnsi="Times New Roman" w:cs="Times New Roman"/>
+          <w:sz w:val="24"/>
+          <w:szCs w:val="24"/>
+          <w:lang w:eastAsia="en-IN"/>
+        </w:rPr>
+        <w:t>kiali.yaml</w:t>
+      </w:r>
+      <w:proofErr w:type="spellEnd"/>
+      <w:proofErr w:type="gramEnd"/>
+    </w:p>
+    <w:p>
+      <w:pPr>
+        <w:spacing w:after="0" w:line="240" w:lineRule="auto"/>
+        <w:rPr>
+          <w:rFonts w:ascii="Times New Roman" w:eastAsia="Times New Roman" w:hAnsi="Times New Roman" w:cs="Times New Roman"/>
+          <w:sz w:val="24"/>
+          <w:szCs w:val="24"/>
+          <w:lang w:eastAsia="en-IN"/>
+        </w:rPr>
+      </w:pPr>
+      <w:r>
+        <w:rPr>
+          <w:rFonts w:ascii="Times New Roman" w:eastAsia="Times New Roman" w:hAnsi="Times New Roman" w:cs="Times New Roman"/>
+          <w:sz w:val="24"/>
+          <w:szCs w:val="24"/>
+          <w:lang w:eastAsia="en-IN"/>
+        </w:rPr>
+        <w:t xml:space="preserve">│ ├── </w:t>
+      </w:r>
+      <w:proofErr w:type="spellStart"/>
+      <w:r>
+        <w:rPr>
+          <w:rFonts w:ascii="Times New Roman" w:eastAsia="Times New Roman" w:hAnsi="Times New Roman" w:cs="Times New Roman"/>
+          <w:sz w:val="24"/>
+          <w:szCs w:val="24"/>
+          <w:lang w:eastAsia="en-IN"/>
+        </w:rPr>
+        <w:t>grafana</w:t>
+      </w:r>
+      <w:proofErr w:type="spellEnd"/>
+      <w:r>
+        <w:rPr>
+          <w:rFonts w:ascii="Times New Roman" w:eastAsia="Times New Roman" w:hAnsi="Times New Roman" w:cs="Times New Roman"/>
+          <w:sz w:val="24"/>
+          <w:szCs w:val="24"/>
+          <w:lang w:eastAsia="en-IN"/>
+        </w:rPr>
+        <w:t>-dashboards/</w:t>
+      </w:r>
+    </w:p>
+    <w:p>
+      <w:pPr>
+        <w:spacing w:after="0" w:line="240" w:lineRule="auto"/>
+        <w:rPr>
+          <w:rFonts w:ascii="Times New Roman" w:eastAsia="Times New Roman" w:hAnsi="Times New Roman" w:cs="Times New Roman"/>
+          <w:sz w:val="24"/>
+          <w:szCs w:val="24"/>
+          <w:lang w:eastAsia="en-IN"/>
+        </w:rPr>
+      </w:pPr>
+      <w:r>
+        <w:rPr>
+          <w:rFonts w:ascii="Times New Roman" w:eastAsia="Times New Roman" w:hAnsi="Times New Roman" w:cs="Times New Roman"/>
+          <w:sz w:val="24"/>
+          <w:szCs w:val="24"/>
+          <w:lang w:eastAsia="en-IN"/>
+        </w:rPr>
+        <w:t xml:space="preserve">│ └── </w:t>
+      </w:r>
+      <w:proofErr w:type="spellStart"/>
+      <w:proofErr w:type="gramStart"/>
+      <w:r>
+        <w:rPr>
+          <w:rFonts w:ascii="Times New Roman" w:eastAsia="Times New Roman" w:hAnsi="Times New Roman" w:cs="Times New Roman"/>
+          <w:sz w:val="24"/>
+          <w:szCs w:val="24"/>
+          <w:lang w:eastAsia="en-IN"/>
+        </w:rPr>
+        <w:t>kustomization.yaml</w:t>
+      </w:r>
+      <w:proofErr w:type="spellEnd"/>
+      <w:proofErr w:type="gramEnd"/>
+    </w:p>
+    <w:p>
+      <w:pPr>
+        <w:spacing w:after="0" w:line="240" w:lineRule="auto"/>
+        <w:rPr>
+          <w:rFonts w:ascii="Times New Roman" w:eastAsia="Times New Roman" w:hAnsi="Times New Roman" w:cs="Times New Roman"/>
+          <w:sz w:val="24"/>
+          <w:szCs w:val="24"/>
+          <w:lang w:eastAsia="en-IN"/>
+        </w:rPr>
+      </w:pPr>
+      <w:r>
+        <w:rPr>
+          <w:rFonts w:ascii="Times New Roman" w:eastAsia="Times New Roman" w:hAnsi="Times New Roman" w:cs="Times New Roman"/>
+          <w:sz w:val="24"/>
+          <w:szCs w:val="24"/>
+          <w:lang w:eastAsia="en-IN"/>
+        </w:rPr>
+        <w:t>│</w:t>
+      </w:r>
+    </w:p>
+    <w:p>
+      <w:pPr>
+        <w:spacing w:after="0" w:line="240" w:lineRule="auto"/>
+        <w:rPr>
+          <w:rFonts w:ascii="Times New Roman" w:eastAsia="Times New Roman" w:hAnsi="Times New Roman" w:cs="Times New Roman"/>
+          <w:sz w:val="24"/>
+          <w:szCs w:val="24"/>
+          <w:lang w:eastAsia="en-IN"/>
+        </w:rPr>
+      </w:pPr>
+      <w:r>
+        <w:rPr>
+          <w:rFonts w:ascii="Times New Roman" w:eastAsia="Times New Roman" w:hAnsi="Times New Roman" w:cs="Times New Roman"/>
+          <w:sz w:val="24"/>
+          <w:szCs w:val="24"/>
+          <w:lang w:eastAsia="en-IN"/>
+        </w:rPr>
+        <w:t xml:space="preserve">└── </w:t>
+      </w:r>
+      <w:proofErr w:type="spellStart"/>
+      <w:proofErr w:type="gramStart"/>
+      <w:r>
+        <w:rPr>
+          <w:rFonts w:ascii="Times New Roman" w:eastAsia="Times New Roman" w:hAnsi="Times New Roman" w:cs="Times New Roman"/>
+          <w:sz w:val="24"/>
+          <w:szCs w:val="24"/>
+          <w:lang w:eastAsia="en-IN"/>
+        </w:rPr>
+        <w:t>kustomization.yaml</w:t>
+      </w:r>
+      <w:proofErr w:type="spellEnd"/>
+      <w:proofErr w:type="gramEnd"/>
+    </w:p>
+    <w:p>
       <w:bookmarkStart w:id="0" w:name="_GoBack"/>
       <w:bookmarkEnd w:id="0"/>
-      <w:r>
-        <w:t>:</w:t>
-      </w:r>
-      <w:r>
-        <w:br/>
-      </w:r>
-      <w:proofErr w:type="spellStart"/>
-      <w:r>
-        <w:t>db</w:t>
-      </w:r>
-      <w:proofErr w:type="spellEnd"/>
-      <w:r>
-        <w:t>/</w:t>
-      </w:r>
-    </w:p>
-    <w:p>
-      <w:r>
-        <w:t xml:space="preserve"> </w:t>
-      </w:r>
-      <w:r>
-        <w:rPr>
-          <w:rFonts w:ascii="Arial" w:hAnsi="Arial" w:cs="Arial"/>
-        </w:rPr>
-        <w:t>├</w:t>
-      </w:r>
-      <w:r>
-        <w:rPr>
-          <w:rFonts w:ascii="Calibri" w:hAnsi="Calibri" w:cs="Calibri"/>
-        </w:rPr>
-        <w:t>──</w:t>
-      </w:r>
-      <w:r>
-        <w:t xml:space="preserve"> migrations/</w:t>
-      </w:r>
-    </w:p>
-    <w:p>
-      <w:r>
-        <w:t xml:space="preserve"> │    </w:t>
-      </w:r>
-      <w:r>
-        <w:rPr>
-          <w:rFonts w:ascii="Arial" w:hAnsi="Arial" w:cs="Arial"/>
-        </w:rPr>
-        <w:t>├</w:t>
-      </w:r>
-      <w:r>
-        <w:rPr>
-          <w:rFonts w:ascii="Calibri" w:hAnsi="Calibri" w:cs="Calibri"/>
-        </w:rPr>
-        <w:t>──</w:t>
-      </w:r>
-      <w:r>
-        <w:t xml:space="preserve"> V1__init_schema.sql</w:t>
-      </w:r>
-    </w:p>
-    <w:p>
-      <w:r>
-        <w:t xml:space="preserve"> │    </w:t>
-      </w:r>
-      <w:r>
-        <w:rPr>
-          <w:rFonts w:ascii="Arial" w:hAnsi="Arial" w:cs="Arial"/>
-        </w:rPr>
-        <w:t>├</w:t>
-      </w:r>
-      <w:r>
-        <w:rPr>
-          <w:rFonts w:ascii="Calibri" w:hAnsi="Calibri" w:cs="Calibri"/>
-        </w:rPr>
-        <w:t>──</w:t>
-      </w:r>
-      <w:r>
-        <w:t xml:space="preserve"> V2__create_users.sql</w:t>
-      </w:r>
-    </w:p>
-    <w:p>
-      <w:r>
-        <w:t xml:space="preserve"> │    </w:t>
-      </w:r>
-      <w:r>
-        <w:rPr>
-          <w:rFonts w:ascii="Arial" w:hAnsi="Arial" w:cs="Arial"/>
-        </w:rPr>
-        <w:t>├</w:t>
-      </w:r>
-      <w:r>
-        <w:rPr>
-          <w:rFonts w:ascii="Calibri" w:hAnsi="Calibri" w:cs="Calibri"/>
-        </w:rPr>
-        <w:t>──</w:t>
-      </w:r>
-      <w:r>
-        <w:t xml:space="preserve"> V3__add_indexes.sql</w:t>
-      </w:r>
-    </w:p>
-    <w:p>
-      <w:r>
-        <w:t xml:space="preserve"> │    </w:t>
-      </w:r>
-      <w:r>
-        <w:rPr>
-          <w:rFonts w:ascii="Arial" w:hAnsi="Arial" w:cs="Arial"/>
-        </w:rPr>
-        <w:t>├</w:t>
-      </w:r>
-      <w:r>
-        <w:rPr>
-          <w:rFonts w:ascii="Calibri" w:hAnsi="Calibri" w:cs="Calibri"/>
-        </w:rPr>
-        <w:t>──</w:t>
-      </w:r>
-      <w:r>
-        <w:t xml:space="preserve"> R__</w:t>
-      </w:r>
-      <w:proofErr w:type="spellStart"/>
-      <w:r>
-        <w:t>refresh_views.sql</w:t>
-      </w:r>
-      <w:proofErr w:type="spellEnd"/>
-    </w:p>
-    <w:p>
-      <w:r>
-        <w:t xml:space="preserve"> │</w:t>
-      </w:r>
-    </w:p>
-    <w:p>
-      <w:r>
-        <w:t xml:space="preserve"> </w:t>
-      </w:r>
-      <w:r>
-        <w:rPr>
-          <w:rFonts w:ascii="Arial" w:hAnsi="Arial" w:cs="Arial"/>
-        </w:rPr>
-        <w:t>├</w:t>
-      </w:r>
-      <w:r>
-        <w:rPr>
-          <w:rFonts w:ascii="Calibri" w:hAnsi="Calibri" w:cs="Calibri"/>
-        </w:rPr>
-        <w:t>──</w:t>
-      </w:r>
-      <w:r>
-        <w:t xml:space="preserve"> </w:t>
-      </w:r>
-      <w:proofErr w:type="spellStart"/>
-      <w:proofErr w:type="gramStart"/>
-      <w:r>
-        <w:t>flyway.conf</w:t>
-      </w:r>
-      <w:proofErr w:type="spellEnd"/>
-      <w:proofErr w:type="gramEnd"/>
-    </w:p>
-    <w:p>
-      <w:r>
-        <w:t xml:space="preserve"> └── </w:t>
-      </w:r>
-      <w:proofErr w:type="spellStart"/>
-      <w:r>
-        <w:t>Dockerfile</w:t>
-      </w:r>
-      <w:proofErr w:type="spellEnd"/>
     </w:p>
     <w:p/>
-    <w:p>
-      <w:r>
-        <w:t>*) Python automation repo structure:</w:t>
-      </w:r>
-      <w:r>
-        <w:br/>
-      </w:r>
-      <w:proofErr w:type="spellStart"/>
-      <w:r>
-        <w:t>microbank</w:t>
-      </w:r>
-      <w:proofErr w:type="spellEnd"/>
-      <w:r>
-        <w:t>-automation/</w:t>
-      </w:r>
-    </w:p>
-    <w:p>
-      <w:r>
-        <w:t>│</w:t>
-      </w:r>
-    </w:p>
-    <w:p>
-      <w:r>
-        <w:rPr>
-          <w:rFonts w:ascii="Arial" w:hAnsi="Arial" w:cs="Arial"/>
-        </w:rPr>
-        <w:t>├</w:t>
-      </w:r>
-      <w:r>
-        <w:rPr>
-          <w:rFonts w:ascii="Calibri" w:hAnsi="Calibri" w:cs="Calibri"/>
-        </w:rPr>
-        <w:t>──</w:t>
-      </w:r>
-      <w:r>
-        <w:t xml:space="preserve"> automation-core/</w:t>
-      </w:r>
-    </w:p>
-    <w:p>
-      <w:r>
-        <w:rPr>
-          <w:rFonts w:ascii="Arial" w:hAnsi="Arial" w:cs="Arial"/>
-        </w:rPr>
-        <w:t>├</w:t>
-      </w:r>
-      <w:r>
-        <w:rPr>
-          <w:rFonts w:ascii="Calibri" w:hAnsi="Calibri" w:cs="Calibri"/>
-        </w:rPr>
-        <w:t>──</w:t>
-      </w:r>
-      <w:r>
-        <w:t xml:space="preserve"> automation-jobs/</w:t>
-      </w:r>
-    </w:p>
-    <w:p>
-      <w:r>
-        <w:t xml:space="preserve">│   </w:t>
-      </w:r>
-      <w:r>
-        <w:rPr>
-          <w:rFonts w:ascii="Arial" w:hAnsi="Arial" w:cs="Arial"/>
-        </w:rPr>
-        <w:t>├</w:t>
-      </w:r>
-      <w:r>
-        <w:rPr>
-          <w:rFonts w:ascii="Calibri" w:hAnsi="Calibri" w:cs="Calibri"/>
-        </w:rPr>
-        <w:t>──</w:t>
-      </w:r>
-      <w:r>
-        <w:t xml:space="preserve"> </w:t>
-      </w:r>
-      <w:proofErr w:type="spellStart"/>
-      <w:r>
-        <w:t>cost_optimizer</w:t>
-      </w:r>
-      <w:proofErr w:type="spellEnd"/>
-      <w:r>
-        <w:t>/</w:t>
-      </w:r>
-    </w:p>
-    <w:p>
-      <w:r>
-        <w:t xml:space="preserve">│   </w:t>
-      </w:r>
-      <w:r>
-        <w:rPr>
-          <w:rFonts w:ascii="Arial" w:hAnsi="Arial" w:cs="Arial"/>
-        </w:rPr>
-        <w:t>├</w:t>
-      </w:r>
-      <w:r>
-        <w:rPr>
-          <w:rFonts w:ascii="Calibri" w:hAnsi="Calibri" w:cs="Calibri"/>
-        </w:rPr>
-        <w:t>──</w:t>
-      </w:r>
-      <w:r>
-        <w:t xml:space="preserve"> </w:t>
-      </w:r>
-      <w:proofErr w:type="spellStart"/>
-      <w:r>
-        <w:t>security_auditor</w:t>
-      </w:r>
-      <w:proofErr w:type="spellEnd"/>
-      <w:r>
-        <w:t>/</w:t>
-      </w:r>
-    </w:p>
-    <w:p>
-      <w:r>
-        <w:t xml:space="preserve">│   </w:t>
-      </w:r>
-      <w:r>
-        <w:rPr>
-          <w:rFonts w:ascii="Arial" w:hAnsi="Arial" w:cs="Arial"/>
-        </w:rPr>
-        <w:t>├</w:t>
-      </w:r>
-      <w:r>
-        <w:rPr>
-          <w:rFonts w:ascii="Calibri" w:hAnsi="Calibri" w:cs="Calibri"/>
-        </w:rPr>
-        <w:t>──</w:t>
-      </w:r>
-      <w:r>
-        <w:t xml:space="preserve"> </w:t>
-      </w:r>
-      <w:proofErr w:type="spellStart"/>
-      <w:r>
-        <w:t>observability_responder</w:t>
-      </w:r>
-      <w:proofErr w:type="spellEnd"/>
-      <w:r>
-        <w:t>/</w:t>
-      </w:r>
-    </w:p>
-    <w:p>
-      <w:r>
-        <w:t xml:space="preserve">│   └── </w:t>
-      </w:r>
-      <w:proofErr w:type="spellStart"/>
-      <w:r>
-        <w:t>drift_detector</w:t>
-      </w:r>
-      <w:proofErr w:type="spellEnd"/>
-      <w:r>
-        <w:t>/</w:t>
-      </w:r>
-    </w:p>
-    <w:p>
-      <w:r>
-        <w:t>│</w:t>
-      </w:r>
-    </w:p>
-    <w:p>
-      <w:r>
-        <w:rPr>
-          <w:rFonts w:ascii="Arial" w:hAnsi="Arial" w:cs="Arial"/>
-        </w:rPr>
-        <w:t>├</w:t>
-      </w:r>
-      <w:r>
-        <w:rPr>
-          <w:rFonts w:ascii="Calibri" w:hAnsi="Calibri" w:cs="Calibri"/>
-        </w:rPr>
-        <w:t>──</w:t>
-      </w:r>
-      <w:r>
-        <w:t xml:space="preserve"> automation-</w:t>
-      </w:r>
-      <w:proofErr w:type="spellStart"/>
-      <w:r>
-        <w:t>api</w:t>
-      </w:r>
-      <w:proofErr w:type="spellEnd"/>
-      <w:r>
-        <w:t>/</w:t>
-      </w:r>
-    </w:p>
-    <w:p>
-      <w:r>
-        <w:t>│</w:t>
-      </w:r>
-    </w:p>
-    <w:p>
-      <w:r>
-        <w:rPr>
-          <w:rFonts w:ascii="Arial" w:hAnsi="Arial" w:cs="Arial"/>
-        </w:rPr>
-        <w:t>├</w:t>
-      </w:r>
-      <w:r>
-        <w:rPr>
-          <w:rFonts w:ascii="Calibri" w:hAnsi="Calibri" w:cs="Calibri"/>
-        </w:rPr>
-        <w:t>──</w:t>
-      </w:r>
-      <w:r>
-        <w:t xml:space="preserve"> helm/</w:t>
-      </w:r>
-    </w:p>
-    <w:p>
-      <w:r>
-        <w:t>│   └── automation-chart/</w:t>
-      </w:r>
-    </w:p>
-    <w:p>
-      <w:r>
-        <w:t>│</w:t>
-      </w:r>
-    </w:p>
-    <w:p>
-      <w:r>
-        <w:rPr>
-          <w:rFonts w:ascii="Arial" w:hAnsi="Arial" w:cs="Arial"/>
-        </w:rPr>
-        <w:t>├</w:t>
-      </w:r>
-      <w:r>
-        <w:rPr>
-          <w:rFonts w:ascii="Calibri" w:hAnsi="Calibri" w:cs="Calibri"/>
-        </w:rPr>
-        <w:t>──</w:t>
-      </w:r>
-      <w:r>
-        <w:t xml:space="preserve"> </w:t>
-      </w:r>
-      <w:proofErr w:type="spellStart"/>
-      <w:r>
-        <w:t>Dockerfile</w:t>
-      </w:r>
-      <w:proofErr w:type="spellEnd"/>
-    </w:p>
-    <w:p>
-      <w:r>
-        <w:t>└── requirements.txt</w:t>
-      </w:r>
-    </w:p>
     <w:sectPr>
       <w:pgSz w:w="11906" w:h="16838"/>
       <w:pgMar w:top="1440" w:right="1440" w:bottom="1440" w:left="1440" w:header="708" w:footer="708" w:gutter="0"/>

--- a/proj-arch.docx
+++ b/proj-arch.docx
@@ -26,7 +26,7 @@
                     </pic:cNvPicPr>
                   </pic:nvPicPr>
                   <pic:blipFill>
-                    <a:blip r:embed="rId4" cstate="print">
+                    <a:blip r:embed="rId5" cstate="print">
                       <a:extLst>
                         <a:ext uri="{28A0092B-C50C-407E-A947-70E740481C1C}">
                           <a14:useLocalDpi xmlns:a14="http://schemas.microsoft.com/office/drawing/2010/main" val="0"/>
@@ -82,7 +82,7 @@
                     <pic:cNvPicPr/>
                   </pic:nvPicPr>
                   <pic:blipFill>
-                    <a:blip r:embed="rId5"/>
+                    <a:blip r:embed="rId6"/>
                     <a:stretch>
                       <a:fillRect/>
                     </a:stretch>
@@ -832,10 +832,42 @@
         <w:t>security_hub</w:t>
       </w:r>
       <w:proofErr w:type="spellEnd"/>
+      <w:r>
+        <w:t>/</w:t>
+      </w:r>
     </w:p>
     <w:p>
       <w:r>
         <w:t xml:space="preserve">|    |--- </w:t>
+      </w:r>
+      <w:proofErr w:type="spellStart"/>
+      <w:r>
+        <w:t>acm</w:t>
+      </w:r>
+      <w:proofErr w:type="spellEnd"/>
+      <w:r>
+        <w:t>/</w:t>
+      </w:r>
+    </w:p>
+    <w:p>
+      <w:r>
+        <w:t xml:space="preserve">|    |--- </w:t>
+      </w:r>
+      <w:proofErr w:type="spellStart"/>
+      <w:r>
+        <w:t>waf</w:t>
+      </w:r>
+      <w:proofErr w:type="spellEnd"/>
+      <w:r>
+        <w:t>/</w:t>
+      </w:r>
+    </w:p>
+    <w:p>
+      <w:r>
+        <w:t>|    |--- shield</w:t>
+      </w:r>
+      <w:r>
+        <w:t>/</w:t>
       </w:r>
     </w:p>
     <w:p>
@@ -989,6 +1021,164 @@
     </w:p>
     <w:p/>
     <w:p/>
+    <w:p/>
+    <w:p/>
+    <w:p/>
+    <w:p>
+      <w:r>
+        <w:lastRenderedPageBreak/>
+        <w:t>*) Disaster Recovery and backup for production:</w:t>
+      </w:r>
+    </w:p>
+    <w:p>
+      <w:proofErr w:type="spellStart"/>
+      <w:r>
+        <w:t>aws_backup</w:t>
+      </w:r>
+      <w:proofErr w:type="spellEnd"/>
+      <w:r>
+        <w:t>/</w:t>
+      </w:r>
+    </w:p>
+    <w:p>
+      <w:r>
+        <w:rPr>
+          <w:rFonts w:ascii="Arial" w:hAnsi="Arial" w:cs="Arial"/>
+        </w:rPr>
+        <w:t>├</w:t>
+      </w:r>
+      <w:r>
+        <w:rPr>
+          <w:rFonts w:ascii="Calibri" w:hAnsi="Calibri" w:cs="Calibri"/>
+        </w:rPr>
+        <w:t>──</w:t>
+      </w:r>
+      <w:r>
+        <w:t xml:space="preserve"> </w:t>
+      </w:r>
+      <w:proofErr w:type="spellStart"/>
+      <w:r>
+        <w:t>primary_vault</w:t>
+      </w:r>
+      <w:proofErr w:type="spellEnd"/>
+    </w:p>
+    <w:p>
+      <w:r>
+        <w:rPr>
+          <w:rFonts w:ascii="Arial" w:hAnsi="Arial" w:cs="Arial"/>
+        </w:rPr>
+        <w:t>├</w:t>
+      </w:r>
+      <w:r>
+        <w:rPr>
+          <w:rFonts w:ascii="Calibri" w:hAnsi="Calibri" w:cs="Calibri"/>
+        </w:rPr>
+        <w:t>──</w:t>
+      </w:r>
+      <w:r>
+        <w:t xml:space="preserve"> </w:t>
+      </w:r>
+      <w:proofErr w:type="spellStart"/>
+      <w:r>
+        <w:t>dr_vault</w:t>
+      </w:r>
+      <w:proofErr w:type="spellEnd"/>
+    </w:p>
+    <w:p>
+      <w:r>
+        <w:rPr>
+          <w:rFonts w:ascii="Arial" w:hAnsi="Arial" w:cs="Arial"/>
+        </w:rPr>
+        <w:t>├</w:t>
+      </w:r>
+      <w:r>
+        <w:rPr>
+          <w:rFonts w:ascii="Calibri" w:hAnsi="Calibri" w:cs="Calibri"/>
+        </w:rPr>
+        <w:t>──</w:t>
+      </w:r>
+      <w:r>
+        <w:t xml:space="preserve"> </w:t>
+      </w:r>
+      <w:proofErr w:type="spellStart"/>
+      <w:r>
+        <w:t>copy_rules</w:t>
+      </w:r>
+      <w:proofErr w:type="spellEnd"/>
+    </w:p>
+    <w:p>
+      <w:r>
+        <w:rPr>
+          <w:rFonts w:ascii="Arial" w:hAnsi="Arial" w:cs="Arial"/>
+        </w:rPr>
+        <w:t>├</w:t>
+      </w:r>
+      <w:r>
+        <w:rPr>
+          <w:rFonts w:ascii="Calibri" w:hAnsi="Calibri" w:cs="Calibri"/>
+        </w:rPr>
+        <w:t>──</w:t>
+      </w:r>
+      <w:r>
+        <w:t xml:space="preserve"> </w:t>
+      </w:r>
+      <w:proofErr w:type="spellStart"/>
+      <w:r>
+        <w:t>daily_retention</w:t>
+      </w:r>
+      <w:proofErr w:type="spellEnd"/>
+    </w:p>
+    <w:p>
+      <w:r>
+        <w:rPr>
+          <w:rFonts w:ascii="Arial" w:hAnsi="Arial" w:cs="Arial"/>
+        </w:rPr>
+        <w:t>├</w:t>
+      </w:r>
+      <w:r>
+        <w:rPr>
+          <w:rFonts w:ascii="Calibri" w:hAnsi="Calibri" w:cs="Calibri"/>
+        </w:rPr>
+        <w:t>──</w:t>
+      </w:r>
+      <w:r>
+        <w:t xml:space="preserve"> </w:t>
+      </w:r>
+      <w:proofErr w:type="spellStart"/>
+      <w:r>
+        <w:t>weekly_retention</w:t>
+      </w:r>
+      <w:proofErr w:type="spellEnd"/>
+    </w:p>
+    <w:p>
+      <w:r>
+        <w:t xml:space="preserve">└── </w:t>
+      </w:r>
+      <w:proofErr w:type="spellStart"/>
+      <w:r>
+        <w:t>monthly_retention</w:t>
+      </w:r>
+      <w:proofErr w:type="spellEnd"/>
+    </w:p>
+    <w:p/>
+    <w:p>
+      <w:r>
+        <w:t xml:space="preserve">For the platform you're building, the next maturity level after finishing Terraform modules is usually designing a </w:t>
+      </w:r>
+      <w:r>
+        <w:rPr>
+          <w:rStyle w:val="Strong"/>
+        </w:rPr>
+        <w:t>multi-region Terraform architecture</w:t>
+      </w:r>
+      <w:r>
+        <w:t xml:space="preserve"> (primary + DR providers, state layout, Route53 failover, replicated backups, and EKS deployment strategy), because that's the foundation of a BFSI-grade DR implementation.</w:t>
+      </w:r>
+      <w:bookmarkStart w:id="0" w:name="_GoBack"/>
+      <w:bookmarkEnd w:id="0"/>
+    </w:p>
+    <w:p/>
+    <w:p/>
     <w:p>
       <w:proofErr w:type="spellStart"/>
       <w:r>
@@ -1080,54 +1270,183 @@
         <w:rPr>
           <w:rFonts w:ascii="Arial" w:hAnsi="Arial" w:cs="Arial"/>
         </w:rPr>
+        <w:t>├</w:t>
+      </w:r>
+      <w:r>
+        <w:rPr>
+          <w:rFonts w:ascii="Calibri" w:hAnsi="Calibri" w:cs="Calibri"/>
+        </w:rPr>
+        <w:t>──</w:t>
+      </w:r>
+      <w:r>
+        <w:t xml:space="preserve"> scripts/</w:t>
+      </w:r>
+    </w:p>
+    <w:p>
+      <w:r>
+        <w:t>└── README.md</w:t>
+      </w:r>
+    </w:p>
+    <w:p/>
+    <w:p>
+      <w:r>
+        <w:t xml:space="preserve">*) Platform </w:t>
+      </w:r>
+      <w:proofErr w:type="spellStart"/>
+      <w:r>
+        <w:t>gitops</w:t>
+      </w:r>
+      <w:proofErr w:type="spellEnd"/>
+      <w:r>
+        <w:t xml:space="preserve"> structure:</w:t>
+      </w:r>
+      <w:r>
+        <w:br/>
+      </w:r>
+      <w:r>
+        <w:t>platform-</w:t>
+      </w:r>
+      <w:proofErr w:type="spellStart"/>
+      <w:r>
+        <w:t>gitops</w:t>
+      </w:r>
+      <w:proofErr w:type="spellEnd"/>
+      <w:r>
+        <w:t>/</w:t>
+      </w:r>
+    </w:p>
+    <w:p>
+      <w:r>
+        <w:t>│</w:t>
+      </w:r>
+    </w:p>
+    <w:p>
+      <w:r>
+        <w:rPr>
+          <w:rFonts w:ascii="Arial" w:hAnsi="Arial" w:cs="Arial"/>
+        </w:rPr>
+        <w:t>├</w:t>
+      </w:r>
+      <w:r>
+        <w:rPr>
+          <w:rFonts w:ascii="Calibri" w:hAnsi="Calibri" w:cs="Calibri"/>
+        </w:rPr>
+        <w:t>──</w:t>
+      </w:r>
+      <w:r>
+        <w:t xml:space="preserve"> bootstrap/                         # Cluster bootstrap layer</w:t>
+      </w:r>
+    </w:p>
+    <w:p>
+      <w:r>
+        <w:t xml:space="preserve">│   </w:t>
+      </w:r>
+      <w:r>
+        <w:rPr>
+          <w:rFonts w:ascii="Arial" w:hAnsi="Arial" w:cs="Arial"/>
+        </w:rPr>
+        <w:t>├</w:t>
+      </w:r>
+      <w:r>
+        <w:rPr>
+          <w:rFonts w:ascii="Calibri" w:hAnsi="Calibri" w:cs="Calibri"/>
+        </w:rPr>
+        <w:t>──</w:t>
+      </w:r>
+      <w:r>
+        <w:t xml:space="preserve"> </w:t>
+      </w:r>
+      <w:proofErr w:type="spellStart"/>
+      <w:r>
+        <w:t>argocd</w:t>
+      </w:r>
+      <w:proofErr w:type="spellEnd"/>
+      <w:r>
+        <w:t xml:space="preserve">/                        # </w:t>
+      </w:r>
+      <w:proofErr w:type="spellStart"/>
+      <w:r>
+        <w:t>ArgoCD</w:t>
+      </w:r>
+      <w:proofErr w:type="spellEnd"/>
+      <w:r>
+        <w:t xml:space="preserve"> installation</w:t>
+      </w:r>
+    </w:p>
+    <w:p>
+      <w:r>
+        <w:t>│   └── root-applications/             # Entry points per environment</w:t>
+      </w:r>
+    </w:p>
+    <w:p>
+      <w:r>
+        <w:t xml:space="preserve">│       </w:t>
+      </w:r>
+      <w:r>
+        <w:rPr>
+          <w:rFonts w:ascii="Arial" w:hAnsi="Arial" w:cs="Arial"/>
+        </w:rPr>
+        <w:t>├</w:t>
+      </w:r>
+      <w:r>
+        <w:rPr>
+          <w:rFonts w:ascii="Calibri" w:hAnsi="Calibri" w:cs="Calibri"/>
+        </w:rPr>
+        <w:t>──</w:t>
+      </w:r>
+      <w:r>
+        <w:t xml:space="preserve"> </w:t>
+      </w:r>
+      <w:proofErr w:type="spellStart"/>
+      <w:proofErr w:type="gramStart"/>
+      <w:r>
+        <w:t>dev.yaml</w:t>
+      </w:r>
+      <w:proofErr w:type="spellEnd"/>
+      <w:proofErr w:type="gramEnd"/>
+    </w:p>
+    <w:p>
+      <w:r>
+        <w:t xml:space="preserve">│       </w:t>
+      </w:r>
+      <w:r>
+        <w:rPr>
+          <w:rFonts w:ascii="Arial" w:hAnsi="Arial" w:cs="Arial"/>
+        </w:rPr>
+        <w:t>├</w:t>
+      </w:r>
+      <w:r>
+        <w:rPr>
+          <w:rFonts w:ascii="Calibri" w:hAnsi="Calibri" w:cs="Calibri"/>
+        </w:rPr>
+        <w:t>──</w:t>
+      </w:r>
+      <w:r>
+        <w:t xml:space="preserve"> </w:t>
+      </w:r>
+      <w:proofErr w:type="spellStart"/>
+      <w:proofErr w:type="gramStart"/>
+      <w:r>
+        <w:t>stage.yaml</w:t>
+      </w:r>
+      <w:proofErr w:type="spellEnd"/>
+      <w:proofErr w:type="gramEnd"/>
+    </w:p>
+    <w:p>
+      <w:r>
+        <w:t xml:space="preserve">│       └── </w:t>
+      </w:r>
+      <w:proofErr w:type="spellStart"/>
+      <w:proofErr w:type="gramStart"/>
+      <w:r>
+        <w:t>prod.yaml</w:t>
+      </w:r>
+      <w:proofErr w:type="spellEnd"/>
+      <w:proofErr w:type="gramEnd"/>
+    </w:p>
+    <w:p>
+      <w:r>
         <w:lastRenderedPageBreak/>
-        <w:t>├</w:t>
-      </w:r>
-      <w:r>
-        <w:rPr>
-          <w:rFonts w:ascii="Calibri" w:hAnsi="Calibri" w:cs="Calibri"/>
-        </w:rPr>
-        <w:t>──</w:t>
-      </w:r>
-      <w:r>
-        <w:t xml:space="preserve"> scripts/</w:t>
-      </w:r>
-    </w:p>
-    <w:p>
-      <w:r>
-        <w:t>└── README.md</w:t>
-      </w:r>
-    </w:p>
-    <w:p/>
-    <w:p>
-      <w:r>
-        <w:t xml:space="preserve">*) Platform </w:t>
-      </w:r>
-      <w:proofErr w:type="spellStart"/>
-      <w:r>
-        <w:t>gitops</w:t>
-      </w:r>
-      <w:proofErr w:type="spellEnd"/>
-      <w:r>
-        <w:t xml:space="preserve"> structure:</w:t>
-      </w:r>
-      <w:r>
-        <w:br/>
-      </w:r>
-      <w:r>
-        <w:t>platform-</w:t>
-      </w:r>
-      <w:proofErr w:type="spellStart"/>
-      <w:r>
-        <w:t>gitops</w:t>
-      </w:r>
-      <w:proofErr w:type="spellEnd"/>
-      <w:r>
-        <w:t>/</w:t>
-      </w:r>
-    </w:p>
-    <w:p>
-      <w:r>
         <w:t>│</w:t>
       </w:r>
     </w:p>
@@ -1145,7 +1464,7 @@
         <w:t>──</w:t>
       </w:r>
       <w:r>
-        <w:t xml:space="preserve"> bootstrap/                         # Cluster bootstrap layer</w:t>
+        <w:t xml:space="preserve"> platform/                          # Cluster-level capabilities</w:t>
       </w:r>
     </w:p>
     <w:p>
@@ -1165,28 +1484,368 @@
         <w:t>──</w:t>
       </w:r>
       <w:r>
+        <w:t xml:space="preserve"> operators/</w:t>
+      </w:r>
+    </w:p>
+    <w:p>
+      <w:r>
+        <w:t xml:space="preserve">│   │   </w:t>
+      </w:r>
+      <w:r>
+        <w:rPr>
+          <w:rFonts w:ascii="Arial" w:hAnsi="Arial" w:cs="Arial"/>
+        </w:rPr>
+        <w:t>├</w:t>
+      </w:r>
+      <w:r>
+        <w:rPr>
+          <w:rFonts w:ascii="Calibri" w:hAnsi="Calibri" w:cs="Calibri"/>
+        </w:rPr>
+        <w:t>──</w:t>
+      </w:r>
+      <w:r>
+        <w:t xml:space="preserve"> external-secrets/</w:t>
+      </w:r>
+    </w:p>
+    <w:p>
+      <w:r>
+        <w:t xml:space="preserve">│   │   </w:t>
+      </w:r>
+      <w:r>
+        <w:rPr>
+          <w:rFonts w:ascii="Arial" w:hAnsi="Arial" w:cs="Arial"/>
+        </w:rPr>
+        <w:t>├</w:t>
+      </w:r>
+      <w:r>
+        <w:rPr>
+          <w:rFonts w:ascii="Calibri" w:hAnsi="Calibri" w:cs="Calibri"/>
+        </w:rPr>
+        <w:t>──</w:t>
+      </w:r>
+      <w:r>
+        <w:t xml:space="preserve"> cert-manager/</w:t>
+      </w:r>
+    </w:p>
+    <w:p>
+      <w:r>
+        <w:t xml:space="preserve">│   │   </w:t>
+      </w:r>
+      <w:r>
+        <w:rPr>
+          <w:rFonts w:ascii="Arial" w:hAnsi="Arial" w:cs="Arial"/>
+        </w:rPr>
+        <w:t>├</w:t>
+      </w:r>
+      <w:r>
+        <w:rPr>
+          <w:rFonts w:ascii="Calibri" w:hAnsi="Calibri" w:cs="Calibri"/>
+        </w:rPr>
+        <w:t>──</w:t>
+      </w:r>
+      <w:r>
         <w:t xml:space="preserve"> </w:t>
       </w:r>
       <w:proofErr w:type="spellStart"/>
       <w:r>
-        <w:t>argocd</w:t>
-      </w:r>
-      <w:proofErr w:type="spellEnd"/>
-      <w:r>
-        <w:t xml:space="preserve">/                        # </w:t>
-      </w:r>
-      <w:proofErr w:type="spellStart"/>
-      <w:r>
-        <w:t>ArgoCD</w:t>
-      </w:r>
-      <w:proofErr w:type="spellEnd"/>
-      <w:r>
-        <w:t xml:space="preserve"> installation</w:t>
-      </w:r>
-    </w:p>
-    <w:p>
-      <w:r>
-        <w:t>│   └── root-applications/             # Entry points per environment</w:t>
+        <w:t>kyverno</w:t>
+      </w:r>
+      <w:proofErr w:type="spellEnd"/>
+      <w:r>
+        <w:t>/</w:t>
+      </w:r>
+    </w:p>
+    <w:p>
+      <w:r>
+        <w:t xml:space="preserve">│   │   </w:t>
+      </w:r>
+      <w:r>
+        <w:rPr>
+          <w:rFonts w:ascii="Arial" w:hAnsi="Arial" w:cs="Arial"/>
+        </w:rPr>
+        <w:t>├</w:t>
+      </w:r>
+      <w:r>
+        <w:rPr>
+          <w:rFonts w:ascii="Calibri" w:hAnsi="Calibri" w:cs="Calibri"/>
+        </w:rPr>
+        <w:t>──</w:t>
+      </w:r>
+      <w:r>
+        <w:t xml:space="preserve"> </w:t>
+      </w:r>
+      <w:proofErr w:type="spellStart"/>
+      <w:r>
+        <w:t>istio</w:t>
+      </w:r>
+      <w:proofErr w:type="spellEnd"/>
+      <w:r>
+        <w:t>/</w:t>
+      </w:r>
+    </w:p>
+    <w:p>
+      <w:r>
+        <w:t xml:space="preserve">│   │   └── </w:t>
+      </w:r>
+      <w:proofErr w:type="spellStart"/>
+      <w:r>
+        <w:t>postgres</w:t>
+      </w:r>
+      <w:proofErr w:type="spellEnd"/>
+      <w:r>
+        <w:t>-operator/         # used only in dev</w:t>
+      </w:r>
+    </w:p>
+    <w:p>
+      <w:r>
+        <w:t>│   │</w:t>
+      </w:r>
+    </w:p>
+    <w:p>
+      <w:r>
+        <w:t xml:space="preserve">│   </w:t>
+      </w:r>
+      <w:r>
+        <w:rPr>
+          <w:rFonts w:ascii="Arial" w:hAnsi="Arial" w:cs="Arial"/>
+        </w:rPr>
+        <w:t>├</w:t>
+      </w:r>
+      <w:r>
+        <w:rPr>
+          <w:rFonts w:ascii="Calibri" w:hAnsi="Calibri" w:cs="Calibri"/>
+        </w:rPr>
+        <w:t>──</w:t>
+      </w:r>
+      <w:r>
+        <w:t xml:space="preserve"> security/</w:t>
+      </w:r>
+    </w:p>
+    <w:p>
+      <w:r>
+        <w:t xml:space="preserve">│   │   </w:t>
+      </w:r>
+      <w:r>
+        <w:rPr>
+          <w:rFonts w:ascii="Arial" w:hAnsi="Arial" w:cs="Arial"/>
+        </w:rPr>
+        <w:t>├</w:t>
+      </w:r>
+      <w:r>
+        <w:rPr>
+          <w:rFonts w:ascii="Calibri" w:hAnsi="Calibri" w:cs="Calibri"/>
+        </w:rPr>
+        <w:t>──</w:t>
+      </w:r>
+      <w:r>
+        <w:t xml:space="preserve"> network-policies/</w:t>
+      </w:r>
+    </w:p>
+    <w:p>
+      <w:r>
+        <w:t xml:space="preserve">│   │   </w:t>
+      </w:r>
+      <w:r>
+        <w:rPr>
+          <w:rFonts w:ascii="Arial" w:hAnsi="Arial" w:cs="Arial"/>
+        </w:rPr>
+        <w:t>├</w:t>
+      </w:r>
+      <w:r>
+        <w:rPr>
+          <w:rFonts w:ascii="Calibri" w:hAnsi="Calibri" w:cs="Calibri"/>
+        </w:rPr>
+        <w:t>──</w:t>
+      </w:r>
+      <w:r>
+        <w:t xml:space="preserve"> pod-security/</w:t>
+      </w:r>
+    </w:p>
+    <w:p>
+      <w:r>
+        <w:t xml:space="preserve">│   │   └── </w:t>
+      </w:r>
+      <w:proofErr w:type="spellStart"/>
+      <w:r>
+        <w:t>falco</w:t>
+      </w:r>
+      <w:proofErr w:type="spellEnd"/>
+      <w:r>
+        <w:t>/</w:t>
+      </w:r>
+    </w:p>
+    <w:p>
+      <w:r>
+        <w:t>│   │</w:t>
+      </w:r>
+    </w:p>
+    <w:p>
+      <w:r>
+        <w:t xml:space="preserve">│   </w:t>
+      </w:r>
+      <w:r>
+        <w:rPr>
+          <w:rFonts w:ascii="Arial" w:hAnsi="Arial" w:cs="Arial"/>
+        </w:rPr>
+        <w:t>├</w:t>
+      </w:r>
+      <w:r>
+        <w:rPr>
+          <w:rFonts w:ascii="Calibri" w:hAnsi="Calibri" w:cs="Calibri"/>
+        </w:rPr>
+        <w:t>──</w:t>
+      </w:r>
+      <w:r>
+        <w:t xml:space="preserve"> networking/</w:t>
+      </w:r>
+    </w:p>
+    <w:p>
+      <w:r>
+        <w:t xml:space="preserve">│   │   </w:t>
+      </w:r>
+      <w:r>
+        <w:rPr>
+          <w:rFonts w:ascii="Arial" w:hAnsi="Arial" w:cs="Arial"/>
+        </w:rPr>
+        <w:t>├</w:t>
+      </w:r>
+      <w:r>
+        <w:rPr>
+          <w:rFonts w:ascii="Calibri" w:hAnsi="Calibri" w:cs="Calibri"/>
+        </w:rPr>
+        <w:t>──</w:t>
+      </w:r>
+      <w:r>
+        <w:t xml:space="preserve"> ingress/</w:t>
+      </w:r>
+    </w:p>
+    <w:p>
+      <w:r>
+        <w:t xml:space="preserve">│   │   </w:t>
+      </w:r>
+      <w:r>
+        <w:rPr>
+          <w:rFonts w:ascii="Arial" w:hAnsi="Arial" w:cs="Arial"/>
+        </w:rPr>
+        <w:t>├</w:t>
+      </w:r>
+      <w:r>
+        <w:rPr>
+          <w:rFonts w:ascii="Calibri" w:hAnsi="Calibri" w:cs="Calibri"/>
+        </w:rPr>
+        <w:t>──</w:t>
+      </w:r>
+      <w:r>
+        <w:t xml:space="preserve"> gateways/</w:t>
+      </w:r>
+    </w:p>
+    <w:p>
+      <w:r>
+        <w:t>│   │   └── service-mesh/</w:t>
+      </w:r>
+    </w:p>
+    <w:p>
+      <w:r>
+        <w:t>│   │</w:t>
+      </w:r>
+    </w:p>
+    <w:p>
+      <w:r>
+        <w:t xml:space="preserve">│   </w:t>
+      </w:r>
+      <w:r>
+        <w:rPr>
+          <w:rFonts w:ascii="Arial" w:hAnsi="Arial" w:cs="Arial"/>
+        </w:rPr>
+        <w:t>├</w:t>
+      </w:r>
+      <w:r>
+        <w:rPr>
+          <w:rFonts w:ascii="Calibri" w:hAnsi="Calibri" w:cs="Calibri"/>
+        </w:rPr>
+        <w:t>──</w:t>
+      </w:r>
+      <w:r>
+        <w:t xml:space="preserve"> observability/</w:t>
+      </w:r>
+    </w:p>
+    <w:p>
+      <w:r>
+        <w:t xml:space="preserve">│   │   </w:t>
+      </w:r>
+      <w:r>
+        <w:rPr>
+          <w:rFonts w:ascii="Arial" w:hAnsi="Arial" w:cs="Arial"/>
+        </w:rPr>
+        <w:t>├</w:t>
+      </w:r>
+      <w:r>
+        <w:rPr>
+          <w:rFonts w:ascii="Calibri" w:hAnsi="Calibri" w:cs="Calibri"/>
+        </w:rPr>
+        <w:t>──</w:t>
+      </w:r>
+      <w:r>
+        <w:t xml:space="preserve"> </w:t>
+      </w:r>
+      <w:proofErr w:type="spellStart"/>
+      <w:r>
+        <w:t>prometheus</w:t>
+      </w:r>
+      <w:proofErr w:type="spellEnd"/>
+      <w:r>
+        <w:t>/</w:t>
+      </w:r>
+    </w:p>
+    <w:p>
+      <w:r>
+        <w:t xml:space="preserve">│   │   </w:t>
+      </w:r>
+      <w:r>
+        <w:rPr>
+          <w:rFonts w:ascii="Arial" w:hAnsi="Arial" w:cs="Arial"/>
+        </w:rPr>
+        <w:t>├</w:t>
+      </w:r>
+      <w:r>
+        <w:rPr>
+          <w:rFonts w:ascii="Calibri" w:hAnsi="Calibri" w:cs="Calibri"/>
+        </w:rPr>
+        <w:t>──</w:t>
+      </w:r>
+      <w:r>
+        <w:t xml:space="preserve"> </w:t>
+      </w:r>
+      <w:proofErr w:type="spellStart"/>
+      <w:r>
+        <w:t>grafana</w:t>
+      </w:r>
+      <w:proofErr w:type="spellEnd"/>
+      <w:r>
+        <w:t>/</w:t>
+      </w:r>
+    </w:p>
+    <w:p>
+      <w:r>
+        <w:t xml:space="preserve">│   │   └── </w:t>
+      </w:r>
+      <w:proofErr w:type="spellStart"/>
+      <w:r>
+        <w:t>loki</w:t>
+      </w:r>
+      <w:proofErr w:type="spellEnd"/>
+      <w:r>
+        <w:t>/</w:t>
+      </w:r>
+    </w:p>
+    <w:p>
+      <w:r>
+        <w:t>│   │</w:t>
+      </w:r>
+    </w:p>
+    <w:p>
+      <w:r>
+        <w:t>│   └── shared-services/</w:t>
       </w:r>
     </w:p>
     <w:p>
@@ -1209,12 +1868,479 @@
         <w:t xml:space="preserve"> </w:t>
       </w:r>
       <w:proofErr w:type="spellStart"/>
+      <w:r>
+        <w:t>redis</w:t>
+      </w:r>
+      <w:proofErr w:type="spellEnd"/>
+      <w:r>
+        <w:t>/</w:t>
+      </w:r>
+    </w:p>
+    <w:p>
+      <w:r>
+        <w:t xml:space="preserve">│       └── </w:t>
+      </w:r>
+      <w:proofErr w:type="spellStart"/>
+      <w:r>
+        <w:t>kafka</w:t>
+      </w:r>
+      <w:proofErr w:type="spellEnd"/>
+      <w:r>
+        <w:t>/</w:t>
+      </w:r>
+    </w:p>
+    <w:p>
+      <w:r>
+        <w:t>│</w:t>
+      </w:r>
+    </w:p>
+    <w:p>
+      <w:r>
+        <w:rPr>
+          <w:rFonts w:ascii="Arial" w:hAnsi="Arial" w:cs="Arial"/>
+        </w:rPr>
+        <w:t>├</w:t>
+      </w:r>
+      <w:r>
+        <w:rPr>
+          <w:rFonts w:ascii="Calibri" w:hAnsi="Calibri" w:cs="Calibri"/>
+        </w:rPr>
+        <w:t>──</w:t>
+      </w:r>
+      <w:r>
+        <w:t xml:space="preserve"> infrastructure/                    # </w:t>
+      </w:r>
+      <w:proofErr w:type="spellStart"/>
+      <w:r>
+        <w:t>Crossplane</w:t>
+      </w:r>
+      <w:proofErr w:type="spellEnd"/>
+      <w:r>
+        <w:t xml:space="preserve"> layer (future replacement for TF)</w:t>
+      </w:r>
+    </w:p>
+    <w:p>
+      <w:r>
+        <w:t xml:space="preserve">│   └── </w:t>
+      </w:r>
+      <w:proofErr w:type="spellStart"/>
+      <w:r>
+        <w:t>crossplane</w:t>
+      </w:r>
+      <w:proofErr w:type="spellEnd"/>
+      <w:r>
+        <w:t>/</w:t>
+      </w:r>
+    </w:p>
+    <w:p>
+      <w:r>
+        <w:t xml:space="preserve">│       </w:t>
+      </w:r>
+      <w:r>
+        <w:rPr>
+          <w:rFonts w:ascii="Arial" w:hAnsi="Arial" w:cs="Arial"/>
+        </w:rPr>
+        <w:t>├</w:t>
+      </w:r>
+      <w:r>
+        <w:rPr>
+          <w:rFonts w:ascii="Calibri" w:hAnsi="Calibri" w:cs="Calibri"/>
+        </w:rPr>
+        <w:t>──</w:t>
+      </w:r>
+      <w:r>
+        <w:t xml:space="preserve"> providers/</w:t>
+      </w:r>
+    </w:p>
+    <w:p>
+      <w:r>
+        <w:lastRenderedPageBreak/>
+        <w:t xml:space="preserve">│       │   └── </w:t>
+      </w:r>
+      <w:proofErr w:type="spellStart"/>
+      <w:r>
+        <w:t>aws</w:t>
+      </w:r>
+      <w:proofErr w:type="spellEnd"/>
+      <w:r>
+        <w:t>/</w:t>
+      </w:r>
+    </w:p>
+    <w:p>
+      <w:r>
+        <w:t>│       │</w:t>
+      </w:r>
+    </w:p>
+    <w:p>
+      <w:r>
+        <w:t xml:space="preserve">│       </w:t>
+      </w:r>
+      <w:r>
+        <w:rPr>
+          <w:rFonts w:ascii="Arial" w:hAnsi="Arial" w:cs="Arial"/>
+        </w:rPr>
+        <w:t>├</w:t>
+      </w:r>
+      <w:r>
+        <w:rPr>
+          <w:rFonts w:ascii="Calibri" w:hAnsi="Calibri" w:cs="Calibri"/>
+        </w:rPr>
+        <w:t>──</w:t>
+      </w:r>
+      <w:r>
+        <w:t xml:space="preserve"> compositions/              # Platform APIs</w:t>
+      </w:r>
+    </w:p>
+    <w:p>
+      <w:r>
+        <w:t xml:space="preserve">│       │   </w:t>
+      </w:r>
+      <w:r>
+        <w:rPr>
+          <w:rFonts w:ascii="Arial" w:hAnsi="Arial" w:cs="Arial"/>
+        </w:rPr>
+        <w:t>├</w:t>
+      </w:r>
+      <w:r>
+        <w:rPr>
+          <w:rFonts w:ascii="Calibri" w:hAnsi="Calibri" w:cs="Calibri"/>
+        </w:rPr>
+        <w:t>──</w:t>
+      </w:r>
+      <w:r>
+        <w:t xml:space="preserve"> database/</w:t>
+      </w:r>
+    </w:p>
+    <w:p>
+      <w:r>
+        <w:t xml:space="preserve">│       │   </w:t>
+      </w:r>
+      <w:r>
+        <w:rPr>
+          <w:rFonts w:ascii="Arial" w:hAnsi="Arial" w:cs="Arial"/>
+        </w:rPr>
+        <w:t>├</w:t>
+      </w:r>
+      <w:r>
+        <w:rPr>
+          <w:rFonts w:ascii="Calibri" w:hAnsi="Calibri" w:cs="Calibri"/>
+        </w:rPr>
+        <w:t>──</w:t>
+      </w:r>
+      <w:r>
+        <w:t xml:space="preserve"> network/</w:t>
+      </w:r>
+    </w:p>
+    <w:p>
+      <w:r>
+        <w:t xml:space="preserve">│       │   └── </w:t>
+      </w:r>
+      <w:proofErr w:type="spellStart"/>
+      <w:r>
+        <w:t>iam</w:t>
+      </w:r>
+      <w:proofErr w:type="spellEnd"/>
+      <w:r>
+        <w:t>/</w:t>
+      </w:r>
+    </w:p>
+    <w:p>
+      <w:r>
+        <w:t>│       │</w:t>
+      </w:r>
+    </w:p>
+    <w:p>
+      <w:r>
+        <w:t xml:space="preserve">│       └── claims/                    # </w:t>
+      </w:r>
+      <w:proofErr w:type="spellStart"/>
+      <w:r>
+        <w:t>Env</w:t>
+      </w:r>
+      <w:proofErr w:type="spellEnd"/>
+      <w:r>
+        <w:t>-specific usage</w:t>
+      </w:r>
+    </w:p>
+    <w:p>
+      <w:r>
+        <w:t xml:space="preserve">│           </w:t>
+      </w:r>
+      <w:r>
+        <w:rPr>
+          <w:rFonts w:ascii="Arial" w:hAnsi="Arial" w:cs="Arial"/>
+        </w:rPr>
+        <w:t>├</w:t>
+      </w:r>
+      <w:r>
+        <w:rPr>
+          <w:rFonts w:ascii="Calibri" w:hAnsi="Calibri" w:cs="Calibri"/>
+        </w:rPr>
+        <w:t>──</w:t>
+      </w:r>
+      <w:r>
+        <w:t xml:space="preserve"> dev/</w:t>
+      </w:r>
+    </w:p>
+    <w:p>
+      <w:r>
+        <w:t xml:space="preserve">│           </w:t>
+      </w:r>
+      <w:r>
+        <w:rPr>
+          <w:rFonts w:ascii="Arial" w:hAnsi="Arial" w:cs="Arial"/>
+        </w:rPr>
+        <w:t>├</w:t>
+      </w:r>
+      <w:r>
+        <w:rPr>
+          <w:rFonts w:ascii="Calibri" w:hAnsi="Calibri" w:cs="Calibri"/>
+        </w:rPr>
+        <w:t>──</w:t>
+      </w:r>
+      <w:r>
+        <w:t xml:space="preserve"> stage/</w:t>
+      </w:r>
+    </w:p>
+    <w:p>
+      <w:r>
+        <w:t>│           └── prod/</w:t>
+      </w:r>
+    </w:p>
+    <w:p>
+      <w:r>
+        <w:t>│</w:t>
+      </w:r>
+    </w:p>
+    <w:p>
+      <w:r>
+        <w:rPr>
+          <w:rFonts w:ascii="Arial" w:hAnsi="Arial" w:cs="Arial"/>
+        </w:rPr>
+        <w:t>├</w:t>
+      </w:r>
+      <w:r>
+        <w:rPr>
+          <w:rFonts w:ascii="Calibri" w:hAnsi="Calibri" w:cs="Calibri"/>
+        </w:rPr>
+        <w:t>──</w:t>
+      </w:r>
+      <w:r>
+        <w:t xml:space="preserve"> environments/                      # </w:t>
+      </w:r>
+      <w:r>
+        <w:rPr>
+          <w:rFonts w:ascii="Segoe UI Symbol" w:hAnsi="Segoe UI Symbol" w:cs="Segoe UI Symbol"/>
+        </w:rPr>
+        <w:t>🔥</w:t>
+      </w:r>
+      <w:r>
+        <w:t xml:space="preserve"> Composition layer (MOST IMPORTANT)</w:t>
+      </w:r>
+    </w:p>
+    <w:p>
+      <w:r>
+        <w:t xml:space="preserve">│   </w:t>
+      </w:r>
+      <w:r>
+        <w:rPr>
+          <w:rFonts w:ascii="Arial" w:hAnsi="Arial" w:cs="Arial"/>
+        </w:rPr>
+        <w:t>├</w:t>
+      </w:r>
+      <w:r>
+        <w:rPr>
+          <w:rFonts w:ascii="Calibri" w:hAnsi="Calibri" w:cs="Calibri"/>
+        </w:rPr>
+        <w:t>──</w:t>
+      </w:r>
+      <w:r>
+        <w:t xml:space="preserve"> dev/</w:t>
+      </w:r>
+    </w:p>
+    <w:p>
+      <w:r>
+        <w:t xml:space="preserve">│   │   </w:t>
+      </w:r>
+      <w:r>
+        <w:rPr>
+          <w:rFonts w:ascii="Arial" w:hAnsi="Arial" w:cs="Arial"/>
+        </w:rPr>
+        <w:t>├</w:t>
+      </w:r>
+      <w:r>
+        <w:rPr>
+          <w:rFonts w:ascii="Calibri" w:hAnsi="Calibri" w:cs="Calibri"/>
+        </w:rPr>
+        <w:t>──</w:t>
+      </w:r>
+      <w:r>
+        <w:t xml:space="preserve"> </w:t>
+      </w:r>
+      <w:proofErr w:type="spellStart"/>
       <w:proofErr w:type="gramStart"/>
       <w:r>
-        <w:t>dev.yaml</w:t>
+        <w:t>platform.yaml</w:t>
       </w:r>
       <w:proofErr w:type="spellEnd"/>
       <w:proofErr w:type="gramEnd"/>
+      <w:r>
+        <w:t xml:space="preserve">              # installs platform components</w:t>
+      </w:r>
+    </w:p>
+    <w:p>
+      <w:r>
+        <w:t xml:space="preserve">│   │   </w:t>
+      </w:r>
+      <w:r>
+        <w:rPr>
+          <w:rFonts w:ascii="Arial" w:hAnsi="Arial" w:cs="Arial"/>
+        </w:rPr>
+        <w:t>├</w:t>
+      </w:r>
+      <w:r>
+        <w:rPr>
+          <w:rFonts w:ascii="Calibri" w:hAnsi="Calibri" w:cs="Calibri"/>
+        </w:rPr>
+        <w:t>──</w:t>
+      </w:r>
+      <w:r>
+        <w:t xml:space="preserve"> </w:t>
+      </w:r>
+      <w:proofErr w:type="spellStart"/>
+      <w:proofErr w:type="gramStart"/>
+      <w:r>
+        <w:t>infrastructure.yaml</w:t>
+      </w:r>
+      <w:proofErr w:type="spellEnd"/>
+      <w:proofErr w:type="gramEnd"/>
+      <w:r>
+        <w:t xml:space="preserve">        # </w:t>
+      </w:r>
+      <w:proofErr w:type="spellStart"/>
+      <w:r>
+        <w:t>crossplane</w:t>
+      </w:r>
+      <w:proofErr w:type="spellEnd"/>
+      <w:r>
+        <w:t xml:space="preserve"> claims</w:t>
+      </w:r>
+    </w:p>
+    <w:p>
+      <w:r>
+        <w:t xml:space="preserve">│   │   └── </w:t>
+      </w:r>
+      <w:proofErr w:type="spellStart"/>
+      <w:proofErr w:type="gramStart"/>
+      <w:r>
+        <w:t>applications.yaml</w:t>
+      </w:r>
+      <w:proofErr w:type="spellEnd"/>
+      <w:proofErr w:type="gramEnd"/>
+      <w:r>
+        <w:t xml:space="preserve">          # references app repos</w:t>
+      </w:r>
+    </w:p>
+    <w:p>
+      <w:r>
+        <w:t>│   │</w:t>
+      </w:r>
+    </w:p>
+    <w:p>
+      <w:r>
+        <w:t xml:space="preserve">│   </w:t>
+      </w:r>
+      <w:r>
+        <w:rPr>
+          <w:rFonts w:ascii="Arial" w:hAnsi="Arial" w:cs="Arial"/>
+        </w:rPr>
+        <w:t>├</w:t>
+      </w:r>
+      <w:r>
+        <w:rPr>
+          <w:rFonts w:ascii="Calibri" w:hAnsi="Calibri" w:cs="Calibri"/>
+        </w:rPr>
+        <w:t>──</w:t>
+      </w:r>
+      <w:r>
+        <w:t xml:space="preserve"> stage/</w:t>
+      </w:r>
+    </w:p>
+    <w:p>
+      <w:r>
+        <w:t xml:space="preserve">│   │   </w:t>
+      </w:r>
+      <w:r>
+        <w:rPr>
+          <w:rFonts w:ascii="Arial" w:hAnsi="Arial" w:cs="Arial"/>
+        </w:rPr>
+        <w:t>├</w:t>
+      </w:r>
+      <w:r>
+        <w:rPr>
+          <w:rFonts w:ascii="Calibri" w:hAnsi="Calibri" w:cs="Calibri"/>
+        </w:rPr>
+        <w:t>──</w:t>
+      </w:r>
+      <w:r>
+        <w:t xml:space="preserve"> </w:t>
+      </w:r>
+      <w:proofErr w:type="spellStart"/>
+      <w:proofErr w:type="gramStart"/>
+      <w:r>
+        <w:t>platform.yaml</w:t>
+      </w:r>
+      <w:proofErr w:type="spellEnd"/>
+      <w:proofErr w:type="gramEnd"/>
+    </w:p>
+    <w:p>
+      <w:r>
+        <w:t xml:space="preserve">│   │   </w:t>
+      </w:r>
+      <w:r>
+        <w:rPr>
+          <w:rFonts w:ascii="Arial" w:hAnsi="Arial" w:cs="Arial"/>
+        </w:rPr>
+        <w:t>├</w:t>
+      </w:r>
+      <w:r>
+        <w:rPr>
+          <w:rFonts w:ascii="Calibri" w:hAnsi="Calibri" w:cs="Calibri"/>
+        </w:rPr>
+        <w:t>──</w:t>
+      </w:r>
+      <w:r>
+        <w:t xml:space="preserve"> </w:t>
+      </w:r>
+      <w:proofErr w:type="spellStart"/>
+      <w:proofErr w:type="gramStart"/>
+      <w:r>
+        <w:t>infrastructure.yaml</w:t>
+      </w:r>
+      <w:proofErr w:type="spellEnd"/>
+      <w:proofErr w:type="gramEnd"/>
+    </w:p>
+    <w:p>
+      <w:r>
+        <w:t xml:space="preserve">│   │   └── </w:t>
+      </w:r>
+      <w:proofErr w:type="spellStart"/>
+      <w:proofErr w:type="gramStart"/>
+      <w:r>
+        <w:t>applications.yaml</w:t>
+      </w:r>
+      <w:proofErr w:type="spellEnd"/>
+      <w:proofErr w:type="gramEnd"/>
+    </w:p>
+    <w:p>
+      <w:r>
+        <w:t>│   │</w:t>
+      </w:r>
+    </w:p>
+    <w:p>
+      <w:r>
+        <w:t>│   └── prod/</w:t>
+      </w:r>
     </w:p>
     <w:p>
       <w:r>
@@ -1238,19 +2364,46 @@
       <w:proofErr w:type="spellStart"/>
       <w:proofErr w:type="gramStart"/>
       <w:r>
-        <w:t>stage.yaml</w:t>
+        <w:t>platform.yaml</w:t>
       </w:r>
       <w:proofErr w:type="spellEnd"/>
       <w:proofErr w:type="gramEnd"/>
     </w:p>
     <w:p>
       <w:r>
+        <w:t xml:space="preserve">│       </w:t>
+      </w:r>
+      <w:r>
+        <w:rPr>
+          <w:rFonts w:ascii="Arial" w:hAnsi="Arial" w:cs="Arial"/>
+        </w:rPr>
+        <w:t>├</w:t>
+      </w:r>
+      <w:r>
+        <w:rPr>
+          <w:rFonts w:ascii="Calibri" w:hAnsi="Calibri" w:cs="Calibri"/>
+        </w:rPr>
+        <w:t>──</w:t>
+      </w:r>
+      <w:r>
+        <w:t xml:space="preserve"> </w:t>
+      </w:r>
+      <w:proofErr w:type="spellStart"/>
+      <w:proofErr w:type="gramStart"/>
+      <w:r>
+        <w:t>infrastructure.yaml</w:t>
+      </w:r>
+      <w:proofErr w:type="spellEnd"/>
+      <w:proofErr w:type="gramEnd"/>
+    </w:p>
+    <w:p>
+      <w:r>
         <w:t xml:space="preserve">│       └── </w:t>
       </w:r>
       <w:proofErr w:type="spellStart"/>
       <w:proofErr w:type="gramStart"/>
       <w:r>
-        <w:t>prod.yaml</w:t>
+        <w:t>applications.yaml</w:t>
       </w:r>
       <w:proofErr w:type="spellEnd"/>
       <w:proofErr w:type="gramEnd"/>
@@ -1274,7 +2427,16 @@
         <w:t>──</w:t>
       </w:r>
       <w:r>
-        <w:t xml:space="preserve"> platform/                          # Cluster-level capabilities</w:t>
+        <w:t xml:space="preserve"> patterns/                          # </w:t>
+      </w:r>
+      <w:r>
+        <w:rPr>
+          <w:rFonts w:ascii="Segoe UI Symbol" w:hAnsi="Segoe UI Symbol" w:cs="Segoe UI Symbol"/>
+        </w:rPr>
+        <w:t>🔥</w:t>
+      </w:r>
+      <w:r>
+        <w:t xml:space="preserve"> Reusable deployment patterns (Backstage ready)</w:t>
       </w:r>
     </w:p>
     <w:p>
@@ -1294,7 +2456,15 @@
         <w:t>──</w:t>
       </w:r>
       <w:r>
-        <w:t xml:space="preserve"> operators/</w:t>
+        <w:t xml:space="preserve"> </w:t>
+      </w:r>
+      <w:proofErr w:type="spellStart"/>
+      <w:r>
+        <w:t>microservice</w:t>
+      </w:r>
+      <w:proofErr w:type="spellEnd"/>
+      <w:r>
+        <w:t>/</w:t>
       </w:r>
     </w:p>
     <w:p>
@@ -1314,999 +2484,19 @@
         <w:t>──</w:t>
       </w:r>
       <w:r>
-        <w:t xml:space="preserve"> external-secrets/</w:t>
-      </w:r>
-    </w:p>
-    <w:p>
-      <w:r>
-        <w:t xml:space="preserve">│   │   </w:t>
-      </w:r>
-      <w:r>
-        <w:rPr>
-          <w:rFonts w:ascii="Arial" w:hAnsi="Arial" w:cs="Arial"/>
-        </w:rPr>
-        <w:t>├</w:t>
-      </w:r>
-      <w:r>
-        <w:rPr>
-          <w:rFonts w:ascii="Calibri" w:hAnsi="Calibri" w:cs="Calibri"/>
-        </w:rPr>
-        <w:t>──</w:t>
-      </w:r>
-      <w:r>
-        <w:t xml:space="preserve"> cert-manager/</w:t>
-      </w:r>
-    </w:p>
-    <w:p>
-      <w:r>
-        <w:t xml:space="preserve">│   │   </w:t>
-      </w:r>
-      <w:r>
-        <w:rPr>
-          <w:rFonts w:ascii="Arial" w:hAnsi="Arial" w:cs="Arial"/>
-        </w:rPr>
-        <w:t>├</w:t>
-      </w:r>
-      <w:r>
-        <w:rPr>
-          <w:rFonts w:ascii="Calibri" w:hAnsi="Calibri" w:cs="Calibri"/>
-        </w:rPr>
-        <w:t>──</w:t>
-      </w:r>
-      <w:r>
-        <w:t xml:space="preserve"> </w:t>
-      </w:r>
-      <w:proofErr w:type="spellStart"/>
-      <w:r>
-        <w:t>kyverno</w:t>
-      </w:r>
-      <w:proofErr w:type="spellEnd"/>
-      <w:r>
-        <w:t>/</w:t>
-      </w:r>
-    </w:p>
-    <w:p>
-      <w:r>
-        <w:t xml:space="preserve">│   │   </w:t>
-      </w:r>
-      <w:r>
-        <w:rPr>
-          <w:rFonts w:ascii="Arial" w:hAnsi="Arial" w:cs="Arial"/>
-        </w:rPr>
-        <w:t>├</w:t>
-      </w:r>
-      <w:r>
-        <w:rPr>
-          <w:rFonts w:ascii="Calibri" w:hAnsi="Calibri" w:cs="Calibri"/>
-        </w:rPr>
-        <w:t>──</w:t>
-      </w:r>
-      <w:r>
-        <w:t xml:space="preserve"> </w:t>
-      </w:r>
-      <w:proofErr w:type="spellStart"/>
-      <w:r>
-        <w:t>istio</w:t>
-      </w:r>
-      <w:proofErr w:type="spellEnd"/>
-      <w:r>
-        <w:t>/</w:t>
-      </w:r>
-    </w:p>
-    <w:p>
-      <w:r>
-        <w:t xml:space="preserve">│   │   └── </w:t>
-      </w:r>
-      <w:proofErr w:type="spellStart"/>
-      <w:r>
-        <w:t>postgres</w:t>
-      </w:r>
-      <w:proofErr w:type="spellEnd"/>
-      <w:r>
-        <w:t>-operator/         # used only in dev</w:t>
-      </w:r>
-    </w:p>
-    <w:p>
-      <w:r>
-        <w:t>│   │</w:t>
-      </w:r>
-    </w:p>
-    <w:p>
-      <w:r>
-        <w:t xml:space="preserve">│   </w:t>
-      </w:r>
-      <w:r>
-        <w:rPr>
-          <w:rFonts w:ascii="Arial" w:hAnsi="Arial" w:cs="Arial"/>
-        </w:rPr>
-        <w:t>├</w:t>
-      </w:r>
-      <w:r>
-        <w:rPr>
-          <w:rFonts w:ascii="Calibri" w:hAnsi="Calibri" w:cs="Calibri"/>
-        </w:rPr>
-        <w:t>──</w:t>
-      </w:r>
-      <w:r>
-        <w:t xml:space="preserve"> security/</w:t>
-      </w:r>
-    </w:p>
-    <w:p>
-      <w:r>
-        <w:t xml:space="preserve">│   │   </w:t>
-      </w:r>
-      <w:r>
-        <w:rPr>
-          <w:rFonts w:ascii="Arial" w:hAnsi="Arial" w:cs="Arial"/>
-        </w:rPr>
-        <w:t>├</w:t>
-      </w:r>
-      <w:r>
-        <w:rPr>
-          <w:rFonts w:ascii="Calibri" w:hAnsi="Calibri" w:cs="Calibri"/>
-        </w:rPr>
-        <w:t>──</w:t>
-      </w:r>
-      <w:r>
-        <w:t xml:space="preserve"> network-policies/</w:t>
-      </w:r>
-    </w:p>
-    <w:p>
-      <w:r>
-        <w:t xml:space="preserve">│   │   </w:t>
-      </w:r>
-      <w:r>
-        <w:rPr>
-          <w:rFonts w:ascii="Arial" w:hAnsi="Arial" w:cs="Arial"/>
-        </w:rPr>
-        <w:t>├</w:t>
-      </w:r>
-      <w:r>
-        <w:rPr>
-          <w:rFonts w:ascii="Calibri" w:hAnsi="Calibri" w:cs="Calibri"/>
-        </w:rPr>
-        <w:t>──</w:t>
-      </w:r>
-      <w:r>
-        <w:t xml:space="preserve"> pod-security/</w:t>
-      </w:r>
-    </w:p>
-    <w:p>
-      <w:r>
-        <w:t xml:space="preserve">│   │   └── </w:t>
-      </w:r>
-      <w:proofErr w:type="spellStart"/>
-      <w:r>
-        <w:t>falco</w:t>
-      </w:r>
-      <w:proofErr w:type="spellEnd"/>
-      <w:r>
-        <w:t>/</w:t>
-      </w:r>
-    </w:p>
-    <w:p>
-      <w:r>
-        <w:t>│   │</w:t>
-      </w:r>
-    </w:p>
-    <w:p>
-      <w:r>
-        <w:t xml:space="preserve">│   </w:t>
-      </w:r>
-      <w:r>
-        <w:rPr>
-          <w:rFonts w:ascii="Arial" w:hAnsi="Arial" w:cs="Arial"/>
-        </w:rPr>
-        <w:t>├</w:t>
-      </w:r>
-      <w:r>
-        <w:rPr>
-          <w:rFonts w:ascii="Calibri" w:hAnsi="Calibri" w:cs="Calibri"/>
-        </w:rPr>
-        <w:t>──</w:t>
-      </w:r>
-      <w:r>
-        <w:t xml:space="preserve"> networking/</w:t>
-      </w:r>
-    </w:p>
-    <w:p>
-      <w:r>
-        <w:t xml:space="preserve">│   │   </w:t>
-      </w:r>
-      <w:r>
-        <w:rPr>
-          <w:rFonts w:ascii="Arial" w:hAnsi="Arial" w:cs="Arial"/>
-        </w:rPr>
-        <w:t>├</w:t>
-      </w:r>
-      <w:r>
-        <w:rPr>
-          <w:rFonts w:ascii="Calibri" w:hAnsi="Calibri" w:cs="Calibri"/>
-        </w:rPr>
-        <w:t>──</w:t>
-      </w:r>
-      <w:r>
-        <w:t xml:space="preserve"> ingress/</w:t>
-      </w:r>
-    </w:p>
-    <w:p>
-      <w:r>
-        <w:t xml:space="preserve">│   │   </w:t>
-      </w:r>
-      <w:r>
-        <w:rPr>
-          <w:rFonts w:ascii="Arial" w:hAnsi="Arial" w:cs="Arial"/>
-        </w:rPr>
-        <w:t>├</w:t>
-      </w:r>
-      <w:r>
-        <w:rPr>
-          <w:rFonts w:ascii="Calibri" w:hAnsi="Calibri" w:cs="Calibri"/>
-        </w:rPr>
-        <w:t>──</w:t>
-      </w:r>
-      <w:r>
-        <w:t xml:space="preserve"> gateways/</w:t>
-      </w:r>
-    </w:p>
-    <w:p>
-      <w:r>
-        <w:t>│   │   └── service-mesh/</w:t>
-      </w:r>
-    </w:p>
-    <w:p>
-      <w:r>
-        <w:t>│   │</w:t>
-      </w:r>
+        <w:t xml:space="preserve"> app-of-</w:t>
+      </w:r>
+      <w:proofErr w:type="spellStart"/>
+      <w:proofErr w:type="gramStart"/>
+      <w:r>
+        <w:t>apps.yaml</w:t>
+      </w:r>
+      <w:proofErr w:type="spellEnd"/>
+      <w:proofErr w:type="gramEnd"/>
     </w:p>
     <w:p>
       <w:r>
         <w:lastRenderedPageBreak/>
-        <w:t xml:space="preserve">│   </w:t>
-      </w:r>
-      <w:r>
-        <w:rPr>
-          <w:rFonts w:ascii="Arial" w:hAnsi="Arial" w:cs="Arial"/>
-        </w:rPr>
-        <w:t>├</w:t>
-      </w:r>
-      <w:r>
-        <w:rPr>
-          <w:rFonts w:ascii="Calibri" w:hAnsi="Calibri" w:cs="Calibri"/>
-        </w:rPr>
-        <w:t>──</w:t>
-      </w:r>
-      <w:r>
-        <w:t xml:space="preserve"> observability/</w:t>
-      </w:r>
-    </w:p>
-    <w:p>
-      <w:r>
-        <w:t xml:space="preserve">│   │   </w:t>
-      </w:r>
-      <w:r>
-        <w:rPr>
-          <w:rFonts w:ascii="Arial" w:hAnsi="Arial" w:cs="Arial"/>
-        </w:rPr>
-        <w:t>├</w:t>
-      </w:r>
-      <w:r>
-        <w:rPr>
-          <w:rFonts w:ascii="Calibri" w:hAnsi="Calibri" w:cs="Calibri"/>
-        </w:rPr>
-        <w:t>──</w:t>
-      </w:r>
-      <w:r>
-        <w:t xml:space="preserve"> </w:t>
-      </w:r>
-      <w:proofErr w:type="spellStart"/>
-      <w:r>
-        <w:t>prometheus</w:t>
-      </w:r>
-      <w:proofErr w:type="spellEnd"/>
-      <w:r>
-        <w:t>/</w:t>
-      </w:r>
-    </w:p>
-    <w:p>
-      <w:r>
-        <w:t xml:space="preserve">│   │   </w:t>
-      </w:r>
-      <w:r>
-        <w:rPr>
-          <w:rFonts w:ascii="Arial" w:hAnsi="Arial" w:cs="Arial"/>
-        </w:rPr>
-        <w:t>├</w:t>
-      </w:r>
-      <w:r>
-        <w:rPr>
-          <w:rFonts w:ascii="Calibri" w:hAnsi="Calibri" w:cs="Calibri"/>
-        </w:rPr>
-        <w:t>──</w:t>
-      </w:r>
-      <w:r>
-        <w:t xml:space="preserve"> </w:t>
-      </w:r>
-      <w:proofErr w:type="spellStart"/>
-      <w:r>
-        <w:t>grafana</w:t>
-      </w:r>
-      <w:proofErr w:type="spellEnd"/>
-      <w:r>
-        <w:t>/</w:t>
-      </w:r>
-    </w:p>
-    <w:p>
-      <w:r>
-        <w:t xml:space="preserve">│   │   └── </w:t>
-      </w:r>
-      <w:proofErr w:type="spellStart"/>
-      <w:r>
-        <w:t>loki</w:t>
-      </w:r>
-      <w:proofErr w:type="spellEnd"/>
-      <w:r>
-        <w:t>/</w:t>
-      </w:r>
-    </w:p>
-    <w:p>
-      <w:r>
-        <w:t>│   │</w:t>
-      </w:r>
-    </w:p>
-    <w:p>
-      <w:r>
-        <w:t>│   └── shared-services/</w:t>
-      </w:r>
-    </w:p>
-    <w:p>
-      <w:r>
-        <w:t xml:space="preserve">│       </w:t>
-      </w:r>
-      <w:r>
-        <w:rPr>
-          <w:rFonts w:ascii="Arial" w:hAnsi="Arial" w:cs="Arial"/>
-        </w:rPr>
-        <w:t>├</w:t>
-      </w:r>
-      <w:r>
-        <w:rPr>
-          <w:rFonts w:ascii="Calibri" w:hAnsi="Calibri" w:cs="Calibri"/>
-        </w:rPr>
-        <w:t>──</w:t>
-      </w:r>
-      <w:r>
-        <w:t xml:space="preserve"> </w:t>
-      </w:r>
-      <w:proofErr w:type="spellStart"/>
-      <w:r>
-        <w:t>redis</w:t>
-      </w:r>
-      <w:proofErr w:type="spellEnd"/>
-      <w:r>
-        <w:t>/</w:t>
-      </w:r>
-    </w:p>
-    <w:p>
-      <w:r>
-        <w:t xml:space="preserve">│       └── </w:t>
-      </w:r>
-      <w:proofErr w:type="spellStart"/>
-      <w:r>
-        <w:t>kafka</w:t>
-      </w:r>
-      <w:proofErr w:type="spellEnd"/>
-      <w:r>
-        <w:t>/</w:t>
-      </w:r>
-    </w:p>
-    <w:p>
-      <w:r>
-        <w:t>│</w:t>
-      </w:r>
-    </w:p>
-    <w:p>
-      <w:r>
-        <w:rPr>
-          <w:rFonts w:ascii="Arial" w:hAnsi="Arial" w:cs="Arial"/>
-        </w:rPr>
-        <w:t>├</w:t>
-      </w:r>
-      <w:r>
-        <w:rPr>
-          <w:rFonts w:ascii="Calibri" w:hAnsi="Calibri" w:cs="Calibri"/>
-        </w:rPr>
-        <w:t>──</w:t>
-      </w:r>
-      <w:r>
-        <w:t xml:space="preserve"> infrastructure/                    # </w:t>
-      </w:r>
-      <w:proofErr w:type="spellStart"/>
-      <w:r>
-        <w:t>Crossplane</w:t>
-      </w:r>
-      <w:proofErr w:type="spellEnd"/>
-      <w:r>
-        <w:t xml:space="preserve"> layer (future replacement for TF)</w:t>
-      </w:r>
-    </w:p>
-    <w:p>
-      <w:r>
-        <w:t xml:space="preserve">│   └── </w:t>
-      </w:r>
-      <w:proofErr w:type="spellStart"/>
-      <w:r>
-        <w:t>crossplane</w:t>
-      </w:r>
-      <w:proofErr w:type="spellEnd"/>
-      <w:r>
-        <w:t>/</w:t>
-      </w:r>
-    </w:p>
-    <w:p>
-      <w:r>
-        <w:t xml:space="preserve">│       </w:t>
-      </w:r>
-      <w:r>
-        <w:rPr>
-          <w:rFonts w:ascii="Arial" w:hAnsi="Arial" w:cs="Arial"/>
-        </w:rPr>
-        <w:t>├</w:t>
-      </w:r>
-      <w:r>
-        <w:rPr>
-          <w:rFonts w:ascii="Calibri" w:hAnsi="Calibri" w:cs="Calibri"/>
-        </w:rPr>
-        <w:t>──</w:t>
-      </w:r>
-      <w:r>
-        <w:t xml:space="preserve"> providers/</w:t>
-      </w:r>
-    </w:p>
-    <w:p>
-      <w:r>
-        <w:t xml:space="preserve">│       │   └── </w:t>
-      </w:r>
-      <w:proofErr w:type="spellStart"/>
-      <w:r>
-        <w:t>aws</w:t>
-      </w:r>
-      <w:proofErr w:type="spellEnd"/>
-      <w:r>
-        <w:t>/</w:t>
-      </w:r>
-    </w:p>
-    <w:p>
-      <w:r>
-        <w:t>│       │</w:t>
-      </w:r>
-    </w:p>
-    <w:p>
-      <w:r>
-        <w:t xml:space="preserve">│       </w:t>
-      </w:r>
-      <w:r>
-        <w:rPr>
-          <w:rFonts w:ascii="Arial" w:hAnsi="Arial" w:cs="Arial"/>
-        </w:rPr>
-        <w:t>├</w:t>
-      </w:r>
-      <w:r>
-        <w:rPr>
-          <w:rFonts w:ascii="Calibri" w:hAnsi="Calibri" w:cs="Calibri"/>
-        </w:rPr>
-        <w:t>──</w:t>
-      </w:r>
-      <w:r>
-        <w:t xml:space="preserve"> compositions/              # Platform APIs</w:t>
-      </w:r>
-    </w:p>
-    <w:p>
-      <w:r>
-        <w:t xml:space="preserve">│       │   </w:t>
-      </w:r>
-      <w:r>
-        <w:rPr>
-          <w:rFonts w:ascii="Arial" w:hAnsi="Arial" w:cs="Arial"/>
-        </w:rPr>
-        <w:t>├</w:t>
-      </w:r>
-      <w:r>
-        <w:rPr>
-          <w:rFonts w:ascii="Calibri" w:hAnsi="Calibri" w:cs="Calibri"/>
-        </w:rPr>
-        <w:t>──</w:t>
-      </w:r>
-      <w:r>
-        <w:t xml:space="preserve"> database/</w:t>
-      </w:r>
-    </w:p>
-    <w:p>
-      <w:r>
-        <w:t xml:space="preserve">│       │   </w:t>
-      </w:r>
-      <w:r>
-        <w:rPr>
-          <w:rFonts w:ascii="Arial" w:hAnsi="Arial" w:cs="Arial"/>
-        </w:rPr>
-        <w:t>├</w:t>
-      </w:r>
-      <w:r>
-        <w:rPr>
-          <w:rFonts w:ascii="Calibri" w:hAnsi="Calibri" w:cs="Calibri"/>
-        </w:rPr>
-        <w:t>──</w:t>
-      </w:r>
-      <w:r>
-        <w:t xml:space="preserve"> network/</w:t>
-      </w:r>
-    </w:p>
-    <w:p>
-      <w:r>
-        <w:t xml:space="preserve">│       │   └── </w:t>
-      </w:r>
-      <w:proofErr w:type="spellStart"/>
-      <w:r>
-        <w:t>iam</w:t>
-      </w:r>
-      <w:proofErr w:type="spellEnd"/>
-      <w:r>
-        <w:t>/</w:t>
-      </w:r>
-    </w:p>
-    <w:p>
-      <w:r>
-        <w:t>│       │</w:t>
-      </w:r>
-    </w:p>
-    <w:p>
-      <w:r>
-        <w:t xml:space="preserve">│       └── claims/                    # </w:t>
-      </w:r>
-      <w:proofErr w:type="spellStart"/>
-      <w:r>
-        <w:t>Env</w:t>
-      </w:r>
-      <w:proofErr w:type="spellEnd"/>
-      <w:r>
-        <w:t>-specific usage</w:t>
-      </w:r>
-    </w:p>
-    <w:p>
-      <w:r>
-        <w:t xml:space="preserve">│           </w:t>
-      </w:r>
-      <w:r>
-        <w:rPr>
-          <w:rFonts w:ascii="Arial" w:hAnsi="Arial" w:cs="Arial"/>
-        </w:rPr>
-        <w:t>├</w:t>
-      </w:r>
-      <w:r>
-        <w:rPr>
-          <w:rFonts w:ascii="Calibri" w:hAnsi="Calibri" w:cs="Calibri"/>
-        </w:rPr>
-        <w:t>──</w:t>
-      </w:r>
-      <w:r>
-        <w:t xml:space="preserve"> dev/</w:t>
-      </w:r>
-    </w:p>
-    <w:p>
-      <w:r>
-        <w:t xml:space="preserve">│           </w:t>
-      </w:r>
-      <w:r>
-        <w:rPr>
-          <w:rFonts w:ascii="Arial" w:hAnsi="Arial" w:cs="Arial"/>
-        </w:rPr>
-        <w:t>├</w:t>
-      </w:r>
-      <w:r>
-        <w:rPr>
-          <w:rFonts w:ascii="Calibri" w:hAnsi="Calibri" w:cs="Calibri"/>
-        </w:rPr>
-        <w:t>──</w:t>
-      </w:r>
-      <w:r>
-        <w:t xml:space="preserve"> stage/</w:t>
-      </w:r>
-    </w:p>
-    <w:p>
-      <w:r>
-        <w:t>│           └── prod/</w:t>
-      </w:r>
-    </w:p>
-    <w:p>
-      <w:r>
-        <w:t>│</w:t>
-      </w:r>
-    </w:p>
-    <w:p>
-      <w:r>
-        <w:rPr>
-          <w:rFonts w:ascii="Arial" w:hAnsi="Arial" w:cs="Arial"/>
-        </w:rPr>
-        <w:t>├</w:t>
-      </w:r>
-      <w:r>
-        <w:rPr>
-          <w:rFonts w:ascii="Calibri" w:hAnsi="Calibri" w:cs="Calibri"/>
-        </w:rPr>
-        <w:t>──</w:t>
-      </w:r>
-      <w:r>
-        <w:t xml:space="preserve"> environments/                      # </w:t>
-      </w:r>
-      <w:r>
-        <w:rPr>
-          <w:rFonts w:ascii="Segoe UI Symbol" w:hAnsi="Segoe UI Symbol" w:cs="Segoe UI Symbol"/>
-        </w:rPr>
-        <w:t>🔥</w:t>
-      </w:r>
-      <w:r>
-        <w:t xml:space="preserve"> Composition layer (MOST IMPORTANT)</w:t>
-      </w:r>
-    </w:p>
-    <w:p>
-      <w:r>
-        <w:t xml:space="preserve">│   </w:t>
-      </w:r>
-      <w:r>
-        <w:rPr>
-          <w:rFonts w:ascii="Arial" w:hAnsi="Arial" w:cs="Arial"/>
-        </w:rPr>
-        <w:t>├</w:t>
-      </w:r>
-      <w:r>
-        <w:rPr>
-          <w:rFonts w:ascii="Calibri" w:hAnsi="Calibri" w:cs="Calibri"/>
-        </w:rPr>
-        <w:t>──</w:t>
-      </w:r>
-      <w:r>
-        <w:t xml:space="preserve"> dev/</w:t>
-      </w:r>
-    </w:p>
-    <w:p>
-      <w:r>
-        <w:t xml:space="preserve">│   │   </w:t>
-      </w:r>
-      <w:r>
-        <w:rPr>
-          <w:rFonts w:ascii="Arial" w:hAnsi="Arial" w:cs="Arial"/>
-        </w:rPr>
-        <w:t>├</w:t>
-      </w:r>
-      <w:r>
-        <w:rPr>
-          <w:rFonts w:ascii="Calibri" w:hAnsi="Calibri" w:cs="Calibri"/>
-        </w:rPr>
-        <w:t>──</w:t>
-      </w:r>
-      <w:r>
-        <w:t xml:space="preserve"> </w:t>
-      </w:r>
-      <w:proofErr w:type="spellStart"/>
-      <w:proofErr w:type="gramStart"/>
-      <w:r>
-        <w:t>platform.yaml</w:t>
-      </w:r>
-      <w:proofErr w:type="spellEnd"/>
-      <w:proofErr w:type="gramEnd"/>
-      <w:r>
-        <w:t xml:space="preserve">              # installs platform components</w:t>
-      </w:r>
-    </w:p>
-    <w:p>
-      <w:r>
-        <w:t xml:space="preserve">│   │   </w:t>
-      </w:r>
-      <w:r>
-        <w:rPr>
-          <w:rFonts w:ascii="Arial" w:hAnsi="Arial" w:cs="Arial"/>
-        </w:rPr>
-        <w:t>├</w:t>
-      </w:r>
-      <w:r>
-        <w:rPr>
-          <w:rFonts w:ascii="Calibri" w:hAnsi="Calibri" w:cs="Calibri"/>
-        </w:rPr>
-        <w:t>──</w:t>
-      </w:r>
-      <w:r>
-        <w:t xml:space="preserve"> </w:t>
-      </w:r>
-      <w:proofErr w:type="spellStart"/>
-      <w:proofErr w:type="gramStart"/>
-      <w:r>
-        <w:t>infrastructure.yaml</w:t>
-      </w:r>
-      <w:proofErr w:type="spellEnd"/>
-      <w:proofErr w:type="gramEnd"/>
-      <w:r>
-        <w:t xml:space="preserve">        # </w:t>
-      </w:r>
-      <w:proofErr w:type="spellStart"/>
-      <w:r>
-        <w:t>crossplane</w:t>
-      </w:r>
-      <w:proofErr w:type="spellEnd"/>
-      <w:r>
-        <w:t xml:space="preserve"> claims</w:t>
-      </w:r>
-    </w:p>
-    <w:p>
-      <w:r>
-        <w:t xml:space="preserve">│   │   └── </w:t>
-      </w:r>
-      <w:proofErr w:type="spellStart"/>
-      <w:proofErr w:type="gramStart"/>
-      <w:r>
-        <w:t>applications.yaml</w:t>
-      </w:r>
-      <w:proofErr w:type="spellEnd"/>
-      <w:proofErr w:type="gramEnd"/>
-      <w:r>
-        <w:t xml:space="preserve">          # references app repos</w:t>
-      </w:r>
-    </w:p>
-    <w:p>
-      <w:r>
-        <w:t>│   │</w:t>
-      </w:r>
-    </w:p>
-    <w:p>
-      <w:r>
-        <w:t xml:space="preserve">│   </w:t>
-      </w:r>
-      <w:r>
-        <w:rPr>
-          <w:rFonts w:ascii="Arial" w:hAnsi="Arial" w:cs="Arial"/>
-        </w:rPr>
-        <w:t>├</w:t>
-      </w:r>
-      <w:r>
-        <w:rPr>
-          <w:rFonts w:ascii="Calibri" w:hAnsi="Calibri" w:cs="Calibri"/>
-        </w:rPr>
-        <w:t>──</w:t>
-      </w:r>
-      <w:r>
-        <w:t xml:space="preserve"> stage/</w:t>
-      </w:r>
-    </w:p>
-    <w:p>
-      <w:r>
-        <w:lastRenderedPageBreak/>
-        <w:t xml:space="preserve">│   │   </w:t>
-      </w:r>
-      <w:r>
-        <w:rPr>
-          <w:rFonts w:ascii="Arial" w:hAnsi="Arial" w:cs="Arial"/>
-        </w:rPr>
-        <w:t>├</w:t>
-      </w:r>
-      <w:r>
-        <w:rPr>
-          <w:rFonts w:ascii="Calibri" w:hAnsi="Calibri" w:cs="Calibri"/>
-        </w:rPr>
-        <w:t>──</w:t>
-      </w:r>
-      <w:r>
-        <w:t xml:space="preserve"> </w:t>
-      </w:r>
-      <w:proofErr w:type="spellStart"/>
-      <w:proofErr w:type="gramStart"/>
-      <w:r>
-        <w:t>platform.yaml</w:t>
-      </w:r>
-      <w:proofErr w:type="spellEnd"/>
-      <w:proofErr w:type="gramEnd"/>
-    </w:p>
-    <w:p>
-      <w:r>
-        <w:t xml:space="preserve">│   │   </w:t>
-      </w:r>
-      <w:r>
-        <w:rPr>
-          <w:rFonts w:ascii="Arial" w:hAnsi="Arial" w:cs="Arial"/>
-        </w:rPr>
-        <w:t>├</w:t>
-      </w:r>
-      <w:r>
-        <w:rPr>
-          <w:rFonts w:ascii="Calibri" w:hAnsi="Calibri" w:cs="Calibri"/>
-        </w:rPr>
-        <w:t>──</w:t>
-      </w:r>
-      <w:r>
-        <w:t xml:space="preserve"> </w:t>
-      </w:r>
-      <w:proofErr w:type="spellStart"/>
-      <w:proofErr w:type="gramStart"/>
-      <w:r>
-        <w:t>infrastructure.yaml</w:t>
-      </w:r>
-      <w:proofErr w:type="spellEnd"/>
-      <w:proofErr w:type="gramEnd"/>
-    </w:p>
-    <w:p>
-      <w:r>
-        <w:t xml:space="preserve">│   │   └── </w:t>
-      </w:r>
-      <w:proofErr w:type="spellStart"/>
-      <w:proofErr w:type="gramStart"/>
-      <w:r>
-        <w:t>applications.yaml</w:t>
-      </w:r>
-      <w:proofErr w:type="spellEnd"/>
-      <w:proofErr w:type="gramEnd"/>
-    </w:p>
-    <w:p>
-      <w:r>
-        <w:t>│   │</w:t>
-      </w:r>
-    </w:p>
-    <w:p>
-      <w:r>
-        <w:t>│   └── prod/</w:t>
-      </w:r>
-    </w:p>
-    <w:p>
-      <w:r>
-        <w:t xml:space="preserve">│       </w:t>
-      </w:r>
-      <w:r>
-        <w:rPr>
-          <w:rFonts w:ascii="Arial" w:hAnsi="Arial" w:cs="Arial"/>
-        </w:rPr>
-        <w:t>├</w:t>
-      </w:r>
-      <w:r>
-        <w:rPr>
-          <w:rFonts w:ascii="Calibri" w:hAnsi="Calibri" w:cs="Calibri"/>
-        </w:rPr>
-        <w:t>──</w:t>
-      </w:r>
-      <w:r>
-        <w:t xml:space="preserve"> </w:t>
-      </w:r>
-      <w:proofErr w:type="spellStart"/>
-      <w:proofErr w:type="gramStart"/>
-      <w:r>
-        <w:t>platform.yaml</w:t>
-      </w:r>
-      <w:proofErr w:type="spellEnd"/>
-      <w:proofErr w:type="gramEnd"/>
-    </w:p>
-    <w:p>
-      <w:r>
-        <w:t xml:space="preserve">│       </w:t>
-      </w:r>
-      <w:r>
-        <w:rPr>
-          <w:rFonts w:ascii="Arial" w:hAnsi="Arial" w:cs="Arial"/>
-        </w:rPr>
-        <w:t>├</w:t>
-      </w:r>
-      <w:r>
-        <w:rPr>
-          <w:rFonts w:ascii="Calibri" w:hAnsi="Calibri" w:cs="Calibri"/>
-        </w:rPr>
-        <w:t>──</w:t>
-      </w:r>
-      <w:r>
-        <w:t xml:space="preserve"> </w:t>
-      </w:r>
-      <w:proofErr w:type="spellStart"/>
-      <w:proofErr w:type="gramStart"/>
-      <w:r>
-        <w:t>infrastructure.yaml</w:t>
-      </w:r>
-      <w:proofErr w:type="spellEnd"/>
-      <w:proofErr w:type="gramEnd"/>
-    </w:p>
-    <w:p>
-      <w:r>
-        <w:t xml:space="preserve">│       └── </w:t>
-      </w:r>
-      <w:proofErr w:type="spellStart"/>
-      <w:proofErr w:type="gramStart"/>
-      <w:r>
-        <w:t>applications.yaml</w:t>
-      </w:r>
-      <w:proofErr w:type="spellEnd"/>
-      <w:proofErr w:type="gramEnd"/>
-    </w:p>
-    <w:p>
-      <w:r>
-        <w:t>│</w:t>
-      </w:r>
-    </w:p>
-    <w:p>
-      <w:r>
-        <w:rPr>
-          <w:rFonts w:ascii="Arial" w:hAnsi="Arial" w:cs="Arial"/>
-        </w:rPr>
-        <w:t>├</w:t>
-      </w:r>
-      <w:r>
-        <w:rPr>
-          <w:rFonts w:ascii="Calibri" w:hAnsi="Calibri" w:cs="Calibri"/>
-        </w:rPr>
-        <w:t>──</w:t>
-      </w:r>
-      <w:r>
-        <w:t xml:space="preserve"> patterns/                          # </w:t>
-      </w:r>
-      <w:r>
-        <w:rPr>
-          <w:rFonts w:ascii="Segoe UI Symbol" w:hAnsi="Segoe UI Symbol" w:cs="Segoe UI Symbol"/>
-        </w:rPr>
-        <w:t>🔥</w:t>
-      </w:r>
-      <w:r>
-        <w:t xml:space="preserve"> Reusable deployment patterns (Backstage ready)</w:t>
-      </w:r>
-    </w:p>
-    <w:p>
-      <w:r>
-        <w:t xml:space="preserve">│   </w:t>
-      </w:r>
-      <w:r>
-        <w:rPr>
-          <w:rFonts w:ascii="Arial" w:hAnsi="Arial" w:cs="Arial"/>
-        </w:rPr>
-        <w:t>├</w:t>
-      </w:r>
-      <w:r>
-        <w:rPr>
-          <w:rFonts w:ascii="Calibri" w:hAnsi="Calibri" w:cs="Calibri"/>
-        </w:rPr>
-        <w:t>──</w:t>
-      </w:r>
-      <w:r>
-        <w:t xml:space="preserve"> </w:t>
-      </w:r>
-      <w:proofErr w:type="spellStart"/>
-      <w:r>
-        <w:t>microservice</w:t>
-      </w:r>
-      <w:proofErr w:type="spellEnd"/>
-      <w:r>
-        <w:t>/</w:t>
-      </w:r>
-    </w:p>
-    <w:p>
-      <w:r>
-        <w:t xml:space="preserve">│   │   </w:t>
-      </w:r>
-      <w:r>
-        <w:rPr>
-          <w:rFonts w:ascii="Arial" w:hAnsi="Arial" w:cs="Arial"/>
-        </w:rPr>
-        <w:t>├</w:t>
-      </w:r>
-      <w:r>
-        <w:rPr>
-          <w:rFonts w:ascii="Calibri" w:hAnsi="Calibri" w:cs="Calibri"/>
-        </w:rPr>
-        <w:t>──</w:t>
-      </w:r>
-      <w:r>
-        <w:t xml:space="preserve"> app-of-</w:t>
-      </w:r>
-      <w:proofErr w:type="spellStart"/>
-      <w:proofErr w:type="gramStart"/>
-      <w:r>
-        <w:t>apps.yaml</w:t>
-      </w:r>
-      <w:proofErr w:type="spellEnd"/>
-      <w:proofErr w:type="gramEnd"/>
-    </w:p>
-    <w:p>
-      <w:r>
         <w:t>│   │   └── values-</w:t>
       </w:r>
       <w:proofErr w:type="spellStart"/>
@@ -2885,28 +3075,660 @@
     <w:p/>
     <w:p/>
     <w:p>
-      <w:pPr>
-        <w:rPr>
-          <w:rFonts w:ascii="Times New Roman" w:eastAsia="Times New Roman" w:hAnsi="Times New Roman" w:cs="Times New Roman"/>
-          <w:sz w:val="24"/>
-          <w:szCs w:val="24"/>
-          <w:lang w:eastAsia="en-IN"/>
-        </w:rPr>
-      </w:pPr>
+      <w:r>
+        <w:t xml:space="preserve">*) </w:t>
+      </w:r>
+      <w:proofErr w:type="spellStart"/>
+      <w:r>
+        <w:t>istio</w:t>
+      </w:r>
+      <w:proofErr w:type="spellEnd"/>
+      <w:r>
+        <w:t xml:space="preserve"> repo structure:</w:t>
+      </w:r>
+    </w:p>
+    <w:p/>
+    <w:p>
+      <w:r>
+        <w:t>platform/</w:t>
+      </w:r>
+    </w:p>
+    <w:p>
+      <w:r>
+        <w:t>└── service-mesh/</w:t>
+      </w:r>
+    </w:p>
+    <w:p>
+      <w:r>
+        <w:t xml:space="preserve">    └── </w:t>
+      </w:r>
+      <w:proofErr w:type="spellStart"/>
+      <w:r>
+        <w:t>istio</w:t>
+      </w:r>
+      <w:proofErr w:type="spellEnd"/>
+      <w:r>
+        <w:t>/</w:t>
+      </w:r>
+    </w:p>
+    <w:p>
+      <w:r>
+        <w:t xml:space="preserve">        </w:t>
+      </w:r>
+      <w:r>
+        <w:rPr>
+          <w:rFonts w:ascii="Arial" w:hAnsi="Arial" w:cs="Arial"/>
+        </w:rPr>
+        <w:t>├</w:t>
+      </w:r>
+      <w:r>
+        <w:rPr>
+          <w:rFonts w:ascii="Calibri" w:hAnsi="Calibri" w:cs="Calibri"/>
+        </w:rPr>
+        <w:t>──</w:t>
+      </w:r>
+      <w:r>
+        <w:t xml:space="preserve"> base/</w:t>
+      </w:r>
+    </w:p>
+    <w:p>
+      <w:r>
+        <w:t xml:space="preserve">        │   └── helm/</w:t>
+      </w:r>
+    </w:p>
+    <w:p>
+      <w:r>
+        <w:t xml:space="preserve">        │</w:t>
+      </w:r>
+    </w:p>
+    <w:p>
+      <w:r>
+        <w:t xml:space="preserve">        </w:t>
+      </w:r>
+      <w:r>
+        <w:rPr>
+          <w:rFonts w:ascii="Arial" w:hAnsi="Arial" w:cs="Arial"/>
+        </w:rPr>
+        <w:t>├</w:t>
+      </w:r>
+      <w:r>
+        <w:rPr>
+          <w:rFonts w:ascii="Calibri" w:hAnsi="Calibri" w:cs="Calibri"/>
+        </w:rPr>
+        <w:t>──</w:t>
+      </w:r>
+      <w:r>
+        <w:t xml:space="preserve"> </w:t>
+      </w:r>
+      <w:proofErr w:type="spellStart"/>
+      <w:r>
+        <w:t>cni</w:t>
+      </w:r>
+      <w:proofErr w:type="spellEnd"/>
+      <w:r>
+        <w:t>/</w:t>
+      </w:r>
+    </w:p>
+    <w:p>
+      <w:r>
+        <w:t xml:space="preserve">        │   └── helm/</w:t>
+      </w:r>
+    </w:p>
+    <w:p>
+      <w:r>
+        <w:t xml:space="preserve">        │</w:t>
+      </w:r>
+    </w:p>
+    <w:p>
       <w:r>
         <w:lastRenderedPageBreak/>
-        <w:t xml:space="preserve">*) </w:t>
-      </w:r>
-      <w:proofErr w:type="spellStart"/>
-      <w:r>
+        <w:t xml:space="preserve">        </w:t>
+      </w:r>
+      <w:r>
+        <w:rPr>
+          <w:rFonts w:ascii="Arial" w:hAnsi="Arial" w:cs="Arial"/>
+        </w:rPr>
+        <w:t>├</w:t>
+      </w:r>
+      <w:r>
+        <w:rPr>
+          <w:rFonts w:ascii="Calibri" w:hAnsi="Calibri" w:cs="Calibri"/>
+        </w:rPr>
+        <w:t>──</w:t>
+      </w:r>
+      <w:r>
+        <w:t xml:space="preserve"> control-plane/</w:t>
+      </w:r>
+    </w:p>
+    <w:p>
+      <w:r>
+        <w:t xml:space="preserve">        │   └── helm/</w:t>
+      </w:r>
+    </w:p>
+    <w:p>
+      <w:r>
+        <w:t xml:space="preserve">        │</w:t>
+      </w:r>
+    </w:p>
+    <w:p>
+      <w:r>
+        <w:t xml:space="preserve">        </w:t>
+      </w:r>
+      <w:r>
+        <w:rPr>
+          <w:rFonts w:ascii="Arial" w:hAnsi="Arial" w:cs="Arial"/>
+        </w:rPr>
+        <w:t>├</w:t>
+      </w:r>
+      <w:r>
+        <w:rPr>
+          <w:rFonts w:ascii="Calibri" w:hAnsi="Calibri" w:cs="Calibri"/>
+        </w:rPr>
+        <w:t>──</w:t>
+      </w:r>
+      <w:r>
+        <w:t xml:space="preserve"> gateways/</w:t>
+      </w:r>
+    </w:p>
+    <w:p>
+      <w:r>
+        <w:t xml:space="preserve">        │   </w:t>
+      </w:r>
+      <w:r>
+        <w:rPr>
+          <w:rFonts w:ascii="Arial" w:hAnsi="Arial" w:cs="Arial"/>
+        </w:rPr>
+        <w:t>├</w:t>
+      </w:r>
+      <w:r>
+        <w:rPr>
+          <w:rFonts w:ascii="Calibri" w:hAnsi="Calibri" w:cs="Calibri"/>
+        </w:rPr>
+        <w:t>──</w:t>
+      </w:r>
+      <w:r>
+        <w:t xml:space="preserve"> public/</w:t>
+      </w:r>
+    </w:p>
+    <w:p>
+      <w:r>
+        <w:t xml:space="preserve">        │   │   └── helm/</w:t>
+      </w:r>
+    </w:p>
+    <w:p>
+      <w:r>
+        <w:t xml:space="preserve">        │   │</w:t>
+      </w:r>
+    </w:p>
+    <w:p>
+      <w:r>
+        <w:t xml:space="preserve">        │   </w:t>
+      </w:r>
+      <w:r>
+        <w:rPr>
+          <w:rFonts w:ascii="Arial" w:hAnsi="Arial" w:cs="Arial"/>
+        </w:rPr>
+        <w:t>├</w:t>
+      </w:r>
+      <w:r>
+        <w:rPr>
+          <w:rFonts w:ascii="Calibri" w:hAnsi="Calibri" w:cs="Calibri"/>
+        </w:rPr>
+        <w:t>──</w:t>
+      </w:r>
+      <w:r>
+        <w:t xml:space="preserve"> private/</w:t>
+      </w:r>
+    </w:p>
+    <w:p>
+      <w:r>
+        <w:t xml:space="preserve">        │   │   └── helm/</w:t>
+      </w:r>
+    </w:p>
+    <w:p>
+      <w:r>
+        <w:t xml:space="preserve">        │   │</w:t>
+      </w:r>
+    </w:p>
+    <w:p>
+      <w:r>
+        <w:t xml:space="preserve">        │   └── east-west/</w:t>
+      </w:r>
+    </w:p>
+    <w:p>
+      <w:r>
+        <w:t xml:space="preserve">        │</w:t>
+      </w:r>
+    </w:p>
+    <w:p>
+      <w:r>
+        <w:t xml:space="preserve">        </w:t>
+      </w:r>
+      <w:r>
+        <w:rPr>
+          <w:rFonts w:ascii="Arial" w:hAnsi="Arial" w:cs="Arial"/>
+        </w:rPr>
+        <w:t>├</w:t>
+      </w:r>
+      <w:r>
+        <w:rPr>
+          <w:rFonts w:ascii="Calibri" w:hAnsi="Calibri" w:cs="Calibri"/>
+        </w:rPr>
+        <w:t>─</w:t>
+      </w:r>
+      <w:r>
+        <w:t>─ security/</w:t>
+      </w:r>
+    </w:p>
+    <w:p>
+      <w:r>
+        <w:t xml:space="preserve">        </w:t>
+      </w:r>
+      <w:r>
+        <w:rPr>
+          <w:rFonts w:ascii="Arial" w:hAnsi="Arial" w:cs="Arial"/>
+        </w:rPr>
+        <w:t>├</w:t>
+      </w:r>
+      <w:r>
+        <w:rPr>
+          <w:rFonts w:ascii="Calibri" w:hAnsi="Calibri" w:cs="Calibri"/>
+        </w:rPr>
+        <w:t>──</w:t>
+      </w:r>
+      <w:r>
+        <w:t xml:space="preserve"> traffic-management/</w:t>
+      </w:r>
+    </w:p>
+    <w:p>
+      <w:r>
+        <w:t xml:space="preserve">        </w:t>
+      </w:r>
+      <w:r>
+        <w:rPr>
+          <w:rFonts w:ascii="Arial" w:hAnsi="Arial" w:cs="Arial"/>
+        </w:rPr>
+        <w:t>├</w:t>
+      </w:r>
+      <w:r>
+        <w:rPr>
+          <w:rFonts w:ascii="Calibri" w:hAnsi="Calibri" w:cs="Calibri"/>
+        </w:rPr>
+        <w:t>──</w:t>
+      </w:r>
+      <w:r>
+        <w:t xml:space="preserve"> telemetry/</w:t>
+      </w:r>
+    </w:p>
+    <w:p>
+      <w:r>
+        <w:t xml:space="preserve">        </w:t>
+      </w:r>
+      <w:r>
+        <w:rPr>
+          <w:rFonts w:ascii="Arial" w:hAnsi="Arial" w:cs="Arial"/>
+        </w:rPr>
+        <w:t>├</w:t>
+      </w:r>
+      <w:r>
+        <w:rPr>
+          <w:rFonts w:ascii="Calibri" w:hAnsi="Calibri" w:cs="Calibri"/>
+        </w:rPr>
+        <w:t>──</w:t>
+      </w:r>
+      <w:r>
+        <w:t xml:space="preserve"> observability/</w:t>
+      </w:r>
+    </w:p>
+    <w:p>
+      <w:r>
+        <w:t xml:space="preserve">        </w:t>
+      </w:r>
+      <w:r>
+        <w:rPr>
+          <w:rFonts w:ascii="Arial" w:hAnsi="Arial" w:cs="Arial"/>
+        </w:rPr>
+        <w:t>├</w:t>
+      </w:r>
+      <w:r>
+        <w:rPr>
+          <w:rFonts w:ascii="Calibri" w:hAnsi="Calibri" w:cs="Calibri"/>
+        </w:rPr>
+        <w:t>──</w:t>
+      </w:r>
+      <w:r>
+        <w:t xml:space="preserve"> integrations/</w:t>
+      </w:r>
+    </w:p>
+    <w:p>
+      <w:r>
+        <w:t xml:space="preserve">        │   </w:t>
+      </w:r>
+      <w:r>
+        <w:rPr>
+          <w:rFonts w:ascii="Arial" w:hAnsi="Arial" w:cs="Arial"/>
+        </w:rPr>
+        <w:t>├</w:t>
+      </w:r>
+      <w:r>
+        <w:rPr>
+          <w:rFonts w:ascii="Calibri" w:hAnsi="Calibri" w:cs="Calibri"/>
+        </w:rPr>
+        <w:t>──</w:t>
+      </w:r>
+      <w:r>
+        <w:t xml:space="preserve"> </w:t>
+      </w:r>
+      <w:proofErr w:type="spellStart"/>
+      <w:r>
+        <w:t>aws-pca</w:t>
+      </w:r>
+      <w:proofErr w:type="spellEnd"/>
+      <w:r>
+        <w:t>/</w:t>
+      </w:r>
+    </w:p>
+    <w:p>
+      <w:r>
+        <w:t xml:space="preserve">        │   </w:t>
+      </w:r>
+      <w:r>
+        <w:rPr>
+          <w:rFonts w:ascii="Arial" w:hAnsi="Arial" w:cs="Arial"/>
+        </w:rPr>
+        <w:t>├</w:t>
+      </w:r>
+      <w:r>
+        <w:rPr>
+          <w:rFonts w:ascii="Calibri" w:hAnsi="Calibri" w:cs="Calibri"/>
+        </w:rPr>
+        <w:t>──</w:t>
+      </w:r>
+      <w:r>
+        <w:t xml:space="preserve"> </w:t>
+      </w:r>
+      <w:proofErr w:type="spellStart"/>
+      <w:r>
+        <w:t>cloudwatch</w:t>
+      </w:r>
+      <w:proofErr w:type="spellEnd"/>
+      <w:r>
+        <w:t>/</w:t>
+      </w:r>
+    </w:p>
+    <w:p>
+      <w:r>
+        <w:t xml:space="preserve">        │   </w:t>
+      </w:r>
+      <w:r>
+        <w:rPr>
+          <w:rFonts w:ascii="Arial" w:hAnsi="Arial" w:cs="Arial"/>
+        </w:rPr>
+        <w:t>├</w:t>
+      </w:r>
+      <w:r>
+        <w:rPr>
+          <w:rFonts w:ascii="Calibri" w:hAnsi="Calibri" w:cs="Calibri"/>
+        </w:rPr>
+        <w:t>──</w:t>
+      </w:r>
+      <w:r>
+        <w:t xml:space="preserve"> </w:t>
+      </w:r>
+      <w:proofErr w:type="spellStart"/>
+      <w:r>
+        <w:t>xray</w:t>
+      </w:r>
+      <w:proofErr w:type="spellEnd"/>
+      <w:r>
+        <w:t>/</w:t>
+      </w:r>
+    </w:p>
+    <w:p>
+      <w:r>
+        <w:t xml:space="preserve">        │   └── external-</w:t>
+      </w:r>
+      <w:proofErr w:type="spellStart"/>
+      <w:r>
+        <w:t>dns</w:t>
+      </w:r>
+      <w:proofErr w:type="spellEnd"/>
+      <w:r>
+        <w:t>/</w:t>
+      </w:r>
+    </w:p>
+    <w:p>
+      <w:r>
+        <w:t xml:space="preserve">        │</w:t>
+      </w:r>
+    </w:p>
+    <w:p>
+      <w:r>
+        <w:t xml:space="preserve">        └── environments/</w:t>
+      </w:r>
+    </w:p>
+    <w:p>
+      <w:r>
+        <w:t xml:space="preserve">            </w:t>
+      </w:r>
+      <w:r>
+        <w:rPr>
+          <w:rFonts w:ascii="Arial" w:hAnsi="Arial" w:cs="Arial"/>
+        </w:rPr>
+        <w:t>├</w:t>
+      </w:r>
+      <w:r>
+        <w:rPr>
+          <w:rFonts w:ascii="Calibri" w:hAnsi="Calibri" w:cs="Calibri"/>
+        </w:rPr>
+        <w:t>──</w:t>
+      </w:r>
+      <w:r>
+        <w:t xml:space="preserve"> dev/</w:t>
+      </w:r>
+    </w:p>
+    <w:p>
+      <w:r>
+        <w:t xml:space="preserve">            </w:t>
+      </w:r>
+      <w:r>
+        <w:rPr>
+          <w:rFonts w:ascii="Arial" w:hAnsi="Arial" w:cs="Arial"/>
+        </w:rPr>
+        <w:t>├</w:t>
+      </w:r>
+      <w:r>
+        <w:rPr>
+          <w:rFonts w:ascii="Calibri" w:hAnsi="Calibri" w:cs="Calibri"/>
+        </w:rPr>
+        <w:t>──</w:t>
+      </w:r>
+      <w:r>
+        <w:t xml:space="preserve"> stage/</w:t>
+      </w:r>
+    </w:p>
+    <w:p>
+      <w:r>
+        <w:t xml:space="preserve">            └── prod/</w:t>
+      </w:r>
+    </w:p>
+    <w:p>
+      <w:pPr>
+        <w:rPr>
+          <w:rFonts w:ascii="Times New Roman" w:eastAsia="Times New Roman" w:hAnsi="Times New Roman" w:cs="Times New Roman"/>
+          <w:sz w:val="24"/>
+          <w:szCs w:val="24"/>
+          <w:lang w:eastAsia="en-IN"/>
+        </w:rPr>
+      </w:pPr>
+    </w:p>
+    <w:p>
+      <w:pPr>
+        <w:rPr>
+          <w:rFonts w:ascii="Times New Roman" w:eastAsia="Times New Roman" w:hAnsi="Times New Roman" w:cs="Times New Roman"/>
+          <w:sz w:val="24"/>
+          <w:szCs w:val="24"/>
+          <w:lang w:eastAsia="en-IN"/>
+        </w:rPr>
+      </w:pPr>
+    </w:p>
+    <w:p>
+      <w:pPr>
+        <w:rPr>
+          <w:rFonts w:ascii="Times New Roman" w:eastAsia="Times New Roman" w:hAnsi="Times New Roman" w:cs="Times New Roman"/>
+          <w:sz w:val="24"/>
+          <w:szCs w:val="24"/>
+          <w:lang w:eastAsia="en-IN"/>
+        </w:rPr>
+      </w:pPr>
+    </w:p>
+    <w:p>
+      <w:pPr>
+        <w:rPr>
+          <w:rFonts w:ascii="Times New Roman" w:eastAsia="Times New Roman" w:hAnsi="Times New Roman" w:cs="Times New Roman"/>
+          <w:sz w:val="24"/>
+          <w:szCs w:val="24"/>
+          <w:lang w:eastAsia="en-IN"/>
+        </w:rPr>
+      </w:pPr>
+    </w:p>
+    <w:p>
+      <w:pPr>
+        <w:rPr>
+          <w:rFonts w:ascii="Times New Roman" w:eastAsia="Times New Roman" w:hAnsi="Times New Roman" w:cs="Times New Roman"/>
+          <w:sz w:val="24"/>
+          <w:szCs w:val="24"/>
+          <w:lang w:eastAsia="en-IN"/>
+        </w:rPr>
+      </w:pPr>
+    </w:p>
+    <w:p>
+      <w:pPr>
+        <w:rPr>
+          <w:rFonts w:ascii="Times New Roman" w:eastAsia="Times New Roman" w:hAnsi="Times New Roman" w:cs="Times New Roman"/>
+          <w:sz w:val="24"/>
+          <w:szCs w:val="24"/>
+          <w:lang w:eastAsia="en-IN"/>
+        </w:rPr>
+      </w:pPr>
+      <w:r>
+        <w:rPr>
+          <w:rFonts w:ascii="Times New Roman" w:eastAsia="Times New Roman" w:hAnsi="Times New Roman" w:cs="Times New Roman"/>
+          <w:sz w:val="24"/>
+          <w:szCs w:val="24"/>
+          <w:lang w:eastAsia="en-IN"/>
+        </w:rPr>
+        <w:lastRenderedPageBreak/>
+        <w:t>platform/</w:t>
+      </w:r>
+    </w:p>
+    <w:p>
+      <w:pPr>
+        <w:rPr>
+          <w:rFonts w:ascii="Times New Roman" w:eastAsia="Times New Roman" w:hAnsi="Times New Roman" w:cs="Times New Roman"/>
+          <w:sz w:val="24"/>
+          <w:szCs w:val="24"/>
+          <w:lang w:eastAsia="en-IN"/>
+        </w:rPr>
+      </w:pPr>
+      <w:r>
+        <w:rPr>
+          <w:rFonts w:ascii="Times New Roman" w:eastAsia="Times New Roman" w:hAnsi="Times New Roman" w:cs="Times New Roman"/>
+          <w:sz w:val="24"/>
+          <w:szCs w:val="24"/>
+          <w:lang w:eastAsia="en-IN"/>
+        </w:rPr>
+        <w:t xml:space="preserve">└── </w:t>
+      </w:r>
+      <w:proofErr w:type="spellStart"/>
+      <w:r>
+        <w:rPr>
+          <w:rFonts w:ascii="Times New Roman" w:eastAsia="Times New Roman" w:hAnsi="Times New Roman" w:cs="Times New Roman"/>
+          <w:sz w:val="24"/>
+          <w:szCs w:val="24"/>
+          <w:lang w:eastAsia="en-IN"/>
+        </w:rPr>
         <w:t>istio</w:t>
       </w:r>
       <w:proofErr w:type="spellEnd"/>
       <w:r>
-        <w:t xml:space="preserve"> repo structure:</w:t>
-      </w:r>
-      <w:r>
-        <w:br/>
+        <w:rPr>
+          <w:rFonts w:ascii="Times New Roman" w:eastAsia="Times New Roman" w:hAnsi="Times New Roman" w:cs="Times New Roman"/>
+          <w:sz w:val="24"/>
+          <w:szCs w:val="24"/>
+          <w:lang w:eastAsia="en-IN"/>
+        </w:rPr>
+        <w:t>/</w:t>
+      </w:r>
+    </w:p>
+    <w:p>
+      <w:pPr>
+        <w:rPr>
+          <w:rFonts w:ascii="Times New Roman" w:eastAsia="Times New Roman" w:hAnsi="Times New Roman" w:cs="Times New Roman"/>
+          <w:sz w:val="24"/>
+          <w:szCs w:val="24"/>
+          <w:lang w:eastAsia="en-IN"/>
+        </w:rPr>
+      </w:pPr>
+      <w:r>
+        <w:rPr>
+          <w:rFonts w:ascii="Times New Roman" w:eastAsia="Times New Roman" w:hAnsi="Times New Roman" w:cs="Times New Roman"/>
+          <w:sz w:val="24"/>
+          <w:szCs w:val="24"/>
+          <w:lang w:eastAsia="en-IN"/>
+        </w:rPr>
+        <w:t xml:space="preserve">    ├── bootstrap/</w:t>
+      </w:r>
+    </w:p>
+    <w:p>
+      <w:pPr>
+        <w:rPr>
+          <w:rFonts w:ascii="Times New Roman" w:eastAsia="Times New Roman" w:hAnsi="Times New Roman" w:cs="Times New Roman"/>
+          <w:sz w:val="24"/>
+          <w:szCs w:val="24"/>
+          <w:lang w:eastAsia="en-IN"/>
+        </w:rPr>
+      </w:pPr>
+      <w:r>
+        <w:rPr>
+          <w:rFonts w:ascii="Times New Roman" w:eastAsia="Times New Roman" w:hAnsi="Times New Roman" w:cs="Times New Roman"/>
+          <w:sz w:val="24"/>
+          <w:szCs w:val="24"/>
+          <w:lang w:eastAsia="en-IN"/>
+        </w:rPr>
+        <w:t xml:space="preserve">    │   ├── </w:t>
+      </w:r>
+      <w:proofErr w:type="spellStart"/>
+      <w:proofErr w:type="gramStart"/>
+      <w:r>
+        <w:rPr>
+          <w:rFonts w:ascii="Times New Roman" w:eastAsia="Times New Roman" w:hAnsi="Times New Roman" w:cs="Times New Roman"/>
+          <w:sz w:val="24"/>
+          <w:szCs w:val="24"/>
+          <w:lang w:eastAsia="en-IN"/>
+        </w:rPr>
+        <w:t>namespace.yaml</w:t>
+      </w:r>
+      <w:proofErr w:type="spellEnd"/>
+      <w:proofErr w:type="gramEnd"/>
+    </w:p>
+    <w:p>
+      <w:pPr>
+        <w:rPr>
+          <w:rFonts w:ascii="Times New Roman" w:eastAsia="Times New Roman" w:hAnsi="Times New Roman" w:cs="Times New Roman"/>
+          <w:sz w:val="24"/>
+          <w:szCs w:val="24"/>
+          <w:lang w:eastAsia="en-IN"/>
+        </w:rPr>
+      </w:pPr>
+      <w:r>
+        <w:rPr>
+          <w:rFonts w:ascii="Times New Roman" w:eastAsia="Times New Roman" w:hAnsi="Times New Roman" w:cs="Times New Roman"/>
+          <w:sz w:val="24"/>
+          <w:szCs w:val="24"/>
+          <w:lang w:eastAsia="en-IN"/>
+        </w:rPr>
+        <w:t xml:space="preserve">    │   ├── </w:t>
       </w:r>
       <w:proofErr w:type="spellStart"/>
       <w:r>
@@ -2926,47 +3748,7 @@
           <w:szCs w:val="24"/>
           <w:lang w:eastAsia="en-IN"/>
         </w:rPr>
-        <w:t>/</w:t>
-      </w:r>
-    </w:p>
-    <w:p>
-      <w:pPr>
-        <w:spacing w:after="0" w:line="240" w:lineRule="auto"/>
-        <w:rPr>
-          <w:rFonts w:ascii="Times New Roman" w:eastAsia="Times New Roman" w:hAnsi="Times New Roman" w:cs="Times New Roman"/>
-          <w:sz w:val="24"/>
-          <w:szCs w:val="24"/>
-          <w:lang w:eastAsia="en-IN"/>
-        </w:rPr>
-      </w:pPr>
-      <w:r>
-        <w:rPr>
-          <w:rFonts w:ascii="Times New Roman" w:eastAsia="Times New Roman" w:hAnsi="Times New Roman" w:cs="Times New Roman"/>
-          <w:sz w:val="24"/>
-          <w:szCs w:val="24"/>
-          <w:lang w:eastAsia="en-IN"/>
-        </w:rPr>
-        <w:t>├── base/</w:t>
-      </w:r>
-    </w:p>
-    <w:p>
-      <w:pPr>
-        <w:spacing w:after="0" w:line="240" w:lineRule="auto"/>
-        <w:rPr>
-          <w:rFonts w:ascii="Times New Roman" w:eastAsia="Times New Roman" w:hAnsi="Times New Roman" w:cs="Times New Roman"/>
-          <w:sz w:val="24"/>
-          <w:szCs w:val="24"/>
-          <w:lang w:eastAsia="en-IN"/>
-        </w:rPr>
-      </w:pPr>
-      <w:r>
-        <w:rPr>
-          <w:rFonts w:ascii="Times New Roman" w:eastAsia="Times New Roman" w:hAnsi="Times New Roman" w:cs="Times New Roman"/>
-          <w:sz w:val="24"/>
-          <w:szCs w:val="24"/>
-          <w:lang w:eastAsia="en-IN"/>
-        </w:rPr>
-        <w:t xml:space="preserve">│ ├── </w:t>
+        <w:t>-operator-</w:t>
       </w:r>
       <w:proofErr w:type="spellStart"/>
       <w:proofErr w:type="gramStart"/>
@@ -2977,29 +3759,28 @@
           <w:szCs w:val="24"/>
           <w:lang w:eastAsia="en-IN"/>
         </w:rPr>
-        <w:t>namespace.yaml</w:t>
+        <w:t>crds.yaml</w:t>
       </w:r>
       <w:proofErr w:type="spellEnd"/>
       <w:proofErr w:type="gramEnd"/>
     </w:p>
     <w:p>
       <w:pPr>
-        <w:spacing w:after="0" w:line="240" w:lineRule="auto"/>
-        <w:rPr>
-          <w:rFonts w:ascii="Times New Roman" w:eastAsia="Times New Roman" w:hAnsi="Times New Roman" w:cs="Times New Roman"/>
-          <w:sz w:val="24"/>
-          <w:szCs w:val="24"/>
-          <w:lang w:eastAsia="en-IN"/>
-        </w:rPr>
-      </w:pPr>
-      <w:r>
-        <w:rPr>
-          <w:rFonts w:ascii="Times New Roman" w:eastAsia="Times New Roman" w:hAnsi="Times New Roman" w:cs="Times New Roman"/>
-          <w:sz w:val="24"/>
-          <w:szCs w:val="24"/>
-          <w:lang w:eastAsia="en-IN"/>
-        </w:rPr>
-        <w:t xml:space="preserve">│ ├── </w:t>
+        <w:rPr>
+          <w:rFonts w:ascii="Times New Roman" w:eastAsia="Times New Roman" w:hAnsi="Times New Roman" w:cs="Times New Roman"/>
+          <w:sz w:val="24"/>
+          <w:szCs w:val="24"/>
+          <w:lang w:eastAsia="en-IN"/>
+        </w:rPr>
+      </w:pPr>
+      <w:r>
+        <w:rPr>
+          <w:rFonts w:ascii="Times New Roman" w:eastAsia="Times New Roman" w:hAnsi="Times New Roman" w:cs="Times New Roman"/>
+          <w:sz w:val="24"/>
+          <w:szCs w:val="24"/>
+          <w:lang w:eastAsia="en-IN"/>
+        </w:rPr>
+        <w:t xml:space="preserve">    │   └── </w:t>
       </w:r>
       <w:proofErr w:type="spellStart"/>
       <w:proofErr w:type="gramStart"/>
@@ -3010,29 +3791,161 @@
           <w:szCs w:val="24"/>
           <w:lang w:eastAsia="en-IN"/>
         </w:rPr>
-        <w:t>labels.yaml</w:t>
+        <w:t>kustomization.yaml</w:t>
       </w:r>
       <w:proofErr w:type="spellEnd"/>
       <w:proofErr w:type="gramEnd"/>
     </w:p>
     <w:p>
       <w:pPr>
-        <w:spacing w:after="0" w:line="240" w:lineRule="auto"/>
-        <w:rPr>
-          <w:rFonts w:ascii="Times New Roman" w:eastAsia="Times New Roman" w:hAnsi="Times New Roman" w:cs="Times New Roman"/>
-          <w:sz w:val="24"/>
-          <w:szCs w:val="24"/>
-          <w:lang w:eastAsia="en-IN"/>
-        </w:rPr>
-      </w:pPr>
-      <w:r>
-        <w:rPr>
-          <w:rFonts w:ascii="Times New Roman" w:eastAsia="Times New Roman" w:hAnsi="Times New Roman" w:cs="Times New Roman"/>
-          <w:sz w:val="24"/>
-          <w:szCs w:val="24"/>
-          <w:lang w:eastAsia="en-IN"/>
-        </w:rPr>
-        <w:t xml:space="preserve">│ └── </w:t>
+        <w:rPr>
+          <w:rFonts w:ascii="Times New Roman" w:eastAsia="Times New Roman" w:hAnsi="Times New Roman" w:cs="Times New Roman"/>
+          <w:sz w:val="24"/>
+          <w:szCs w:val="24"/>
+          <w:lang w:eastAsia="en-IN"/>
+        </w:rPr>
+      </w:pPr>
+      <w:r>
+        <w:rPr>
+          <w:rFonts w:ascii="Times New Roman" w:eastAsia="Times New Roman" w:hAnsi="Times New Roman" w:cs="Times New Roman"/>
+          <w:sz w:val="24"/>
+          <w:szCs w:val="24"/>
+          <w:lang w:eastAsia="en-IN"/>
+        </w:rPr>
+        <w:t xml:space="preserve">    │</w:t>
+      </w:r>
+    </w:p>
+    <w:p>
+      <w:pPr>
+        <w:rPr>
+          <w:rFonts w:ascii="Times New Roman" w:eastAsia="Times New Roman" w:hAnsi="Times New Roman" w:cs="Times New Roman"/>
+          <w:sz w:val="24"/>
+          <w:szCs w:val="24"/>
+          <w:lang w:eastAsia="en-IN"/>
+        </w:rPr>
+      </w:pPr>
+      <w:r>
+        <w:rPr>
+          <w:rFonts w:ascii="Times New Roman" w:eastAsia="Times New Roman" w:hAnsi="Times New Roman" w:cs="Times New Roman"/>
+          <w:sz w:val="24"/>
+          <w:szCs w:val="24"/>
+          <w:lang w:eastAsia="en-IN"/>
+        </w:rPr>
+        <w:t xml:space="preserve">    ├── base/</w:t>
+      </w:r>
+    </w:p>
+    <w:p>
+      <w:pPr>
+        <w:rPr>
+          <w:rFonts w:ascii="Times New Roman" w:eastAsia="Times New Roman" w:hAnsi="Times New Roman" w:cs="Times New Roman"/>
+          <w:sz w:val="24"/>
+          <w:szCs w:val="24"/>
+          <w:lang w:eastAsia="en-IN"/>
+        </w:rPr>
+      </w:pPr>
+      <w:r>
+        <w:rPr>
+          <w:rFonts w:ascii="Times New Roman" w:eastAsia="Times New Roman" w:hAnsi="Times New Roman" w:cs="Times New Roman"/>
+          <w:sz w:val="24"/>
+          <w:szCs w:val="24"/>
+          <w:lang w:eastAsia="en-IN"/>
+        </w:rPr>
+        <w:t xml:space="preserve">    │   ├── control-plane/</w:t>
+      </w:r>
+    </w:p>
+    <w:p>
+      <w:pPr>
+        <w:rPr>
+          <w:rFonts w:ascii="Times New Roman" w:eastAsia="Times New Roman" w:hAnsi="Times New Roman" w:cs="Times New Roman"/>
+          <w:sz w:val="24"/>
+          <w:szCs w:val="24"/>
+          <w:lang w:eastAsia="en-IN"/>
+        </w:rPr>
+      </w:pPr>
+      <w:r>
+        <w:rPr>
+          <w:rFonts w:ascii="Times New Roman" w:eastAsia="Times New Roman" w:hAnsi="Times New Roman" w:cs="Times New Roman"/>
+          <w:sz w:val="24"/>
+          <w:szCs w:val="24"/>
+          <w:lang w:eastAsia="en-IN"/>
+        </w:rPr>
+        <w:t xml:space="preserve">    │   ├── gateways/</w:t>
+      </w:r>
+    </w:p>
+    <w:p>
+      <w:pPr>
+        <w:rPr>
+          <w:rFonts w:ascii="Times New Roman" w:eastAsia="Times New Roman" w:hAnsi="Times New Roman" w:cs="Times New Roman"/>
+          <w:sz w:val="24"/>
+          <w:szCs w:val="24"/>
+          <w:lang w:eastAsia="en-IN"/>
+        </w:rPr>
+      </w:pPr>
+      <w:r>
+        <w:rPr>
+          <w:rFonts w:ascii="Times New Roman" w:eastAsia="Times New Roman" w:hAnsi="Times New Roman" w:cs="Times New Roman"/>
+          <w:sz w:val="24"/>
+          <w:szCs w:val="24"/>
+          <w:lang w:eastAsia="en-IN"/>
+        </w:rPr>
+        <w:t xml:space="preserve">    │   ├── security/</w:t>
+      </w:r>
+    </w:p>
+    <w:p>
+      <w:pPr>
+        <w:rPr>
+          <w:rFonts w:ascii="Times New Roman" w:eastAsia="Times New Roman" w:hAnsi="Times New Roman" w:cs="Times New Roman"/>
+          <w:sz w:val="24"/>
+          <w:szCs w:val="24"/>
+          <w:lang w:eastAsia="en-IN"/>
+        </w:rPr>
+      </w:pPr>
+      <w:r>
+        <w:rPr>
+          <w:rFonts w:ascii="Times New Roman" w:eastAsia="Times New Roman" w:hAnsi="Times New Roman" w:cs="Times New Roman"/>
+          <w:sz w:val="24"/>
+          <w:szCs w:val="24"/>
+          <w:lang w:eastAsia="en-IN"/>
+        </w:rPr>
+        <w:t xml:space="preserve">    │   ├── telemetry/</w:t>
+      </w:r>
+    </w:p>
+    <w:p>
+      <w:pPr>
+        <w:rPr>
+          <w:rFonts w:ascii="Times New Roman" w:eastAsia="Times New Roman" w:hAnsi="Times New Roman" w:cs="Times New Roman"/>
+          <w:sz w:val="24"/>
+          <w:szCs w:val="24"/>
+          <w:lang w:eastAsia="en-IN"/>
+        </w:rPr>
+      </w:pPr>
+      <w:r>
+        <w:rPr>
+          <w:rFonts w:ascii="Times New Roman" w:eastAsia="Times New Roman" w:hAnsi="Times New Roman" w:cs="Times New Roman"/>
+          <w:sz w:val="24"/>
+          <w:szCs w:val="24"/>
+          <w:lang w:eastAsia="en-IN"/>
+        </w:rPr>
+        <w:t xml:space="preserve">    │   ├── policies/</w:t>
+      </w:r>
+    </w:p>
+    <w:p>
+      <w:pPr>
+        <w:rPr>
+          <w:rFonts w:ascii="Times New Roman" w:eastAsia="Times New Roman" w:hAnsi="Times New Roman" w:cs="Times New Roman"/>
+          <w:sz w:val="24"/>
+          <w:szCs w:val="24"/>
+          <w:lang w:eastAsia="en-IN"/>
+        </w:rPr>
+      </w:pPr>
+      <w:r>
+        <w:rPr>
+          <w:rFonts w:ascii="Times New Roman" w:eastAsia="Times New Roman" w:hAnsi="Times New Roman" w:cs="Times New Roman"/>
+          <w:sz w:val="24"/>
+          <w:szCs w:val="24"/>
+          <w:lang w:eastAsia="en-IN"/>
+        </w:rPr>
+        <w:t xml:space="preserve">    │   └── </w:t>
       </w:r>
       <w:proofErr w:type="spellStart"/>
       <w:proofErr w:type="gramStart"/>
@@ -3050,73 +3963,217 @@
     </w:p>
     <w:p>
       <w:pPr>
-        <w:spacing w:after="0" w:line="240" w:lineRule="auto"/>
-        <w:rPr>
-          <w:rFonts w:ascii="Times New Roman" w:eastAsia="Times New Roman" w:hAnsi="Times New Roman" w:cs="Times New Roman"/>
-          <w:sz w:val="24"/>
-          <w:szCs w:val="24"/>
-          <w:lang w:eastAsia="en-IN"/>
-        </w:rPr>
-      </w:pPr>
-      <w:r>
-        <w:rPr>
-          <w:rFonts w:ascii="Times New Roman" w:eastAsia="Times New Roman" w:hAnsi="Times New Roman" w:cs="Times New Roman"/>
-          <w:sz w:val="24"/>
-          <w:szCs w:val="24"/>
-          <w:lang w:eastAsia="en-IN"/>
-        </w:rPr>
-        <w:t>│</w:t>
-      </w:r>
-    </w:p>
-    <w:p>
-      <w:pPr>
-        <w:spacing w:after="0" w:line="240" w:lineRule="auto"/>
-        <w:rPr>
-          <w:rFonts w:ascii="Times New Roman" w:eastAsia="Times New Roman" w:hAnsi="Times New Roman" w:cs="Times New Roman"/>
-          <w:sz w:val="24"/>
-          <w:szCs w:val="24"/>
-          <w:lang w:eastAsia="en-IN"/>
-        </w:rPr>
-      </w:pPr>
-      <w:r>
-        <w:rPr>
-          <w:rFonts w:ascii="Times New Roman" w:eastAsia="Times New Roman" w:hAnsi="Times New Roman" w:cs="Times New Roman"/>
-          <w:sz w:val="24"/>
-          <w:szCs w:val="24"/>
-          <w:lang w:eastAsia="en-IN"/>
-        </w:rPr>
-        <w:t>├── control-plane/</w:t>
-      </w:r>
-    </w:p>
-    <w:p>
-      <w:pPr>
-        <w:spacing w:after="0" w:line="240" w:lineRule="auto"/>
-        <w:rPr>
-          <w:rFonts w:ascii="Times New Roman" w:eastAsia="Times New Roman" w:hAnsi="Times New Roman" w:cs="Times New Roman"/>
-          <w:sz w:val="24"/>
-          <w:szCs w:val="24"/>
-          <w:lang w:eastAsia="en-IN"/>
-        </w:rPr>
-      </w:pPr>
-      <w:r>
-        <w:rPr>
-          <w:rFonts w:ascii="Times New Roman" w:eastAsia="Times New Roman" w:hAnsi="Times New Roman" w:cs="Times New Roman"/>
-          <w:sz w:val="24"/>
-          <w:szCs w:val="24"/>
-          <w:lang w:eastAsia="en-IN"/>
-        </w:rPr>
-        <w:t xml:space="preserve">│ ├── </w:t>
-      </w:r>
-      <w:proofErr w:type="spellStart"/>
-      <w:r>
-        <w:rPr>
-          <w:rFonts w:ascii="Times New Roman" w:eastAsia="Times New Roman" w:hAnsi="Times New Roman" w:cs="Times New Roman"/>
-          <w:sz w:val="24"/>
-          <w:szCs w:val="24"/>
-          <w:lang w:eastAsia="en-IN"/>
-        </w:rPr>
-        <w:t>istiod-</w:t>
-      </w:r>
+        <w:rPr>
+          <w:rFonts w:ascii="Times New Roman" w:eastAsia="Times New Roman" w:hAnsi="Times New Roman" w:cs="Times New Roman"/>
+          <w:sz w:val="24"/>
+          <w:szCs w:val="24"/>
+          <w:lang w:eastAsia="en-IN"/>
+        </w:rPr>
+      </w:pPr>
+      <w:r>
+        <w:rPr>
+          <w:rFonts w:ascii="Times New Roman" w:eastAsia="Times New Roman" w:hAnsi="Times New Roman" w:cs="Times New Roman"/>
+          <w:sz w:val="24"/>
+          <w:szCs w:val="24"/>
+          <w:lang w:eastAsia="en-IN"/>
+        </w:rPr>
+        <w:t xml:space="preserve">    │</w:t>
+      </w:r>
+    </w:p>
+    <w:p>
+      <w:pPr>
+        <w:rPr>
+          <w:rFonts w:ascii="Times New Roman" w:eastAsia="Times New Roman" w:hAnsi="Times New Roman" w:cs="Times New Roman"/>
+          <w:sz w:val="24"/>
+          <w:szCs w:val="24"/>
+          <w:lang w:eastAsia="en-IN"/>
+        </w:rPr>
+      </w:pPr>
+      <w:r>
+        <w:rPr>
+          <w:rFonts w:ascii="Times New Roman" w:eastAsia="Times New Roman" w:hAnsi="Times New Roman" w:cs="Times New Roman"/>
+          <w:sz w:val="24"/>
+          <w:szCs w:val="24"/>
+          <w:lang w:eastAsia="en-IN"/>
+        </w:rPr>
+        <w:t xml:space="preserve">    ├── </w:t>
+      </w:r>
+      <w:proofErr w:type="spellStart"/>
+      <w:r>
+        <w:rPr>
+          <w:rFonts w:ascii="Times New Roman" w:eastAsia="Times New Roman" w:hAnsi="Times New Roman" w:cs="Times New Roman"/>
+          <w:sz w:val="24"/>
+          <w:szCs w:val="24"/>
+          <w:lang w:eastAsia="en-IN"/>
+        </w:rPr>
+        <w:t>addons</w:t>
+      </w:r>
+      <w:proofErr w:type="spellEnd"/>
+      <w:r>
+        <w:rPr>
+          <w:rFonts w:ascii="Times New Roman" w:eastAsia="Times New Roman" w:hAnsi="Times New Roman" w:cs="Times New Roman"/>
+          <w:sz w:val="24"/>
+          <w:szCs w:val="24"/>
+          <w:lang w:eastAsia="en-IN"/>
+        </w:rPr>
+        <w:t>/</w:t>
+      </w:r>
+    </w:p>
+    <w:p>
+      <w:pPr>
+        <w:rPr>
+          <w:rFonts w:ascii="Times New Roman" w:eastAsia="Times New Roman" w:hAnsi="Times New Roman" w:cs="Times New Roman"/>
+          <w:sz w:val="24"/>
+          <w:szCs w:val="24"/>
+          <w:lang w:eastAsia="en-IN"/>
+        </w:rPr>
+      </w:pPr>
+      <w:r>
+        <w:rPr>
+          <w:rFonts w:ascii="Times New Roman" w:eastAsia="Times New Roman" w:hAnsi="Times New Roman" w:cs="Times New Roman"/>
+          <w:sz w:val="24"/>
+          <w:szCs w:val="24"/>
+          <w:lang w:eastAsia="en-IN"/>
+        </w:rPr>
+        <w:t xml:space="preserve">    │   ├── </w:t>
+      </w:r>
+      <w:proofErr w:type="spellStart"/>
+      <w:r>
+        <w:rPr>
+          <w:rFonts w:ascii="Times New Roman" w:eastAsia="Times New Roman" w:hAnsi="Times New Roman" w:cs="Times New Roman"/>
+          <w:sz w:val="24"/>
+          <w:szCs w:val="24"/>
+          <w:lang w:eastAsia="en-IN"/>
+        </w:rPr>
+        <w:t>kiali</w:t>
+      </w:r>
+      <w:proofErr w:type="spellEnd"/>
+      <w:r>
+        <w:rPr>
+          <w:rFonts w:ascii="Times New Roman" w:eastAsia="Times New Roman" w:hAnsi="Times New Roman" w:cs="Times New Roman"/>
+          <w:sz w:val="24"/>
+          <w:szCs w:val="24"/>
+          <w:lang w:eastAsia="en-IN"/>
+        </w:rPr>
+        <w:t>/</w:t>
+      </w:r>
+    </w:p>
+    <w:p>
+      <w:pPr>
+        <w:rPr>
+          <w:rFonts w:ascii="Times New Roman" w:eastAsia="Times New Roman" w:hAnsi="Times New Roman" w:cs="Times New Roman"/>
+          <w:sz w:val="24"/>
+          <w:szCs w:val="24"/>
+          <w:lang w:eastAsia="en-IN"/>
+        </w:rPr>
+      </w:pPr>
+      <w:r>
+        <w:rPr>
+          <w:rFonts w:ascii="Times New Roman" w:eastAsia="Times New Roman" w:hAnsi="Times New Roman" w:cs="Times New Roman"/>
+          <w:sz w:val="24"/>
+          <w:szCs w:val="24"/>
+          <w:lang w:eastAsia="en-IN"/>
+        </w:rPr>
+        <w:t xml:space="preserve">    │   ├── jaeger/</w:t>
+      </w:r>
+    </w:p>
+    <w:p>
+      <w:pPr>
+        <w:rPr>
+          <w:rFonts w:ascii="Times New Roman" w:eastAsia="Times New Roman" w:hAnsi="Times New Roman" w:cs="Times New Roman"/>
+          <w:sz w:val="24"/>
+          <w:szCs w:val="24"/>
+          <w:lang w:eastAsia="en-IN"/>
+        </w:rPr>
+      </w:pPr>
+      <w:r>
+        <w:rPr>
+          <w:rFonts w:ascii="Times New Roman" w:eastAsia="Times New Roman" w:hAnsi="Times New Roman" w:cs="Times New Roman"/>
+          <w:sz w:val="24"/>
+          <w:szCs w:val="24"/>
+          <w:lang w:eastAsia="en-IN"/>
+        </w:rPr>
+        <w:t xml:space="preserve">    │   ├── </w:t>
+      </w:r>
+      <w:proofErr w:type="spellStart"/>
+      <w:r>
+        <w:rPr>
+          <w:rFonts w:ascii="Times New Roman" w:eastAsia="Times New Roman" w:hAnsi="Times New Roman" w:cs="Times New Roman"/>
+          <w:sz w:val="24"/>
+          <w:szCs w:val="24"/>
+          <w:lang w:eastAsia="en-IN"/>
+        </w:rPr>
+        <w:t>grafana</w:t>
+      </w:r>
+      <w:proofErr w:type="spellEnd"/>
+      <w:r>
+        <w:rPr>
+          <w:rFonts w:ascii="Times New Roman" w:eastAsia="Times New Roman" w:hAnsi="Times New Roman" w:cs="Times New Roman"/>
+          <w:sz w:val="24"/>
+          <w:szCs w:val="24"/>
+          <w:lang w:eastAsia="en-IN"/>
+        </w:rPr>
+        <w:t>/</w:t>
+      </w:r>
+    </w:p>
+    <w:p>
+      <w:pPr>
+        <w:rPr>
+          <w:rFonts w:ascii="Times New Roman" w:eastAsia="Times New Roman" w:hAnsi="Times New Roman" w:cs="Times New Roman"/>
+          <w:sz w:val="24"/>
+          <w:szCs w:val="24"/>
+          <w:lang w:eastAsia="en-IN"/>
+        </w:rPr>
+      </w:pPr>
+      <w:r>
+        <w:rPr>
+          <w:rFonts w:ascii="Times New Roman" w:eastAsia="Times New Roman" w:hAnsi="Times New Roman" w:cs="Times New Roman"/>
+          <w:sz w:val="24"/>
+          <w:szCs w:val="24"/>
+          <w:lang w:eastAsia="en-IN"/>
+        </w:rPr>
+        <w:t xml:space="preserve">    │   ├── </w:t>
+      </w:r>
+      <w:proofErr w:type="spellStart"/>
+      <w:r>
+        <w:rPr>
+          <w:rFonts w:ascii="Times New Roman" w:eastAsia="Times New Roman" w:hAnsi="Times New Roman" w:cs="Times New Roman"/>
+          <w:sz w:val="24"/>
+          <w:szCs w:val="24"/>
+          <w:lang w:eastAsia="en-IN"/>
+        </w:rPr>
+        <w:t>prometheus</w:t>
+      </w:r>
+      <w:proofErr w:type="spellEnd"/>
+      <w:r>
+        <w:rPr>
+          <w:rFonts w:ascii="Times New Roman" w:eastAsia="Times New Roman" w:hAnsi="Times New Roman" w:cs="Times New Roman"/>
+          <w:sz w:val="24"/>
+          <w:szCs w:val="24"/>
+          <w:lang w:eastAsia="en-IN"/>
+        </w:rPr>
+        <w:t>/</w:t>
+      </w:r>
+    </w:p>
+    <w:p>
+      <w:pPr>
+        <w:rPr>
+          <w:rFonts w:ascii="Times New Roman" w:eastAsia="Times New Roman" w:hAnsi="Times New Roman" w:cs="Times New Roman"/>
+          <w:sz w:val="24"/>
+          <w:szCs w:val="24"/>
+          <w:lang w:eastAsia="en-IN"/>
+        </w:rPr>
+      </w:pPr>
+      <w:r>
+        <w:rPr>
+          <w:rFonts w:ascii="Times New Roman" w:eastAsia="Times New Roman" w:hAnsi="Times New Roman" w:cs="Times New Roman"/>
+          <w:sz w:val="24"/>
+          <w:szCs w:val="24"/>
+          <w:lang w:eastAsia="en-IN"/>
+        </w:rPr>
+        <w:t xml:space="preserve">    │   └── </w:t>
+      </w:r>
+      <w:proofErr w:type="spellStart"/>
       <w:proofErr w:type="gramStart"/>
       <w:r>
         <w:rPr>
@@ -3125,29 +4182,123 @@
           <w:szCs w:val="24"/>
           <w:lang w:eastAsia="en-IN"/>
         </w:rPr>
-        <w:t>values.yaml</w:t>
+        <w:t>kustomization.yaml</w:t>
       </w:r>
       <w:proofErr w:type="spellEnd"/>
       <w:proofErr w:type="gramEnd"/>
     </w:p>
     <w:p>
       <w:pPr>
-        <w:spacing w:after="0" w:line="240" w:lineRule="auto"/>
-        <w:rPr>
-          <w:rFonts w:ascii="Times New Roman" w:eastAsia="Times New Roman" w:hAnsi="Times New Roman" w:cs="Times New Roman"/>
-          <w:sz w:val="24"/>
-          <w:szCs w:val="24"/>
-          <w:lang w:eastAsia="en-IN"/>
-        </w:rPr>
-      </w:pPr>
-      <w:r>
-        <w:rPr>
-          <w:rFonts w:ascii="Times New Roman" w:eastAsia="Times New Roman" w:hAnsi="Times New Roman" w:cs="Times New Roman"/>
-          <w:sz w:val="24"/>
-          <w:szCs w:val="24"/>
-          <w:lang w:eastAsia="en-IN"/>
-        </w:rPr>
-        <w:t>│ ├── helm-</w:t>
+        <w:rPr>
+          <w:rFonts w:ascii="Times New Roman" w:eastAsia="Times New Roman" w:hAnsi="Times New Roman" w:cs="Times New Roman"/>
+          <w:sz w:val="24"/>
+          <w:szCs w:val="24"/>
+          <w:lang w:eastAsia="en-IN"/>
+        </w:rPr>
+      </w:pPr>
+      <w:r>
+        <w:rPr>
+          <w:rFonts w:ascii="Times New Roman" w:eastAsia="Times New Roman" w:hAnsi="Times New Roman" w:cs="Times New Roman"/>
+          <w:sz w:val="24"/>
+          <w:szCs w:val="24"/>
+          <w:lang w:eastAsia="en-IN"/>
+        </w:rPr>
+        <w:t xml:space="preserve">    │</w:t>
+      </w:r>
+    </w:p>
+    <w:p>
+      <w:pPr>
+        <w:rPr>
+          <w:rFonts w:ascii="Times New Roman" w:eastAsia="Times New Roman" w:hAnsi="Times New Roman" w:cs="Times New Roman"/>
+          <w:sz w:val="24"/>
+          <w:szCs w:val="24"/>
+          <w:lang w:eastAsia="en-IN"/>
+        </w:rPr>
+      </w:pPr>
+      <w:r>
+        <w:rPr>
+          <w:rFonts w:ascii="Times New Roman" w:eastAsia="Times New Roman" w:hAnsi="Times New Roman" w:cs="Times New Roman"/>
+          <w:sz w:val="24"/>
+          <w:szCs w:val="24"/>
+          <w:lang w:eastAsia="en-IN"/>
+        </w:rPr>
+        <w:t xml:space="preserve">    ├── policies/</w:t>
+      </w:r>
+    </w:p>
+    <w:p>
+      <w:pPr>
+        <w:rPr>
+          <w:rFonts w:ascii="Times New Roman" w:eastAsia="Times New Roman" w:hAnsi="Times New Roman" w:cs="Times New Roman"/>
+          <w:sz w:val="24"/>
+          <w:szCs w:val="24"/>
+          <w:lang w:eastAsia="en-IN"/>
+        </w:rPr>
+      </w:pPr>
+      <w:r>
+        <w:rPr>
+          <w:rFonts w:ascii="Times New Roman" w:eastAsia="Times New Roman" w:hAnsi="Times New Roman" w:cs="Times New Roman"/>
+          <w:sz w:val="24"/>
+          <w:szCs w:val="24"/>
+          <w:lang w:eastAsia="en-IN"/>
+        </w:rPr>
+        <w:t xml:space="preserve">    │   ├── global/</w:t>
+      </w:r>
+    </w:p>
+    <w:p>
+      <w:pPr>
+        <w:rPr>
+          <w:rFonts w:ascii="Times New Roman" w:eastAsia="Times New Roman" w:hAnsi="Times New Roman" w:cs="Times New Roman"/>
+          <w:sz w:val="24"/>
+          <w:szCs w:val="24"/>
+          <w:lang w:eastAsia="en-IN"/>
+        </w:rPr>
+      </w:pPr>
+      <w:r>
+        <w:rPr>
+          <w:rFonts w:ascii="Times New Roman" w:eastAsia="Times New Roman" w:hAnsi="Times New Roman" w:cs="Times New Roman"/>
+          <w:sz w:val="24"/>
+          <w:szCs w:val="24"/>
+          <w:lang w:eastAsia="en-IN"/>
+        </w:rPr>
+        <w:t xml:space="preserve">    │   ├── namespaces/</w:t>
+      </w:r>
+    </w:p>
+    <w:p>
+      <w:pPr>
+        <w:rPr>
+          <w:rFonts w:ascii="Times New Roman" w:eastAsia="Times New Roman" w:hAnsi="Times New Roman" w:cs="Times New Roman"/>
+          <w:sz w:val="24"/>
+          <w:szCs w:val="24"/>
+          <w:lang w:eastAsia="en-IN"/>
+        </w:rPr>
+      </w:pPr>
+      <w:r>
+        <w:rPr>
+          <w:rFonts w:ascii="Times New Roman" w:eastAsia="Times New Roman" w:hAnsi="Times New Roman" w:cs="Times New Roman"/>
+          <w:sz w:val="24"/>
+          <w:szCs w:val="24"/>
+          <w:lang w:eastAsia="en-IN"/>
+        </w:rPr>
+        <w:t xml:space="preserve">    │   ├── workloads/</w:t>
+      </w:r>
+    </w:p>
+    <w:p>
+      <w:pPr>
+        <w:rPr>
+          <w:rFonts w:ascii="Times New Roman" w:eastAsia="Times New Roman" w:hAnsi="Times New Roman" w:cs="Times New Roman"/>
+          <w:sz w:val="24"/>
+          <w:szCs w:val="24"/>
+          <w:lang w:eastAsia="en-IN"/>
+        </w:rPr>
+      </w:pPr>
+      <w:r>
+        <w:rPr>
+          <w:rFonts w:ascii="Times New Roman" w:eastAsia="Times New Roman" w:hAnsi="Times New Roman" w:cs="Times New Roman"/>
+          <w:sz w:val="24"/>
+          <w:szCs w:val="24"/>
+          <w:lang w:eastAsia="en-IN"/>
+        </w:rPr>
+        <w:t xml:space="preserve">    │   └── </w:t>
       </w:r>
       <w:proofErr w:type="spellStart"/>
       <w:proofErr w:type="gramStart"/>
@@ -3158,29 +4309,315 @@
           <w:szCs w:val="24"/>
           <w:lang w:eastAsia="en-IN"/>
         </w:rPr>
-        <w:t>release.yaml</w:t>
+        <w:t>kustomization.yaml</w:t>
       </w:r>
       <w:proofErr w:type="spellEnd"/>
       <w:proofErr w:type="gramEnd"/>
     </w:p>
     <w:p>
       <w:pPr>
-        <w:spacing w:after="0" w:line="240" w:lineRule="auto"/>
-        <w:rPr>
-          <w:rFonts w:ascii="Times New Roman" w:eastAsia="Times New Roman" w:hAnsi="Times New Roman" w:cs="Times New Roman"/>
-          <w:sz w:val="24"/>
-          <w:szCs w:val="24"/>
-          <w:lang w:eastAsia="en-IN"/>
-        </w:rPr>
-      </w:pPr>
-      <w:r>
-        <w:rPr>
-          <w:rFonts w:ascii="Times New Roman" w:eastAsia="Times New Roman" w:hAnsi="Times New Roman" w:cs="Times New Roman"/>
-          <w:sz w:val="24"/>
-          <w:szCs w:val="24"/>
-          <w:lang w:eastAsia="en-IN"/>
-        </w:rPr>
-        <w:t xml:space="preserve">│ └── </w:t>
+        <w:rPr>
+          <w:rFonts w:ascii="Times New Roman" w:eastAsia="Times New Roman" w:hAnsi="Times New Roman" w:cs="Times New Roman"/>
+          <w:sz w:val="24"/>
+          <w:szCs w:val="24"/>
+          <w:lang w:eastAsia="en-IN"/>
+        </w:rPr>
+      </w:pPr>
+      <w:r>
+        <w:rPr>
+          <w:rFonts w:ascii="Times New Roman" w:eastAsia="Times New Roman" w:hAnsi="Times New Roman" w:cs="Times New Roman"/>
+          <w:sz w:val="24"/>
+          <w:szCs w:val="24"/>
+          <w:lang w:eastAsia="en-IN"/>
+        </w:rPr>
+        <w:t xml:space="preserve">    │</w:t>
+      </w:r>
+    </w:p>
+    <w:p>
+      <w:pPr>
+        <w:rPr>
+          <w:rFonts w:ascii="Times New Roman" w:eastAsia="Times New Roman" w:hAnsi="Times New Roman" w:cs="Times New Roman"/>
+          <w:sz w:val="24"/>
+          <w:szCs w:val="24"/>
+          <w:lang w:eastAsia="en-IN"/>
+        </w:rPr>
+      </w:pPr>
+      <w:r>
+        <w:rPr>
+          <w:rFonts w:ascii="Times New Roman" w:eastAsia="Times New Roman" w:hAnsi="Times New Roman" w:cs="Times New Roman"/>
+          <w:sz w:val="24"/>
+          <w:szCs w:val="24"/>
+          <w:lang w:eastAsia="en-IN"/>
+        </w:rPr>
+        <w:t xml:space="preserve">    ├── gateways/</w:t>
+      </w:r>
+    </w:p>
+    <w:p>
+      <w:pPr>
+        <w:rPr>
+          <w:rFonts w:ascii="Times New Roman" w:eastAsia="Times New Roman" w:hAnsi="Times New Roman" w:cs="Times New Roman"/>
+          <w:sz w:val="24"/>
+          <w:szCs w:val="24"/>
+          <w:lang w:eastAsia="en-IN"/>
+        </w:rPr>
+      </w:pPr>
+      <w:r>
+        <w:rPr>
+          <w:rFonts w:ascii="Times New Roman" w:eastAsia="Times New Roman" w:hAnsi="Times New Roman" w:cs="Times New Roman"/>
+          <w:sz w:val="24"/>
+          <w:szCs w:val="24"/>
+          <w:lang w:eastAsia="en-IN"/>
+        </w:rPr>
+        <w:t xml:space="preserve">    │   ├── north-south/</w:t>
+      </w:r>
+    </w:p>
+    <w:p>
+      <w:pPr>
+        <w:rPr>
+          <w:rFonts w:ascii="Times New Roman" w:eastAsia="Times New Roman" w:hAnsi="Times New Roman" w:cs="Times New Roman"/>
+          <w:sz w:val="24"/>
+          <w:szCs w:val="24"/>
+          <w:lang w:eastAsia="en-IN"/>
+        </w:rPr>
+      </w:pPr>
+      <w:r>
+        <w:rPr>
+          <w:rFonts w:ascii="Times New Roman" w:eastAsia="Times New Roman" w:hAnsi="Times New Roman" w:cs="Times New Roman"/>
+          <w:sz w:val="24"/>
+          <w:szCs w:val="24"/>
+          <w:lang w:eastAsia="en-IN"/>
+        </w:rPr>
+        <w:lastRenderedPageBreak/>
+        <w:t xml:space="preserve">    │   ├── east-west/</w:t>
+      </w:r>
+    </w:p>
+    <w:p>
+      <w:pPr>
+        <w:rPr>
+          <w:rFonts w:ascii="Times New Roman" w:eastAsia="Times New Roman" w:hAnsi="Times New Roman" w:cs="Times New Roman"/>
+          <w:sz w:val="24"/>
+          <w:szCs w:val="24"/>
+          <w:lang w:eastAsia="en-IN"/>
+        </w:rPr>
+      </w:pPr>
+      <w:r>
+        <w:rPr>
+          <w:rFonts w:ascii="Times New Roman" w:eastAsia="Times New Roman" w:hAnsi="Times New Roman" w:cs="Times New Roman"/>
+          <w:sz w:val="24"/>
+          <w:szCs w:val="24"/>
+          <w:lang w:eastAsia="en-IN"/>
+        </w:rPr>
+        <w:t xml:space="preserve">    │   ├── internal/</w:t>
+      </w:r>
+    </w:p>
+    <w:p>
+      <w:pPr>
+        <w:rPr>
+          <w:rFonts w:ascii="Times New Roman" w:eastAsia="Times New Roman" w:hAnsi="Times New Roman" w:cs="Times New Roman"/>
+          <w:sz w:val="24"/>
+          <w:szCs w:val="24"/>
+          <w:lang w:eastAsia="en-IN"/>
+        </w:rPr>
+      </w:pPr>
+      <w:r>
+        <w:rPr>
+          <w:rFonts w:ascii="Times New Roman" w:eastAsia="Times New Roman" w:hAnsi="Times New Roman" w:cs="Times New Roman"/>
+          <w:sz w:val="24"/>
+          <w:szCs w:val="24"/>
+          <w:lang w:eastAsia="en-IN"/>
+        </w:rPr>
+        <w:t xml:space="preserve">    │   ├── external/</w:t>
+      </w:r>
+    </w:p>
+    <w:p>
+      <w:pPr>
+        <w:rPr>
+          <w:rFonts w:ascii="Times New Roman" w:eastAsia="Times New Roman" w:hAnsi="Times New Roman" w:cs="Times New Roman"/>
+          <w:sz w:val="24"/>
+          <w:szCs w:val="24"/>
+          <w:lang w:eastAsia="en-IN"/>
+        </w:rPr>
+      </w:pPr>
+      <w:r>
+        <w:rPr>
+          <w:rFonts w:ascii="Times New Roman" w:eastAsia="Times New Roman" w:hAnsi="Times New Roman" w:cs="Times New Roman"/>
+          <w:sz w:val="24"/>
+          <w:szCs w:val="24"/>
+          <w:lang w:eastAsia="en-IN"/>
+        </w:rPr>
+        <w:t xml:space="preserve">    │   └── shared/</w:t>
+      </w:r>
+    </w:p>
+    <w:p>
+      <w:pPr>
+        <w:rPr>
+          <w:rFonts w:ascii="Times New Roman" w:eastAsia="Times New Roman" w:hAnsi="Times New Roman" w:cs="Times New Roman"/>
+          <w:sz w:val="24"/>
+          <w:szCs w:val="24"/>
+          <w:lang w:eastAsia="en-IN"/>
+        </w:rPr>
+      </w:pPr>
+      <w:r>
+        <w:rPr>
+          <w:rFonts w:ascii="Times New Roman" w:eastAsia="Times New Roman" w:hAnsi="Times New Roman" w:cs="Times New Roman"/>
+          <w:sz w:val="24"/>
+          <w:szCs w:val="24"/>
+          <w:lang w:eastAsia="en-IN"/>
+        </w:rPr>
+        <w:t xml:space="preserve">    │</w:t>
+      </w:r>
+    </w:p>
+    <w:p>
+      <w:pPr>
+        <w:rPr>
+          <w:rFonts w:ascii="Times New Roman" w:eastAsia="Times New Roman" w:hAnsi="Times New Roman" w:cs="Times New Roman"/>
+          <w:sz w:val="24"/>
+          <w:szCs w:val="24"/>
+          <w:lang w:eastAsia="en-IN"/>
+        </w:rPr>
+      </w:pPr>
+      <w:r>
+        <w:rPr>
+          <w:rFonts w:ascii="Times New Roman" w:eastAsia="Times New Roman" w:hAnsi="Times New Roman" w:cs="Times New Roman"/>
+          <w:sz w:val="24"/>
+          <w:szCs w:val="24"/>
+          <w:lang w:eastAsia="en-IN"/>
+        </w:rPr>
+        <w:t xml:space="preserve">    ├── security/</w:t>
+      </w:r>
+    </w:p>
+    <w:p>
+      <w:pPr>
+        <w:rPr>
+          <w:rFonts w:ascii="Times New Roman" w:eastAsia="Times New Roman" w:hAnsi="Times New Roman" w:cs="Times New Roman"/>
+          <w:sz w:val="24"/>
+          <w:szCs w:val="24"/>
+          <w:lang w:eastAsia="en-IN"/>
+        </w:rPr>
+      </w:pPr>
+      <w:r>
+        <w:rPr>
+          <w:rFonts w:ascii="Times New Roman" w:eastAsia="Times New Roman" w:hAnsi="Times New Roman" w:cs="Times New Roman"/>
+          <w:sz w:val="24"/>
+          <w:szCs w:val="24"/>
+          <w:lang w:eastAsia="en-IN"/>
+        </w:rPr>
+        <w:t xml:space="preserve">    │   ├── </w:t>
+      </w:r>
+      <w:proofErr w:type="spellStart"/>
+      <w:r>
+        <w:rPr>
+          <w:rFonts w:ascii="Times New Roman" w:eastAsia="Times New Roman" w:hAnsi="Times New Roman" w:cs="Times New Roman"/>
+          <w:sz w:val="24"/>
+          <w:szCs w:val="24"/>
+          <w:lang w:eastAsia="en-IN"/>
+        </w:rPr>
+        <w:t>mtls</w:t>
+      </w:r>
+      <w:proofErr w:type="spellEnd"/>
+      <w:r>
+        <w:rPr>
+          <w:rFonts w:ascii="Times New Roman" w:eastAsia="Times New Roman" w:hAnsi="Times New Roman" w:cs="Times New Roman"/>
+          <w:sz w:val="24"/>
+          <w:szCs w:val="24"/>
+          <w:lang w:eastAsia="en-IN"/>
+        </w:rPr>
+        <w:t>/</w:t>
+      </w:r>
+    </w:p>
+    <w:p>
+      <w:pPr>
+        <w:rPr>
+          <w:rFonts w:ascii="Times New Roman" w:eastAsia="Times New Roman" w:hAnsi="Times New Roman" w:cs="Times New Roman"/>
+          <w:sz w:val="24"/>
+          <w:szCs w:val="24"/>
+          <w:lang w:eastAsia="en-IN"/>
+        </w:rPr>
+      </w:pPr>
+      <w:r>
+        <w:rPr>
+          <w:rFonts w:ascii="Times New Roman" w:eastAsia="Times New Roman" w:hAnsi="Times New Roman" w:cs="Times New Roman"/>
+          <w:sz w:val="24"/>
+          <w:szCs w:val="24"/>
+          <w:lang w:eastAsia="en-IN"/>
+        </w:rPr>
+        <w:t xml:space="preserve">    │   ├── authorization/</w:t>
+      </w:r>
+    </w:p>
+    <w:p>
+      <w:pPr>
+        <w:rPr>
+          <w:rFonts w:ascii="Times New Roman" w:eastAsia="Times New Roman" w:hAnsi="Times New Roman" w:cs="Times New Roman"/>
+          <w:sz w:val="24"/>
+          <w:szCs w:val="24"/>
+          <w:lang w:eastAsia="en-IN"/>
+        </w:rPr>
+      </w:pPr>
+      <w:r>
+        <w:rPr>
+          <w:rFonts w:ascii="Times New Roman" w:eastAsia="Times New Roman" w:hAnsi="Times New Roman" w:cs="Times New Roman"/>
+          <w:sz w:val="24"/>
+          <w:szCs w:val="24"/>
+          <w:lang w:eastAsia="en-IN"/>
+        </w:rPr>
+        <w:t xml:space="preserve">    │   ├── authentication/</w:t>
+      </w:r>
+    </w:p>
+    <w:p>
+      <w:pPr>
+        <w:rPr>
+          <w:rFonts w:ascii="Times New Roman" w:eastAsia="Times New Roman" w:hAnsi="Times New Roman" w:cs="Times New Roman"/>
+          <w:sz w:val="24"/>
+          <w:szCs w:val="24"/>
+          <w:lang w:eastAsia="en-IN"/>
+        </w:rPr>
+      </w:pPr>
+      <w:r>
+        <w:rPr>
+          <w:rFonts w:ascii="Times New Roman" w:eastAsia="Times New Roman" w:hAnsi="Times New Roman" w:cs="Times New Roman"/>
+          <w:sz w:val="24"/>
+          <w:szCs w:val="24"/>
+          <w:lang w:eastAsia="en-IN"/>
+        </w:rPr>
+        <w:t xml:space="preserve">    │   ├── external-ca/</w:t>
+      </w:r>
+    </w:p>
+    <w:p>
+      <w:pPr>
+        <w:rPr>
+          <w:rFonts w:ascii="Times New Roman" w:eastAsia="Times New Roman" w:hAnsi="Times New Roman" w:cs="Times New Roman"/>
+          <w:sz w:val="24"/>
+          <w:szCs w:val="24"/>
+          <w:lang w:eastAsia="en-IN"/>
+        </w:rPr>
+      </w:pPr>
+      <w:r>
+        <w:rPr>
+          <w:rFonts w:ascii="Times New Roman" w:eastAsia="Times New Roman" w:hAnsi="Times New Roman" w:cs="Times New Roman"/>
+          <w:sz w:val="24"/>
+          <w:szCs w:val="24"/>
+          <w:lang w:eastAsia="en-IN"/>
+        </w:rPr>
+        <w:t xml:space="preserve">    │   ├── trust-domain/</w:t>
+      </w:r>
+    </w:p>
+    <w:p>
+      <w:pPr>
+        <w:rPr>
+          <w:rFonts w:ascii="Times New Roman" w:eastAsia="Times New Roman" w:hAnsi="Times New Roman" w:cs="Times New Roman"/>
+          <w:sz w:val="24"/>
+          <w:szCs w:val="24"/>
+          <w:lang w:eastAsia="en-IN"/>
+        </w:rPr>
+      </w:pPr>
+      <w:r>
+        <w:rPr>
+          <w:rFonts w:ascii="Times New Roman" w:eastAsia="Times New Roman" w:hAnsi="Times New Roman" w:cs="Times New Roman"/>
+          <w:sz w:val="24"/>
+          <w:szCs w:val="24"/>
+          <w:lang w:eastAsia="en-IN"/>
+        </w:rPr>
+        <w:t xml:space="preserve">    │   └── </w:t>
       </w:r>
       <w:proofErr w:type="spellStart"/>
       <w:proofErr w:type="gramStart"/>
@@ -3198,62 +4635,674 @@
     </w:p>
     <w:p>
       <w:pPr>
-        <w:spacing w:after="0" w:line="240" w:lineRule="auto"/>
-        <w:rPr>
-          <w:rFonts w:ascii="Times New Roman" w:eastAsia="Times New Roman" w:hAnsi="Times New Roman" w:cs="Times New Roman"/>
-          <w:sz w:val="24"/>
-          <w:szCs w:val="24"/>
-          <w:lang w:eastAsia="en-IN"/>
-        </w:rPr>
-      </w:pPr>
-      <w:r>
-        <w:rPr>
-          <w:rFonts w:ascii="Times New Roman" w:eastAsia="Times New Roman" w:hAnsi="Times New Roman" w:cs="Times New Roman"/>
-          <w:sz w:val="24"/>
-          <w:szCs w:val="24"/>
-          <w:lang w:eastAsia="en-IN"/>
-        </w:rPr>
-        <w:t>│</w:t>
-      </w:r>
-    </w:p>
-    <w:p>
-      <w:pPr>
-        <w:spacing w:after="0" w:line="240" w:lineRule="auto"/>
-        <w:rPr>
-          <w:rFonts w:ascii="Times New Roman" w:eastAsia="Times New Roman" w:hAnsi="Times New Roman" w:cs="Times New Roman"/>
-          <w:sz w:val="24"/>
-          <w:szCs w:val="24"/>
-          <w:lang w:eastAsia="en-IN"/>
-        </w:rPr>
-      </w:pPr>
-      <w:r>
-        <w:rPr>
-          <w:rFonts w:ascii="Times New Roman" w:eastAsia="Times New Roman" w:hAnsi="Times New Roman" w:cs="Times New Roman"/>
-          <w:sz w:val="24"/>
-          <w:szCs w:val="24"/>
-          <w:lang w:eastAsia="en-IN"/>
-        </w:rPr>
-        <w:t>├── ingress/</w:t>
-      </w:r>
-    </w:p>
-    <w:p>
-      <w:pPr>
-        <w:spacing w:after="0" w:line="240" w:lineRule="auto"/>
-        <w:rPr>
-          <w:rFonts w:ascii="Times New Roman" w:eastAsia="Times New Roman" w:hAnsi="Times New Roman" w:cs="Times New Roman"/>
-          <w:sz w:val="24"/>
-          <w:szCs w:val="24"/>
-          <w:lang w:eastAsia="en-IN"/>
-        </w:rPr>
-      </w:pPr>
-      <w:r>
-        <w:rPr>
-          <w:rFonts w:ascii="Times New Roman" w:eastAsia="Times New Roman" w:hAnsi="Times New Roman" w:cs="Times New Roman"/>
-          <w:sz w:val="24"/>
-          <w:szCs w:val="24"/>
-          <w:lang w:eastAsia="en-IN"/>
-        </w:rPr>
-        <w:t>│ ├── ingress-gateway-</w:t>
+        <w:rPr>
+          <w:rFonts w:ascii="Times New Roman" w:eastAsia="Times New Roman" w:hAnsi="Times New Roman" w:cs="Times New Roman"/>
+          <w:sz w:val="24"/>
+          <w:szCs w:val="24"/>
+          <w:lang w:eastAsia="en-IN"/>
+        </w:rPr>
+      </w:pPr>
+      <w:r>
+        <w:rPr>
+          <w:rFonts w:ascii="Times New Roman" w:eastAsia="Times New Roman" w:hAnsi="Times New Roman" w:cs="Times New Roman"/>
+          <w:sz w:val="24"/>
+          <w:szCs w:val="24"/>
+          <w:lang w:eastAsia="en-IN"/>
+        </w:rPr>
+        <w:t xml:space="preserve">    │</w:t>
+      </w:r>
+    </w:p>
+    <w:p>
+      <w:pPr>
+        <w:rPr>
+          <w:rFonts w:ascii="Times New Roman" w:eastAsia="Times New Roman" w:hAnsi="Times New Roman" w:cs="Times New Roman"/>
+          <w:sz w:val="24"/>
+          <w:szCs w:val="24"/>
+          <w:lang w:eastAsia="en-IN"/>
+        </w:rPr>
+      </w:pPr>
+      <w:r>
+        <w:rPr>
+          <w:rFonts w:ascii="Times New Roman" w:eastAsia="Times New Roman" w:hAnsi="Times New Roman" w:cs="Times New Roman"/>
+          <w:sz w:val="24"/>
+          <w:szCs w:val="24"/>
+          <w:lang w:eastAsia="en-IN"/>
+        </w:rPr>
+        <w:t xml:space="preserve">    ├── traffic-management/</w:t>
+      </w:r>
+    </w:p>
+    <w:p>
+      <w:pPr>
+        <w:rPr>
+          <w:rFonts w:ascii="Times New Roman" w:eastAsia="Times New Roman" w:hAnsi="Times New Roman" w:cs="Times New Roman"/>
+          <w:sz w:val="24"/>
+          <w:szCs w:val="24"/>
+          <w:lang w:eastAsia="en-IN"/>
+        </w:rPr>
+      </w:pPr>
+      <w:r>
+        <w:rPr>
+          <w:rFonts w:ascii="Times New Roman" w:eastAsia="Times New Roman" w:hAnsi="Times New Roman" w:cs="Times New Roman"/>
+          <w:sz w:val="24"/>
+          <w:szCs w:val="24"/>
+          <w:lang w:eastAsia="en-IN"/>
+        </w:rPr>
+        <w:t xml:space="preserve">    │   ├── </w:t>
+      </w:r>
+      <w:proofErr w:type="spellStart"/>
+      <w:r>
+        <w:rPr>
+          <w:rFonts w:ascii="Times New Roman" w:eastAsia="Times New Roman" w:hAnsi="Times New Roman" w:cs="Times New Roman"/>
+          <w:sz w:val="24"/>
+          <w:szCs w:val="24"/>
+          <w:lang w:eastAsia="en-IN"/>
+        </w:rPr>
+        <w:t>virtualservices</w:t>
+      </w:r>
+      <w:proofErr w:type="spellEnd"/>
+      <w:r>
+        <w:rPr>
+          <w:rFonts w:ascii="Times New Roman" w:eastAsia="Times New Roman" w:hAnsi="Times New Roman" w:cs="Times New Roman"/>
+          <w:sz w:val="24"/>
+          <w:szCs w:val="24"/>
+          <w:lang w:eastAsia="en-IN"/>
+        </w:rPr>
+        <w:t>/</w:t>
+      </w:r>
+    </w:p>
+    <w:p>
+      <w:pPr>
+        <w:rPr>
+          <w:rFonts w:ascii="Times New Roman" w:eastAsia="Times New Roman" w:hAnsi="Times New Roman" w:cs="Times New Roman"/>
+          <w:sz w:val="24"/>
+          <w:szCs w:val="24"/>
+          <w:lang w:eastAsia="en-IN"/>
+        </w:rPr>
+      </w:pPr>
+      <w:r>
+        <w:rPr>
+          <w:rFonts w:ascii="Times New Roman" w:eastAsia="Times New Roman" w:hAnsi="Times New Roman" w:cs="Times New Roman"/>
+          <w:sz w:val="24"/>
+          <w:szCs w:val="24"/>
+          <w:lang w:eastAsia="en-IN"/>
+        </w:rPr>
+        <w:t xml:space="preserve">    │   ├── </w:t>
+      </w:r>
+      <w:proofErr w:type="spellStart"/>
+      <w:r>
+        <w:rPr>
+          <w:rFonts w:ascii="Times New Roman" w:eastAsia="Times New Roman" w:hAnsi="Times New Roman" w:cs="Times New Roman"/>
+          <w:sz w:val="24"/>
+          <w:szCs w:val="24"/>
+          <w:lang w:eastAsia="en-IN"/>
+        </w:rPr>
+        <w:t>destinationrules</w:t>
+      </w:r>
+      <w:proofErr w:type="spellEnd"/>
+      <w:r>
+        <w:rPr>
+          <w:rFonts w:ascii="Times New Roman" w:eastAsia="Times New Roman" w:hAnsi="Times New Roman" w:cs="Times New Roman"/>
+          <w:sz w:val="24"/>
+          <w:szCs w:val="24"/>
+          <w:lang w:eastAsia="en-IN"/>
+        </w:rPr>
+        <w:t>/</w:t>
+      </w:r>
+    </w:p>
+    <w:p>
+      <w:pPr>
+        <w:rPr>
+          <w:rFonts w:ascii="Times New Roman" w:eastAsia="Times New Roman" w:hAnsi="Times New Roman" w:cs="Times New Roman"/>
+          <w:sz w:val="24"/>
+          <w:szCs w:val="24"/>
+          <w:lang w:eastAsia="en-IN"/>
+        </w:rPr>
+      </w:pPr>
+      <w:r>
+        <w:rPr>
+          <w:rFonts w:ascii="Times New Roman" w:eastAsia="Times New Roman" w:hAnsi="Times New Roman" w:cs="Times New Roman"/>
+          <w:sz w:val="24"/>
+          <w:szCs w:val="24"/>
+          <w:lang w:eastAsia="en-IN"/>
+        </w:rPr>
+        <w:t xml:space="preserve">    │   ├── retries/</w:t>
+      </w:r>
+    </w:p>
+    <w:p>
+      <w:pPr>
+        <w:rPr>
+          <w:rFonts w:ascii="Times New Roman" w:eastAsia="Times New Roman" w:hAnsi="Times New Roman" w:cs="Times New Roman"/>
+          <w:sz w:val="24"/>
+          <w:szCs w:val="24"/>
+          <w:lang w:eastAsia="en-IN"/>
+        </w:rPr>
+      </w:pPr>
+      <w:r>
+        <w:rPr>
+          <w:rFonts w:ascii="Times New Roman" w:eastAsia="Times New Roman" w:hAnsi="Times New Roman" w:cs="Times New Roman"/>
+          <w:sz w:val="24"/>
+          <w:szCs w:val="24"/>
+          <w:lang w:eastAsia="en-IN"/>
+        </w:rPr>
+        <w:t xml:space="preserve">    │   ├── circuit-breakers/</w:t>
+      </w:r>
+    </w:p>
+    <w:p>
+      <w:pPr>
+        <w:rPr>
+          <w:rFonts w:ascii="Times New Roman" w:eastAsia="Times New Roman" w:hAnsi="Times New Roman" w:cs="Times New Roman"/>
+          <w:sz w:val="24"/>
+          <w:szCs w:val="24"/>
+          <w:lang w:eastAsia="en-IN"/>
+        </w:rPr>
+      </w:pPr>
+      <w:r>
+        <w:rPr>
+          <w:rFonts w:ascii="Times New Roman" w:eastAsia="Times New Roman" w:hAnsi="Times New Roman" w:cs="Times New Roman"/>
+          <w:sz w:val="24"/>
+          <w:szCs w:val="24"/>
+          <w:lang w:eastAsia="en-IN"/>
+        </w:rPr>
+        <w:t xml:space="preserve">    │   ├── fault-injection/</w:t>
+      </w:r>
+    </w:p>
+    <w:p>
+      <w:pPr>
+        <w:rPr>
+          <w:rFonts w:ascii="Times New Roman" w:eastAsia="Times New Roman" w:hAnsi="Times New Roman" w:cs="Times New Roman"/>
+          <w:sz w:val="24"/>
+          <w:szCs w:val="24"/>
+          <w:lang w:eastAsia="en-IN"/>
+        </w:rPr>
+      </w:pPr>
+      <w:r>
+        <w:rPr>
+          <w:rFonts w:ascii="Times New Roman" w:eastAsia="Times New Roman" w:hAnsi="Times New Roman" w:cs="Times New Roman"/>
+          <w:sz w:val="24"/>
+          <w:szCs w:val="24"/>
+          <w:lang w:eastAsia="en-IN"/>
+        </w:rPr>
+        <w:t xml:space="preserve">    │   ├── rate-limit/</w:t>
+      </w:r>
+    </w:p>
+    <w:p>
+      <w:pPr>
+        <w:rPr>
+          <w:rFonts w:ascii="Times New Roman" w:eastAsia="Times New Roman" w:hAnsi="Times New Roman" w:cs="Times New Roman"/>
+          <w:sz w:val="24"/>
+          <w:szCs w:val="24"/>
+          <w:lang w:eastAsia="en-IN"/>
+        </w:rPr>
+      </w:pPr>
+      <w:r>
+        <w:rPr>
+          <w:rFonts w:ascii="Times New Roman" w:eastAsia="Times New Roman" w:hAnsi="Times New Roman" w:cs="Times New Roman"/>
+          <w:sz w:val="24"/>
+          <w:szCs w:val="24"/>
+          <w:lang w:eastAsia="en-IN"/>
+        </w:rPr>
+        <w:t xml:space="preserve">    │   └── outlier-detection/</w:t>
+      </w:r>
+    </w:p>
+    <w:p>
+      <w:pPr>
+        <w:rPr>
+          <w:rFonts w:ascii="Times New Roman" w:eastAsia="Times New Roman" w:hAnsi="Times New Roman" w:cs="Times New Roman"/>
+          <w:sz w:val="24"/>
+          <w:szCs w:val="24"/>
+          <w:lang w:eastAsia="en-IN"/>
+        </w:rPr>
+      </w:pPr>
+      <w:r>
+        <w:rPr>
+          <w:rFonts w:ascii="Times New Roman" w:eastAsia="Times New Roman" w:hAnsi="Times New Roman" w:cs="Times New Roman"/>
+          <w:sz w:val="24"/>
+          <w:szCs w:val="24"/>
+          <w:lang w:eastAsia="en-IN"/>
+        </w:rPr>
+        <w:t xml:space="preserve">    │</w:t>
+      </w:r>
+    </w:p>
+    <w:p>
+      <w:pPr>
+        <w:rPr>
+          <w:rFonts w:ascii="Times New Roman" w:eastAsia="Times New Roman" w:hAnsi="Times New Roman" w:cs="Times New Roman"/>
+          <w:sz w:val="24"/>
+          <w:szCs w:val="24"/>
+          <w:lang w:eastAsia="en-IN"/>
+        </w:rPr>
+      </w:pPr>
+      <w:r>
+        <w:rPr>
+          <w:rFonts w:ascii="Times New Roman" w:eastAsia="Times New Roman" w:hAnsi="Times New Roman" w:cs="Times New Roman"/>
+          <w:sz w:val="24"/>
+          <w:szCs w:val="24"/>
+          <w:lang w:eastAsia="en-IN"/>
+        </w:rPr>
+        <w:t xml:space="preserve">    ├── observability/</w:t>
+      </w:r>
+    </w:p>
+    <w:p>
+      <w:pPr>
+        <w:rPr>
+          <w:rFonts w:ascii="Times New Roman" w:eastAsia="Times New Roman" w:hAnsi="Times New Roman" w:cs="Times New Roman"/>
+          <w:sz w:val="24"/>
+          <w:szCs w:val="24"/>
+          <w:lang w:eastAsia="en-IN"/>
+        </w:rPr>
+      </w:pPr>
+      <w:r>
+        <w:rPr>
+          <w:rFonts w:ascii="Times New Roman" w:eastAsia="Times New Roman" w:hAnsi="Times New Roman" w:cs="Times New Roman"/>
+          <w:sz w:val="24"/>
+          <w:szCs w:val="24"/>
+          <w:lang w:eastAsia="en-IN"/>
+        </w:rPr>
+        <w:t xml:space="preserve">    │   ├── telemetry-</w:t>
+      </w:r>
+      <w:proofErr w:type="spellStart"/>
+      <w:r>
+        <w:rPr>
+          <w:rFonts w:ascii="Times New Roman" w:eastAsia="Times New Roman" w:hAnsi="Times New Roman" w:cs="Times New Roman"/>
+          <w:sz w:val="24"/>
+          <w:szCs w:val="24"/>
+          <w:lang w:eastAsia="en-IN"/>
+        </w:rPr>
+        <w:t>api</w:t>
+      </w:r>
+      <w:proofErr w:type="spellEnd"/>
+      <w:r>
+        <w:rPr>
+          <w:rFonts w:ascii="Times New Roman" w:eastAsia="Times New Roman" w:hAnsi="Times New Roman" w:cs="Times New Roman"/>
+          <w:sz w:val="24"/>
+          <w:szCs w:val="24"/>
+          <w:lang w:eastAsia="en-IN"/>
+        </w:rPr>
+        <w:t>/</w:t>
+      </w:r>
+    </w:p>
+    <w:p>
+      <w:pPr>
+        <w:rPr>
+          <w:rFonts w:ascii="Times New Roman" w:eastAsia="Times New Roman" w:hAnsi="Times New Roman" w:cs="Times New Roman"/>
+          <w:sz w:val="24"/>
+          <w:szCs w:val="24"/>
+          <w:lang w:eastAsia="en-IN"/>
+        </w:rPr>
+      </w:pPr>
+      <w:r>
+        <w:rPr>
+          <w:rFonts w:ascii="Times New Roman" w:eastAsia="Times New Roman" w:hAnsi="Times New Roman" w:cs="Times New Roman"/>
+          <w:sz w:val="24"/>
+          <w:szCs w:val="24"/>
+          <w:lang w:eastAsia="en-IN"/>
+        </w:rPr>
+        <w:t xml:space="preserve">    │   ├── access-logs/</w:t>
+      </w:r>
+    </w:p>
+    <w:p>
+      <w:pPr>
+        <w:rPr>
+          <w:rFonts w:ascii="Times New Roman" w:eastAsia="Times New Roman" w:hAnsi="Times New Roman" w:cs="Times New Roman"/>
+          <w:sz w:val="24"/>
+          <w:szCs w:val="24"/>
+          <w:lang w:eastAsia="en-IN"/>
+        </w:rPr>
+      </w:pPr>
+      <w:r>
+        <w:rPr>
+          <w:rFonts w:ascii="Times New Roman" w:eastAsia="Times New Roman" w:hAnsi="Times New Roman" w:cs="Times New Roman"/>
+          <w:sz w:val="24"/>
+          <w:szCs w:val="24"/>
+          <w:lang w:eastAsia="en-IN"/>
+        </w:rPr>
+        <w:t xml:space="preserve">    │   ├── tracing/</w:t>
+      </w:r>
+    </w:p>
+    <w:p>
+      <w:pPr>
+        <w:rPr>
+          <w:rFonts w:ascii="Times New Roman" w:eastAsia="Times New Roman" w:hAnsi="Times New Roman" w:cs="Times New Roman"/>
+          <w:sz w:val="24"/>
+          <w:szCs w:val="24"/>
+          <w:lang w:eastAsia="en-IN"/>
+        </w:rPr>
+      </w:pPr>
+      <w:r>
+        <w:rPr>
+          <w:rFonts w:ascii="Times New Roman" w:eastAsia="Times New Roman" w:hAnsi="Times New Roman" w:cs="Times New Roman"/>
+          <w:sz w:val="24"/>
+          <w:szCs w:val="24"/>
+          <w:lang w:eastAsia="en-IN"/>
+        </w:rPr>
+        <w:t xml:space="preserve">    │   ├── metrics/</w:t>
+      </w:r>
+    </w:p>
+    <w:p>
+      <w:pPr>
+        <w:rPr>
+          <w:rFonts w:ascii="Times New Roman" w:eastAsia="Times New Roman" w:hAnsi="Times New Roman" w:cs="Times New Roman"/>
+          <w:sz w:val="24"/>
+          <w:szCs w:val="24"/>
+          <w:lang w:eastAsia="en-IN"/>
+        </w:rPr>
+      </w:pPr>
+      <w:r>
+        <w:rPr>
+          <w:rFonts w:ascii="Times New Roman" w:eastAsia="Times New Roman" w:hAnsi="Times New Roman" w:cs="Times New Roman"/>
+          <w:sz w:val="24"/>
+          <w:szCs w:val="24"/>
+          <w:lang w:eastAsia="en-IN"/>
+        </w:rPr>
+        <w:t xml:space="preserve">    │   └── dashboards/</w:t>
+      </w:r>
+    </w:p>
+    <w:p>
+      <w:pPr>
+        <w:rPr>
+          <w:rFonts w:ascii="Times New Roman" w:eastAsia="Times New Roman" w:hAnsi="Times New Roman" w:cs="Times New Roman"/>
+          <w:sz w:val="24"/>
+          <w:szCs w:val="24"/>
+          <w:lang w:eastAsia="en-IN"/>
+        </w:rPr>
+      </w:pPr>
+      <w:r>
+        <w:rPr>
+          <w:rFonts w:ascii="Times New Roman" w:eastAsia="Times New Roman" w:hAnsi="Times New Roman" w:cs="Times New Roman"/>
+          <w:sz w:val="24"/>
+          <w:szCs w:val="24"/>
+          <w:lang w:eastAsia="en-IN"/>
+        </w:rPr>
+        <w:t xml:space="preserve">    │</w:t>
+      </w:r>
+    </w:p>
+    <w:p>
+      <w:pPr>
+        <w:rPr>
+          <w:rFonts w:ascii="Times New Roman" w:eastAsia="Times New Roman" w:hAnsi="Times New Roman" w:cs="Times New Roman"/>
+          <w:sz w:val="24"/>
+          <w:szCs w:val="24"/>
+          <w:lang w:eastAsia="en-IN"/>
+        </w:rPr>
+      </w:pPr>
+      <w:r>
+        <w:rPr>
+          <w:rFonts w:ascii="Times New Roman" w:eastAsia="Times New Roman" w:hAnsi="Times New Roman" w:cs="Times New Roman"/>
+          <w:sz w:val="24"/>
+          <w:szCs w:val="24"/>
+          <w:lang w:eastAsia="en-IN"/>
+        </w:rPr>
+        <w:t xml:space="preserve">    ├── extensions/</w:t>
+      </w:r>
+    </w:p>
+    <w:p>
+      <w:pPr>
+        <w:rPr>
+          <w:rFonts w:ascii="Times New Roman" w:eastAsia="Times New Roman" w:hAnsi="Times New Roman" w:cs="Times New Roman"/>
+          <w:sz w:val="24"/>
+          <w:szCs w:val="24"/>
+          <w:lang w:eastAsia="en-IN"/>
+        </w:rPr>
+      </w:pPr>
+      <w:r>
+        <w:rPr>
+          <w:rFonts w:ascii="Times New Roman" w:eastAsia="Times New Roman" w:hAnsi="Times New Roman" w:cs="Times New Roman"/>
+          <w:sz w:val="24"/>
+          <w:szCs w:val="24"/>
+          <w:lang w:eastAsia="en-IN"/>
+        </w:rPr>
+        <w:lastRenderedPageBreak/>
+        <w:t xml:space="preserve">    │   ├── </w:t>
+      </w:r>
+      <w:proofErr w:type="spellStart"/>
+      <w:r>
+        <w:rPr>
+          <w:rFonts w:ascii="Times New Roman" w:eastAsia="Times New Roman" w:hAnsi="Times New Roman" w:cs="Times New Roman"/>
+          <w:sz w:val="24"/>
+          <w:szCs w:val="24"/>
+          <w:lang w:eastAsia="en-IN"/>
+        </w:rPr>
+        <w:t>wasm</w:t>
+      </w:r>
+      <w:proofErr w:type="spellEnd"/>
+      <w:r>
+        <w:rPr>
+          <w:rFonts w:ascii="Times New Roman" w:eastAsia="Times New Roman" w:hAnsi="Times New Roman" w:cs="Times New Roman"/>
+          <w:sz w:val="24"/>
+          <w:szCs w:val="24"/>
+          <w:lang w:eastAsia="en-IN"/>
+        </w:rPr>
+        <w:t>/</w:t>
+      </w:r>
+    </w:p>
+    <w:p>
+      <w:pPr>
+        <w:rPr>
+          <w:rFonts w:ascii="Times New Roman" w:eastAsia="Times New Roman" w:hAnsi="Times New Roman" w:cs="Times New Roman"/>
+          <w:sz w:val="24"/>
+          <w:szCs w:val="24"/>
+          <w:lang w:eastAsia="en-IN"/>
+        </w:rPr>
+      </w:pPr>
+      <w:r>
+        <w:rPr>
+          <w:rFonts w:ascii="Times New Roman" w:eastAsia="Times New Roman" w:hAnsi="Times New Roman" w:cs="Times New Roman"/>
+          <w:sz w:val="24"/>
+          <w:szCs w:val="24"/>
+          <w:lang w:eastAsia="en-IN"/>
+        </w:rPr>
+        <w:t xml:space="preserve">    │   ├── </w:t>
+      </w:r>
+      <w:proofErr w:type="spellStart"/>
+      <w:r>
+        <w:rPr>
+          <w:rFonts w:ascii="Times New Roman" w:eastAsia="Times New Roman" w:hAnsi="Times New Roman" w:cs="Times New Roman"/>
+          <w:sz w:val="24"/>
+          <w:szCs w:val="24"/>
+          <w:lang w:eastAsia="en-IN"/>
+        </w:rPr>
+        <w:t>envoyfilters</w:t>
+      </w:r>
+      <w:proofErr w:type="spellEnd"/>
+      <w:r>
+        <w:rPr>
+          <w:rFonts w:ascii="Times New Roman" w:eastAsia="Times New Roman" w:hAnsi="Times New Roman" w:cs="Times New Roman"/>
+          <w:sz w:val="24"/>
+          <w:szCs w:val="24"/>
+          <w:lang w:eastAsia="en-IN"/>
+        </w:rPr>
+        <w:t>/</w:t>
+      </w:r>
+    </w:p>
+    <w:p>
+      <w:pPr>
+        <w:rPr>
+          <w:rFonts w:ascii="Times New Roman" w:eastAsia="Times New Roman" w:hAnsi="Times New Roman" w:cs="Times New Roman"/>
+          <w:sz w:val="24"/>
+          <w:szCs w:val="24"/>
+          <w:lang w:eastAsia="en-IN"/>
+        </w:rPr>
+      </w:pPr>
+      <w:r>
+        <w:rPr>
+          <w:rFonts w:ascii="Times New Roman" w:eastAsia="Times New Roman" w:hAnsi="Times New Roman" w:cs="Times New Roman"/>
+          <w:sz w:val="24"/>
+          <w:szCs w:val="24"/>
+          <w:lang w:eastAsia="en-IN"/>
+        </w:rPr>
+        <w:t xml:space="preserve">    │   └── </w:t>
+      </w:r>
+      <w:proofErr w:type="spellStart"/>
+      <w:r>
+        <w:rPr>
+          <w:rFonts w:ascii="Times New Roman" w:eastAsia="Times New Roman" w:hAnsi="Times New Roman" w:cs="Times New Roman"/>
+          <w:sz w:val="24"/>
+          <w:szCs w:val="24"/>
+          <w:lang w:eastAsia="en-IN"/>
+        </w:rPr>
+        <w:t>ext-authz</w:t>
+      </w:r>
+      <w:proofErr w:type="spellEnd"/>
+      <w:r>
+        <w:rPr>
+          <w:rFonts w:ascii="Times New Roman" w:eastAsia="Times New Roman" w:hAnsi="Times New Roman" w:cs="Times New Roman"/>
+          <w:sz w:val="24"/>
+          <w:szCs w:val="24"/>
+          <w:lang w:eastAsia="en-IN"/>
+        </w:rPr>
+        <w:t>/</w:t>
+      </w:r>
+    </w:p>
+    <w:p>
+      <w:pPr>
+        <w:rPr>
+          <w:rFonts w:ascii="Times New Roman" w:eastAsia="Times New Roman" w:hAnsi="Times New Roman" w:cs="Times New Roman"/>
+          <w:sz w:val="24"/>
+          <w:szCs w:val="24"/>
+          <w:lang w:eastAsia="en-IN"/>
+        </w:rPr>
+      </w:pPr>
+      <w:r>
+        <w:rPr>
+          <w:rFonts w:ascii="Times New Roman" w:eastAsia="Times New Roman" w:hAnsi="Times New Roman" w:cs="Times New Roman"/>
+          <w:sz w:val="24"/>
+          <w:szCs w:val="24"/>
+          <w:lang w:eastAsia="en-IN"/>
+        </w:rPr>
+        <w:t xml:space="preserve">    │</w:t>
+      </w:r>
+    </w:p>
+    <w:p>
+      <w:pPr>
+        <w:rPr>
+          <w:rFonts w:ascii="Times New Roman" w:eastAsia="Times New Roman" w:hAnsi="Times New Roman" w:cs="Times New Roman"/>
+          <w:sz w:val="24"/>
+          <w:szCs w:val="24"/>
+          <w:lang w:eastAsia="en-IN"/>
+        </w:rPr>
+      </w:pPr>
+      <w:r>
+        <w:rPr>
+          <w:rFonts w:ascii="Times New Roman" w:eastAsia="Times New Roman" w:hAnsi="Times New Roman" w:cs="Times New Roman"/>
+          <w:sz w:val="24"/>
+          <w:szCs w:val="24"/>
+          <w:lang w:eastAsia="en-IN"/>
+        </w:rPr>
+        <w:t xml:space="preserve">    ├── environments/</w:t>
+      </w:r>
+    </w:p>
+    <w:p>
+      <w:pPr>
+        <w:rPr>
+          <w:rFonts w:ascii="Times New Roman" w:eastAsia="Times New Roman" w:hAnsi="Times New Roman" w:cs="Times New Roman"/>
+          <w:sz w:val="24"/>
+          <w:szCs w:val="24"/>
+          <w:lang w:eastAsia="en-IN"/>
+        </w:rPr>
+      </w:pPr>
+      <w:r>
+        <w:rPr>
+          <w:rFonts w:ascii="Times New Roman" w:eastAsia="Times New Roman" w:hAnsi="Times New Roman" w:cs="Times New Roman"/>
+          <w:sz w:val="24"/>
+          <w:szCs w:val="24"/>
+          <w:lang w:eastAsia="en-IN"/>
+        </w:rPr>
+        <w:t xml:space="preserve">    │   ├── dev/</w:t>
+      </w:r>
+    </w:p>
+    <w:p>
+      <w:pPr>
+        <w:rPr>
+          <w:rFonts w:ascii="Times New Roman" w:eastAsia="Times New Roman" w:hAnsi="Times New Roman" w:cs="Times New Roman"/>
+          <w:sz w:val="24"/>
+          <w:szCs w:val="24"/>
+          <w:lang w:eastAsia="en-IN"/>
+        </w:rPr>
+      </w:pPr>
+      <w:r>
+        <w:rPr>
+          <w:rFonts w:ascii="Times New Roman" w:eastAsia="Times New Roman" w:hAnsi="Times New Roman" w:cs="Times New Roman"/>
+          <w:sz w:val="24"/>
+          <w:szCs w:val="24"/>
+          <w:lang w:eastAsia="en-IN"/>
+        </w:rPr>
+        <w:t xml:space="preserve">    │   ├── staging/</w:t>
+      </w:r>
+    </w:p>
+    <w:p>
+      <w:pPr>
+        <w:rPr>
+          <w:rFonts w:ascii="Times New Roman" w:eastAsia="Times New Roman" w:hAnsi="Times New Roman" w:cs="Times New Roman"/>
+          <w:sz w:val="24"/>
+          <w:szCs w:val="24"/>
+          <w:lang w:eastAsia="en-IN"/>
+        </w:rPr>
+      </w:pPr>
+      <w:r>
+        <w:rPr>
+          <w:rFonts w:ascii="Times New Roman" w:eastAsia="Times New Roman" w:hAnsi="Times New Roman" w:cs="Times New Roman"/>
+          <w:sz w:val="24"/>
+          <w:szCs w:val="24"/>
+          <w:lang w:eastAsia="en-IN"/>
+        </w:rPr>
+        <w:t xml:space="preserve">    │   ├── prod/</w:t>
+      </w:r>
+    </w:p>
+    <w:p>
+      <w:pPr>
+        <w:rPr>
+          <w:rFonts w:ascii="Times New Roman" w:eastAsia="Times New Roman" w:hAnsi="Times New Roman" w:cs="Times New Roman"/>
+          <w:sz w:val="24"/>
+          <w:szCs w:val="24"/>
+          <w:lang w:eastAsia="en-IN"/>
+        </w:rPr>
+      </w:pPr>
+      <w:r>
+        <w:rPr>
+          <w:rFonts w:ascii="Times New Roman" w:eastAsia="Times New Roman" w:hAnsi="Times New Roman" w:cs="Times New Roman"/>
+          <w:sz w:val="24"/>
+          <w:szCs w:val="24"/>
+          <w:lang w:eastAsia="en-IN"/>
+        </w:rPr>
+        <w:t xml:space="preserve">    │   └── shared/</w:t>
+      </w:r>
+    </w:p>
+    <w:p>
+      <w:pPr>
+        <w:rPr>
+          <w:rFonts w:ascii="Times New Roman" w:eastAsia="Times New Roman" w:hAnsi="Times New Roman" w:cs="Times New Roman"/>
+          <w:sz w:val="24"/>
+          <w:szCs w:val="24"/>
+          <w:lang w:eastAsia="en-IN"/>
+        </w:rPr>
+      </w:pPr>
+      <w:r>
+        <w:rPr>
+          <w:rFonts w:ascii="Times New Roman" w:eastAsia="Times New Roman" w:hAnsi="Times New Roman" w:cs="Times New Roman"/>
+          <w:sz w:val="24"/>
+          <w:szCs w:val="24"/>
+          <w:lang w:eastAsia="en-IN"/>
+        </w:rPr>
+        <w:t xml:space="preserve">    │</w:t>
+      </w:r>
+    </w:p>
+    <w:p>
+      <w:pPr>
+        <w:rPr>
+          <w:rFonts w:ascii="Times New Roman" w:eastAsia="Times New Roman" w:hAnsi="Times New Roman" w:cs="Times New Roman"/>
+          <w:sz w:val="24"/>
+          <w:szCs w:val="24"/>
+          <w:lang w:eastAsia="en-IN"/>
+        </w:rPr>
+      </w:pPr>
+      <w:r>
+        <w:rPr>
+          <w:rFonts w:ascii="Times New Roman" w:eastAsia="Times New Roman" w:hAnsi="Times New Roman" w:cs="Times New Roman"/>
+          <w:sz w:val="24"/>
+          <w:szCs w:val="24"/>
+          <w:lang w:eastAsia="en-IN"/>
+        </w:rPr>
+        <w:t xml:space="preserve">    └── </w:t>
       </w:r>
       <w:proofErr w:type="spellStart"/>
       <w:proofErr w:type="gramStart"/>
@@ -3264,1017 +5313,90 @@
           <w:szCs w:val="24"/>
           <w:lang w:eastAsia="en-IN"/>
         </w:rPr>
-        <w:t>values.yaml</w:t>
+        <w:t>kustomization.yaml</w:t>
       </w:r>
       <w:proofErr w:type="spellEnd"/>
       <w:proofErr w:type="gramEnd"/>
     </w:p>
     <w:p>
       <w:pPr>
-        <w:spacing w:after="0" w:line="240" w:lineRule="auto"/>
-        <w:rPr>
-          <w:rFonts w:ascii="Times New Roman" w:eastAsia="Times New Roman" w:hAnsi="Times New Roman" w:cs="Times New Roman"/>
-          <w:sz w:val="24"/>
-          <w:szCs w:val="24"/>
-          <w:lang w:eastAsia="en-IN"/>
-        </w:rPr>
-      </w:pPr>
-      <w:r>
-        <w:rPr>
-          <w:rFonts w:ascii="Times New Roman" w:eastAsia="Times New Roman" w:hAnsi="Times New Roman" w:cs="Times New Roman"/>
-          <w:sz w:val="24"/>
-          <w:szCs w:val="24"/>
-          <w:lang w:eastAsia="en-IN"/>
-        </w:rPr>
-        <w:t xml:space="preserve">│ ├── </w:t>
-      </w:r>
-      <w:proofErr w:type="spellStart"/>
-      <w:proofErr w:type="gramStart"/>
-      <w:r>
-        <w:rPr>
-          <w:rFonts w:ascii="Times New Roman" w:eastAsia="Times New Roman" w:hAnsi="Times New Roman" w:cs="Times New Roman"/>
-          <w:sz w:val="24"/>
-          <w:szCs w:val="24"/>
-          <w:lang w:eastAsia="en-IN"/>
-        </w:rPr>
-        <w:t>gateway.yaml</w:t>
-      </w:r>
-      <w:proofErr w:type="spellEnd"/>
-      <w:proofErr w:type="gramEnd"/>
-    </w:p>
-    <w:p>
-      <w:pPr>
-        <w:spacing w:after="0" w:line="240" w:lineRule="auto"/>
-        <w:rPr>
-          <w:rFonts w:ascii="Times New Roman" w:eastAsia="Times New Roman" w:hAnsi="Times New Roman" w:cs="Times New Roman"/>
-          <w:sz w:val="24"/>
-          <w:szCs w:val="24"/>
-          <w:lang w:eastAsia="en-IN"/>
-        </w:rPr>
-      </w:pPr>
-      <w:r>
-        <w:rPr>
-          <w:rFonts w:ascii="Times New Roman" w:eastAsia="Times New Roman" w:hAnsi="Times New Roman" w:cs="Times New Roman"/>
-          <w:sz w:val="24"/>
-          <w:szCs w:val="24"/>
-          <w:lang w:eastAsia="en-IN"/>
-        </w:rPr>
-        <w:t xml:space="preserve">│ ├── </w:t>
-      </w:r>
-      <w:proofErr w:type="spellStart"/>
-      <w:r>
-        <w:rPr>
-          <w:rFonts w:ascii="Times New Roman" w:eastAsia="Times New Roman" w:hAnsi="Times New Roman" w:cs="Times New Roman"/>
-          <w:sz w:val="24"/>
-          <w:szCs w:val="24"/>
-          <w:lang w:eastAsia="en-IN"/>
-        </w:rPr>
-        <w:t>virtualservices</w:t>
-      </w:r>
-      <w:proofErr w:type="spellEnd"/>
-      <w:r>
-        <w:rPr>
-          <w:rFonts w:ascii="Times New Roman" w:eastAsia="Times New Roman" w:hAnsi="Times New Roman" w:cs="Times New Roman"/>
-          <w:sz w:val="24"/>
-          <w:szCs w:val="24"/>
-          <w:lang w:eastAsia="en-IN"/>
-        </w:rPr>
-        <w:t>/</w:t>
-      </w:r>
-    </w:p>
-    <w:p>
-      <w:pPr>
-        <w:spacing w:after="0" w:line="240" w:lineRule="auto"/>
-        <w:rPr>
-          <w:rFonts w:ascii="Times New Roman" w:eastAsia="Times New Roman" w:hAnsi="Times New Roman" w:cs="Times New Roman"/>
-          <w:sz w:val="24"/>
-          <w:szCs w:val="24"/>
-          <w:lang w:eastAsia="en-IN"/>
-        </w:rPr>
-      </w:pPr>
-      <w:r>
-        <w:rPr>
-          <w:rFonts w:ascii="Times New Roman" w:eastAsia="Times New Roman" w:hAnsi="Times New Roman" w:cs="Times New Roman"/>
-          <w:sz w:val="24"/>
-          <w:szCs w:val="24"/>
-          <w:lang w:eastAsia="en-IN"/>
-        </w:rPr>
-        <w:t xml:space="preserve">│ ├── </w:t>
-      </w:r>
-      <w:proofErr w:type="spellStart"/>
-      <w:r>
-        <w:rPr>
-          <w:rFonts w:ascii="Times New Roman" w:eastAsia="Times New Roman" w:hAnsi="Times New Roman" w:cs="Times New Roman"/>
-          <w:sz w:val="24"/>
-          <w:szCs w:val="24"/>
-          <w:lang w:eastAsia="en-IN"/>
-        </w:rPr>
-        <w:t>destinationrules</w:t>
-      </w:r>
-      <w:proofErr w:type="spellEnd"/>
-      <w:r>
-        <w:rPr>
-          <w:rFonts w:ascii="Times New Roman" w:eastAsia="Times New Roman" w:hAnsi="Times New Roman" w:cs="Times New Roman"/>
-          <w:sz w:val="24"/>
-          <w:szCs w:val="24"/>
-          <w:lang w:eastAsia="en-IN"/>
-        </w:rPr>
-        <w:t>/</w:t>
-      </w:r>
-    </w:p>
-    <w:p>
-      <w:pPr>
-        <w:spacing w:after="0" w:line="240" w:lineRule="auto"/>
-        <w:rPr>
-          <w:rFonts w:ascii="Times New Roman" w:eastAsia="Times New Roman" w:hAnsi="Times New Roman" w:cs="Times New Roman"/>
-          <w:sz w:val="24"/>
-          <w:szCs w:val="24"/>
-          <w:lang w:eastAsia="en-IN"/>
-        </w:rPr>
-      </w:pPr>
-      <w:r>
-        <w:rPr>
-          <w:rFonts w:ascii="Times New Roman" w:eastAsia="Times New Roman" w:hAnsi="Times New Roman" w:cs="Times New Roman"/>
-          <w:sz w:val="24"/>
-          <w:szCs w:val="24"/>
-          <w:lang w:eastAsia="en-IN"/>
-        </w:rPr>
-        <w:t xml:space="preserve">│ └── </w:t>
-      </w:r>
-      <w:proofErr w:type="spellStart"/>
-      <w:proofErr w:type="gramStart"/>
-      <w:r>
-        <w:rPr>
-          <w:rFonts w:ascii="Times New Roman" w:eastAsia="Times New Roman" w:hAnsi="Times New Roman" w:cs="Times New Roman"/>
-          <w:sz w:val="24"/>
-          <w:szCs w:val="24"/>
-          <w:lang w:eastAsia="en-IN"/>
-        </w:rPr>
-        <w:t>kustomization.yaml</w:t>
-      </w:r>
-      <w:proofErr w:type="spellEnd"/>
-      <w:proofErr w:type="gramEnd"/>
-    </w:p>
-    <w:p>
-      <w:pPr>
-        <w:spacing w:after="0" w:line="240" w:lineRule="auto"/>
-        <w:rPr>
-          <w:rFonts w:ascii="Times New Roman" w:eastAsia="Times New Roman" w:hAnsi="Times New Roman" w:cs="Times New Roman"/>
-          <w:sz w:val="24"/>
-          <w:szCs w:val="24"/>
-          <w:lang w:eastAsia="en-IN"/>
-        </w:rPr>
-      </w:pPr>
-      <w:r>
-        <w:rPr>
-          <w:rFonts w:ascii="Times New Roman" w:eastAsia="Times New Roman" w:hAnsi="Times New Roman" w:cs="Times New Roman"/>
-          <w:sz w:val="24"/>
-          <w:szCs w:val="24"/>
-          <w:lang w:eastAsia="en-IN"/>
-        </w:rPr>
-        <w:t>│</w:t>
-      </w:r>
-    </w:p>
-    <w:p>
-      <w:pPr>
-        <w:spacing w:after="0" w:line="240" w:lineRule="auto"/>
-        <w:rPr>
-          <w:rFonts w:ascii="Times New Roman" w:eastAsia="Times New Roman" w:hAnsi="Times New Roman" w:cs="Times New Roman"/>
-          <w:sz w:val="24"/>
-          <w:szCs w:val="24"/>
-          <w:lang w:eastAsia="en-IN"/>
-        </w:rPr>
-      </w:pPr>
-      <w:r>
-        <w:rPr>
-          <w:rFonts w:ascii="Times New Roman" w:eastAsia="Times New Roman" w:hAnsi="Times New Roman" w:cs="Times New Roman"/>
-          <w:sz w:val="24"/>
-          <w:szCs w:val="24"/>
-          <w:lang w:eastAsia="en-IN"/>
-        </w:rPr>
-        <w:t xml:space="preserve">├── </w:t>
-      </w:r>
-      <w:proofErr w:type="spellStart"/>
-      <w:r>
-        <w:rPr>
-          <w:rFonts w:ascii="Times New Roman" w:eastAsia="Times New Roman" w:hAnsi="Times New Roman" w:cs="Times New Roman"/>
-          <w:sz w:val="24"/>
-          <w:szCs w:val="24"/>
-          <w:lang w:eastAsia="en-IN"/>
-        </w:rPr>
-        <w:t>mtls</w:t>
-      </w:r>
-      <w:proofErr w:type="spellEnd"/>
-      <w:r>
-        <w:rPr>
-          <w:rFonts w:ascii="Times New Roman" w:eastAsia="Times New Roman" w:hAnsi="Times New Roman" w:cs="Times New Roman"/>
-          <w:sz w:val="24"/>
-          <w:szCs w:val="24"/>
-          <w:lang w:eastAsia="en-IN"/>
-        </w:rPr>
-        <w:t>/</w:t>
-      </w:r>
-    </w:p>
-    <w:p>
-      <w:pPr>
-        <w:spacing w:after="0" w:line="240" w:lineRule="auto"/>
-        <w:rPr>
-          <w:rFonts w:ascii="Times New Roman" w:eastAsia="Times New Roman" w:hAnsi="Times New Roman" w:cs="Times New Roman"/>
-          <w:sz w:val="24"/>
-          <w:szCs w:val="24"/>
-          <w:lang w:eastAsia="en-IN"/>
-        </w:rPr>
-      </w:pPr>
-      <w:r>
-        <w:rPr>
-          <w:rFonts w:ascii="Times New Roman" w:eastAsia="Times New Roman" w:hAnsi="Times New Roman" w:cs="Times New Roman"/>
-          <w:sz w:val="24"/>
-          <w:szCs w:val="24"/>
-          <w:lang w:eastAsia="en-IN"/>
-        </w:rPr>
-        <w:t>│ ├── peer-</w:t>
-      </w:r>
-      <w:proofErr w:type="spellStart"/>
-      <w:proofErr w:type="gramStart"/>
-      <w:r>
-        <w:rPr>
-          <w:rFonts w:ascii="Times New Roman" w:eastAsia="Times New Roman" w:hAnsi="Times New Roman" w:cs="Times New Roman"/>
-          <w:sz w:val="24"/>
-          <w:szCs w:val="24"/>
-          <w:lang w:eastAsia="en-IN"/>
-        </w:rPr>
-        <w:t>authentication.yaml</w:t>
-      </w:r>
-      <w:proofErr w:type="spellEnd"/>
-      <w:proofErr w:type="gramEnd"/>
-    </w:p>
-    <w:p>
-      <w:pPr>
-        <w:spacing w:after="0" w:line="240" w:lineRule="auto"/>
-        <w:rPr>
-          <w:rFonts w:ascii="Times New Roman" w:eastAsia="Times New Roman" w:hAnsi="Times New Roman" w:cs="Times New Roman"/>
-          <w:sz w:val="24"/>
-          <w:szCs w:val="24"/>
-          <w:lang w:eastAsia="en-IN"/>
-        </w:rPr>
-      </w:pPr>
-      <w:r>
-        <w:rPr>
-          <w:rFonts w:ascii="Times New Roman" w:eastAsia="Times New Roman" w:hAnsi="Times New Roman" w:cs="Times New Roman"/>
-          <w:sz w:val="24"/>
-          <w:szCs w:val="24"/>
-          <w:lang w:eastAsia="en-IN"/>
-        </w:rPr>
-        <w:t>│ ├── destination-</w:t>
-      </w:r>
-      <w:proofErr w:type="spellStart"/>
-      <w:proofErr w:type="gramStart"/>
-      <w:r>
-        <w:rPr>
-          <w:rFonts w:ascii="Times New Roman" w:eastAsia="Times New Roman" w:hAnsi="Times New Roman" w:cs="Times New Roman"/>
-          <w:sz w:val="24"/>
-          <w:szCs w:val="24"/>
-          <w:lang w:eastAsia="en-IN"/>
-        </w:rPr>
-        <w:t>rule.yaml</w:t>
-      </w:r>
-      <w:proofErr w:type="spellEnd"/>
-      <w:proofErr w:type="gramEnd"/>
-    </w:p>
-    <w:p>
-      <w:pPr>
-        <w:spacing w:after="0" w:line="240" w:lineRule="auto"/>
-        <w:rPr>
-          <w:rFonts w:ascii="Times New Roman" w:eastAsia="Times New Roman" w:hAnsi="Times New Roman" w:cs="Times New Roman"/>
-          <w:sz w:val="24"/>
-          <w:szCs w:val="24"/>
-          <w:lang w:eastAsia="en-IN"/>
-        </w:rPr>
-      </w:pPr>
-      <w:r>
-        <w:rPr>
-          <w:rFonts w:ascii="Times New Roman" w:eastAsia="Times New Roman" w:hAnsi="Times New Roman" w:cs="Times New Roman"/>
-          <w:sz w:val="24"/>
-          <w:szCs w:val="24"/>
-          <w:lang w:eastAsia="en-IN"/>
-        </w:rPr>
-        <w:t xml:space="preserve">│ └── </w:t>
-      </w:r>
-      <w:proofErr w:type="spellStart"/>
-      <w:proofErr w:type="gramStart"/>
-      <w:r>
-        <w:rPr>
-          <w:rFonts w:ascii="Times New Roman" w:eastAsia="Times New Roman" w:hAnsi="Times New Roman" w:cs="Times New Roman"/>
-          <w:sz w:val="24"/>
-          <w:szCs w:val="24"/>
-          <w:lang w:eastAsia="en-IN"/>
-        </w:rPr>
-        <w:t>kustomization.yaml</w:t>
-      </w:r>
-      <w:proofErr w:type="spellEnd"/>
-      <w:proofErr w:type="gramEnd"/>
-    </w:p>
-    <w:p>
-      <w:pPr>
-        <w:spacing w:after="0" w:line="240" w:lineRule="auto"/>
-        <w:rPr>
-          <w:rFonts w:ascii="Times New Roman" w:eastAsia="Times New Roman" w:hAnsi="Times New Roman" w:cs="Times New Roman"/>
-          <w:sz w:val="24"/>
-          <w:szCs w:val="24"/>
-          <w:lang w:eastAsia="en-IN"/>
-        </w:rPr>
-      </w:pPr>
-      <w:r>
-        <w:rPr>
-          <w:rFonts w:ascii="Times New Roman" w:eastAsia="Times New Roman" w:hAnsi="Times New Roman" w:cs="Times New Roman"/>
-          <w:sz w:val="24"/>
-          <w:szCs w:val="24"/>
-          <w:lang w:eastAsia="en-IN"/>
-        </w:rPr>
-        <w:t>│</w:t>
-      </w:r>
-    </w:p>
-    <w:p>
-      <w:pPr>
-        <w:spacing w:after="0" w:line="240" w:lineRule="auto"/>
-        <w:rPr>
-          <w:rFonts w:ascii="Times New Roman" w:eastAsia="Times New Roman" w:hAnsi="Times New Roman" w:cs="Times New Roman"/>
-          <w:sz w:val="24"/>
-          <w:szCs w:val="24"/>
-          <w:lang w:eastAsia="en-IN"/>
-        </w:rPr>
-      </w:pPr>
-      <w:r>
-        <w:rPr>
-          <w:rFonts w:ascii="Times New Roman" w:eastAsia="Times New Roman" w:hAnsi="Times New Roman" w:cs="Times New Roman"/>
-          <w:sz w:val="24"/>
-          <w:szCs w:val="24"/>
-          <w:lang w:eastAsia="en-IN"/>
-        </w:rPr>
-        <w:t>├── authorization/</w:t>
-      </w:r>
-    </w:p>
-    <w:p>
-      <w:pPr>
-        <w:spacing w:after="0" w:line="240" w:lineRule="auto"/>
-        <w:rPr>
-          <w:rFonts w:ascii="Times New Roman" w:eastAsia="Times New Roman" w:hAnsi="Times New Roman" w:cs="Times New Roman"/>
-          <w:sz w:val="24"/>
-          <w:szCs w:val="24"/>
-          <w:lang w:eastAsia="en-IN"/>
-        </w:rPr>
-      </w:pPr>
-      <w:r>
-        <w:rPr>
-          <w:rFonts w:ascii="Times New Roman" w:eastAsia="Times New Roman" w:hAnsi="Times New Roman" w:cs="Times New Roman"/>
-          <w:sz w:val="24"/>
-          <w:szCs w:val="24"/>
-          <w:lang w:eastAsia="en-IN"/>
-        </w:rPr>
-        <w:t>│ ├── allow-</w:t>
-      </w:r>
-      <w:proofErr w:type="spellStart"/>
-      <w:proofErr w:type="gramStart"/>
-      <w:r>
-        <w:rPr>
-          <w:rFonts w:ascii="Times New Roman" w:eastAsia="Times New Roman" w:hAnsi="Times New Roman" w:cs="Times New Roman"/>
-          <w:sz w:val="24"/>
-          <w:szCs w:val="24"/>
-          <w:lang w:eastAsia="en-IN"/>
-        </w:rPr>
-        <w:t>internal.yaml</w:t>
-      </w:r>
-      <w:proofErr w:type="spellEnd"/>
-      <w:proofErr w:type="gramEnd"/>
-    </w:p>
-    <w:p>
-      <w:pPr>
-        <w:spacing w:after="0" w:line="240" w:lineRule="auto"/>
-        <w:rPr>
-          <w:rFonts w:ascii="Times New Roman" w:eastAsia="Times New Roman" w:hAnsi="Times New Roman" w:cs="Times New Roman"/>
-          <w:sz w:val="24"/>
-          <w:szCs w:val="24"/>
-          <w:lang w:eastAsia="en-IN"/>
-        </w:rPr>
-      </w:pPr>
-      <w:r>
-        <w:rPr>
-          <w:rFonts w:ascii="Times New Roman" w:eastAsia="Times New Roman" w:hAnsi="Times New Roman" w:cs="Times New Roman"/>
-          <w:sz w:val="24"/>
-          <w:szCs w:val="24"/>
-          <w:lang w:eastAsia="en-IN"/>
-        </w:rPr>
-        <w:t>│ ├── deny-</w:t>
-      </w:r>
-      <w:proofErr w:type="spellStart"/>
-      <w:proofErr w:type="gramStart"/>
-      <w:r>
-        <w:rPr>
-          <w:rFonts w:ascii="Times New Roman" w:eastAsia="Times New Roman" w:hAnsi="Times New Roman" w:cs="Times New Roman"/>
-          <w:sz w:val="24"/>
-          <w:szCs w:val="24"/>
-          <w:lang w:eastAsia="en-IN"/>
-        </w:rPr>
-        <w:t>all.yaml</w:t>
-      </w:r>
-      <w:proofErr w:type="spellEnd"/>
-      <w:proofErr w:type="gramEnd"/>
-    </w:p>
-    <w:p>
-      <w:pPr>
-        <w:spacing w:after="0" w:line="240" w:lineRule="auto"/>
-        <w:rPr>
-          <w:rFonts w:ascii="Times New Roman" w:eastAsia="Times New Roman" w:hAnsi="Times New Roman" w:cs="Times New Roman"/>
-          <w:sz w:val="24"/>
-          <w:szCs w:val="24"/>
-          <w:lang w:eastAsia="en-IN"/>
-        </w:rPr>
-      </w:pPr>
-      <w:r>
-        <w:rPr>
-          <w:rFonts w:ascii="Times New Roman" w:eastAsia="Times New Roman" w:hAnsi="Times New Roman" w:cs="Times New Roman"/>
-          <w:sz w:val="24"/>
-          <w:szCs w:val="24"/>
-          <w:lang w:eastAsia="en-IN"/>
-        </w:rPr>
-        <w:t>│ ├── service-policies/</w:t>
-      </w:r>
-    </w:p>
-    <w:p>
-      <w:pPr>
-        <w:spacing w:after="0" w:line="240" w:lineRule="auto"/>
-        <w:rPr>
-          <w:rFonts w:ascii="Times New Roman" w:eastAsia="Times New Roman" w:hAnsi="Times New Roman" w:cs="Times New Roman"/>
-          <w:sz w:val="24"/>
-          <w:szCs w:val="24"/>
-          <w:lang w:eastAsia="en-IN"/>
-        </w:rPr>
-      </w:pPr>
-      <w:r>
-        <w:rPr>
-          <w:rFonts w:ascii="Times New Roman" w:eastAsia="Times New Roman" w:hAnsi="Times New Roman" w:cs="Times New Roman"/>
-          <w:sz w:val="24"/>
-          <w:szCs w:val="24"/>
-          <w:lang w:eastAsia="en-IN"/>
-        </w:rPr>
-        <w:t xml:space="preserve">│ └── </w:t>
-      </w:r>
-      <w:proofErr w:type="spellStart"/>
-      <w:proofErr w:type="gramStart"/>
-      <w:r>
-        <w:rPr>
-          <w:rFonts w:ascii="Times New Roman" w:eastAsia="Times New Roman" w:hAnsi="Times New Roman" w:cs="Times New Roman"/>
-          <w:sz w:val="24"/>
-          <w:szCs w:val="24"/>
-          <w:lang w:eastAsia="en-IN"/>
-        </w:rPr>
-        <w:t>kustomization.yaml</w:t>
-      </w:r>
-      <w:proofErr w:type="spellEnd"/>
-      <w:proofErr w:type="gramEnd"/>
-    </w:p>
-    <w:p>
-      <w:pPr>
-        <w:spacing w:after="0" w:line="240" w:lineRule="auto"/>
-        <w:rPr>
-          <w:rFonts w:ascii="Times New Roman" w:eastAsia="Times New Roman" w:hAnsi="Times New Roman" w:cs="Times New Roman"/>
-          <w:sz w:val="24"/>
-          <w:szCs w:val="24"/>
-          <w:lang w:eastAsia="en-IN"/>
-        </w:rPr>
-      </w:pPr>
-      <w:r>
-        <w:rPr>
-          <w:rFonts w:ascii="Times New Roman" w:eastAsia="Times New Roman" w:hAnsi="Times New Roman" w:cs="Times New Roman"/>
-          <w:sz w:val="24"/>
-          <w:szCs w:val="24"/>
-          <w:lang w:eastAsia="en-IN"/>
-        </w:rPr>
-        <w:t>│</w:t>
-      </w:r>
-    </w:p>
-    <w:p>
-      <w:pPr>
-        <w:spacing w:after="0" w:line="240" w:lineRule="auto"/>
-        <w:rPr>
-          <w:rFonts w:ascii="Times New Roman" w:eastAsia="Times New Roman" w:hAnsi="Times New Roman" w:cs="Times New Roman"/>
-          <w:sz w:val="24"/>
-          <w:szCs w:val="24"/>
-          <w:lang w:eastAsia="en-IN"/>
-        </w:rPr>
-      </w:pPr>
-      <w:r>
-        <w:rPr>
-          <w:rFonts w:ascii="Times New Roman" w:eastAsia="Times New Roman" w:hAnsi="Times New Roman" w:cs="Times New Roman"/>
-          <w:sz w:val="24"/>
-          <w:szCs w:val="24"/>
-          <w:lang w:eastAsia="en-IN"/>
-        </w:rPr>
-        <w:t xml:space="preserve">├── </w:t>
-      </w:r>
-      <w:proofErr w:type="spellStart"/>
-      <w:r>
-        <w:rPr>
-          <w:rFonts w:ascii="Times New Roman" w:eastAsia="Times New Roman" w:hAnsi="Times New Roman" w:cs="Times New Roman"/>
-          <w:sz w:val="24"/>
-          <w:szCs w:val="24"/>
-          <w:lang w:eastAsia="en-IN"/>
-        </w:rPr>
-        <w:t>jwt</w:t>
-      </w:r>
-      <w:proofErr w:type="spellEnd"/>
-      <w:r>
-        <w:rPr>
-          <w:rFonts w:ascii="Times New Roman" w:eastAsia="Times New Roman" w:hAnsi="Times New Roman" w:cs="Times New Roman"/>
-          <w:sz w:val="24"/>
-          <w:szCs w:val="24"/>
-          <w:lang w:eastAsia="en-IN"/>
-        </w:rPr>
-        <w:t>/</w:t>
-      </w:r>
-    </w:p>
-    <w:p>
-      <w:pPr>
-        <w:spacing w:after="0" w:line="240" w:lineRule="auto"/>
-        <w:rPr>
-          <w:rFonts w:ascii="Times New Roman" w:eastAsia="Times New Roman" w:hAnsi="Times New Roman" w:cs="Times New Roman"/>
-          <w:sz w:val="24"/>
-          <w:szCs w:val="24"/>
-          <w:lang w:eastAsia="en-IN"/>
-        </w:rPr>
-      </w:pPr>
-      <w:r>
-        <w:rPr>
-          <w:rFonts w:ascii="Times New Roman" w:eastAsia="Times New Roman" w:hAnsi="Times New Roman" w:cs="Times New Roman"/>
-          <w:sz w:val="24"/>
-          <w:szCs w:val="24"/>
-          <w:lang w:eastAsia="en-IN"/>
-        </w:rPr>
-        <w:t>│ ├── request-</w:t>
-      </w:r>
-      <w:proofErr w:type="spellStart"/>
-      <w:proofErr w:type="gramStart"/>
-      <w:r>
-        <w:rPr>
-          <w:rFonts w:ascii="Times New Roman" w:eastAsia="Times New Roman" w:hAnsi="Times New Roman" w:cs="Times New Roman"/>
-          <w:sz w:val="24"/>
-          <w:szCs w:val="24"/>
-          <w:lang w:eastAsia="en-IN"/>
-        </w:rPr>
-        <w:t>authentication.yaml</w:t>
-      </w:r>
-      <w:proofErr w:type="spellEnd"/>
-      <w:proofErr w:type="gramEnd"/>
-    </w:p>
-    <w:p>
-      <w:pPr>
-        <w:spacing w:after="0" w:line="240" w:lineRule="auto"/>
-        <w:rPr>
-          <w:rFonts w:ascii="Times New Roman" w:eastAsia="Times New Roman" w:hAnsi="Times New Roman" w:cs="Times New Roman"/>
-          <w:sz w:val="24"/>
-          <w:szCs w:val="24"/>
-          <w:lang w:eastAsia="en-IN"/>
-        </w:rPr>
-      </w:pPr>
-      <w:r>
-        <w:rPr>
-          <w:rFonts w:ascii="Times New Roman" w:eastAsia="Times New Roman" w:hAnsi="Times New Roman" w:cs="Times New Roman"/>
-          <w:sz w:val="24"/>
-          <w:szCs w:val="24"/>
-          <w:lang w:eastAsia="en-IN"/>
-        </w:rPr>
-        <w:t xml:space="preserve">│ ├── </w:t>
-      </w:r>
-      <w:proofErr w:type="spellStart"/>
-      <w:r>
-        <w:rPr>
-          <w:rFonts w:ascii="Times New Roman" w:eastAsia="Times New Roman" w:hAnsi="Times New Roman" w:cs="Times New Roman"/>
-          <w:sz w:val="24"/>
-          <w:szCs w:val="24"/>
-          <w:lang w:eastAsia="en-IN"/>
-        </w:rPr>
-        <w:t>keycloak-</w:t>
-      </w:r>
-      <w:proofErr w:type="gramStart"/>
-      <w:r>
-        <w:rPr>
-          <w:rFonts w:ascii="Times New Roman" w:eastAsia="Times New Roman" w:hAnsi="Times New Roman" w:cs="Times New Roman"/>
-          <w:sz w:val="24"/>
-          <w:szCs w:val="24"/>
-          <w:lang w:eastAsia="en-IN"/>
-        </w:rPr>
-        <w:t>jwks.yaml</w:t>
-      </w:r>
-      <w:proofErr w:type="spellEnd"/>
-      <w:proofErr w:type="gramEnd"/>
-    </w:p>
-    <w:p>
-      <w:pPr>
-        <w:spacing w:after="0" w:line="240" w:lineRule="auto"/>
-        <w:rPr>
-          <w:rFonts w:ascii="Times New Roman" w:eastAsia="Times New Roman" w:hAnsi="Times New Roman" w:cs="Times New Roman"/>
-          <w:sz w:val="24"/>
-          <w:szCs w:val="24"/>
-          <w:lang w:eastAsia="en-IN"/>
-        </w:rPr>
-      </w:pPr>
-      <w:r>
-        <w:rPr>
-          <w:rFonts w:ascii="Times New Roman" w:eastAsia="Times New Roman" w:hAnsi="Times New Roman" w:cs="Times New Roman"/>
-          <w:sz w:val="24"/>
-          <w:szCs w:val="24"/>
-          <w:lang w:eastAsia="en-IN"/>
-        </w:rPr>
-        <w:t xml:space="preserve">│ └── </w:t>
-      </w:r>
-      <w:proofErr w:type="spellStart"/>
-      <w:proofErr w:type="gramStart"/>
-      <w:r>
-        <w:rPr>
-          <w:rFonts w:ascii="Times New Roman" w:eastAsia="Times New Roman" w:hAnsi="Times New Roman" w:cs="Times New Roman"/>
-          <w:sz w:val="24"/>
-          <w:szCs w:val="24"/>
-          <w:lang w:eastAsia="en-IN"/>
-        </w:rPr>
-        <w:t>kustomization.yaml</w:t>
-      </w:r>
-      <w:proofErr w:type="spellEnd"/>
-      <w:proofErr w:type="gramEnd"/>
-    </w:p>
-    <w:p>
-      <w:pPr>
-        <w:spacing w:after="0" w:line="240" w:lineRule="auto"/>
-        <w:rPr>
-          <w:rFonts w:ascii="Times New Roman" w:eastAsia="Times New Roman" w:hAnsi="Times New Roman" w:cs="Times New Roman"/>
-          <w:sz w:val="24"/>
-          <w:szCs w:val="24"/>
-          <w:lang w:eastAsia="en-IN"/>
-        </w:rPr>
-      </w:pPr>
-      <w:r>
-        <w:rPr>
-          <w:rFonts w:ascii="Times New Roman" w:eastAsia="Times New Roman" w:hAnsi="Times New Roman" w:cs="Times New Roman"/>
-          <w:sz w:val="24"/>
-          <w:szCs w:val="24"/>
-          <w:lang w:eastAsia="en-IN"/>
-        </w:rPr>
-        <w:t>│</w:t>
-      </w:r>
-    </w:p>
-    <w:p>
-      <w:pPr>
-        <w:spacing w:after="0" w:line="240" w:lineRule="auto"/>
-        <w:rPr>
-          <w:rFonts w:ascii="Times New Roman" w:eastAsia="Times New Roman" w:hAnsi="Times New Roman" w:cs="Times New Roman"/>
-          <w:sz w:val="24"/>
-          <w:szCs w:val="24"/>
-          <w:lang w:eastAsia="en-IN"/>
-        </w:rPr>
-      </w:pPr>
-      <w:r>
-        <w:rPr>
-          <w:rFonts w:ascii="Times New Roman" w:eastAsia="Times New Roman" w:hAnsi="Times New Roman" w:cs="Times New Roman"/>
-          <w:sz w:val="24"/>
-          <w:szCs w:val="24"/>
-          <w:lang w:eastAsia="en-IN"/>
-        </w:rPr>
-        <w:t>├── telemetry/</w:t>
-      </w:r>
-    </w:p>
-    <w:p>
-      <w:pPr>
-        <w:spacing w:after="0" w:line="240" w:lineRule="auto"/>
-        <w:rPr>
-          <w:rFonts w:ascii="Times New Roman" w:eastAsia="Times New Roman" w:hAnsi="Times New Roman" w:cs="Times New Roman"/>
-          <w:sz w:val="24"/>
-          <w:szCs w:val="24"/>
-          <w:lang w:eastAsia="en-IN"/>
-        </w:rPr>
-      </w:pPr>
-      <w:r>
-        <w:rPr>
-          <w:rFonts w:ascii="Times New Roman" w:eastAsia="Times New Roman" w:hAnsi="Times New Roman" w:cs="Times New Roman"/>
-          <w:sz w:val="24"/>
-          <w:szCs w:val="24"/>
-          <w:lang w:eastAsia="en-IN"/>
-        </w:rPr>
-        <w:t xml:space="preserve">│ ├── </w:t>
-      </w:r>
-      <w:proofErr w:type="spellStart"/>
-      <w:proofErr w:type="gramStart"/>
-      <w:r>
-        <w:rPr>
-          <w:rFonts w:ascii="Times New Roman" w:eastAsia="Times New Roman" w:hAnsi="Times New Roman" w:cs="Times New Roman"/>
-          <w:sz w:val="24"/>
-          <w:szCs w:val="24"/>
-          <w:lang w:eastAsia="en-IN"/>
-        </w:rPr>
-        <w:t>telemetry.yaml</w:t>
-      </w:r>
-      <w:proofErr w:type="spellEnd"/>
-      <w:proofErr w:type="gramEnd"/>
-    </w:p>
-    <w:p>
-      <w:pPr>
-        <w:spacing w:after="0" w:line="240" w:lineRule="auto"/>
-        <w:rPr>
-          <w:rFonts w:ascii="Times New Roman" w:eastAsia="Times New Roman" w:hAnsi="Times New Roman" w:cs="Times New Roman"/>
-          <w:sz w:val="24"/>
-          <w:szCs w:val="24"/>
-          <w:lang w:eastAsia="en-IN"/>
-        </w:rPr>
-      </w:pPr>
-      <w:r>
-        <w:rPr>
-          <w:rFonts w:ascii="Times New Roman" w:eastAsia="Times New Roman" w:hAnsi="Times New Roman" w:cs="Times New Roman"/>
-          <w:sz w:val="24"/>
-          <w:szCs w:val="24"/>
-          <w:lang w:eastAsia="en-IN"/>
-        </w:rPr>
-        <w:t>│ ├── access-</w:t>
-      </w:r>
-      <w:proofErr w:type="spellStart"/>
-      <w:proofErr w:type="gramStart"/>
-      <w:r>
-        <w:rPr>
-          <w:rFonts w:ascii="Times New Roman" w:eastAsia="Times New Roman" w:hAnsi="Times New Roman" w:cs="Times New Roman"/>
-          <w:sz w:val="24"/>
-          <w:szCs w:val="24"/>
-          <w:lang w:eastAsia="en-IN"/>
-        </w:rPr>
-        <w:t>logging.yaml</w:t>
-      </w:r>
-      <w:proofErr w:type="spellEnd"/>
-      <w:proofErr w:type="gramEnd"/>
-    </w:p>
-    <w:p>
-      <w:pPr>
-        <w:spacing w:after="0" w:line="240" w:lineRule="auto"/>
-        <w:rPr>
-          <w:rFonts w:ascii="Times New Roman" w:eastAsia="Times New Roman" w:hAnsi="Times New Roman" w:cs="Times New Roman"/>
-          <w:sz w:val="24"/>
-          <w:szCs w:val="24"/>
-          <w:lang w:eastAsia="en-IN"/>
-        </w:rPr>
-      </w:pPr>
-      <w:r>
-        <w:rPr>
-          <w:rFonts w:ascii="Times New Roman" w:eastAsia="Times New Roman" w:hAnsi="Times New Roman" w:cs="Times New Roman"/>
-          <w:sz w:val="24"/>
-          <w:szCs w:val="24"/>
-          <w:lang w:eastAsia="en-IN"/>
-        </w:rPr>
-        <w:t xml:space="preserve">│ ├── </w:t>
-      </w:r>
-      <w:proofErr w:type="spellStart"/>
-      <w:proofErr w:type="gramStart"/>
-      <w:r>
-        <w:rPr>
-          <w:rFonts w:ascii="Times New Roman" w:eastAsia="Times New Roman" w:hAnsi="Times New Roman" w:cs="Times New Roman"/>
-          <w:sz w:val="24"/>
-          <w:szCs w:val="24"/>
-          <w:lang w:eastAsia="en-IN"/>
-        </w:rPr>
-        <w:t>tracing.yaml</w:t>
-      </w:r>
-      <w:proofErr w:type="spellEnd"/>
-      <w:proofErr w:type="gramEnd"/>
-    </w:p>
-    <w:p>
-      <w:pPr>
-        <w:spacing w:after="0" w:line="240" w:lineRule="auto"/>
-        <w:rPr>
-          <w:rFonts w:ascii="Times New Roman" w:eastAsia="Times New Roman" w:hAnsi="Times New Roman" w:cs="Times New Roman"/>
-          <w:sz w:val="24"/>
-          <w:szCs w:val="24"/>
-          <w:lang w:eastAsia="en-IN"/>
-        </w:rPr>
-      </w:pPr>
-      <w:r>
-        <w:rPr>
-          <w:rFonts w:ascii="Times New Roman" w:eastAsia="Times New Roman" w:hAnsi="Times New Roman" w:cs="Times New Roman"/>
-          <w:sz w:val="24"/>
-          <w:szCs w:val="24"/>
-          <w:lang w:eastAsia="en-IN"/>
-        </w:rPr>
-        <w:t xml:space="preserve">│ └── </w:t>
-      </w:r>
-      <w:proofErr w:type="spellStart"/>
-      <w:proofErr w:type="gramStart"/>
-      <w:r>
-        <w:rPr>
-          <w:rFonts w:ascii="Times New Roman" w:eastAsia="Times New Roman" w:hAnsi="Times New Roman" w:cs="Times New Roman"/>
-          <w:sz w:val="24"/>
-          <w:szCs w:val="24"/>
-          <w:lang w:eastAsia="en-IN"/>
-        </w:rPr>
-        <w:t>kustomization.yaml</w:t>
-      </w:r>
-      <w:proofErr w:type="spellEnd"/>
-      <w:proofErr w:type="gramEnd"/>
-    </w:p>
-    <w:p>
-      <w:pPr>
-        <w:spacing w:after="0" w:line="240" w:lineRule="auto"/>
-        <w:rPr>
-          <w:rFonts w:ascii="Times New Roman" w:eastAsia="Times New Roman" w:hAnsi="Times New Roman" w:cs="Times New Roman"/>
-          <w:sz w:val="24"/>
-          <w:szCs w:val="24"/>
-          <w:lang w:eastAsia="en-IN"/>
-        </w:rPr>
-      </w:pPr>
-      <w:r>
-        <w:rPr>
-          <w:rFonts w:ascii="Times New Roman" w:eastAsia="Times New Roman" w:hAnsi="Times New Roman" w:cs="Times New Roman"/>
-          <w:sz w:val="24"/>
-          <w:szCs w:val="24"/>
-          <w:lang w:eastAsia="en-IN"/>
-        </w:rPr>
-        <w:t>│</w:t>
-      </w:r>
-    </w:p>
-    <w:p>
-      <w:pPr>
-        <w:spacing w:after="0" w:line="240" w:lineRule="auto"/>
-        <w:rPr>
-          <w:rFonts w:ascii="Times New Roman" w:eastAsia="Times New Roman" w:hAnsi="Times New Roman" w:cs="Times New Roman"/>
-          <w:sz w:val="24"/>
-          <w:szCs w:val="24"/>
-          <w:lang w:eastAsia="en-IN"/>
-        </w:rPr>
-      </w:pPr>
-      <w:r>
-        <w:rPr>
-          <w:rFonts w:ascii="Times New Roman" w:eastAsia="Times New Roman" w:hAnsi="Times New Roman" w:cs="Times New Roman"/>
-          <w:sz w:val="24"/>
-          <w:szCs w:val="24"/>
-          <w:lang w:eastAsia="en-IN"/>
-        </w:rPr>
-        <w:t>├── observability/</w:t>
-      </w:r>
-    </w:p>
-    <w:p>
-      <w:pPr>
-        <w:spacing w:after="0" w:line="240" w:lineRule="auto"/>
-        <w:rPr>
-          <w:rFonts w:ascii="Times New Roman" w:eastAsia="Times New Roman" w:hAnsi="Times New Roman" w:cs="Times New Roman"/>
-          <w:sz w:val="24"/>
-          <w:szCs w:val="24"/>
-          <w:lang w:eastAsia="en-IN"/>
-        </w:rPr>
-      </w:pPr>
-      <w:r>
-        <w:rPr>
-          <w:rFonts w:ascii="Times New Roman" w:eastAsia="Times New Roman" w:hAnsi="Times New Roman" w:cs="Times New Roman"/>
-          <w:sz w:val="24"/>
-          <w:szCs w:val="24"/>
-          <w:lang w:eastAsia="en-IN"/>
-        </w:rPr>
-        <w:t xml:space="preserve">│ ├── </w:t>
-      </w:r>
-      <w:proofErr w:type="spellStart"/>
-      <w:proofErr w:type="gramStart"/>
-      <w:r>
-        <w:rPr>
-          <w:rFonts w:ascii="Times New Roman" w:eastAsia="Times New Roman" w:hAnsi="Times New Roman" w:cs="Times New Roman"/>
-          <w:sz w:val="24"/>
-          <w:szCs w:val="24"/>
-          <w:lang w:eastAsia="en-IN"/>
-        </w:rPr>
-        <w:t>kiali.yaml</w:t>
-      </w:r>
-      <w:proofErr w:type="spellEnd"/>
-      <w:proofErr w:type="gramEnd"/>
-    </w:p>
-    <w:p>
-      <w:pPr>
-        <w:spacing w:after="0" w:line="240" w:lineRule="auto"/>
-        <w:rPr>
-          <w:rFonts w:ascii="Times New Roman" w:eastAsia="Times New Roman" w:hAnsi="Times New Roman" w:cs="Times New Roman"/>
-          <w:sz w:val="24"/>
-          <w:szCs w:val="24"/>
-          <w:lang w:eastAsia="en-IN"/>
-        </w:rPr>
-      </w:pPr>
-      <w:r>
-        <w:rPr>
-          <w:rFonts w:ascii="Times New Roman" w:eastAsia="Times New Roman" w:hAnsi="Times New Roman" w:cs="Times New Roman"/>
-          <w:sz w:val="24"/>
-          <w:szCs w:val="24"/>
-          <w:lang w:eastAsia="en-IN"/>
-        </w:rPr>
-        <w:t xml:space="preserve">│ ├── </w:t>
-      </w:r>
-      <w:proofErr w:type="spellStart"/>
-      <w:r>
-        <w:rPr>
-          <w:rFonts w:ascii="Times New Roman" w:eastAsia="Times New Roman" w:hAnsi="Times New Roman" w:cs="Times New Roman"/>
-          <w:sz w:val="24"/>
-          <w:szCs w:val="24"/>
-          <w:lang w:eastAsia="en-IN"/>
-        </w:rPr>
-        <w:t>grafana</w:t>
-      </w:r>
-      <w:proofErr w:type="spellEnd"/>
-      <w:r>
-        <w:rPr>
-          <w:rFonts w:ascii="Times New Roman" w:eastAsia="Times New Roman" w:hAnsi="Times New Roman" w:cs="Times New Roman"/>
-          <w:sz w:val="24"/>
-          <w:szCs w:val="24"/>
-          <w:lang w:eastAsia="en-IN"/>
-        </w:rPr>
-        <w:t>-dashboards/</w:t>
-      </w:r>
-    </w:p>
-    <w:p>
-      <w:pPr>
-        <w:spacing w:after="0" w:line="240" w:lineRule="auto"/>
-        <w:rPr>
-          <w:rFonts w:ascii="Times New Roman" w:eastAsia="Times New Roman" w:hAnsi="Times New Roman" w:cs="Times New Roman"/>
-          <w:sz w:val="24"/>
-          <w:szCs w:val="24"/>
-          <w:lang w:eastAsia="en-IN"/>
-        </w:rPr>
-      </w:pPr>
-      <w:r>
-        <w:rPr>
-          <w:rFonts w:ascii="Times New Roman" w:eastAsia="Times New Roman" w:hAnsi="Times New Roman" w:cs="Times New Roman"/>
-          <w:sz w:val="24"/>
-          <w:szCs w:val="24"/>
-          <w:lang w:eastAsia="en-IN"/>
-        </w:rPr>
-        <w:t xml:space="preserve">│ └── </w:t>
-      </w:r>
-      <w:proofErr w:type="spellStart"/>
-      <w:proofErr w:type="gramStart"/>
-      <w:r>
-        <w:rPr>
-          <w:rFonts w:ascii="Times New Roman" w:eastAsia="Times New Roman" w:hAnsi="Times New Roman" w:cs="Times New Roman"/>
-          <w:sz w:val="24"/>
-          <w:szCs w:val="24"/>
-          <w:lang w:eastAsia="en-IN"/>
-        </w:rPr>
-        <w:t>kustomization.yaml</w:t>
-      </w:r>
-      <w:proofErr w:type="spellEnd"/>
-      <w:proofErr w:type="gramEnd"/>
-    </w:p>
-    <w:p>
-      <w:pPr>
-        <w:spacing w:after="0" w:line="240" w:lineRule="auto"/>
-        <w:rPr>
-          <w:rFonts w:ascii="Times New Roman" w:eastAsia="Times New Roman" w:hAnsi="Times New Roman" w:cs="Times New Roman"/>
-          <w:sz w:val="24"/>
-          <w:szCs w:val="24"/>
-          <w:lang w:eastAsia="en-IN"/>
-        </w:rPr>
-      </w:pPr>
-      <w:r>
-        <w:rPr>
-          <w:rFonts w:ascii="Times New Roman" w:eastAsia="Times New Roman" w:hAnsi="Times New Roman" w:cs="Times New Roman"/>
-          <w:sz w:val="24"/>
-          <w:szCs w:val="24"/>
-          <w:lang w:eastAsia="en-IN"/>
-        </w:rPr>
-        <w:t>│</w:t>
-      </w:r>
-    </w:p>
-    <w:p>
-      <w:pPr>
-        <w:spacing w:after="0" w:line="240" w:lineRule="auto"/>
-        <w:rPr>
-          <w:rFonts w:ascii="Times New Roman" w:eastAsia="Times New Roman" w:hAnsi="Times New Roman" w:cs="Times New Roman"/>
-          <w:sz w:val="24"/>
-          <w:szCs w:val="24"/>
-          <w:lang w:eastAsia="en-IN"/>
-        </w:rPr>
-      </w:pPr>
-      <w:r>
-        <w:rPr>
-          <w:rFonts w:ascii="Times New Roman" w:eastAsia="Times New Roman" w:hAnsi="Times New Roman" w:cs="Times New Roman"/>
-          <w:sz w:val="24"/>
-          <w:szCs w:val="24"/>
-          <w:lang w:eastAsia="en-IN"/>
-        </w:rPr>
-        <w:t xml:space="preserve">└── </w:t>
-      </w:r>
-      <w:proofErr w:type="spellStart"/>
-      <w:proofErr w:type="gramStart"/>
-      <w:r>
-        <w:rPr>
-          <w:rFonts w:ascii="Times New Roman" w:eastAsia="Times New Roman" w:hAnsi="Times New Roman" w:cs="Times New Roman"/>
-          <w:sz w:val="24"/>
-          <w:szCs w:val="24"/>
-          <w:lang w:eastAsia="en-IN"/>
-        </w:rPr>
-        <w:t>kustomization.yaml</w:t>
-      </w:r>
-      <w:proofErr w:type="spellEnd"/>
-      <w:proofErr w:type="gramEnd"/>
-    </w:p>
-    <w:p>
-      <w:bookmarkStart w:id="0" w:name="_GoBack"/>
-      <w:bookmarkEnd w:id="0"/>
+        <w:rPr>
+          <w:rFonts w:ascii="Times New Roman" w:eastAsia="Times New Roman" w:hAnsi="Times New Roman" w:cs="Times New Roman"/>
+          <w:sz w:val="24"/>
+          <w:szCs w:val="24"/>
+          <w:lang w:eastAsia="en-IN"/>
+        </w:rPr>
+      </w:pPr>
+    </w:p>
+    <w:p>
+      <w:pPr>
+        <w:rPr>
+          <w:rFonts w:ascii="Times New Roman" w:eastAsia="Times New Roman" w:hAnsi="Times New Roman" w:cs="Times New Roman"/>
+          <w:sz w:val="24"/>
+          <w:szCs w:val="24"/>
+          <w:lang w:eastAsia="en-IN"/>
+        </w:rPr>
+      </w:pPr>
+    </w:p>
+    <w:p>
+      <w:pPr>
+        <w:rPr>
+          <w:rFonts w:ascii="Times New Roman" w:eastAsia="Times New Roman" w:hAnsi="Times New Roman" w:cs="Times New Roman"/>
+          <w:sz w:val="24"/>
+          <w:szCs w:val="24"/>
+          <w:lang w:eastAsia="en-IN"/>
+        </w:rPr>
+      </w:pPr>
+    </w:p>
+    <w:p>
+      <w:pPr>
+        <w:rPr>
+          <w:rFonts w:ascii="Times New Roman" w:eastAsia="Times New Roman" w:hAnsi="Times New Roman" w:cs="Times New Roman"/>
+          <w:sz w:val="24"/>
+          <w:szCs w:val="24"/>
+          <w:lang w:eastAsia="en-IN"/>
+        </w:rPr>
+      </w:pPr>
+    </w:p>
+    <w:p>
+      <w:pPr>
+        <w:rPr>
+          <w:rFonts w:ascii="Times New Roman" w:eastAsia="Times New Roman" w:hAnsi="Times New Roman" w:cs="Times New Roman"/>
+          <w:sz w:val="24"/>
+          <w:szCs w:val="24"/>
+          <w:lang w:eastAsia="en-IN"/>
+        </w:rPr>
+      </w:pPr>
+    </w:p>
+    <w:p>
+      <w:pPr>
+        <w:rPr>
+          <w:rFonts w:ascii="Times New Roman" w:eastAsia="Times New Roman" w:hAnsi="Times New Roman" w:cs="Times New Roman"/>
+          <w:sz w:val="24"/>
+          <w:szCs w:val="24"/>
+          <w:lang w:eastAsia="en-IN"/>
+        </w:rPr>
+      </w:pPr>
+    </w:p>
+    <w:p>
+      <w:pPr>
+        <w:rPr>
+          <w:rFonts w:ascii="Times New Roman" w:eastAsia="Times New Roman" w:hAnsi="Times New Roman" w:cs="Times New Roman"/>
+          <w:sz w:val="24"/>
+          <w:szCs w:val="24"/>
+          <w:lang w:eastAsia="en-IN"/>
+        </w:rPr>
+      </w:pPr>
+    </w:p>
+    <w:p>
+      <w:pPr>
+        <w:rPr>
+          <w:rFonts w:ascii="Times New Roman" w:eastAsia="Times New Roman" w:hAnsi="Times New Roman" w:cs="Times New Roman"/>
+          <w:sz w:val="24"/>
+          <w:szCs w:val="24"/>
+          <w:lang w:eastAsia="en-IN"/>
+        </w:rPr>
+      </w:pPr>
     </w:p>
     <w:p/>
     <w:sectPr>
@@ -4285,6 +5407,126 @@
     </w:sectPr>
   </w:body>
 </w:document>
+</file>
+
+<file path=word/numbering.xml><?xml version="1.0" encoding="utf-8"?>
+<w:numbering xmlns:wpc="http://schemas.microsoft.com/office/word/2010/wordprocessingCanvas" xmlns:cx="http://schemas.microsoft.com/office/drawing/2014/chartex" xmlns:mc="http://schemas.openxmlformats.org/markup-compatibility/2006" xmlns:o="urn:schemas-microsoft-com:office:office" xmlns:r="http://schemas.openxmlformats.org/officeDocument/2006/relationships" xmlns:m="http://schemas.openxmlformats.org/officeDocument/2006/math" xmlns:v="urn:schemas-microsoft-com:vml" xmlns:wp14="http://schemas.microsoft.com/office/word/2010/wordprocessingDrawing" xmlns:wp="http://schemas.openxmlformats.org/drawingml/2006/wordprocessingDrawing" xmlns:w10="urn:schemas-microsoft-com:office:word" xmlns:w="http://schemas.openxmlformats.org/wordprocessingml/2006/main" xmlns:w14="http://schemas.microsoft.com/office/word/2010/wordml" xmlns:w15="http://schemas.microsoft.com/office/word/2012/wordml" xmlns:w16se="http://schemas.microsoft.com/office/word/2015/wordml/symex" xmlns:wpg="http://schemas.microsoft.com/office/word/2010/wordprocessingGroup" xmlns:wpi="http://schemas.microsoft.com/office/word/2010/wordprocessingInk" xmlns:wne="http://schemas.microsoft.com/office/word/2006/wordml" xmlns:wps="http://schemas.microsoft.com/office/word/2010/wordprocessingShape" mc:Ignorable="w14 w15 w16se wp14">
+  <w:abstractNum w:abstractNumId="0" w15:restartNumberingAfterBreak="0">
+    <w:nsid w:val="50B97D42"/>
+    <w:multiLevelType w:val="hybridMultilevel"/>
+    <w:tmpl w:val="450E8DCC"/>
+    <w:lvl w:ilvl="0" w:tplc="40090001">
+      <w:numFmt w:val="bullet"/>
+      <w:lvlText w:val=""/>
+      <w:lvlJc w:val="left"/>
+      <w:pPr>
+        <w:ind w:left="720" w:hanging="360"/>
+      </w:pPr>
+      <w:rPr>
+        <w:rFonts w:ascii="Symbol" w:eastAsia="Times New Roman" w:hAnsi="Symbol" w:cs="Times New Roman" w:hint="default"/>
+      </w:rPr>
+    </w:lvl>
+    <w:lvl w:ilvl="1" w:tplc="40090003" w:tentative="1">
+      <w:start w:val="1"/>
+      <w:numFmt w:val="bullet"/>
+      <w:lvlText w:val="o"/>
+      <w:lvlJc w:val="left"/>
+      <w:pPr>
+        <w:ind w:left="1440" w:hanging="360"/>
+      </w:pPr>
+      <w:rPr>
+        <w:rFonts w:ascii="Courier New" w:hAnsi="Courier New" w:cs="Courier New" w:hint="default"/>
+      </w:rPr>
+    </w:lvl>
+    <w:lvl w:ilvl="2" w:tplc="40090005" w:tentative="1">
+      <w:start w:val="1"/>
+      <w:numFmt w:val="bullet"/>
+      <w:lvlText w:val=""/>
+      <w:lvlJc w:val="left"/>
+      <w:pPr>
+        <w:ind w:left="2160" w:hanging="360"/>
+      </w:pPr>
+      <w:rPr>
+        <w:rFonts w:ascii="Wingdings" w:hAnsi="Wingdings" w:hint="default"/>
+      </w:rPr>
+    </w:lvl>
+    <w:lvl w:ilvl="3" w:tplc="40090001" w:tentative="1">
+      <w:start w:val="1"/>
+      <w:numFmt w:val="bullet"/>
+      <w:lvlText w:val=""/>
+      <w:lvlJc w:val="left"/>
+      <w:pPr>
+        <w:ind w:left="2880" w:hanging="360"/>
+      </w:pPr>
+      <w:rPr>
+        <w:rFonts w:ascii="Symbol" w:hAnsi="Symbol" w:hint="default"/>
+      </w:rPr>
+    </w:lvl>
+    <w:lvl w:ilvl="4" w:tplc="40090003" w:tentative="1">
+      <w:start w:val="1"/>
+      <w:numFmt w:val="bullet"/>
+      <w:lvlText w:val="o"/>
+      <w:lvlJc w:val="left"/>
+      <w:pPr>
+        <w:ind w:left="3600" w:hanging="360"/>
+      </w:pPr>
+      <w:rPr>
+        <w:rFonts w:ascii="Courier New" w:hAnsi="Courier New" w:cs="Courier New" w:hint="default"/>
+      </w:rPr>
+    </w:lvl>
+    <w:lvl w:ilvl="5" w:tplc="40090005" w:tentative="1">
+      <w:start w:val="1"/>
+      <w:numFmt w:val="bullet"/>
+      <w:lvlText w:val=""/>
+      <w:lvlJc w:val="left"/>
+      <w:pPr>
+        <w:ind w:left="4320" w:hanging="360"/>
+      </w:pPr>
+      <w:rPr>
+        <w:rFonts w:ascii="Wingdings" w:hAnsi="Wingdings" w:hint="default"/>
+      </w:rPr>
+    </w:lvl>
+    <w:lvl w:ilvl="6" w:tplc="40090001" w:tentative="1">
+      <w:start w:val="1"/>
+      <w:numFmt w:val="bullet"/>
+      <w:lvlText w:val=""/>
+      <w:lvlJc w:val="left"/>
+      <w:pPr>
+        <w:ind w:left="5040" w:hanging="360"/>
+      </w:pPr>
+      <w:rPr>
+        <w:rFonts w:ascii="Symbol" w:hAnsi="Symbol" w:hint="default"/>
+      </w:rPr>
+    </w:lvl>
+    <w:lvl w:ilvl="7" w:tplc="40090003" w:tentative="1">
+      <w:start w:val="1"/>
+      <w:numFmt w:val="bullet"/>
+      <w:lvlText w:val="o"/>
+      <w:lvlJc w:val="left"/>
+      <w:pPr>
+        <w:ind w:left="5760" w:hanging="360"/>
+      </w:pPr>
+      <w:rPr>
+        <w:rFonts w:ascii="Courier New" w:hAnsi="Courier New" w:cs="Courier New" w:hint="default"/>
+      </w:rPr>
+    </w:lvl>
+    <w:lvl w:ilvl="8" w:tplc="40090005" w:tentative="1">
+      <w:start w:val="1"/>
+      <w:numFmt w:val="bullet"/>
+      <w:lvlText w:val=""/>
+      <w:lvlJc w:val="left"/>
+      <w:pPr>
+        <w:ind w:left="6480" w:hanging="360"/>
+      </w:pPr>
+      <w:rPr>
+        <w:rFonts w:ascii="Wingdings" w:hAnsi="Wingdings" w:hint="default"/>
+      </w:rPr>
+    </w:lvl>
+  </w:abstractNum>
+  <w:num w:numId="1">
+    <w:abstractNumId w:val="0"/>
+  </w:num>
+</w:numbering>
 </file>
 
 <file path=word/styles.xml><?xml version="1.0" encoding="utf-8"?>
@@ -4708,6 +5950,28 @@
     <w:semiHidden/>
     <w:unhideWhenUsed/>
   </w:style>
+  <w:style w:type="paragraph" w:styleId="ListParagraph">
+    <w:name w:val="List Paragraph"/>
+    <w:basedOn w:val="Normal"/>
+    <w:uiPriority w:val="34"/>
+    <w:qFormat/>
+    <w:rsid w:val="00B0164B"/>
+    <w:pPr>
+      <w:ind w:left="720"/>
+      <w:contextualSpacing/>
+    </w:pPr>
+  </w:style>
+  <w:style w:type="character" w:styleId="Strong">
+    <w:name w:val="Strong"/>
+    <w:basedOn w:val="DefaultParagraphFont"/>
+    <w:uiPriority w:val="22"/>
+    <w:qFormat/>
+    <w:rsid w:val="0029477F"/>
+    <w:rPr>
+      <w:b/>
+      <w:bCs/>
+    </w:rPr>
+  </w:style>
 </w:styles>
 </file>
 
